--- a/business_plan_perfect.docx
+++ b/business_plan_perfect.docx
@@ -2,88 +2,401 @@
 <file path=word/document.xml><?xml version="1.0" encoding="utf-8"?>
 <w:document xmlns:wpc="http://schemas.microsoft.com/office/word/2010/wordprocessingCanvas" xmlns:mo="http://schemas.microsoft.com/office/mac/office/2008/main" xmlns:mc="http://schemas.openxmlformats.org/markup-compatibility/2006" xmlns:mv="urn:schemas-microsoft-com:mac:vml" xmlns:o="urn:schemas-microsoft-com:office:office" xmlns:r="http://schemas.openxmlformats.org/officeDocument/2006/relationships" xmlns:m="http://schemas.openxmlformats.org/officeDocument/2006/math" xmlns:v="urn:schemas-microsoft-com:vml" xmlns:wp14="http://schemas.microsoft.com/office/word/2010/wordprocessingDrawing" xmlns:wp="http://schemas.openxmlformats.org/drawingml/2006/wordprocessingDrawing" xmlns:w10="urn:schemas-microsoft-com:office:word" xmlns:w="http://schemas.openxmlformats.org/wordprocessingml/2006/main" xmlns:w14="http://schemas.microsoft.com/office/word/2010/wordml" xmlns:wpg="http://schemas.microsoft.com/office/word/2010/wordprocessingGroup" xmlns:wpi="http://schemas.microsoft.com/office/word/2010/wordprocessingInk" xmlns:wne="http://schemas.microsoft.com/office/word/2006/wordml" xmlns:wps="http://schemas.microsoft.com/office/word/2010/wordprocessingShape" mc:Ignorable="w14 wp14">
   <w:body>
-    <w:p/>
-    <w:p/>
-    <w:p/>
     <w:p>
       <w:pPr>
-        <w:jc w:val="center"/>
+        <w:pStyle w:val="Normal"/>
+      </w:pPr>
+    </w:p>
+    <w:p>
+      <w:pPr>
+        <w:pStyle w:val="Normal"/>
+      </w:pPr>
+    </w:p>
+    <w:p>
+      <w:pPr>
+        <w:pStyle w:val="Normal"/>
+      </w:pPr>
+    </w:p>
+    <w:p>
+      <w:pPr>
+        <w:pStyle w:val="Normal"/>
       </w:pPr>
       <w:r>
-        <w:rPr>
-          <w:rFonts w:ascii="Arial" w:hAnsi="Arial"/>
-          <w:b/>
-          <w:sz w:val="52"/>
-        </w:rPr>
         <w:t>БИЗНЕС-ПЛАН</w:t>
       </w:r>
     </w:p>
     <w:p>
       <w:pPr>
-        <w:jc w:val="center"/>
+        <w:pStyle w:val="Normal"/>
       </w:pPr>
       <w:r>
-        <w:rPr>
-          <w:rFonts w:ascii="Arial" w:hAnsi="Arial"/>
-          <w:b/>
-          <w:sz w:val="40"/>
-        </w:rPr>
         <w:t>Создание туристическо-рекреационного центра</w:t>
         <w:br/>
         <w:t>«Кок-Жайык»</w:t>
       </w:r>
     </w:p>
-    <w:p/>
-    <w:p/>
-    <w:p/>
     <w:p>
       <w:pPr>
-        <w:jc w:val="center"/>
+        <w:pStyle w:val="Normal"/>
+      </w:pPr>
+    </w:p>
+    <w:p>
+      <w:pPr>
+        <w:pStyle w:val="Normal"/>
+      </w:pPr>
+    </w:p>
+    <w:p>
+      <w:pPr>
+        <w:pStyle w:val="Normal"/>
+      </w:pPr>
+    </w:p>
+    <w:p>
+      <w:pPr>
+        <w:pStyle w:val="Normal"/>
+      </w:pPr>
+    </w:p>
+    <w:p>
+      <w:pPr>
+        <w:pStyle w:val="Normal"/>
+      </w:pPr>
+    </w:p>
+    <w:p>
+      <w:pPr>
+        <w:pStyle w:val="Normal"/>
       </w:pPr>
       <w:r>
-        <w:rPr>
-          <w:rFonts w:ascii="Arial" w:hAnsi="Arial"/>
-          <w:sz w:val="28"/>
-        </w:rPr>
-        <w:t>Место реализации: Иссык-Кульская область, Тюпский район,</w:t>
-        <w:br/>
-        <w:t>52-й км трассы Тюп-Кеген</w:t>
-      </w:r>
-    </w:p>
-    <w:p/>
-    <w:p/>
-    <w:p/>
-    <w:p/>
-    <w:p/>
-    <w:p>
-      <w:pPr>
-        <w:jc w:val="right"/>
-      </w:pPr>
-      <w:r>
-        <w:rPr>
-          <w:rFonts w:ascii="Arial" w:hAnsi="Arial"/>
-          <w:b/>
-          <w:sz w:val="24"/>
-        </w:rPr>
         <w:t xml:space="preserve">Подготовил: Умеров Марс Казизович  </w:t>
       </w:r>
     </w:p>
-    <w:p/>
-    <w:p/>
-    <w:p/>
-    <w:p/>
-    <w:p/>
-    <w:p/>
     <w:p>
       <w:pPr>
-        <w:jc w:val="center"/>
+        <w:pStyle w:val="Normal"/>
+      </w:pPr>
+    </w:p>
+    <w:p>
+      <w:pPr>
+        <w:pStyle w:val="Normal"/>
+      </w:pPr>
+    </w:p>
+    <w:p>
+      <w:pPr>
+        <w:pStyle w:val="Normal"/>
+      </w:pPr>
+    </w:p>
+    <w:p>
+      <w:pPr>
+        <w:pStyle w:val="Normal"/>
+      </w:pPr>
+    </w:p>
+    <w:p>
+      <w:pPr>
+        <w:pStyle w:val="Normal"/>
+      </w:pPr>
+    </w:p>
+    <w:p>
+      <w:pPr>
+        <w:pStyle w:val="Normal"/>
+      </w:pPr>
+    </w:p>
+    <w:p>
+      <w:pPr>
+        <w:pStyle w:val="Normal"/>
       </w:pPr>
       <w:r>
-        <w:rPr>
-          <w:rFonts w:ascii="Arial" w:hAnsi="Arial"/>
-          <w:sz w:val="24"/>
-        </w:rPr>
         <w:t>Кыргызская Республика, 2026 г.</w:t>
+      </w:r>
+    </w:p>
+    <w:p>
+      <w:pPr>
+        <w:pStyle w:val="Normal"/>
+      </w:pPr>
+    </w:p>
+    <w:p>
+      <w:pPr>
+        <w:pStyle w:val="Normal"/>
+      </w:pPr>
+      <w:r>
+        <w:t>2 860 000 (два миллиона восемьсот шестьдесят тысяч) сомов.</w:t>
+      </w:r>
+    </w:p>
+    <w:p>
+      <w:pPr>
+        <w:pStyle w:val="Normal"/>
+      </w:pPr>
+      <w:r>
+        <w:t>Для старта проекта требуется 2 002 000 сомов, остальные 858 000 сомов (30%) будут обеспечены за счет собственных средств.</w:t>
+      </w:r>
+    </w:p>
+    <w:p>
+      <w:pPr>
+        <w:pStyle w:val="Normal"/>
+      </w:pPr>
+      <w:r>
+        <w:t>Цель проекта: оказывать качественные услуги в сфере туризма для зарубежных, а также, местных гостей.</w:t>
+      </w:r>
+    </w:p>
+    <w:p>
+      <w:pPr>
+        <w:pStyle w:val="Normal"/>
+      </w:pPr>
+      <w:r>
+        <w:t>1. Резюме проекта</w:t>
+      </w:r>
+    </w:p>
+    <w:p>
+      <w:pPr>
+        <w:pStyle w:val="Normal"/>
+      </w:pPr>
+      <w:r>
+        <w:t>Настоящий бизнес-план разработан для обоснования инвестиций в создание туристическо-рекреационного центра "Кок-Жайык" на трассе Тюп-Кеген в Иссык-Кульской области Кыргызской Республики. Проект нацелен на обслуживание растущего туристического и транзитного потока между Казахстаном (Алматы) и Иссык-Кулем (Каракол).</w:t>
+      </w:r>
+    </w:p>
+    <w:p>
+      <w:pPr>
+        <w:pStyle w:val="Normal"/>
+      </w:pPr>
+      <w:r>
+        <w:t>Ключевые показатели проекта:</w:t>
+      </w:r>
+    </w:p>
+    <w:p>
+      <w:pPr>
+        <w:pStyle w:val="Normal"/>
+      </w:pPr>
+      <w:r>
+        <w:t>2. Описание предприятия и услуг</w:t>
+      </w:r>
+    </w:p>
+    <w:p>
+      <w:pPr>
+        <w:pStyle w:val="Normal"/>
+      </w:pPr>
+      <w:r>
+        <w:t>Центр "Кок-Жайык" будет представлять собой многофункциональный комплекс, сочетающий придорожный сервис и комфортное размещение в эко-стиле.</w:t>
+      </w:r>
+    </w:p>
+    <w:p>
+      <w:pPr>
+        <w:pStyle w:val="Normal"/>
+      </w:pPr>
+      <w:r>
+        <w:t>2.1. Инфраструктура</w:t>
+      </w:r>
+    </w:p>
+    <w:p>
+      <w:pPr>
+        <w:pStyle w:val="Normal"/>
+      </w:pPr>
+      <w:r>
+        <w:t>Инфраструктура центра включает:</w:t>
+      </w:r>
+    </w:p>
+    <w:p>
+      <w:pPr>
+        <w:pStyle w:val="Normal"/>
+      </w:pPr>
+      <w:r>
+        <w:t>Магазин и Кафе: Придорожное кафе на 20-30 посадочных мест и небольшой магазин с товарами первой необходимости, сувенирами и местной продукцией.</w:t>
+      </w:r>
+    </w:p>
+    <w:p>
+      <w:pPr>
+        <w:pStyle w:val="Normal"/>
+      </w:pPr>
+      <w:r>
+        <w:t>Размещение одна Юрта: предназначенные для сезонного (летне-осеннего) размещения, что позволит привлечь туристов, ищущих аутентичный опыт.</w:t>
+      </w:r>
+    </w:p>
+    <w:p>
+      <w:pPr>
+        <w:pStyle w:val="Normal"/>
+      </w:pPr>
+      <w:r>
+        <w:t>Площадка для игр: Оборудованная детская и спортивная площадка для кратковременного отдыха транзитных пассажиров и гостей центра.</w:t>
+      </w:r>
+    </w:p>
+    <w:p>
+      <w:pPr>
+        <w:pStyle w:val="Normal"/>
+      </w:pPr>
+      <w:r>
+        <w:t>А-фрейм дом: Один дом на 4 человека, построенный за счет собственных средств.</w:t>
+      </w:r>
+    </w:p>
+    <w:p>
+      <w:pPr>
+        <w:pStyle w:val="Normal"/>
+      </w:pPr>
+      <w:r>
+        <w:t>2.2. Целевая аудитория</w:t>
+      </w:r>
+    </w:p>
+    <w:p>
+      <w:pPr>
+        <w:pStyle w:val="Normal"/>
+      </w:pPr>
+      <w:r>
+        <w:t>1.  Транзитные туристы: Автомобилисты, следующие из Казахстана (Алматы) в Каракол и на южный берег Иссык-Куля, использующие трассу Тюп-Кеген как кратчайший путь.</w:t>
+      </w:r>
+    </w:p>
+    <w:p>
+      <w:pPr>
+        <w:pStyle w:val="Normal"/>
+      </w:pPr>
+      <w:r>
+        <w:t>2.  Экотуристы и альпинисты: Путешественники, направляющиеся в ущелье Каркыра, к пику Хан-Тенгри и в другие горные районы.</w:t>
+      </w:r>
+    </w:p>
+    <w:p>
+      <w:pPr>
+        <w:pStyle w:val="Normal"/>
+      </w:pPr>
+      <w:r>
+        <w:t>3.  Местные жители: посетители из близлежащих сел и городов, использующие кафе.</w:t>
+      </w:r>
+    </w:p>
+    <w:p>
+      <w:pPr>
+        <w:pStyle w:val="Normal"/>
+      </w:pPr>
+      <w:r>
+        <w:t>3. Анализ рынка и конкуренции</w:t>
+      </w:r>
+    </w:p>
+    <w:p>
+      <w:pPr>
+        <w:pStyle w:val="Normal"/>
+      </w:pPr>
+      <w:r>
+        <w:t>3.1. Анализ местоположения</w:t>
+      </w:r>
+    </w:p>
+    <w:p>
+      <w:pPr>
+        <w:pStyle w:val="Normal"/>
+      </w:pPr>
+      <w:r>
+        <w:t>Местоположение 52й км Тюп-Кеген находится на ключевом участке трассы Тюп-Кеген, которая была недавно реконструирована, что значительно увеличило ее пропускную способность и привлекательность как альтернативного маршрута в Алматы. Близость к КПП “Каркыра-Автодорожный”, который планируется перевести на круглосуточный режим работы, гарантирует стабильный трафик. Так же уникальность проекта в том что дорога от "Трёх Вершин" (Ала-Тоо RESORT) примыкает к трассе Туп-Кеген (к точке локации проекта "Кок-Жайык").</w:t>
+      </w:r>
+    </w:p>
+    <w:p>
+      <w:pPr>
+        <w:pStyle w:val="Normal"/>
+      </w:pPr>
+      <w:r>
+        <w:t>3.2. Конкурентный анализ</w:t>
+      </w:r>
+    </w:p>
+    <w:p>
+      <w:pPr>
+        <w:pStyle w:val="Normal"/>
+      </w:pPr>
+      <w:r>
+        <w:t>Основными конкурентами являются существующие юрточные лагеря и глэмпинги в долине Каркыра, такие как "Юрточный Глэмпинг Каркара" и "Каркыра Глэмпинг".</w:t>
+      </w:r>
+    </w:p>
+    <w:p>
+      <w:pPr>
+        <w:pStyle w:val="Normal"/>
+      </w:pPr>
+      <w:r>
+        <w:t>4. Маркетинговый план</w:t>
+      </w:r>
+    </w:p>
+    <w:p>
+      <w:pPr>
+        <w:pStyle w:val="Normal"/>
+      </w:pPr>
+      <w:r>
+        <w:t>1.  Онлайн-продвижение: Активное ведение Instagram, Тик Ток и Google Maps.</w:t>
+      </w:r>
+    </w:p>
+    <w:p>
+      <w:pPr>
+        <w:pStyle w:val="Normal"/>
+      </w:pPr>
+      <w:r>
+        <w:t>2.  Партнёрство: Сотрудничество с туроператорами, организующими туры в Каракол, на Иссык-Куль и к Хан-Тенгри.</w:t>
+      </w:r>
+    </w:p>
+    <w:p>
+      <w:pPr>
+        <w:pStyle w:val="Normal"/>
+      </w:pPr>
+      <w:r>
+        <w:t>3.  Указатели: Установка заметных дорожных указателей на трассе Тюп-Кеген.</w:t>
+      </w:r>
+    </w:p>
+    <w:p>
+      <w:pPr>
+        <w:pStyle w:val="Normal"/>
+      </w:pPr>
+      <w:r>
+        <w:t>5. Финансовый план</w:t>
+      </w:r>
+    </w:p>
+    <w:p>
+      <w:pPr>
+        <w:pStyle w:val="Normal"/>
+      </w:pPr>
+      <w:r>
+        <w:t>5.1. Инвестиционные расходы за счет средств ФРР</w:t>
+      </w:r>
+    </w:p>
+    <w:p>
+      <w:pPr>
+        <w:pStyle w:val="Normal"/>
+      </w:pPr>
+      <w:r>
+        <w:t>Общий объем инвестиций составляет 2 860 000 сомов, из них 30% — вклад собственных средств в размере 858 000 сомов на строительство А-фрэйм дома (гостевой домик на 4-6 чел.) в количестве 1 единица.</w:t>
+      </w:r>
+    </w:p>
+    <w:p>
+      <w:pPr>
+        <w:pStyle w:val="Normal"/>
+      </w:pPr>
+      <w:r>
+        <w:t>5.2. Прогноз доходов</w:t>
+      </w:r>
+    </w:p>
+    <w:p>
+      <w:pPr>
+        <w:pStyle w:val="Normal"/>
+      </w:pPr>
+      <w:r>
+        <w:t>Прогноз основан на сезонности и средней заполняемости (май-сентябрь).</w:t>
+      </w:r>
+    </w:p>
+    <w:p>
+      <w:pPr>
+        <w:pStyle w:val="Normal"/>
+      </w:pPr>
+      <w:r>
+        <w:t>5.3. Операционные расходы</w:t>
+      </w:r>
+    </w:p>
+    <w:p>
+      <w:pPr>
+        <w:pStyle w:val="Normal"/>
+      </w:pPr>
+      <w:r>
+        <w:t>Годовые операционные расходы составляют 200 000 сомов.</w:t>
+      </w:r>
+    </w:p>
+    <w:p>
+      <w:pPr>
+        <w:pStyle w:val="Normal"/>
+      </w:pPr>
+      <w:r>
+        <w:t>Выводы:</w:t>
+      </w:r>
+    </w:p>
+    <w:p>
+      <w:pPr>
+        <w:pStyle w:val="Normal"/>
+      </w:pPr>
+      <w:r>
+        <w:t>Проект “Кок Жайык" демонстрирует высокую финансовую привлекательность со сроком окупаемости менее 3 лет. Стратегическое расположение на обновленной трассе. Это стабильный малый бизнес, который обеспечит рабочим местом местных жителей и при этом будет приносить налоговые сборы в регион. А так же будет примером для развития туризма как дополнительный доход местным жителям. Уникальность проекта в том, что локация находится пересечении стратегических развязок, которое соединяет Тюпский регион с Аксууйским с востока. Как примечание могу сказать, что от КПП “Каркыра” до локации проекта отсутствует достойное место отдыха с парковочным местом.</w:t>
       </w:r>
     </w:p>
     <w:p>
@@ -92,1196 +405,536 @@
       </w:r>
     </w:p>
     <w:p>
-      <w:pPr/>
+      <w:pPr>
+        <w:pStyle w:val="MdHeading1"/>
+      </w:pPr>
       <w:r>
-        <w:rPr/>
-        <w:t>2 860 000 (два миллиона восемьсот шестьдесят тысяч) сомов.</w:t>
+        <w:t>Раздел: Охрана окружающей среды</w:t>
       </w:r>
     </w:p>
     <w:p>
-      <w:pPr/>
+      <w:pPr>
+        <w:pStyle w:val="MdParagraph"/>
+      </w:pPr>
       <w:r>
-        <w:rPr/>
-        <w:t>Для старта проекта требуется 2 002 000 сомов, остальные 858 000 сомов (30%) будут обеспечены за счет собственных средств.</w:t>
+        <w:t>Реализация проекта туристическо-рекреационного центра «Кок-Жайык» осуществляется в экологически чувствительном регионе Иссык-Кульской области. В соответствии с Законом КР «Об охране окружающей среды» и Законом «Об устойчивом развитии эколого-экономической системы «Иссык-Куль», проект предусматривает комплекс мер по минимизации негативного воздействия на природу.</w:t>
       </w:r>
     </w:p>
     <w:p>
-      <w:pPr/>
+      <w:pPr>
+        <w:pStyle w:val="MdSpace"/>
+      </w:pPr>
+    </w:p>
+    <w:p>
+      <w:pPr>
+        <w:pStyle w:val="MdHeading2"/>
+      </w:pPr>
       <w:r>
-        <w:rPr/>
-        <w:t>Цель проекта: оказывать качественные услуги в сфере туризма для зарубежных, а также, местных гостей.</w:t>
+        <w:t>1. Источники загрязнения в период строительства</w:t>
       </w:r>
     </w:p>
     <w:p>
-      <w:pPr/>
+      <w:pPr>
+        <w:pStyle w:val="MdParagraph"/>
+      </w:pPr>
       <w:r>
-        <w:rPr>
-          <w:b/>
-        </w:rPr>
-        <w:t>1. Резюме проекта</w:t>
+        <w:t>Период строительства является наиболее интенсивным этапом воздействия на окружающую среду. Основными источниками загрязнения являются:</w:t>
       </w:r>
     </w:p>
     <w:p>
-      <w:pPr/>
+      <w:pPr>
+        <w:pStyle w:val="MdSpace"/>
+      </w:pPr>
+    </w:p>
+    <w:p>
+      <w:pPr>
+        <w:pStyle w:val="MdHeading2"/>
+      </w:pPr>
       <w:r>
-        <w:rPr/>
-        <w:t>Настоящий бизнес-план разработан для обоснования инвестиций в создание туристическо-рекреационного центра "Кок-Жайык" на трассе Тюп-Кеген в Иссык-Кульской области Кыргызской Республики. Проект нацелен на обслуживание растущего туристического и транзитного потока между Казахстаном (Алматы) и Иссык-Кулем (Каракол).</w:t>
+        <w:t>2. Меры по предотвращению загрязнения при строительстве</w:t>
       </w:r>
     </w:p>
     <w:p>
-      <w:pPr/>
+      <w:pPr>
+        <w:pStyle w:val="MdParagraph"/>
+      </w:pPr>
       <w:r>
-        <w:rPr>
-          <w:b/>
-        </w:rPr>
-        <w:t>Ключевые показатели проекта:</w:t>
-      </w:r>
-    </w:p>
-    <w:tbl>
-      <w:tblPr>
-        <w:tblStyle w:val="TableGrid"/>
-        <w:tblW w:type="auto" w:w="0"/>
-        <w:tblLook w:firstColumn="1" w:firstRow="1" w:lastColumn="0" w:lastRow="0" w:noHBand="0" w:noVBand="1" w:val="04A0"/>
-      </w:tblPr>
-      <w:tblGrid>
-        <w:gridCol w:w="4320"/>
-        <w:gridCol w:w="4320"/>
-      </w:tblGrid>
-      <w:tr>
-        <w:tc>
-          <w:tcPr>
-            <w:tcW w:type="dxa" w:w="4320"/>
-          </w:tcPr>
-          <w:p>
-            <w:r>
-              <w:t>Показатель</w:t>
-            </w:r>
-          </w:p>
-        </w:tc>
-        <w:tc>
-          <w:tcPr>
-            <w:tcW w:type="dxa" w:w="4320"/>
-          </w:tcPr>
-          <w:p>
-            <w:r>
-              <w:t>Значение</w:t>
-            </w:r>
-          </w:p>
-        </w:tc>
-      </w:tr>
-      <w:tr>
-        <w:tc>
-          <w:tcPr>
-            <w:tcW w:type="dxa" w:w="4320"/>
-          </w:tcPr>
-          <w:p>
-            <w:r>
-              <w:t>Общий объем инвестиций</w:t>
-            </w:r>
-          </w:p>
-        </w:tc>
-        <w:tc>
-          <w:tcPr>
-            <w:tcW w:type="dxa" w:w="4320"/>
-          </w:tcPr>
-          <w:p>
-            <w:r>
-              <w:t>2 860 000 сом</w:t>
-            </w:r>
-          </w:p>
-        </w:tc>
-      </w:tr>
-      <w:tr>
-        <w:tc>
-          <w:tcPr>
-            <w:tcW w:type="dxa" w:w="4320"/>
-          </w:tcPr>
-          <w:p>
-            <w:r>
-              <w:t>Прогнозируемая годовая выручка по сезону (при переходе на круглогодичность показатели будут выше на 250 000-350 000 сом)</w:t>
-            </w:r>
-          </w:p>
-        </w:tc>
-        <w:tc>
-          <w:tcPr>
-            <w:tcW w:type="dxa" w:w="4320"/>
-          </w:tcPr>
-          <w:p>
-            <w:r>
-              <w:t>900 000 сом</w:t>
-            </w:r>
-          </w:p>
-        </w:tc>
-      </w:tr>
-      <w:tr>
-        <w:tc>
-          <w:tcPr>
-            <w:tcW w:type="dxa" w:w="4320"/>
-          </w:tcPr>
-          <w:p>
-            <w:r>
-              <w:t>Прогнозируемая годовая чистая прибыль</w:t>
-            </w:r>
-          </w:p>
-        </w:tc>
-        <w:tc>
-          <w:tcPr>
-            <w:tcW w:type="dxa" w:w="4320"/>
-          </w:tcPr>
-          <w:p>
-            <w:r>
-              <w:t>700 000 сом</w:t>
-            </w:r>
-          </w:p>
-        </w:tc>
-      </w:tr>
-      <w:tr>
-        <w:tc>
-          <w:tcPr>
-            <w:tcW w:type="dxa" w:w="4320"/>
-          </w:tcPr>
-          <w:p>
-            <w:r>
-              <w:t>Срок окупаемости</w:t>
-            </w:r>
-          </w:p>
-        </w:tc>
-        <w:tc>
-          <w:tcPr>
-            <w:tcW w:type="dxa" w:w="4320"/>
-          </w:tcPr>
-          <w:p>
-            <w:r>
-              <w:t>3 года</w:t>
-            </w:r>
-          </w:p>
-        </w:tc>
-      </w:tr>
-      <w:tr>
-        <w:tc>
-          <w:tcPr>
-            <w:tcW w:type="dxa" w:w="4320"/>
-          </w:tcPr>
-          <w:p>
-            <w:r>
-              <w:t>Местоположение</w:t>
-            </w:r>
-          </w:p>
-        </w:tc>
-        <w:tc>
-          <w:tcPr>
-            <w:tcW w:type="dxa" w:w="4320"/>
-          </w:tcPr>
-          <w:p>
-            <w:r>
-              <w:t>52-км трассы Тюп-Кеген</w:t>
-            </w:r>
-          </w:p>
-        </w:tc>
-      </w:tr>
-    </w:tbl>
-    <w:p>
-      <w:pPr/>
-      <w:r>
-        <w:rPr>
-          <w:b/>
-        </w:rPr>
-        <w:t>2. Описание предприятия и услуг</w:t>
+        <w:t>Для минимизации вышеуказанных воздействий устанавливаются следующие регламенты:</w:t>
       </w:r>
     </w:p>
     <w:p>
-      <w:pPr/>
+      <w:pPr>
+        <w:pStyle w:val="MdSpace"/>
+      </w:pPr>
+    </w:p>
+    <w:p>
+      <w:pPr>
+        <w:pStyle w:val="MdListItem"/>
+      </w:pPr>
       <w:r>
-        <w:rPr/>
-        <w:t>Центр "Кок-Жайык" будет представлять собой многофункциональный комплекс, сочетающий придорожный сервис и комфортное размещение в эко-стиле.</w:t>
+        <w:t>Защита атмосферного воздуха: Использование исправной техники с действующими сертификатами экологического контроля. Подавление пыли путем орошения площадки в засушливые периоды.</w:t>
       </w:r>
     </w:p>
     <w:p>
-      <w:pPr/>
+      <w:pPr>
+        <w:pStyle w:val="MdListItem"/>
+      </w:pPr>
       <w:r>
-        <w:rPr>
-          <w:b/>
-        </w:rPr>
-        <w:t>2.1. Инфраструктура</w:t>
+        <w:t>Охрана почв и земель: Снятие и сохранение плодородного слоя почвы перед началом работ для последующей рекультивации. Строгое ограничение движения транспорта установленными дорогами.</w:t>
       </w:r>
     </w:p>
     <w:p>
-      <w:pPr/>
+      <w:pPr>
+        <w:pStyle w:val="MdListItem"/>
+      </w:pPr>
       <w:r>
-        <w:rPr/>
-        <w:t>Инфраструктура центра включает:</w:t>
+        <w:t>Управление отходами: Организация площадок для раздельного сбора строительного мусора и ТБО. Заключение договоров на вывоз отходов со специализированными службами Тюпского района.</w:t>
       </w:r>
     </w:p>
     <w:p>
-      <w:pPr/>
+      <w:pPr>
+        <w:pStyle w:val="MdListItem"/>
+      </w:pPr>
       <w:r>
-        <w:rPr/>
-        <w:t>Магазин и Кафе: Придорожное кафе на 20-30 посадочных мест и небольшой магазин с товарами первой необходимости, сувенирами и местной продукцией.</w:t>
+        <w:t>**Защита водных ресурсов:  ** Запрет на мойку техники на территории объекта. Использование туалета с возможность выкачивание содержимого без риска просачивание в почву.</w:t>
       </w:r>
     </w:p>
     <w:p>
-      <w:pPr/>
+      <w:pPr>
+        <w:pStyle w:val="MdSpace"/>
+      </w:pPr>
+    </w:p>
+    <w:p>
+      <w:pPr>
+        <w:pStyle w:val="MdHeading2"/>
+      </w:pPr>
       <w:r>
-        <w:rPr/>
-        <w:t>Размещение одна Юрта: предназначенные для сезонного (летне-осеннего) размещения, что позволит привлечь туристов, ищущих аутентичный опыт.</w:t>
+        <w:t>3. Экологические аспекты эксплуатации (Эко-стандарты проекта)</w:t>
       </w:r>
     </w:p>
     <w:p>
-      <w:pPr/>
+      <w:pPr>
+        <w:pStyle w:val="MdParagraph"/>
+      </w:pPr>
       <w:r>
-        <w:rPr/>
-        <w:t>Площадка для игр: Оборудованная детская и спортивная площадка для кратковременного отдыха транзитных пассажиров и гостей центра.</w:t>
+        <w:t>Проект «Кок-Жайык» позиционируется как эко-центр, что подразумевает внедрение «зеленых» технологий:</w:t>
       </w:r>
     </w:p>
     <w:p>
-      <w:pPr/>
+      <w:pPr>
+        <w:pStyle w:val="MdSpace"/>
+      </w:pPr>
+    </w:p>
+    <w:p>
+      <w:pPr>
+        <w:pStyle w:val="MdListItem"/>
+      </w:pPr>
       <w:r>
-        <w:rPr/>
-        <w:t>А-фрейм дом: Один дом на 4 человека, построенный за счет собственных средств.</w:t>
+        <w:t>Водоотведение: Установка современных локальных очистных сооружений (ЛОС) или герметичных септиков с системой глубокой биологической очистки, исключающих попадание стоков в грунтовые воды.</w:t>
       </w:r>
     </w:p>
     <w:p>
-      <w:pPr/>
+      <w:pPr>
+        <w:pStyle w:val="MdListItem"/>
+      </w:pPr>
       <w:r>
-        <w:rPr>
-          <w:b/>
-        </w:rPr>
-        <w:t>2.2. Целевая аудитория</w:t>
+        <w:t>Энергоэффективность: Использование энергосберегающего освещения и теплоизоляции домов A-frame для снижения углеродного следа.</w:t>
       </w:r>
     </w:p>
     <w:p>
-      <w:pPr/>
+      <w:pPr>
+        <w:pStyle w:val="MdListItem"/>
+      </w:pPr>
       <w:r>
-        <w:rPr/>
-        <w:t>1.  Транзитные туристы: Автомобилисты, следующие из Казахстана (Алматы) в Каракол и на южный берег Иссык-Куля, использующие трассу Тюп-Кеген как кратчайший путь.</w:t>
+        <w:t>Сохранение ландшафта: Максимальное сохранение естественного рельефа и растительности. Озеленение территории эндемичными видами растений.</w:t>
       </w:r>
     </w:p>
     <w:p>
-      <w:pPr/>
+      <w:pPr>
+        <w:pStyle w:val="MdListItem"/>
+      </w:pPr>
       <w:r>
-        <w:rPr>
-          <w:b/>
-        </w:rPr>
-        <w:t>2.  Экотуристы и альпинисты: Путешественники, направляющиеся в ущелье Каркыра, к пику Хан-Тенгри и в другие горные районы.</w:t>
+        <w:t>Эко-просвещение: Размещение информационных стендов для туристов о правилах поведения в горной местности и бережном отношении к природе Каркыры.</w:t>
       </w:r>
     </w:p>
     <w:p>
-      <w:pPr/>
+      <w:pPr>
+        <w:pStyle w:val="MdSpace"/>
+      </w:pPr>
+    </w:p>
+    <w:p>
+      <w:pPr>
+        <w:pStyle w:val="MdHeading2"/>
+      </w:pPr>
       <w:r>
-        <w:rPr>
-          <w:b/>
-        </w:rPr>
-        <w:t>3.  Местные жители: посетители из близлежащих сел и городов, использующие кафе.</w:t>
+        <w:t>4. Соответствие законодательству</w:t>
       </w:r>
     </w:p>
     <w:p>
-      <w:pPr/>
+      <w:pPr>
+        <w:pStyle w:val="MdParagraph"/>
+      </w:pPr>
       <w:r>
-        <w:rPr>
-          <w:b/>
-        </w:rPr>
-        <w:t>3. Анализ рынка и конкуренции</w:t>
+        <w:t>Проект обязуется соблюдать нормы:</w:t>
       </w:r>
     </w:p>
     <w:p>
-      <w:pPr/>
+      <w:pPr>
+        <w:pStyle w:val="MdSpace"/>
+      </w:pPr>
+    </w:p>
+    <w:p>
+      <w:pPr>
+        <w:pStyle w:val="MdListItem"/>
+      </w:pPr>
       <w:r>
-        <w:rPr>
-          <w:b/>
-        </w:rPr>
-        <w:t>3.1. Анализ местоположения</w:t>
+        <w:t>Закона КР «Об охране окружающей среды»;</w:t>
       </w:r>
     </w:p>
     <w:p>
-      <w:pPr/>
+      <w:pPr>
+        <w:pStyle w:val="MdListItem"/>
+      </w:pPr>
       <w:r>
-        <w:rPr/>
-        <w:t>Местоположение 52й км Тюп-Кеген находится на ключевом участке трассы Тюп-Кеген, которая была недавно реконструирована, что значительно увеличило ее пропускную способность и привлекательность как альтернативного маршрута в Алматы. Близость к КПП “Каркыра-Автодорожный”, который планируется перевести на круглосуточный режим работы, гарантирует стабильный трафик. Так же уникальность проекта в том что дорога от "Трёх Вершин" (Ала-Тоо RESORT) примыкает к трассе Туп-Кеген (к точке локации проекта "Кок-Жайык").</w:t>
+        <w:t>Закона КР «Об устойчивом развитии эколого-экономической системы «Иссык-Куль»;</w:t>
       </w:r>
     </w:p>
     <w:p>
-      <w:pPr/>
+      <w:pPr>
+        <w:pStyle w:val="MdListItem"/>
+      </w:pPr>
       <w:r>
-        <w:rPr>
-          <w:b/>
-        </w:rPr>
-        <w:t>3.2. Конкурентный анализ</w:t>
+        <w:t>Технического регламента «Обеспечение экологической безопасности в Кыргызской Республике».</w:t>
       </w:r>
     </w:p>
     <w:p>
-      <w:pPr/>
+      <w:pPr>
+        <w:pStyle w:val="MdSpace"/>
+      </w:pPr>
+    </w:p>
+    <w:p>
+      <w:pPr>
+        <w:pStyle w:val="MdBlockquote"/>
+      </w:pPr>
       <w:r>
-        <w:rPr/>
-        <w:t>Основными конкурентами являются существующие юрточные лагеря и глэмпинги в долине Каркыра, такие как "Юрточный Глэмпинг Каркара" и "Каркыра Глэмпинг".</w:t>
-      </w:r>
-    </w:p>
-    <w:tbl>
-      <w:tblPr>
-        <w:tblStyle w:val="TableGrid"/>
-        <w:tblW w:type="auto" w:w="0"/>
-        <w:tblLook w:firstColumn="1" w:firstRow="1" w:lastColumn="0" w:lastRow="0" w:noHBand="0" w:noVBand="1" w:val="04A0"/>
-      </w:tblPr>
-      <w:tblGrid>
-        <w:gridCol w:w="2160"/>
-        <w:gridCol w:w="2160"/>
-        <w:gridCol w:w="2160"/>
-        <w:gridCol w:w="2160"/>
-      </w:tblGrid>
-      <w:tr>
-        <w:tc>
-          <w:tcPr>
-            <w:tcW w:type="dxa" w:w="2160"/>
-          </w:tcPr>
-          <w:p>
-            <w:r>
-              <w:t>Конкурент</w:t>
-            </w:r>
-          </w:p>
-        </w:tc>
-        <w:tc>
-          <w:tcPr>
-            <w:tcW w:type="dxa" w:w="2160"/>
-          </w:tcPr>
-          <w:p>
-            <w:r>
-              <w:t>Преимущества</w:t>
-            </w:r>
-          </w:p>
-        </w:tc>
-        <w:tc>
-          <w:tcPr>
-            <w:tcW w:type="dxa" w:w="2160"/>
-          </w:tcPr>
-          <w:p>
-            <w:r>
-              <w:t>Недостатки</w:t>
-            </w:r>
-          </w:p>
-        </w:tc>
-        <w:tc>
-          <w:tcPr>
-            <w:tcW w:type="dxa" w:w="2160"/>
-          </w:tcPr>
-          <w:p>
-            <w:r>
-              <w:t>Позиционирование</w:t>
-            </w:r>
-          </w:p>
-        </w:tc>
-      </w:tr>
-      <w:tr>
-        <w:tc>
-          <w:tcPr>
-            <w:tcW w:type="dxa" w:w="2160"/>
-          </w:tcPr>
-          <w:p>
-            <w:r>
-              <w:t>Юрточные лагеря (Каркыра)</w:t>
-            </w:r>
-          </w:p>
-        </w:tc>
-        <w:tc>
-          <w:tcPr>
-            <w:tcW w:type="dxa" w:w="2160"/>
-          </w:tcPr>
-          <w:p>
-            <w:r>
-              <w:t>Аутентичность, близость к горам</w:t>
-            </w:r>
-          </w:p>
-        </w:tc>
-        <w:tc>
-          <w:tcPr>
-            <w:tcW w:type="dxa" w:w="2160"/>
-          </w:tcPr>
-          <w:p>
-            <w:r>
-              <w:t>Сезонность, низкий уровень комфорта</w:t>
-            </w:r>
-          </w:p>
-        </w:tc>
-        <w:tc>
-          <w:tcPr>
-            <w:tcW w:type="dxa" w:w="2160"/>
-          </w:tcPr>
-          <w:p>
-            <w:r>
-              <w:t>Гибридный подход: Сочетание всесезонных А-frame домов и аутентичных юрт.</w:t>
-            </w:r>
-          </w:p>
-        </w:tc>
-      </w:tr>
-      <w:tr>
-        <w:tc>
-          <w:tcPr>
-            <w:tcW w:type="dxa" w:w="2160"/>
-          </w:tcPr>
-          <w:p>
-            <w:r>
-              <w:t>Придорожные кафе (Тюп/Кеген)</w:t>
-            </w:r>
-          </w:p>
-        </w:tc>
-        <w:tc>
-          <w:tcPr>
-            <w:tcW w:type="dxa" w:w="2160"/>
-          </w:tcPr>
-          <w:p>
-            <w:r>
-              <w:t>Низкие цены, быстрое обслуживание</w:t>
-            </w:r>
-          </w:p>
-        </w:tc>
-        <w:tc>
-          <w:tcPr>
-            <w:tcW w:type="dxa" w:w="2160"/>
-          </w:tcPr>
-          <w:p>
-            <w:r>
-              <w:t>Низкое качество, отсутствие дополнительных услуг</w:t>
-            </w:r>
-          </w:p>
-        </w:tc>
-        <w:tc>
-          <w:tcPr>
-            <w:tcW w:type="dxa" w:w="2160"/>
-          </w:tcPr>
-          <w:p>
-            <w:r>
-              <w:t>Комплексный сервис: Качественное питание, комфортный ночлег и зона отдыха.</w:t>
-            </w:r>
-          </w:p>
-        </w:tc>
-      </w:tr>
-    </w:tbl>
-    <w:p>
-      <w:pPr/>
-      <w:r>
-        <w:rPr>
-          <w:b/>
-        </w:rPr>
-        <w:t>4. Маркетинговый план</w:t>
+        <w:t>Примечание: Все строительные работы будут проводиться строго в границах отведенного участка, исключая воздействие на прилегающие пастбища и заповедные зоны.</w:t>
       </w:r>
     </w:p>
     <w:p>
-      <w:pPr/>
+      <w:pPr>
+        <w:pStyle w:val="MdSpace"/>
+      </w:pPr>
+    </w:p>
+    <w:p>
       <w:r>
-        <w:rPr>
-          <w:b/>
-        </w:rPr>
-        <w:t>1.  Онлайн-продвижение: Активное ведение Instagram, Тик Ток и Google Maps.</w:t>
+        <w:br w:type="page"/>
       </w:r>
     </w:p>
     <w:p>
-      <w:pPr/>
+      <w:pPr>
+        <w:pStyle w:val="Heading1"/>
+      </w:pPr>
       <w:r>
-        <w:rPr>
-          <w:b/>
-        </w:rPr>
-        <w:t>2.  Партнёрство: Сотрудничество с туроператорами, организующими туры в Каракол, на Иссык-Куль и к Хан-Тенгри.</w:t>
+        <w:t>ПРОЕКТ: ЭКОЛОГИЧЕСКИЙ ПАСПОРТ ПРЕДПРИЯТИЯ</w:t>
       </w:r>
     </w:p>
     <w:p>
-      <w:pPr/>
+      <w:pPr>
+        <w:pStyle w:val="Heading2"/>
+      </w:pPr>
       <w:r>
-        <w:rPr/>
-        <w:t>3.  Указатели: Установка заметных дорожных указателей на трассе Тюп-Кеген.</w:t>
+        <w:t>Туристическо-рекреационный центр «Кок-Жайык»</w:t>
       </w:r>
     </w:p>
     <w:p>
-      <w:pPr/>
+      <w:pPr>
+        <w:pStyle w:val="MdParagraph"/>
+      </w:pPr>
       <w:r>
-        <w:rPr>
-          <w:b/>
-        </w:rPr>
-        <w:t>5. Финансовый план</w:t>
+        <w:t>Местонахождение: Иссык-Кульская область, Тюпский район, трасса Тюп-Кеген, 53-й км.</w:t>
+        <w:br/>
+        <w:t>Координаты: 42.736564, 78.935704</w:t>
       </w:r>
     </w:p>
     <w:p>
-      <w:pPr/>
+      <w:pPr>
+        <w:pStyle w:val="MdSpace"/>
+      </w:pPr>
+    </w:p>
+    <w:p>
+      <w:pPr>
+        <w:pStyle w:val="MdHr"/>
+      </w:pPr>
+    </w:p>
+    <w:p>
+      <w:pPr>
+        <w:pStyle w:val="MdSpace"/>
+      </w:pPr>
+    </w:p>
+    <w:p>
+      <w:pPr>
+        <w:pStyle w:val="Heading3"/>
+      </w:pPr>
       <w:r>
-        <w:rPr>
-          <w:b/>
-        </w:rPr>
-        <w:t>5.1. Инвестиционные расходы за счет средств ФРР</w:t>
+        <w:t>1. Общие сведения о предприятии</w:t>
       </w:r>
     </w:p>
     <w:p>
-      <w:pPr/>
+      <w:pPr>
+        <w:pStyle w:val="MdListItem"/>
+      </w:pPr>
       <w:r>
-        <w:rPr/>
-        <w:t>Общий объем инвестиций составляет 2 860 000 сомов, из них 30% — вклад собственных средств в размере 858 000 сомов на строительство А-фрэйм дома (гостевой домик на 4-6 чел.) в количестве 1 единица.</w:t>
-      </w:r>
-    </w:p>
-    <w:tbl>
-      <w:tblPr>
-        <w:tblStyle w:val="TableGrid"/>
-        <w:tblW w:type="auto" w:w="0"/>
-        <w:tblLook w:firstColumn="1" w:firstRow="1" w:lastColumn="0" w:lastRow="0" w:noHBand="0" w:noVBand="1" w:val="04A0"/>
-      </w:tblPr>
-      <w:tblGrid>
-        <w:gridCol w:w="2880"/>
-        <w:gridCol w:w="2880"/>
-        <w:gridCol w:w="2880"/>
-      </w:tblGrid>
-      <w:tr>
-        <w:tc>
-          <w:tcPr>
-            <w:tcW w:type="dxa" w:w="2880"/>
-          </w:tcPr>
-          <w:p>
-            <w:r>
-              <w:t>Статья расходов</w:t>
-            </w:r>
-          </w:p>
-        </w:tc>
-        <w:tc>
-          <w:tcPr>
-            <w:tcW w:type="dxa" w:w="2880"/>
-          </w:tcPr>
-          <w:p>
-            <w:r>
-              <w:t>Стоимость</w:t>
-            </w:r>
-          </w:p>
-        </w:tc>
-        <w:tc>
-          <w:tcPr>
-            <w:tcW w:type="dxa" w:w="2880"/>
-          </w:tcPr>
-          <w:p>
-            <w:r>
-              <w:t>Примечание</w:t>
-            </w:r>
-          </w:p>
-        </w:tc>
-      </w:tr>
-      <w:tr>
-        <w:tc>
-          <w:tcPr>
-            <w:tcW w:type="dxa" w:w="2880"/>
-          </w:tcPr>
-          <w:p>
-            <w:r>
-              <w:t>Строительство кафе-магазин</w:t>
-            </w:r>
-          </w:p>
-        </w:tc>
-        <w:tc>
-          <w:tcPr>
-            <w:tcW w:type="dxa" w:w="2880"/>
-          </w:tcPr>
-          <w:p>
-            <w:r>
-              <w:t>1 400 000</w:t>
-            </w:r>
-          </w:p>
-        </w:tc>
-        <w:tc>
-          <w:tcPr>
-            <w:tcW w:type="dxa" w:w="2880"/>
-          </w:tcPr>
-          <w:p>
-            <w:r>
-              <w:t>Вкл. Оборудование, мебель</w:t>
-            </w:r>
-          </w:p>
-        </w:tc>
-      </w:tr>
-      <w:tr>
-        <w:tc>
-          <w:tcPr>
-            <w:tcW w:type="dxa" w:w="2880"/>
-          </w:tcPr>
-          <w:p>
-            <w:r>
-              <w:t>Инфраструктура и коммуникация</w:t>
-            </w:r>
-          </w:p>
-        </w:tc>
-        <w:tc>
-          <w:tcPr>
-            <w:tcW w:type="dxa" w:w="2880"/>
-          </w:tcPr>
-          <w:p>
-            <w:r>
-              <w:t>300 000</w:t>
-            </w:r>
-          </w:p>
-        </w:tc>
-        <w:tc>
-          <w:tcPr>
-            <w:tcW w:type="dxa" w:w="2880"/>
-          </w:tcPr>
-          <w:p>
-            <w:r>
-              <w:t>Ограждение, подведение воды/электричества, ЛОС</w:t>
-            </w:r>
-          </w:p>
-        </w:tc>
-      </w:tr>
-      <w:tr>
-        <w:tc>
-          <w:tcPr>
-            <w:tcW w:type="dxa" w:w="2880"/>
-          </w:tcPr>
-          <w:p>
-            <w:r>
-              <w:t>Разрешения и маркетинг</w:t>
-            </w:r>
-          </w:p>
-        </w:tc>
-        <w:tc>
-          <w:tcPr>
-            <w:tcW w:type="dxa" w:w="2880"/>
-          </w:tcPr>
-          <w:p>
-            <w:r>
-              <w:t>152 000</w:t>
-            </w:r>
-          </w:p>
-        </w:tc>
-        <w:tc>
-          <w:tcPr>
-            <w:tcW w:type="dxa" w:w="2880"/>
-          </w:tcPr>
-          <w:p>
-            <w:r>
-              <w:t>Юридические расходы, первоначальная реклама</w:t>
-            </w:r>
-          </w:p>
-        </w:tc>
-      </w:tr>
-      <w:tr>
-        <w:tc>
-          <w:tcPr>
-            <w:tcW w:type="dxa" w:w="2880"/>
-          </w:tcPr>
-          <w:p>
-            <w:r>
-              <w:t>Приобретение кухонного оборудования</w:t>
-            </w:r>
-          </w:p>
-        </w:tc>
-        <w:tc>
-          <w:tcPr>
-            <w:tcW w:type="dxa" w:w="2880"/>
-          </w:tcPr>
-          <w:p>
-            <w:r>
-              <w:t>150 000</w:t>
-            </w:r>
-          </w:p>
-        </w:tc>
-        <w:tc>
-          <w:tcPr>
-            <w:tcW w:type="dxa" w:w="2880"/>
-          </w:tcPr>
-          <w:p>
-            <w:r>
-              <w:t>Мебель, посуда, полки</w:t>
-            </w:r>
-          </w:p>
-        </w:tc>
-      </w:tr>
-      <w:tr>
-        <w:tc>
-          <w:tcPr>
-            <w:tcW w:type="dxa" w:w="2880"/>
-          </w:tcPr>
-          <w:p>
-            <w:r>
-              <w:t>Строительство А-фрэйм дом</w:t>
-            </w:r>
-          </w:p>
-        </w:tc>
-        <w:tc>
-          <w:tcPr>
-            <w:tcW w:type="dxa" w:w="2880"/>
-          </w:tcPr>
-          <w:p>
-            <w:r>
-              <w:t>858 000</w:t>
-            </w:r>
-          </w:p>
-        </w:tc>
-        <w:tc>
-          <w:tcPr>
-            <w:tcW w:type="dxa" w:w="2880"/>
-          </w:tcPr>
-          <w:p>
-            <w:r>
-              <w:t>гостевой домик</w:t>
-            </w:r>
-          </w:p>
-        </w:tc>
-      </w:tr>
-      <w:tr>
-        <w:tc>
-          <w:tcPr>
-            <w:tcW w:type="dxa" w:w="2880"/>
-          </w:tcPr>
-          <w:p>
-            <w:r>
-              <w:t>ИТОГО</w:t>
-            </w:r>
-          </w:p>
-        </w:tc>
-        <w:tc>
-          <w:tcPr>
-            <w:tcW w:type="dxa" w:w="2880"/>
-          </w:tcPr>
-          <w:p>
-            <w:r>
-              <w:t>2 860 000</w:t>
-            </w:r>
-          </w:p>
-        </w:tc>
-        <w:tc>
-          <w:tcPr>
-            <w:tcW w:type="dxa" w:w="2880"/>
-          </w:tcPr>
-          <w:p>
-            <w:r/>
-          </w:p>
-        </w:tc>
-      </w:tr>
-    </w:tbl>
-    <w:p>
-      <w:pPr/>
-      <w:r>
-        <w:rPr>
-          <w:b/>
-        </w:rPr>
-        <w:t>5.2. Прогноз доходов</w:t>
+        <w:t>Наименование: ТРЦ «Кок-Жайык» (Проект «Каркыра-Транзит»).</w:t>
       </w:r>
     </w:p>
     <w:p>
-      <w:pPr/>
+      <w:pPr>
+        <w:pStyle w:val="MdListItem"/>
+      </w:pPr>
       <w:r>
-        <w:rPr/>
-        <w:t>Прогноз основан на сезонности и средней заполняемости (май-сентябрь).</w:t>
-      </w:r>
-    </w:p>
-    <w:tbl>
-      <w:tblPr>
-        <w:tblStyle w:val="TableGrid"/>
-        <w:tblW w:type="auto" w:w="0"/>
-        <w:tblLook w:firstColumn="1" w:firstRow="1" w:lastColumn="0" w:lastRow="0" w:noHBand="0" w:noVBand="1" w:val="04A0"/>
-      </w:tblPr>
-      <w:tblGrid>
-        <w:gridCol w:w="2160"/>
-        <w:gridCol w:w="2160"/>
-        <w:gridCol w:w="2160"/>
-        <w:gridCol w:w="2160"/>
-      </w:tblGrid>
-      <w:tr>
-        <w:tc>
-          <w:tcPr>
-            <w:tcW w:type="dxa" w:w="2160"/>
-          </w:tcPr>
-          <w:p>
-            <w:r>
-              <w:t>Статья дохода</w:t>
-            </w:r>
-          </w:p>
-        </w:tc>
-        <w:tc>
-          <w:tcPr>
-            <w:tcW w:type="dxa" w:w="2160"/>
-          </w:tcPr>
-          <w:p>
-            <w:r>
-              <w:t>Количество гостей</w:t>
-            </w:r>
-          </w:p>
-        </w:tc>
-        <w:tc>
-          <w:tcPr>
-            <w:tcW w:type="dxa" w:w="2160"/>
-          </w:tcPr>
-          <w:p>
-            <w:r>
-              <w:t>Месячный расчет</w:t>
-            </w:r>
-          </w:p>
-        </w:tc>
-        <w:tc>
-          <w:tcPr>
-            <w:tcW w:type="dxa" w:w="2160"/>
-          </w:tcPr>
-          <w:p>
-            <w:r>
-              <w:t>Годовой доход (сом)</w:t>
-            </w:r>
-          </w:p>
-        </w:tc>
-      </w:tr>
-      <w:tr>
-        <w:tc>
-          <w:tcPr>
-            <w:tcW w:type="dxa" w:w="2160"/>
-          </w:tcPr>
-          <w:p>
-            <w:r>
-              <w:t>Магазин (средний чек 100 сом)</w:t>
-            </w:r>
-          </w:p>
-        </w:tc>
-        <w:tc>
-          <w:tcPr>
-            <w:tcW w:type="dxa" w:w="2160"/>
-          </w:tcPr>
-          <w:p>
-            <w:r>
-              <w:t>16-17 посетителей в день</w:t>
-            </w:r>
-          </w:p>
-        </w:tc>
-        <w:tc>
-          <w:tcPr>
-            <w:tcW w:type="dxa" w:w="2160"/>
-          </w:tcPr>
-          <w:p>
-            <w:r>
-              <w:t>50 000 * 5 мес.</w:t>
-            </w:r>
-          </w:p>
-        </w:tc>
-        <w:tc>
-          <w:tcPr>
-            <w:tcW w:type="dxa" w:w="2160"/>
-          </w:tcPr>
-          <w:p>
-            <w:r>
-              <w:t>250 000</w:t>
-            </w:r>
-          </w:p>
-        </w:tc>
-      </w:tr>
-      <w:tr>
-        <w:tc>
-          <w:tcPr>
-            <w:tcW w:type="dxa" w:w="2160"/>
-          </w:tcPr>
-          <w:p>
-            <w:r>
-              <w:t>Кафе (средний чек 100 сом)</w:t>
-            </w:r>
-          </w:p>
-        </w:tc>
-        <w:tc>
-          <w:tcPr>
-            <w:tcW w:type="dxa" w:w="2160"/>
-          </w:tcPr>
-          <w:p>
-            <w:r>
-              <w:t>16-17 посетителей в день</w:t>
-            </w:r>
-          </w:p>
-        </w:tc>
-        <w:tc>
-          <w:tcPr>
-            <w:tcW w:type="dxa" w:w="2160"/>
-          </w:tcPr>
-          <w:p>
-            <w:r>
-              <w:t>50 000 * 5 мес.</w:t>
-            </w:r>
-          </w:p>
-        </w:tc>
-        <w:tc>
-          <w:tcPr>
-            <w:tcW w:type="dxa" w:w="2160"/>
-          </w:tcPr>
-          <w:p>
-            <w:r>
-              <w:t>250 000</w:t>
-            </w:r>
-          </w:p>
-        </w:tc>
-      </w:tr>
-      <w:tr>
-        <w:tc>
-          <w:tcPr>
-            <w:tcW w:type="dxa" w:w="2160"/>
-          </w:tcPr>
-          <w:p>
-            <w:r>
-              <w:t>А-фрэйм дом (гостевой домик)</w:t>
-            </w:r>
-          </w:p>
-        </w:tc>
-        <w:tc>
-          <w:tcPr>
-            <w:tcW w:type="dxa" w:w="2160"/>
-          </w:tcPr>
-          <w:p>
-            <w:r>
-              <w:t>4-6 чел.</w:t>
-            </w:r>
-          </w:p>
-        </w:tc>
-        <w:tc>
-          <w:tcPr>
-            <w:tcW w:type="dxa" w:w="2160"/>
-          </w:tcPr>
-          <w:p>
-            <w:r>
-              <w:t>80 000 * 5 мес.</w:t>
-            </w:r>
-          </w:p>
-        </w:tc>
-        <w:tc>
-          <w:tcPr>
-            <w:tcW w:type="dxa" w:w="2160"/>
-          </w:tcPr>
-          <w:p>
-            <w:r>
-              <w:t>400 000</w:t>
-            </w:r>
-          </w:p>
-        </w:tc>
-      </w:tr>
-      <w:tr>
-        <w:tc>
-          <w:tcPr>
-            <w:tcW w:type="dxa" w:w="2160"/>
-          </w:tcPr>
-          <w:p>
-            <w:r>
-              <w:t>ИТОГО ГОДОВОЙ ВЫРУЧКИ</w:t>
-            </w:r>
-          </w:p>
-        </w:tc>
-        <w:tc>
-          <w:tcPr>
-            <w:tcW w:type="dxa" w:w="2160"/>
-          </w:tcPr>
-          <w:p>
-            <w:r/>
-          </w:p>
-        </w:tc>
-        <w:tc>
-          <w:tcPr>
-            <w:tcW w:type="dxa" w:w="2160"/>
-          </w:tcPr>
-          <w:p>
-            <w:r/>
-          </w:p>
-        </w:tc>
-        <w:tc>
-          <w:tcPr>
-            <w:tcW w:type="dxa" w:w="2160"/>
-          </w:tcPr>
-          <w:p>
-            <w:r>
-              <w:t>900 000</w:t>
-            </w:r>
-          </w:p>
-        </w:tc>
-      </w:tr>
-    </w:tbl>
-    <w:p>
-      <w:pPr/>
-      <w:r>
-        <w:rPr>
-          <w:b/>
-        </w:rPr>
-        <w:t>5.3. Операционные расходы</w:t>
+        <w:t>Вид деятельности: Оказание туристических услуг, придорожный сервис (кафе, магазин), краткосрочное проживание.</w:t>
       </w:r>
     </w:p>
     <w:p>
-      <w:pPr/>
+      <w:pPr>
+        <w:pStyle w:val="MdListItem"/>
+      </w:pPr>
       <w:r>
-        <w:rPr/>
-        <w:t>Годовые операционные расходы составляют 200 000 сомов.</w:t>
-      </w:r>
-    </w:p>
-    <w:tbl>
-      <w:tblPr>
-        <w:tblStyle w:val="TableGrid"/>
-        <w:tblW w:type="auto" w:w="0"/>
-        <w:tblLook w:firstColumn="1" w:firstRow="1" w:lastColumn="0" w:lastRow="0" w:noHBand="0" w:noVBand="1" w:val="04A0"/>
-      </w:tblPr>
-      <w:tblGrid>
-        <w:gridCol w:w="2880"/>
-        <w:gridCol w:w="2880"/>
-        <w:gridCol w:w="2880"/>
-      </w:tblGrid>
-      <w:tr>
-        <w:tc>
-          <w:tcPr>
-            <w:tcW w:type="dxa" w:w="2880"/>
-          </w:tcPr>
-          <w:p>
-            <w:r>
-              <w:t>Статья расходов</w:t>
-            </w:r>
-          </w:p>
-        </w:tc>
-        <w:tc>
-          <w:tcPr>
-            <w:tcW w:type="dxa" w:w="2880"/>
-          </w:tcPr>
-          <w:p>
-            <w:r>
-              <w:t>Годовая сумма (сом)</w:t>
-            </w:r>
-          </w:p>
-        </w:tc>
-        <w:tc>
-          <w:tcPr>
-            <w:tcW w:type="dxa" w:w="2880"/>
-          </w:tcPr>
-          <w:p>
-            <w:r>
-              <w:t>Примечание</w:t>
-            </w:r>
-          </w:p>
-        </w:tc>
-      </w:tr>
-      <w:tr>
-        <w:tc>
-          <w:tcPr>
-            <w:tcW w:type="dxa" w:w="2880"/>
-          </w:tcPr>
-          <w:p>
-            <w:r>
-              <w:t>Постоянные расходы; налог/РЭС/тазалык и т.д.</w:t>
-            </w:r>
-          </w:p>
-        </w:tc>
-        <w:tc>
-          <w:tcPr>
-            <w:tcW w:type="dxa" w:w="2880"/>
-          </w:tcPr>
-          <w:p>
-            <w:r>
-              <w:t>12 500</w:t>
-            </w:r>
-          </w:p>
-        </w:tc>
-        <w:tc>
-          <w:tcPr>
-            <w:tcW w:type="dxa" w:w="2880"/>
-          </w:tcPr>
-          <w:p>
-            <w:r>
-              <w:t>3125 сом в мес.</w:t>
-            </w:r>
-          </w:p>
-        </w:tc>
-      </w:tr>
-      <w:tr>
-        <w:tc>
-          <w:tcPr>
-            <w:tcW w:type="dxa" w:w="2880"/>
-          </w:tcPr>
-          <w:p>
-            <w:r>
-              <w:t>Зарплата сотрудникам</w:t>
-            </w:r>
-          </w:p>
-        </w:tc>
-        <w:tc>
-          <w:tcPr>
-            <w:tcW w:type="dxa" w:w="2880"/>
-          </w:tcPr>
-          <w:p>
-            <w:r>
-              <w:t>175 000</w:t>
-            </w:r>
-          </w:p>
-        </w:tc>
-        <w:tc>
-          <w:tcPr>
-            <w:tcW w:type="dxa" w:w="2880"/>
-          </w:tcPr>
-          <w:p>
-            <w:r>
-              <w:t>7000 сом в мес.</w:t>
-            </w:r>
-          </w:p>
-        </w:tc>
-      </w:tr>
-      <w:tr>
-        <w:tc>
-          <w:tcPr>
-            <w:tcW w:type="dxa" w:w="2880"/>
-          </w:tcPr>
-          <w:p>
-            <w:r>
-              <w:t>Переменные расходы/логистика</w:t>
-            </w:r>
-          </w:p>
-        </w:tc>
-        <w:tc>
-          <w:tcPr>
-            <w:tcW w:type="dxa" w:w="2880"/>
-          </w:tcPr>
-          <w:p>
-            <w:r>
-              <w:t>12 500</w:t>
-            </w:r>
-          </w:p>
-        </w:tc>
-        <w:tc>
-          <w:tcPr>
-            <w:tcW w:type="dxa" w:w="2880"/>
-          </w:tcPr>
-          <w:p>
-            <w:r>
-              <w:t>3125 сом в мес.</w:t>
-            </w:r>
-          </w:p>
-        </w:tc>
-      </w:tr>
-      <w:tr>
-        <w:tc>
-          <w:tcPr>
-            <w:tcW w:type="dxa" w:w="2880"/>
-          </w:tcPr>
-          <w:p>
-            <w:r>
-              <w:t>ИТОГО</w:t>
-            </w:r>
-          </w:p>
-        </w:tc>
-        <w:tc>
-          <w:tcPr>
-            <w:tcW w:type="dxa" w:w="2880"/>
-          </w:tcPr>
-          <w:p>
-            <w:r>
-              <w:t>200 000</w:t>
-            </w:r>
-          </w:p>
-        </w:tc>
-        <w:tc>
-          <w:tcPr>
-            <w:tcW w:type="dxa" w:w="2880"/>
-          </w:tcPr>
-          <w:p>
-            <w:r/>
-          </w:p>
-        </w:tc>
-      </w:tr>
-    </w:tbl>
-    <w:p>
-      <w:pPr/>
-      <w:r>
-        <w:rPr>
-          <w:b/>
-        </w:rPr>
-        <w:t>Выводы:</w:t>
+        <w:t xml:space="preserve">Проектная мощность: </w:t>
       </w:r>
     </w:p>
     <w:p>
-      <w:pPr/>
+      <w:pPr>
+        <w:pStyle w:val="MdListItem"/>
+      </w:pPr>
       <w:r>
-        <w:rPr/>
-        <w:t>Проект “Кок Жайык" демонстрирует высокую финансовую привлекательность со сроком окупаемости менее 3 лет. Стратегическое расположение на обновленной трассе. Это стабильный малый бизнес, который обеспечит рабочим местом местных жителей и при этом будет приносить налоговые сборы в регион. А так же будет примером для развития туризма как дополнительный доход местным жителям. Уникальность проекта в том, что локация находится пересечении стратегических развязок, которое соединяет Тюпский регион с Аксууйским с востока. Как примечание могу сказать, что от КПП “Каркыра” до локации проекта отсутствует достойное место отдыха с парковочным местом.</w:t>
+        <w:t>Размещение: до 30 человек одновременно (дома A-frame + юрты).</w:t>
+      </w:r>
+    </w:p>
+    <w:p>
+      <w:pPr>
+        <w:pStyle w:val="MdListItem"/>
+      </w:pPr>
+      <w:r>
+        <w:t>Общепит: 20-30 посадочных мест.</w:t>
+      </w:r>
+    </w:p>
+    <w:p>
+      <w:pPr>
+        <w:pStyle w:val="MdListItem"/>
+      </w:pPr>
+      <w:r>
+        <w:t>Общая площадь участка: [Указать согласно акту на землю] га.</w:t>
+      </w:r>
+    </w:p>
+    <w:p>
+      <w:pPr>
+        <w:pStyle w:val="MdSpace"/>
+      </w:pPr>
+    </w:p>
+    <w:p>
+      <w:pPr>
+        <w:pStyle w:val="Heading3"/>
+      </w:pPr>
+      <w:r>
+        <w:t>2. Эколого-экономические показатели</w:t>
+      </w:r>
+    </w:p>
+    <w:p>
+      <w:pPr>
+        <w:pStyle w:val="Heading3"/>
+      </w:pPr>
+      <w:r>
+        <w:t>3. Охрана атмосферного воздуха</w:t>
+      </w:r>
+    </w:p>
+    <w:p>
+      <w:pPr>
+        <w:pStyle w:val="MdListItem"/>
+      </w:pPr>
+      <w:r>
+        <w:t xml:space="preserve">Источники выбросов: </w:t>
+      </w:r>
+    </w:p>
+    <w:p>
+      <w:pPr>
+        <w:pStyle w:val="MdListItem"/>
+      </w:pPr>
+      <w:r>
+        <w:t>Автотранспорт посетителей (передвижной источник).</w:t>
+      </w:r>
+    </w:p>
+    <w:p>
+      <w:pPr>
+        <w:pStyle w:val="MdListItem"/>
+      </w:pPr>
+      <w:r>
+        <w:t>Кухонное оборудование кафе (вытяжные системы с фильтрами).</w:t>
+      </w:r>
+    </w:p>
+    <w:p>
+      <w:pPr>
+        <w:pStyle w:val="MdListItem"/>
+      </w:pPr>
+      <w:r>
+        <w:t>Резервный дизель-генератор (кратковременная работа).</w:t>
+      </w:r>
+    </w:p>
+    <w:p>
+      <w:pPr>
+        <w:pStyle w:val="MdListItem"/>
+      </w:pPr>
+      <w:r>
+        <w:t>Меры защиты: Использование электроплит в кафе, регулярное обслуживание вентиляционных систем, запрет на сжигание мусора на территории.</w:t>
+      </w:r>
+    </w:p>
+    <w:p>
+      <w:pPr>
+        <w:pStyle w:val="MdSpace"/>
+      </w:pPr>
+    </w:p>
+    <w:p>
+      <w:pPr>
+        <w:pStyle w:val="Heading3"/>
+      </w:pPr>
+      <w:r>
+        <w:t>4. Водопотребление и водоотведение</w:t>
+      </w:r>
+    </w:p>
+    <w:p>
+      <w:pPr>
+        <w:pStyle w:val="MdListItem"/>
+      </w:pPr>
+      <w:r>
+        <w:t>Источник водоснабжения: [Скважина / Каптированный родник].</w:t>
+      </w:r>
+    </w:p>
+    <w:p>
+      <w:pPr>
+        <w:pStyle w:val="MdListItem"/>
+      </w:pPr>
+      <w:r>
+        <w:t>Система очистки стоков: Трехкамерное локальное очистное сооружение (ЛОС) объемом 24 м³.</w:t>
+      </w:r>
+    </w:p>
+    <w:p>
+      <w:pPr>
+        <w:pStyle w:val="MdListItem"/>
+      </w:pPr>
+      <w:r>
+        <w:t>Метод очистки: Механическое отстаивание + анаэробная биологическая очистка.</w:t>
+      </w:r>
+    </w:p>
+    <w:p>
+      <w:pPr>
+        <w:pStyle w:val="MdListItem"/>
+      </w:pPr>
+      <w:r>
+        <w:t>Использование очищенной воды: Оборотное водоснабжение для полива зеленых насаждений (Камера №3 ЛОС).</w:t>
+      </w:r>
+    </w:p>
+    <w:p>
+      <w:pPr>
+        <w:pStyle w:val="MdSpace"/>
+      </w:pPr>
+    </w:p>
+    <w:p>
+      <w:pPr>
+        <w:pStyle w:val="Heading3"/>
+      </w:pPr>
+      <w:r>
+        <w:t>5. Управление отходами</w:t>
+      </w:r>
+    </w:p>
+    <w:p>
+      <w:pPr>
+        <w:pStyle w:val="Heading3"/>
+      </w:pPr>
+      <w:r>
+        <w:t>6. Охрана земельных ресурсов и растительности</w:t>
+      </w:r>
+    </w:p>
+    <w:p>
+      <w:pPr>
+        <w:pStyle w:val="MdListItem"/>
+      </w:pPr>
+      <w:r>
+        <w:t>Состояние почв: Горно-луговые.</w:t>
+      </w:r>
+    </w:p>
+    <w:p>
+      <w:pPr>
+        <w:pStyle w:val="MdListItem"/>
+      </w:pPr>
+      <w:r>
+        <w:t>Меры сохранения: Запрет на движение транспорта вне дорог, использование экологичных моющих средств, рекультивация нарушенных земель после строительства.</w:t>
+      </w:r>
+    </w:p>
+    <w:p>
+      <w:pPr>
+        <w:pStyle w:val="MdSpace"/>
+      </w:pPr>
+    </w:p>
+    <w:p>
+      <w:pPr>
+        <w:pStyle w:val="Heading3"/>
+      </w:pPr>
+      <w:r>
+        <w:t>7. План природоохранных мероприятий (ежегодный)</w:t>
+      </w:r>
+    </w:p>
+    <w:p>
+      <w:pPr>
+        <w:pStyle w:val="MdListItem"/>
+      </w:pPr>
+      <w:r>
+        <w:t>Проверка герметичности ЛОС и эффективности очистки — 2 раза в год.</w:t>
+      </w:r>
+    </w:p>
+    <w:p>
+      <w:pPr>
+        <w:pStyle w:val="MdListItem"/>
+      </w:pPr>
+      <w:r>
+        <w:t>Вывоз ТБО согласно договору с муниципальной службой — еженедельно (в сезон).</w:t>
+      </w:r>
+    </w:p>
+    <w:p>
+      <w:pPr>
+        <w:pStyle w:val="MdListItem"/>
+      </w:pPr>
+      <w:r>
+        <w:t>Озеленение территории саженцами местных пород — апрель-май.</w:t>
+      </w:r>
+    </w:p>
+    <w:p>
+      <w:pPr>
+        <w:pStyle w:val="MdListItem"/>
+      </w:pPr>
+      <w:r>
+        <w:t>Инструктаж персонала по экологической безопасности — ежеквартально.</w:t>
+      </w:r>
+    </w:p>
+    <w:p>
+      <w:pPr>
+        <w:pStyle w:val="MdSpace"/>
+      </w:pPr>
+    </w:p>
+    <w:p>
+      <w:pPr>
+        <w:pStyle w:val="MdHr"/>
+      </w:pPr>
+    </w:p>
+    <w:p>
+      <w:pPr>
+        <w:pStyle w:val="MdParagraph"/>
+      </w:pPr>
+      <w:r>
+        <w:t>Разработчик: [ФИО / Название организации]</w:t>
+        <w:br/>
+        <w:t>Дата составления: 20 января 2026 г.</w:t>
+        <w:br/>
+        <w:t>Срок действия: 5 лет.</w:t>
       </w:r>
     </w:p>
     <w:sectPr>

--- a/business_plan_perfect.docx
+++ b/business_plan_perfect.docx
@@ -5,31 +5,48 @@
     <w:p>
       <w:pPr>
         <w:pStyle w:val="Normal"/>
+        <w:jc w:val="center"/>
       </w:pPr>
     </w:p>
     <w:p>
       <w:pPr>
         <w:pStyle w:val="Normal"/>
+        <w:jc w:val="center"/>
       </w:pPr>
     </w:p>
     <w:p>
       <w:pPr>
         <w:pStyle w:val="Normal"/>
+        <w:jc w:val="center"/>
       </w:pPr>
     </w:p>
     <w:p>
       <w:pPr>
         <w:pStyle w:val="Normal"/>
+        <w:spacing w:before="2000"/>
+        <w:jc w:val="center"/>
       </w:pPr>
       <w:r>
+        <w:rPr>
+          <w:rFonts w:ascii="Times New Roman" w:hAnsi="Times New Roman" w:eastAsia="Times New Roman"/>
+          <w:b/>
+          <w:sz w:val="48"/>
+        </w:rPr>
         <w:t>БИЗНЕС-ПЛАН</w:t>
       </w:r>
     </w:p>
     <w:p>
       <w:pPr>
         <w:pStyle w:val="Normal"/>
+        <w:spacing w:after="1000"/>
+        <w:jc w:val="center"/>
       </w:pPr>
       <w:r>
+        <w:rPr>
+          <w:rFonts w:ascii="Times New Roman" w:hAnsi="Times New Roman" w:eastAsia="Times New Roman"/>
+          <w:b/>
+          <w:sz w:val="36"/>
+        </w:rPr>
         <w:t>Создание туристическо-рекреационного центра</w:t>
         <w:br/>
         <w:t>«Кок-Жайык»</w:t>
@@ -38,595 +55,1032 @@
     <w:p>
       <w:pPr>
         <w:pStyle w:val="Normal"/>
+        <w:jc w:val="center"/>
       </w:pPr>
     </w:p>
     <w:p>
       <w:pPr>
         <w:pStyle w:val="Normal"/>
+        <w:jc w:val="center"/>
       </w:pPr>
     </w:p>
     <w:p>
       <w:pPr>
         <w:pStyle w:val="Normal"/>
+        <w:jc w:val="center"/>
       </w:pPr>
     </w:p>
     <w:p>
       <w:pPr>
         <w:pStyle w:val="Normal"/>
+        <w:jc w:val="center"/>
       </w:pPr>
     </w:p>
     <w:p>
       <w:pPr>
         <w:pStyle w:val="Normal"/>
+        <w:jc w:val="center"/>
       </w:pPr>
     </w:p>
     <w:p>
       <w:pPr>
         <w:pStyle w:val="Normal"/>
+        <w:spacing w:before="2000"/>
+        <w:jc w:val="right"/>
       </w:pPr>
       <w:r>
+        <w:rPr>
+          <w:rFonts w:ascii="Times New Roman" w:hAnsi="Times New Roman" w:eastAsia="Times New Roman"/>
+          <w:b w:val="0"/>
+          <w:sz w:val="24"/>
+        </w:rPr>
         <w:t xml:space="preserve">Подготовил: Умеров Марс Казизович  </w:t>
       </w:r>
     </w:p>
     <w:p>
       <w:pPr>
         <w:pStyle w:val="Normal"/>
+        <w:jc w:val="center"/>
       </w:pPr>
     </w:p>
     <w:p>
       <w:pPr>
         <w:pStyle w:val="Normal"/>
+        <w:jc w:val="center"/>
       </w:pPr>
     </w:p>
     <w:p>
       <w:pPr>
         <w:pStyle w:val="Normal"/>
+        <w:jc w:val="center"/>
       </w:pPr>
     </w:p>
     <w:p>
       <w:pPr>
         <w:pStyle w:val="Normal"/>
+        <w:jc w:val="center"/>
       </w:pPr>
     </w:p>
     <w:p>
       <w:pPr>
         <w:pStyle w:val="Normal"/>
+        <w:jc w:val="center"/>
       </w:pPr>
     </w:p>
     <w:p>
       <w:pPr>
         <w:pStyle w:val="Normal"/>
+        <w:jc w:val="center"/>
       </w:pPr>
     </w:p>
     <w:p>
       <w:pPr>
         <w:pStyle w:val="Normal"/>
+        <w:jc w:val="center"/>
       </w:pPr>
       <w:r>
+        <w:rPr>
+          <w:rFonts w:ascii="Times New Roman" w:hAnsi="Times New Roman" w:eastAsia="Times New Roman"/>
+          <w:b w:val="0"/>
+          <w:sz w:val="24"/>
+        </w:rPr>
         <w:t>Кыргызская Республика, 2026 г.</w:t>
       </w:r>
     </w:p>
     <w:p>
       <w:pPr>
         <w:pStyle w:val="Normal"/>
+        <w:jc w:val="center"/>
       </w:pPr>
     </w:p>
     <w:p>
       <w:pPr>
         <w:pStyle w:val="Normal"/>
+        <w:jc w:val="center"/>
       </w:pPr>
       <w:r>
+        <w:rPr>
+          <w:rFonts w:ascii="Times New Roman" w:hAnsi="Times New Roman" w:eastAsia="Times New Roman"/>
+          <w:b w:val="0"/>
+          <w:sz w:val="24"/>
+        </w:rPr>
         <w:t>2 860 000 (два миллиона восемьсот шестьдесят тысяч) сомов.</w:t>
       </w:r>
     </w:p>
     <w:p>
       <w:pPr>
         <w:pStyle w:val="Normal"/>
+        <w:jc w:val="center"/>
       </w:pPr>
       <w:r>
+        <w:rPr>
+          <w:rFonts w:ascii="Times New Roman" w:hAnsi="Times New Roman" w:eastAsia="Times New Roman"/>
+          <w:b w:val="0"/>
+          <w:sz w:val="24"/>
+        </w:rPr>
         <w:t>Для старта проекта требуется 2 002 000 сомов, остальные 858 000 сомов (30%) будут обеспечены за счет собственных средств.</w:t>
       </w:r>
     </w:p>
     <w:p>
       <w:pPr>
         <w:pStyle w:val="Normal"/>
+        <w:jc w:val="center"/>
       </w:pPr>
       <w:r>
+        <w:rPr>
+          <w:rFonts w:ascii="Times New Roman" w:hAnsi="Times New Roman" w:eastAsia="Times New Roman"/>
+          <w:b w:val="0"/>
+          <w:sz w:val="24"/>
+        </w:rPr>
         <w:t>Цель проекта: оказывать качественные услуги в сфере туризма для зарубежных, а также, местных гостей.</w:t>
       </w:r>
     </w:p>
     <w:p>
       <w:pPr>
         <w:pStyle w:val="Normal"/>
+        <w:jc w:val="center"/>
       </w:pPr>
       <w:r>
+        <w:rPr>
+          <w:rFonts w:ascii="Times New Roman" w:hAnsi="Times New Roman" w:eastAsia="Times New Roman"/>
+          <w:b w:val="0"/>
+          <w:sz w:val="24"/>
+        </w:rPr>
         <w:t>1. Резюме проекта</w:t>
       </w:r>
     </w:p>
     <w:p>
       <w:pPr>
         <w:pStyle w:val="Normal"/>
+        <w:spacing w:after="1000"/>
+        <w:jc w:val="center"/>
       </w:pPr>
       <w:r>
+        <w:rPr>
+          <w:rFonts w:ascii="Times New Roman" w:hAnsi="Times New Roman" w:eastAsia="Times New Roman"/>
+          <w:b/>
+          <w:sz w:val="36"/>
+        </w:rPr>
         <w:t>Настоящий бизнес-план разработан для обоснования инвестиций в создание туристическо-рекреационного центра "Кок-Жайык" на трассе Тюп-Кеген в Иссык-Кульской области Кыргызской Республики. Проект нацелен на обслуживание растущего туристического и транзитного потока между Казахстаном (Алматы) и Иссык-Кулем (Каракол).</w:t>
       </w:r>
     </w:p>
     <w:p>
       <w:pPr>
         <w:pStyle w:val="Normal"/>
+        <w:jc w:val="center"/>
       </w:pPr>
       <w:r>
+        <w:rPr>
+          <w:rFonts w:ascii="Times New Roman" w:hAnsi="Times New Roman" w:eastAsia="Times New Roman"/>
+          <w:b w:val="0"/>
+          <w:sz w:val="24"/>
+        </w:rPr>
         <w:t>Ключевые показатели проекта:</w:t>
       </w:r>
     </w:p>
     <w:p>
       <w:pPr>
         <w:pStyle w:val="Normal"/>
+        <w:jc w:val="center"/>
       </w:pPr>
       <w:r>
+        <w:rPr>
+          <w:rFonts w:ascii="Times New Roman" w:hAnsi="Times New Roman" w:eastAsia="Times New Roman"/>
+          <w:b w:val="0"/>
+          <w:sz w:val="24"/>
+        </w:rPr>
         <w:t>2. Описание предприятия и услуг</w:t>
       </w:r>
     </w:p>
     <w:p>
       <w:pPr>
         <w:pStyle w:val="Normal"/>
+        <w:spacing w:after="1000"/>
+        <w:jc w:val="center"/>
       </w:pPr>
       <w:r>
+        <w:rPr>
+          <w:rFonts w:ascii="Times New Roman" w:hAnsi="Times New Roman" w:eastAsia="Times New Roman"/>
+          <w:b/>
+          <w:sz w:val="36"/>
+        </w:rPr>
         <w:t>Центр "Кок-Жайык" будет представлять собой многофункциональный комплекс, сочетающий придорожный сервис и комфортное размещение в эко-стиле.</w:t>
       </w:r>
     </w:p>
     <w:p>
       <w:pPr>
         <w:pStyle w:val="Normal"/>
+        <w:jc w:val="center"/>
       </w:pPr>
       <w:r>
+        <w:rPr>
+          <w:rFonts w:ascii="Times New Roman" w:hAnsi="Times New Roman" w:eastAsia="Times New Roman"/>
+          <w:b w:val="0"/>
+          <w:sz w:val="24"/>
+        </w:rPr>
         <w:t>2.1. Инфраструктура</w:t>
       </w:r>
     </w:p>
     <w:p>
       <w:pPr>
         <w:pStyle w:val="Normal"/>
+        <w:jc w:val="center"/>
       </w:pPr>
       <w:r>
+        <w:rPr>
+          <w:rFonts w:ascii="Times New Roman" w:hAnsi="Times New Roman" w:eastAsia="Times New Roman"/>
+          <w:b w:val="0"/>
+          <w:sz w:val="24"/>
+        </w:rPr>
         <w:t>Инфраструктура центра включает:</w:t>
       </w:r>
     </w:p>
     <w:p>
       <w:pPr>
         <w:pStyle w:val="Normal"/>
+        <w:jc w:val="center"/>
       </w:pPr>
       <w:r>
+        <w:rPr>
+          <w:rFonts w:ascii="Times New Roman" w:hAnsi="Times New Roman" w:eastAsia="Times New Roman"/>
+          <w:b w:val="0"/>
+          <w:sz w:val="24"/>
+        </w:rPr>
         <w:t>Магазин и Кафе: Придорожное кафе на 20-30 посадочных мест и небольшой магазин с товарами первой необходимости, сувенирами и местной продукцией.</w:t>
       </w:r>
     </w:p>
     <w:p>
       <w:pPr>
         <w:pStyle w:val="Normal"/>
+        <w:jc w:val="center"/>
       </w:pPr>
       <w:r>
+        <w:rPr>
+          <w:rFonts w:ascii="Times New Roman" w:hAnsi="Times New Roman" w:eastAsia="Times New Roman"/>
+          <w:b w:val="0"/>
+          <w:sz w:val="24"/>
+        </w:rPr>
         <w:t>Размещение одна Юрта: предназначенные для сезонного (летне-осеннего) размещения, что позволит привлечь туристов, ищущих аутентичный опыт.</w:t>
       </w:r>
     </w:p>
     <w:p>
       <w:pPr>
         <w:pStyle w:val="Normal"/>
+        <w:jc w:val="center"/>
       </w:pPr>
       <w:r>
+        <w:rPr>
+          <w:rFonts w:ascii="Times New Roman" w:hAnsi="Times New Roman" w:eastAsia="Times New Roman"/>
+          <w:b w:val="0"/>
+          <w:sz w:val="24"/>
+        </w:rPr>
         <w:t>Площадка для игр: Оборудованная детская и спортивная площадка для кратковременного отдыха транзитных пассажиров и гостей центра.</w:t>
       </w:r>
     </w:p>
     <w:p>
       <w:pPr>
         <w:pStyle w:val="Normal"/>
+        <w:jc w:val="center"/>
       </w:pPr>
       <w:r>
+        <w:rPr>
+          <w:rFonts w:ascii="Times New Roman" w:hAnsi="Times New Roman" w:eastAsia="Times New Roman"/>
+          <w:b w:val="0"/>
+          <w:sz w:val="24"/>
+        </w:rPr>
         <w:t>А-фрейм дом: Один дом на 4 человека, построенный за счет собственных средств.</w:t>
       </w:r>
     </w:p>
     <w:p>
       <w:pPr>
         <w:pStyle w:val="Normal"/>
+        <w:jc w:val="center"/>
       </w:pPr>
       <w:r>
+        <w:rPr>
+          <w:rFonts w:ascii="Times New Roman" w:hAnsi="Times New Roman" w:eastAsia="Times New Roman"/>
+          <w:b w:val="0"/>
+          <w:sz w:val="24"/>
+        </w:rPr>
         <w:t>2.2. Целевая аудитория</w:t>
       </w:r>
     </w:p>
     <w:p>
       <w:pPr>
         <w:pStyle w:val="Normal"/>
+        <w:jc w:val="center"/>
       </w:pPr>
       <w:r>
+        <w:rPr>
+          <w:rFonts w:ascii="Times New Roman" w:hAnsi="Times New Roman" w:eastAsia="Times New Roman"/>
+          <w:b w:val="0"/>
+          <w:sz w:val="24"/>
+        </w:rPr>
         <w:t>1.  Транзитные туристы: Автомобилисты, следующие из Казахстана (Алматы) в Каракол и на южный берег Иссык-Куля, использующие трассу Тюп-Кеген как кратчайший путь.</w:t>
       </w:r>
     </w:p>
     <w:p>
       <w:pPr>
         <w:pStyle w:val="Normal"/>
+        <w:jc w:val="center"/>
       </w:pPr>
       <w:r>
+        <w:rPr>
+          <w:rFonts w:ascii="Times New Roman" w:hAnsi="Times New Roman" w:eastAsia="Times New Roman"/>
+          <w:b w:val="0"/>
+          <w:sz w:val="24"/>
+        </w:rPr>
         <w:t>2.  Экотуристы и альпинисты: Путешественники, направляющиеся в ущелье Каркыра, к пику Хан-Тенгри и в другие горные районы.</w:t>
       </w:r>
     </w:p>
     <w:p>
       <w:pPr>
         <w:pStyle w:val="Normal"/>
+        <w:jc w:val="center"/>
       </w:pPr>
       <w:r>
+        <w:rPr>
+          <w:rFonts w:ascii="Times New Roman" w:hAnsi="Times New Roman" w:eastAsia="Times New Roman"/>
+          <w:b w:val="0"/>
+          <w:sz w:val="24"/>
+        </w:rPr>
         <w:t>3.  Местные жители: посетители из близлежащих сел и городов, использующие кафе.</w:t>
       </w:r>
     </w:p>
     <w:p>
       <w:pPr>
         <w:pStyle w:val="Normal"/>
+        <w:jc w:val="center"/>
       </w:pPr>
       <w:r>
+        <w:rPr>
+          <w:rFonts w:ascii="Times New Roman" w:hAnsi="Times New Roman" w:eastAsia="Times New Roman"/>
+          <w:b w:val="0"/>
+          <w:sz w:val="24"/>
+        </w:rPr>
         <w:t>3. Анализ рынка и конкуренции</w:t>
       </w:r>
     </w:p>
     <w:p>
       <w:pPr>
         <w:pStyle w:val="Normal"/>
+        <w:jc w:val="center"/>
       </w:pPr>
       <w:r>
+        <w:rPr>
+          <w:rFonts w:ascii="Times New Roman" w:hAnsi="Times New Roman" w:eastAsia="Times New Roman"/>
+          <w:b w:val="0"/>
+          <w:sz w:val="24"/>
+        </w:rPr>
         <w:t>3.1. Анализ местоположения</w:t>
       </w:r>
     </w:p>
     <w:p>
       <w:pPr>
         <w:pStyle w:val="Normal"/>
+        <w:spacing w:after="1000"/>
+        <w:jc w:val="center"/>
       </w:pPr>
       <w:r>
+        <w:rPr>
+          <w:rFonts w:ascii="Times New Roman" w:hAnsi="Times New Roman" w:eastAsia="Times New Roman"/>
+          <w:b/>
+          <w:sz w:val="36"/>
+        </w:rPr>
         <w:t>Местоположение 52й км Тюп-Кеген находится на ключевом участке трассы Тюп-Кеген, которая была недавно реконструирована, что значительно увеличило ее пропускную способность и привлекательность как альтернативного маршрута в Алматы. Близость к КПП “Каркыра-Автодорожный”, который планируется перевести на круглосуточный режим работы, гарантирует стабильный трафик. Так же уникальность проекта в том что дорога от "Трёх Вершин" (Ала-Тоо RESORT) примыкает к трассе Туп-Кеген (к точке локации проекта "Кок-Жайык").</w:t>
       </w:r>
     </w:p>
     <w:p>
       <w:pPr>
         <w:pStyle w:val="Normal"/>
+        <w:jc w:val="center"/>
       </w:pPr>
       <w:r>
+        <w:rPr>
+          <w:rFonts w:ascii="Times New Roman" w:hAnsi="Times New Roman" w:eastAsia="Times New Roman"/>
+          <w:b w:val="0"/>
+          <w:sz w:val="24"/>
+        </w:rPr>
         <w:t>3.2. Конкурентный анализ</w:t>
       </w:r>
     </w:p>
     <w:p>
       <w:pPr>
         <w:pStyle w:val="Normal"/>
+        <w:jc w:val="center"/>
       </w:pPr>
       <w:r>
+        <w:rPr>
+          <w:rFonts w:ascii="Times New Roman" w:hAnsi="Times New Roman" w:eastAsia="Times New Roman"/>
+          <w:b w:val="0"/>
+          <w:sz w:val="24"/>
+        </w:rPr>
         <w:t>Основными конкурентами являются существующие юрточные лагеря и глэмпинги в долине Каркыра, такие как "Юрточный Глэмпинг Каркара" и "Каркыра Глэмпинг".</w:t>
       </w:r>
     </w:p>
     <w:p>
       <w:pPr>
         <w:pStyle w:val="Normal"/>
+        <w:jc w:val="center"/>
       </w:pPr>
       <w:r>
+        <w:rPr>
+          <w:rFonts w:ascii="Times New Roman" w:hAnsi="Times New Roman" w:eastAsia="Times New Roman"/>
+          <w:b w:val="0"/>
+          <w:sz w:val="24"/>
+        </w:rPr>
         <w:t>4. Маркетинговый план</w:t>
       </w:r>
     </w:p>
     <w:p>
       <w:pPr>
         <w:pStyle w:val="Normal"/>
+        <w:jc w:val="center"/>
       </w:pPr>
       <w:r>
+        <w:rPr>
+          <w:rFonts w:ascii="Times New Roman" w:hAnsi="Times New Roman" w:eastAsia="Times New Roman"/>
+          <w:b w:val="0"/>
+          <w:sz w:val="24"/>
+        </w:rPr>
         <w:t>1.  Онлайн-продвижение: Активное ведение Instagram, Тик Ток и Google Maps.</w:t>
       </w:r>
     </w:p>
     <w:p>
       <w:pPr>
         <w:pStyle w:val="Normal"/>
+        <w:jc w:val="center"/>
       </w:pPr>
       <w:r>
+        <w:rPr>
+          <w:rFonts w:ascii="Times New Roman" w:hAnsi="Times New Roman" w:eastAsia="Times New Roman"/>
+          <w:b w:val="0"/>
+          <w:sz w:val="24"/>
+        </w:rPr>
         <w:t>2.  Партнёрство: Сотрудничество с туроператорами, организующими туры в Каракол, на Иссык-Куль и к Хан-Тенгри.</w:t>
       </w:r>
     </w:p>
     <w:p>
       <w:pPr>
         <w:pStyle w:val="Normal"/>
+        <w:jc w:val="center"/>
       </w:pPr>
       <w:r>
+        <w:rPr>
+          <w:rFonts w:ascii="Times New Roman" w:hAnsi="Times New Roman" w:eastAsia="Times New Roman"/>
+          <w:b w:val="0"/>
+          <w:sz w:val="24"/>
+        </w:rPr>
         <w:t>3.  Указатели: Установка заметных дорожных указателей на трассе Тюп-Кеген.</w:t>
       </w:r>
     </w:p>
     <w:p>
       <w:pPr>
         <w:pStyle w:val="Normal"/>
+        <w:jc w:val="center"/>
       </w:pPr>
       <w:r>
+        <w:rPr>
+          <w:rFonts w:ascii="Times New Roman" w:hAnsi="Times New Roman" w:eastAsia="Times New Roman"/>
+          <w:b w:val="0"/>
+          <w:sz w:val="24"/>
+        </w:rPr>
         <w:t>5. Финансовый план</w:t>
       </w:r>
     </w:p>
     <w:p>
       <w:pPr>
         <w:pStyle w:val="Normal"/>
+        <w:jc w:val="center"/>
       </w:pPr>
       <w:r>
+        <w:rPr>
+          <w:rFonts w:ascii="Times New Roman" w:hAnsi="Times New Roman" w:eastAsia="Times New Roman"/>
+          <w:b w:val="0"/>
+          <w:sz w:val="24"/>
+        </w:rPr>
         <w:t>5.1. Инвестиционные расходы за счет средств ФРР</w:t>
       </w:r>
     </w:p>
     <w:p>
       <w:pPr>
         <w:pStyle w:val="Normal"/>
+        <w:jc w:val="center"/>
       </w:pPr>
       <w:r>
+        <w:rPr>
+          <w:rFonts w:ascii="Times New Roman" w:hAnsi="Times New Roman" w:eastAsia="Times New Roman"/>
+          <w:b w:val="0"/>
+          <w:sz w:val="24"/>
+        </w:rPr>
         <w:t>Общий объем инвестиций составляет 2 860 000 сомов, из них 30% — вклад собственных средств в размере 858 000 сомов на строительство А-фрэйм дома (гостевой домик на 4-6 чел.) в количестве 1 единица.</w:t>
       </w:r>
     </w:p>
     <w:p>
       <w:pPr>
         <w:pStyle w:val="Normal"/>
+        <w:jc w:val="center"/>
       </w:pPr>
       <w:r>
+        <w:rPr>
+          <w:rFonts w:ascii="Times New Roman" w:hAnsi="Times New Roman" w:eastAsia="Times New Roman"/>
+          <w:b w:val="0"/>
+          <w:sz w:val="24"/>
+        </w:rPr>
         <w:t>5.2. Прогноз доходов</w:t>
       </w:r>
     </w:p>
     <w:p>
       <w:pPr>
         <w:pStyle w:val="Normal"/>
+        <w:jc w:val="center"/>
       </w:pPr>
       <w:r>
+        <w:rPr>
+          <w:rFonts w:ascii="Times New Roman" w:hAnsi="Times New Roman" w:eastAsia="Times New Roman"/>
+          <w:b w:val="0"/>
+          <w:sz w:val="24"/>
+        </w:rPr>
         <w:t>Прогноз основан на сезонности и средней заполняемости (май-сентябрь).</w:t>
       </w:r>
     </w:p>
     <w:p>
       <w:pPr>
         <w:pStyle w:val="Normal"/>
+        <w:jc w:val="center"/>
       </w:pPr>
       <w:r>
+        <w:rPr>
+          <w:rFonts w:ascii="Times New Roman" w:hAnsi="Times New Roman" w:eastAsia="Times New Roman"/>
+          <w:b w:val="0"/>
+          <w:sz w:val="24"/>
+        </w:rPr>
         <w:t>5.3. Операционные расходы</w:t>
       </w:r>
     </w:p>
     <w:p>
       <w:pPr>
         <w:pStyle w:val="Normal"/>
+        <w:jc w:val="center"/>
       </w:pPr>
       <w:r>
+        <w:rPr>
+          <w:rFonts w:ascii="Times New Roman" w:hAnsi="Times New Roman" w:eastAsia="Times New Roman"/>
+          <w:b w:val="0"/>
+          <w:sz w:val="24"/>
+        </w:rPr>
         <w:t>Годовые операционные расходы составляют 200 000 сомов.</w:t>
       </w:r>
     </w:p>
     <w:p>
       <w:pPr>
         <w:pStyle w:val="Normal"/>
+        <w:jc w:val="center"/>
       </w:pPr>
       <w:r>
+        <w:rPr>
+          <w:rFonts w:ascii="Times New Roman" w:hAnsi="Times New Roman" w:eastAsia="Times New Roman"/>
+          <w:b w:val="0"/>
+          <w:sz w:val="24"/>
+        </w:rPr>
         <w:t>Выводы:</w:t>
       </w:r>
     </w:p>
     <w:p>
       <w:pPr>
         <w:pStyle w:val="Normal"/>
+        <w:jc w:val="center"/>
       </w:pPr>
       <w:r>
+        <w:rPr>
+          <w:rFonts w:ascii="Times New Roman" w:hAnsi="Times New Roman" w:eastAsia="Times New Roman"/>
+          <w:b w:val="0"/>
+          <w:sz w:val="24"/>
+        </w:rPr>
         <w:t>Проект “Кок Жайык" демонстрирует высокую финансовую привлекательность со сроком окупаемости менее 3 лет. Стратегическое расположение на обновленной трассе. Это стабильный малый бизнес, который обеспечит рабочим местом местных жителей и при этом будет приносить налоговые сборы в регион. А так же будет примером для развития туризма как дополнительный доход местным жителям. Уникальность проекта в том, что локация находится пересечении стратегических развязок, которое соединяет Тюпский регион с Аксууйским с востока. Как примечание могу сказать, что от КПП “Каркыра” до локации проекта отсутствует достойное место отдыха с парковочным местом.</w:t>
       </w:r>
     </w:p>
     <w:p>
+      <w:pPr>
+        <w:jc w:val="center"/>
+      </w:pPr>
       <w:r>
+        <w:rPr>
+          <w:rFonts w:ascii="Times New Roman" w:hAnsi="Times New Roman" w:eastAsia="Times New Roman"/>
+          <w:b w:val="0"/>
+          <w:sz w:val="24"/>
+        </w:rPr>
         <w:br w:type="page"/>
       </w:r>
     </w:p>
     <w:p>
       <w:pPr>
         <w:pStyle w:val="MdHeading1"/>
+        <w:spacing w:line="276" w:lineRule="auto" w:after="120"/>
+        <w:jc w:val="both"/>
       </w:pPr>
       <w:r>
+        <w:rPr>
+          <w:rFonts w:ascii="Times New Roman" w:hAnsi="Times New Roman" w:eastAsia="Times New Roman"/>
+          <w:b w:val="0"/>
+          <w:sz w:val="24"/>
+        </w:rPr>
         <w:t>Раздел: Охрана окружающей среды</w:t>
       </w:r>
     </w:p>
     <w:p>
       <w:pPr>
         <w:pStyle w:val="MdParagraph"/>
+        <w:spacing w:line="276" w:lineRule="auto" w:after="120"/>
+        <w:jc w:val="both"/>
       </w:pPr>
       <w:r>
+        <w:rPr>
+          <w:rFonts w:ascii="Times New Roman" w:hAnsi="Times New Roman" w:eastAsia="Times New Roman"/>
+          <w:b w:val="0"/>
+          <w:sz w:val="24"/>
+        </w:rPr>
         <w:t>Реализация проекта туристическо-рекреационного центра «Кок-Жайык» осуществляется в экологически чувствительном регионе Иссык-Кульской области. В соответствии с Законом КР «Об охране окружающей среды» и Законом «Об устойчивом развитии эколого-экономической системы «Иссык-Куль», проект предусматривает комплекс мер по минимизации негативного воздействия на природу.</w:t>
       </w:r>
     </w:p>
     <w:p>
       <w:pPr>
         <w:pStyle w:val="MdSpace"/>
+        <w:spacing w:line="276" w:lineRule="auto" w:after="120"/>
+        <w:jc w:val="both"/>
       </w:pPr>
     </w:p>
     <w:p>
       <w:pPr>
         <w:pStyle w:val="MdHeading2"/>
+        <w:spacing w:line="276" w:lineRule="auto" w:after="120" w:before="240"/>
+        <w:jc w:val="left"/>
       </w:pPr>
       <w:r>
+        <w:rPr>
+          <w:rFonts w:ascii="Times New Roman" w:hAnsi="Times New Roman" w:eastAsia="Times New Roman"/>
+          <w:b/>
+          <w:color w:val="003366"/>
+          <w:sz w:val="28"/>
+        </w:rPr>
         <w:t>1. Источники загрязнения в период строительства</w:t>
       </w:r>
     </w:p>
     <w:p>
       <w:pPr>
         <w:pStyle w:val="MdParagraph"/>
+        <w:spacing w:line="276" w:lineRule="auto" w:after="120"/>
+        <w:jc w:val="both"/>
       </w:pPr>
       <w:r>
+        <w:rPr>
+          <w:rFonts w:ascii="Times New Roman" w:hAnsi="Times New Roman" w:eastAsia="Times New Roman"/>
+          <w:b w:val="0"/>
+          <w:sz w:val="24"/>
+        </w:rPr>
         <w:t>Период строительства является наиболее интенсивным этапом воздействия на окружающую среду. Основными источниками загрязнения являются:</w:t>
       </w:r>
     </w:p>
     <w:p>
       <w:pPr>
         <w:pStyle w:val="MdSpace"/>
+        <w:spacing w:line="276" w:lineRule="auto" w:after="120"/>
+        <w:jc w:val="both"/>
       </w:pPr>
     </w:p>
     <w:p>
       <w:pPr>
         <w:pStyle w:val="MdHeading2"/>
+        <w:spacing w:line="276" w:lineRule="auto" w:after="120" w:before="240"/>
+        <w:jc w:val="left"/>
       </w:pPr>
       <w:r>
+        <w:rPr>
+          <w:rFonts w:ascii="Times New Roman" w:hAnsi="Times New Roman" w:eastAsia="Times New Roman"/>
+          <w:b/>
+          <w:color w:val="003366"/>
+          <w:sz w:val="28"/>
+        </w:rPr>
         <w:t>2. Меры по предотвращению загрязнения при строительстве</w:t>
       </w:r>
     </w:p>
     <w:p>
       <w:pPr>
         <w:pStyle w:val="MdParagraph"/>
+        <w:spacing w:line="276" w:lineRule="auto" w:after="120"/>
+        <w:jc w:val="both"/>
       </w:pPr>
       <w:r>
+        <w:rPr>
+          <w:rFonts w:ascii="Times New Roman" w:hAnsi="Times New Roman" w:eastAsia="Times New Roman"/>
+          <w:b w:val="0"/>
+          <w:sz w:val="24"/>
+        </w:rPr>
         <w:t>Для минимизации вышеуказанных воздействий устанавливаются следующие регламенты:</w:t>
       </w:r>
     </w:p>
     <w:p>
       <w:pPr>
         <w:pStyle w:val="MdSpace"/>
+        <w:spacing w:line="276" w:lineRule="auto" w:after="120"/>
+        <w:jc w:val="both"/>
       </w:pPr>
     </w:p>
     <w:p>
       <w:pPr>
         <w:pStyle w:val="MdListItem"/>
+        <w:spacing w:line="276" w:lineRule="auto" w:after="120"/>
+        <w:jc w:val="both"/>
       </w:pPr>
       <w:r>
+        <w:rPr>
+          <w:rFonts w:ascii="Times New Roman" w:hAnsi="Times New Roman" w:eastAsia="Times New Roman"/>
+          <w:b w:val="0"/>
+          <w:sz w:val="24"/>
+        </w:rPr>
         <w:t>Защита атмосферного воздуха: Использование исправной техники с действующими сертификатами экологического контроля. Подавление пыли путем орошения площадки в засушливые периоды.</w:t>
       </w:r>
     </w:p>
     <w:p>
       <w:pPr>
         <w:pStyle w:val="MdListItem"/>
+        <w:spacing w:line="276" w:lineRule="auto" w:after="120"/>
+        <w:jc w:val="both"/>
       </w:pPr>
       <w:r>
+        <w:rPr>
+          <w:rFonts w:ascii="Times New Roman" w:hAnsi="Times New Roman" w:eastAsia="Times New Roman"/>
+          <w:b w:val="0"/>
+          <w:sz w:val="24"/>
+        </w:rPr>
         <w:t>Охрана почв и земель: Снятие и сохранение плодородного слоя почвы перед началом работ для последующей рекультивации. Строгое ограничение движения транспорта установленными дорогами.</w:t>
       </w:r>
     </w:p>
     <w:p>
       <w:pPr>
         <w:pStyle w:val="MdListItem"/>
+        <w:spacing w:line="276" w:lineRule="auto" w:after="120"/>
+        <w:jc w:val="both"/>
       </w:pPr>
       <w:r>
+        <w:rPr>
+          <w:rFonts w:ascii="Times New Roman" w:hAnsi="Times New Roman" w:eastAsia="Times New Roman"/>
+          <w:b w:val="0"/>
+          <w:sz w:val="24"/>
+        </w:rPr>
         <w:t>Управление отходами: Организация площадок для раздельного сбора строительного мусора и ТБО. Заключение договоров на вывоз отходов со специализированными службами Тюпского района.</w:t>
       </w:r>
     </w:p>
     <w:p>
       <w:pPr>
         <w:pStyle w:val="MdListItem"/>
+        <w:spacing w:line="276" w:lineRule="auto" w:after="120"/>
+        <w:jc w:val="both"/>
       </w:pPr>
       <w:r>
+        <w:rPr>
+          <w:rFonts w:ascii="Times New Roman" w:hAnsi="Times New Roman" w:eastAsia="Times New Roman"/>
+          <w:b w:val="0"/>
+          <w:sz w:val="24"/>
+        </w:rPr>
         <w:t>**Защита водных ресурсов:  ** Запрет на мойку техники на территории объекта. Использование туалета с возможность выкачивание содержимого без риска просачивание в почву.</w:t>
       </w:r>
     </w:p>
     <w:p>
       <w:pPr>
         <w:pStyle w:val="MdSpace"/>
+        <w:spacing w:line="276" w:lineRule="auto" w:after="120"/>
+        <w:jc w:val="both"/>
       </w:pPr>
     </w:p>
     <w:p>
       <w:pPr>
         <w:pStyle w:val="MdHeading2"/>
+        <w:spacing w:line="276" w:lineRule="auto" w:after="120" w:before="240"/>
+        <w:jc w:val="left"/>
       </w:pPr>
       <w:r>
+        <w:rPr>
+          <w:rFonts w:ascii="Times New Roman" w:hAnsi="Times New Roman" w:eastAsia="Times New Roman"/>
+          <w:b/>
+          <w:color w:val="003366"/>
+          <w:sz w:val="28"/>
+        </w:rPr>
         <w:t>3. Экологические аспекты эксплуатации (Эко-стандарты проекта)</w:t>
       </w:r>
     </w:p>
     <w:p>
       <w:pPr>
         <w:pStyle w:val="MdParagraph"/>
+        <w:spacing w:line="276" w:lineRule="auto" w:after="120"/>
+        <w:jc w:val="both"/>
       </w:pPr>
       <w:r>
+        <w:rPr>
+          <w:rFonts w:ascii="Times New Roman" w:hAnsi="Times New Roman" w:eastAsia="Times New Roman"/>
+          <w:b w:val="0"/>
+          <w:sz w:val="24"/>
+        </w:rPr>
         <w:t>Проект «Кок-Жайык» позиционируется как эко-центр, что подразумевает внедрение «зеленых» технологий:</w:t>
       </w:r>
     </w:p>
     <w:p>
       <w:pPr>
         <w:pStyle w:val="MdSpace"/>
+        <w:spacing w:line="276" w:lineRule="auto" w:after="120"/>
+        <w:jc w:val="both"/>
       </w:pPr>
     </w:p>
     <w:p>
       <w:pPr>
         <w:pStyle w:val="MdListItem"/>
+        <w:spacing w:line="276" w:lineRule="auto" w:after="120"/>
+        <w:jc w:val="both"/>
       </w:pPr>
       <w:r>
+        <w:rPr>
+          <w:rFonts w:ascii="Times New Roman" w:hAnsi="Times New Roman" w:eastAsia="Times New Roman"/>
+          <w:b w:val="0"/>
+          <w:sz w:val="24"/>
+        </w:rPr>
         <w:t>Водоотведение: Установка современных локальных очистных сооружений (ЛОС) или герметичных септиков с системой глубокой биологической очистки, исключающих попадание стоков в грунтовые воды.</w:t>
       </w:r>
     </w:p>
     <w:p>
       <w:pPr>
         <w:pStyle w:val="MdListItem"/>
+        <w:spacing w:line="276" w:lineRule="auto" w:after="120"/>
+        <w:jc w:val="both"/>
       </w:pPr>
       <w:r>
+        <w:rPr>
+          <w:rFonts w:ascii="Times New Roman" w:hAnsi="Times New Roman" w:eastAsia="Times New Roman"/>
+          <w:b w:val="0"/>
+          <w:sz w:val="24"/>
+        </w:rPr>
         <w:t>Энергоэффективность: Использование энергосберегающего освещения и теплоизоляции домов A-frame для снижения углеродного следа.</w:t>
       </w:r>
     </w:p>
     <w:p>
       <w:pPr>
         <w:pStyle w:val="MdListItem"/>
+        <w:spacing w:line="276" w:lineRule="auto" w:after="120"/>
+        <w:jc w:val="both"/>
       </w:pPr>
       <w:r>
+        <w:rPr>
+          <w:rFonts w:ascii="Times New Roman" w:hAnsi="Times New Roman" w:eastAsia="Times New Roman"/>
+          <w:b w:val="0"/>
+          <w:sz w:val="24"/>
+        </w:rPr>
         <w:t>Сохранение ландшафта: Максимальное сохранение естественного рельефа и растительности. Озеленение территории эндемичными видами растений.</w:t>
       </w:r>
     </w:p>
     <w:p>
       <w:pPr>
         <w:pStyle w:val="MdListItem"/>
+        <w:spacing w:line="276" w:lineRule="auto" w:after="120"/>
+        <w:jc w:val="both"/>
       </w:pPr>
       <w:r>
+        <w:rPr>
+          <w:rFonts w:ascii="Times New Roman" w:hAnsi="Times New Roman" w:eastAsia="Times New Roman"/>
+          <w:b w:val="0"/>
+          <w:sz w:val="24"/>
+        </w:rPr>
         <w:t>Эко-просвещение: Размещение информационных стендов для туристов о правилах поведения в горной местности и бережном отношении к природе Каркыры.</w:t>
       </w:r>
     </w:p>
     <w:p>
       <w:pPr>
         <w:pStyle w:val="MdSpace"/>
+        <w:spacing w:line="276" w:lineRule="auto" w:after="120"/>
+        <w:jc w:val="both"/>
       </w:pPr>
     </w:p>
     <w:p>
       <w:pPr>
         <w:pStyle w:val="MdHeading2"/>
+        <w:spacing w:line="276" w:lineRule="auto" w:after="120" w:before="240"/>
+        <w:jc w:val="left"/>
       </w:pPr>
       <w:r>
+        <w:rPr>
+          <w:rFonts w:ascii="Times New Roman" w:hAnsi="Times New Roman" w:eastAsia="Times New Roman"/>
+          <w:b/>
+          <w:color w:val="003366"/>
+          <w:sz w:val="28"/>
+        </w:rPr>
         <w:t>4. Соответствие законодательству</w:t>
       </w:r>
     </w:p>
     <w:p>
       <w:pPr>
         <w:pStyle w:val="MdParagraph"/>
+        <w:spacing w:line="276" w:lineRule="auto" w:after="120"/>
+        <w:jc w:val="both"/>
       </w:pPr>
       <w:r>
+        <w:rPr>
+          <w:rFonts w:ascii="Times New Roman" w:hAnsi="Times New Roman" w:eastAsia="Times New Roman"/>
+          <w:b w:val="0"/>
+          <w:sz w:val="24"/>
+        </w:rPr>
         <w:t>Проект обязуется соблюдать нормы:</w:t>
       </w:r>
     </w:p>
     <w:p>
       <w:pPr>
         <w:pStyle w:val="MdSpace"/>
+        <w:spacing w:line="276" w:lineRule="auto" w:after="120"/>
+        <w:jc w:val="both"/>
       </w:pPr>
     </w:p>
     <w:p>
       <w:pPr>
         <w:pStyle w:val="MdListItem"/>
+        <w:spacing w:line="276" w:lineRule="auto" w:after="120"/>
+        <w:jc w:val="both"/>
       </w:pPr>
       <w:r>
+        <w:rPr>
+          <w:rFonts w:ascii="Times New Roman" w:hAnsi="Times New Roman" w:eastAsia="Times New Roman"/>
+          <w:b w:val="0"/>
+          <w:sz w:val="24"/>
+        </w:rPr>
         <w:t>Закона КР «Об охране окружающей среды»;</w:t>
       </w:r>
     </w:p>
     <w:p>
       <w:pPr>
         <w:pStyle w:val="MdListItem"/>
+        <w:spacing w:line="276" w:lineRule="auto" w:after="120"/>
+        <w:jc w:val="both"/>
       </w:pPr>
       <w:r>
+        <w:rPr>
+          <w:rFonts w:ascii="Times New Roman" w:hAnsi="Times New Roman" w:eastAsia="Times New Roman"/>
+          <w:b w:val="0"/>
+          <w:sz w:val="24"/>
+        </w:rPr>
         <w:t>Закона КР «Об устойчивом развитии эколого-экономической системы «Иссык-Куль»;</w:t>
       </w:r>
     </w:p>
     <w:p>
       <w:pPr>
         <w:pStyle w:val="MdListItem"/>
+        <w:spacing w:line="276" w:lineRule="auto" w:after="120"/>
+        <w:jc w:val="both"/>
       </w:pPr>
       <w:r>
+        <w:rPr>
+          <w:rFonts w:ascii="Times New Roman" w:hAnsi="Times New Roman" w:eastAsia="Times New Roman"/>
+          <w:b w:val="0"/>
+          <w:sz w:val="24"/>
+        </w:rPr>
         <w:t>Технического регламента «Обеспечение экологической безопасности в Кыргызской Республике».</w:t>
       </w:r>
     </w:p>
     <w:p>
       <w:pPr>
         <w:pStyle w:val="MdSpace"/>
+        <w:spacing w:line="276" w:lineRule="auto" w:after="120"/>
+        <w:jc w:val="both"/>
       </w:pPr>
     </w:p>
     <w:p>
       <w:pPr>
         <w:pStyle w:val="MdBlockquote"/>
+        <w:spacing w:line="276" w:lineRule="auto" w:after="120"/>
+        <w:jc w:val="both"/>
       </w:pPr>
       <w:r>
+        <w:rPr>
+          <w:rFonts w:ascii="Times New Roman" w:hAnsi="Times New Roman" w:eastAsia="Times New Roman"/>
+          <w:b w:val="0"/>
+          <w:sz w:val="24"/>
+        </w:rPr>
         <w:t>Примечание: Все строительные работы будут проводиться строго в границах отведенного участка, исключая воздействие на прилегающие пастбища и заповедные зоны.</w:t>
       </w:r>
     </w:p>
     <w:p>
       <w:pPr>
         <w:pStyle w:val="MdSpace"/>
+        <w:spacing w:line="276" w:lineRule="auto" w:after="120"/>
+        <w:jc w:val="both"/>
       </w:pPr>
     </w:p>
     <w:p>
+      <w:pPr>
+        <w:spacing w:line="276" w:lineRule="auto" w:after="120"/>
+        <w:jc w:val="both"/>
+      </w:pPr>
       <w:r>
+        <w:rPr>
+          <w:rFonts w:ascii="Times New Roman" w:hAnsi="Times New Roman" w:eastAsia="Times New Roman"/>
+          <w:b w:val="0"/>
+          <w:sz w:val="24"/>
+        </w:rPr>
         <w:br w:type="page"/>
       </w:r>
     </w:p>
@@ -649,8 +1103,15 @@
     <w:p>
       <w:pPr>
         <w:pStyle w:val="MdParagraph"/>
+        <w:spacing w:line="276" w:lineRule="auto" w:after="120"/>
+        <w:jc w:val="both"/>
       </w:pPr>
       <w:r>
+        <w:rPr>
+          <w:rFonts w:ascii="Times New Roman" w:hAnsi="Times New Roman" w:eastAsia="Times New Roman"/>
+          <w:b w:val="0"/>
+          <w:sz w:val="24"/>
+        </w:rPr>
         <w:t>Местонахождение: Иссык-Кульская область, Тюпский район, трасса Тюп-Кеген, 53-й км.</w:t>
         <w:br/>
         <w:t>Координаты: 42.736564, 78.935704</w:t>
@@ -659,277 +1120,505 @@
     <w:p>
       <w:pPr>
         <w:pStyle w:val="MdSpace"/>
+        <w:spacing w:line="276" w:lineRule="auto" w:after="120"/>
+        <w:jc w:val="both"/>
       </w:pPr>
     </w:p>
     <w:p>
       <w:pPr>
         <w:pStyle w:val="MdHr"/>
+        <w:spacing w:line="276" w:lineRule="auto" w:after="120"/>
+        <w:jc w:val="both"/>
       </w:pPr>
     </w:p>
     <w:p>
       <w:pPr>
         <w:pStyle w:val="MdSpace"/>
+        <w:spacing w:line="276" w:lineRule="auto" w:after="120"/>
+        <w:jc w:val="both"/>
       </w:pPr>
     </w:p>
     <w:p>
       <w:pPr>
         <w:pStyle w:val="Heading3"/>
+        <w:spacing w:before="240" w:after="120"/>
+        <w:jc w:val="left"/>
       </w:pPr>
       <w:r>
+        <w:rPr>
+          <w:rFonts w:ascii="Times New Roman" w:hAnsi="Times New Roman" w:eastAsia="Times New Roman"/>
+          <w:b/>
+          <w:color w:val="003366"/>
+          <w:sz w:val="28"/>
+        </w:rPr>
         <w:t>1. Общие сведения о предприятии</w:t>
       </w:r>
     </w:p>
     <w:p>
       <w:pPr>
         <w:pStyle w:val="MdListItem"/>
+        <w:spacing w:line="276" w:lineRule="auto" w:after="120"/>
+        <w:jc w:val="both"/>
       </w:pPr>
       <w:r>
+        <w:rPr>
+          <w:rFonts w:ascii="Times New Roman" w:hAnsi="Times New Roman" w:eastAsia="Times New Roman"/>
+          <w:b w:val="0"/>
+          <w:sz w:val="24"/>
+        </w:rPr>
         <w:t>Наименование: ТРЦ «Кок-Жайык» (Проект «Каркыра-Транзит»).</w:t>
       </w:r>
     </w:p>
     <w:p>
       <w:pPr>
         <w:pStyle w:val="MdListItem"/>
+        <w:spacing w:line="276" w:lineRule="auto" w:after="120"/>
+        <w:jc w:val="both"/>
       </w:pPr>
       <w:r>
+        <w:rPr>
+          <w:rFonts w:ascii="Times New Roman" w:hAnsi="Times New Roman" w:eastAsia="Times New Roman"/>
+          <w:b w:val="0"/>
+          <w:sz w:val="24"/>
+        </w:rPr>
         <w:t>Вид деятельности: Оказание туристических услуг, придорожный сервис (кафе, магазин), краткосрочное проживание.</w:t>
       </w:r>
     </w:p>
     <w:p>
       <w:pPr>
         <w:pStyle w:val="MdListItem"/>
+        <w:spacing w:line="276" w:lineRule="auto" w:after="120"/>
+        <w:jc w:val="both"/>
       </w:pPr>
       <w:r>
+        <w:rPr>
+          <w:rFonts w:ascii="Times New Roman" w:hAnsi="Times New Roman" w:eastAsia="Times New Roman"/>
+          <w:b w:val="0"/>
+          <w:sz w:val="24"/>
+        </w:rPr>
         <w:t xml:space="preserve">Проектная мощность: </w:t>
       </w:r>
     </w:p>
     <w:p>
       <w:pPr>
         <w:pStyle w:val="MdListItem"/>
+        <w:spacing w:line="276" w:lineRule="auto" w:after="120"/>
+        <w:jc w:val="both"/>
       </w:pPr>
       <w:r>
+        <w:rPr>
+          <w:rFonts w:ascii="Times New Roman" w:hAnsi="Times New Roman" w:eastAsia="Times New Roman"/>
+          <w:b w:val="0"/>
+          <w:sz w:val="24"/>
+        </w:rPr>
         <w:t>Размещение: до 30 человек одновременно (дома A-frame + юрты).</w:t>
       </w:r>
     </w:p>
     <w:p>
       <w:pPr>
         <w:pStyle w:val="MdListItem"/>
+        <w:spacing w:line="276" w:lineRule="auto" w:after="120"/>
+        <w:jc w:val="both"/>
       </w:pPr>
       <w:r>
+        <w:rPr>
+          <w:rFonts w:ascii="Times New Roman" w:hAnsi="Times New Roman" w:eastAsia="Times New Roman"/>
+          <w:b w:val="0"/>
+          <w:sz w:val="24"/>
+        </w:rPr>
         <w:t>Общепит: 20-30 посадочных мест.</w:t>
       </w:r>
     </w:p>
     <w:p>
       <w:pPr>
         <w:pStyle w:val="MdListItem"/>
+        <w:spacing w:line="276" w:lineRule="auto" w:after="120"/>
+        <w:jc w:val="both"/>
       </w:pPr>
       <w:r>
+        <w:rPr>
+          <w:rFonts w:ascii="Times New Roman" w:hAnsi="Times New Roman" w:eastAsia="Times New Roman"/>
+          <w:b w:val="0"/>
+          <w:sz w:val="24"/>
+        </w:rPr>
         <w:t>Общая площадь участка: [Указать согласно акту на землю] га.</w:t>
       </w:r>
     </w:p>
     <w:p>
       <w:pPr>
         <w:pStyle w:val="MdSpace"/>
+        <w:spacing w:line="276" w:lineRule="auto" w:after="120"/>
+        <w:jc w:val="both"/>
       </w:pPr>
     </w:p>
     <w:p>
       <w:pPr>
         <w:pStyle w:val="Heading3"/>
+        <w:spacing w:before="240" w:after="120"/>
+        <w:jc w:val="left"/>
       </w:pPr>
       <w:r>
+        <w:rPr>
+          <w:rFonts w:ascii="Times New Roman" w:hAnsi="Times New Roman" w:eastAsia="Times New Roman"/>
+          <w:b/>
+          <w:color w:val="003366"/>
+          <w:sz w:val="28"/>
+        </w:rPr>
         <w:t>2. Эколого-экономические показатели</w:t>
       </w:r>
     </w:p>
     <w:p>
       <w:pPr>
         <w:pStyle w:val="Heading3"/>
+        <w:spacing w:before="240" w:after="120"/>
+        <w:jc w:val="left"/>
       </w:pPr>
       <w:r>
+        <w:rPr>
+          <w:rFonts w:ascii="Times New Roman" w:hAnsi="Times New Roman" w:eastAsia="Times New Roman"/>
+          <w:b/>
+          <w:color w:val="003366"/>
+          <w:sz w:val="28"/>
+        </w:rPr>
         <w:t>3. Охрана атмосферного воздуха</w:t>
       </w:r>
     </w:p>
     <w:p>
       <w:pPr>
         <w:pStyle w:val="MdListItem"/>
+        <w:spacing w:line="276" w:lineRule="auto" w:after="120"/>
+        <w:jc w:val="both"/>
       </w:pPr>
       <w:r>
+        <w:rPr>
+          <w:rFonts w:ascii="Times New Roman" w:hAnsi="Times New Roman" w:eastAsia="Times New Roman"/>
+          <w:b w:val="0"/>
+          <w:sz w:val="24"/>
+        </w:rPr>
         <w:t xml:space="preserve">Источники выбросов: </w:t>
       </w:r>
     </w:p>
     <w:p>
       <w:pPr>
         <w:pStyle w:val="MdListItem"/>
+        <w:spacing w:line="276" w:lineRule="auto" w:after="120"/>
+        <w:jc w:val="both"/>
       </w:pPr>
       <w:r>
+        <w:rPr>
+          <w:rFonts w:ascii="Times New Roman" w:hAnsi="Times New Roman" w:eastAsia="Times New Roman"/>
+          <w:b w:val="0"/>
+          <w:sz w:val="24"/>
+        </w:rPr>
         <w:t>Автотранспорт посетителей (передвижной источник).</w:t>
       </w:r>
     </w:p>
     <w:p>
       <w:pPr>
         <w:pStyle w:val="MdListItem"/>
+        <w:spacing w:line="276" w:lineRule="auto" w:after="120"/>
+        <w:jc w:val="both"/>
       </w:pPr>
       <w:r>
+        <w:rPr>
+          <w:rFonts w:ascii="Times New Roman" w:hAnsi="Times New Roman" w:eastAsia="Times New Roman"/>
+          <w:b w:val="0"/>
+          <w:sz w:val="24"/>
+        </w:rPr>
         <w:t>Кухонное оборудование кафе (вытяжные системы с фильтрами).</w:t>
       </w:r>
     </w:p>
     <w:p>
       <w:pPr>
         <w:pStyle w:val="MdListItem"/>
+        <w:spacing w:line="276" w:lineRule="auto" w:after="120"/>
+        <w:jc w:val="both"/>
       </w:pPr>
       <w:r>
+        <w:rPr>
+          <w:rFonts w:ascii="Times New Roman" w:hAnsi="Times New Roman" w:eastAsia="Times New Roman"/>
+          <w:b w:val="0"/>
+          <w:sz w:val="24"/>
+        </w:rPr>
         <w:t>Резервный дизель-генератор (кратковременная работа).</w:t>
       </w:r>
     </w:p>
     <w:p>
       <w:pPr>
         <w:pStyle w:val="MdListItem"/>
+        <w:spacing w:line="276" w:lineRule="auto" w:after="120"/>
+        <w:jc w:val="both"/>
       </w:pPr>
       <w:r>
+        <w:rPr>
+          <w:rFonts w:ascii="Times New Roman" w:hAnsi="Times New Roman" w:eastAsia="Times New Roman"/>
+          <w:b w:val="0"/>
+          <w:sz w:val="24"/>
+        </w:rPr>
         <w:t>Меры защиты: Использование электроплит в кафе, регулярное обслуживание вентиляционных систем, запрет на сжигание мусора на территории.</w:t>
       </w:r>
     </w:p>
     <w:p>
       <w:pPr>
         <w:pStyle w:val="MdSpace"/>
+        <w:spacing w:line="276" w:lineRule="auto" w:after="120"/>
+        <w:jc w:val="both"/>
       </w:pPr>
     </w:p>
     <w:p>
       <w:pPr>
         <w:pStyle w:val="Heading3"/>
+        <w:spacing w:before="240" w:after="120"/>
+        <w:jc w:val="left"/>
       </w:pPr>
       <w:r>
+        <w:rPr>
+          <w:rFonts w:ascii="Times New Roman" w:hAnsi="Times New Roman" w:eastAsia="Times New Roman"/>
+          <w:b/>
+          <w:color w:val="003366"/>
+          <w:sz w:val="28"/>
+        </w:rPr>
         <w:t>4. Водопотребление и водоотведение</w:t>
       </w:r>
     </w:p>
     <w:p>
       <w:pPr>
         <w:pStyle w:val="MdListItem"/>
+        <w:spacing w:line="276" w:lineRule="auto" w:after="120"/>
+        <w:jc w:val="both"/>
       </w:pPr>
       <w:r>
+        <w:rPr>
+          <w:rFonts w:ascii="Times New Roman" w:hAnsi="Times New Roman" w:eastAsia="Times New Roman"/>
+          <w:b w:val="0"/>
+          <w:sz w:val="24"/>
+        </w:rPr>
         <w:t>Источник водоснабжения: [Скважина / Каптированный родник].</w:t>
       </w:r>
     </w:p>
     <w:p>
       <w:pPr>
         <w:pStyle w:val="MdListItem"/>
+        <w:spacing w:line="276" w:lineRule="auto" w:after="120"/>
+        <w:jc w:val="both"/>
       </w:pPr>
       <w:r>
+        <w:rPr>
+          <w:rFonts w:ascii="Times New Roman" w:hAnsi="Times New Roman" w:eastAsia="Times New Roman"/>
+          <w:b w:val="0"/>
+          <w:sz w:val="24"/>
+        </w:rPr>
         <w:t>Система очистки стоков: Трехкамерное локальное очистное сооружение (ЛОС) объемом 24 м³.</w:t>
       </w:r>
     </w:p>
     <w:p>
       <w:pPr>
         <w:pStyle w:val="MdListItem"/>
+        <w:spacing w:line="276" w:lineRule="auto" w:after="120"/>
+        <w:jc w:val="both"/>
       </w:pPr>
       <w:r>
+        <w:rPr>
+          <w:rFonts w:ascii="Times New Roman" w:hAnsi="Times New Roman" w:eastAsia="Times New Roman"/>
+          <w:b w:val="0"/>
+          <w:sz w:val="24"/>
+        </w:rPr>
         <w:t>Метод очистки: Механическое отстаивание + анаэробная биологическая очистка.</w:t>
       </w:r>
     </w:p>
     <w:p>
       <w:pPr>
         <w:pStyle w:val="MdListItem"/>
+        <w:spacing w:line="276" w:lineRule="auto" w:after="120"/>
+        <w:jc w:val="both"/>
       </w:pPr>
       <w:r>
+        <w:rPr>
+          <w:rFonts w:ascii="Times New Roman" w:hAnsi="Times New Roman" w:eastAsia="Times New Roman"/>
+          <w:b w:val="0"/>
+          <w:sz w:val="24"/>
+        </w:rPr>
         <w:t>Использование очищенной воды: Оборотное водоснабжение для полива зеленых насаждений (Камера №3 ЛОС).</w:t>
       </w:r>
     </w:p>
     <w:p>
       <w:pPr>
         <w:pStyle w:val="MdSpace"/>
+        <w:spacing w:line="276" w:lineRule="auto" w:after="120"/>
+        <w:jc w:val="both"/>
       </w:pPr>
     </w:p>
     <w:p>
       <w:pPr>
         <w:pStyle w:val="Heading3"/>
+        <w:spacing w:before="240" w:after="120"/>
+        <w:jc w:val="left"/>
       </w:pPr>
       <w:r>
+        <w:rPr>
+          <w:rFonts w:ascii="Times New Roman" w:hAnsi="Times New Roman" w:eastAsia="Times New Roman"/>
+          <w:b/>
+          <w:color w:val="003366"/>
+          <w:sz w:val="28"/>
+        </w:rPr>
         <w:t>5. Управление отходами</w:t>
       </w:r>
     </w:p>
     <w:p>
       <w:pPr>
         <w:pStyle w:val="Heading3"/>
+        <w:spacing w:before="240" w:after="120"/>
+        <w:jc w:val="left"/>
       </w:pPr>
       <w:r>
+        <w:rPr>
+          <w:rFonts w:ascii="Times New Roman" w:hAnsi="Times New Roman" w:eastAsia="Times New Roman"/>
+          <w:b/>
+          <w:color w:val="003366"/>
+          <w:sz w:val="28"/>
+        </w:rPr>
         <w:t>6. Охрана земельных ресурсов и растительности</w:t>
       </w:r>
     </w:p>
     <w:p>
       <w:pPr>
         <w:pStyle w:val="MdListItem"/>
+        <w:spacing w:line="276" w:lineRule="auto" w:after="120"/>
+        <w:jc w:val="both"/>
       </w:pPr>
       <w:r>
+        <w:rPr>
+          <w:rFonts w:ascii="Times New Roman" w:hAnsi="Times New Roman" w:eastAsia="Times New Roman"/>
+          <w:b w:val="0"/>
+          <w:sz w:val="24"/>
+        </w:rPr>
         <w:t>Состояние почв: Горно-луговые.</w:t>
       </w:r>
     </w:p>
     <w:p>
       <w:pPr>
         <w:pStyle w:val="MdListItem"/>
+        <w:spacing w:line="276" w:lineRule="auto" w:after="120"/>
+        <w:jc w:val="both"/>
       </w:pPr>
       <w:r>
+        <w:rPr>
+          <w:rFonts w:ascii="Times New Roman" w:hAnsi="Times New Roman" w:eastAsia="Times New Roman"/>
+          <w:b w:val="0"/>
+          <w:sz w:val="24"/>
+        </w:rPr>
         <w:t>Меры сохранения: Запрет на движение транспорта вне дорог, использование экологичных моющих средств, рекультивация нарушенных земель после строительства.</w:t>
       </w:r>
     </w:p>
     <w:p>
       <w:pPr>
         <w:pStyle w:val="MdSpace"/>
+        <w:spacing w:line="276" w:lineRule="auto" w:after="120"/>
+        <w:jc w:val="both"/>
       </w:pPr>
     </w:p>
     <w:p>
       <w:pPr>
         <w:pStyle w:val="Heading3"/>
+        <w:spacing w:before="240" w:after="120"/>
+        <w:jc w:val="left"/>
       </w:pPr>
       <w:r>
+        <w:rPr>
+          <w:rFonts w:ascii="Times New Roman" w:hAnsi="Times New Roman" w:eastAsia="Times New Roman"/>
+          <w:b/>
+          <w:color w:val="003366"/>
+          <w:sz w:val="28"/>
+        </w:rPr>
         <w:t>7. План природоохранных мероприятий (ежегодный)</w:t>
       </w:r>
     </w:p>
     <w:p>
       <w:pPr>
         <w:pStyle w:val="MdListItem"/>
+        <w:spacing w:line="276" w:lineRule="auto" w:after="120"/>
+        <w:jc w:val="both"/>
       </w:pPr>
       <w:r>
+        <w:rPr>
+          <w:rFonts w:ascii="Times New Roman" w:hAnsi="Times New Roman" w:eastAsia="Times New Roman"/>
+          <w:b w:val="0"/>
+          <w:sz w:val="24"/>
+        </w:rPr>
         <w:t>Проверка герметичности ЛОС и эффективности очистки — 2 раза в год.</w:t>
       </w:r>
     </w:p>
     <w:p>
       <w:pPr>
         <w:pStyle w:val="MdListItem"/>
+        <w:spacing w:line="276" w:lineRule="auto" w:after="120"/>
+        <w:jc w:val="both"/>
       </w:pPr>
       <w:r>
+        <w:rPr>
+          <w:rFonts w:ascii="Times New Roman" w:hAnsi="Times New Roman" w:eastAsia="Times New Roman"/>
+          <w:b w:val="0"/>
+          <w:sz w:val="24"/>
+        </w:rPr>
         <w:t>Вывоз ТБО согласно договору с муниципальной службой — еженедельно (в сезон).</w:t>
       </w:r>
     </w:p>
     <w:p>
       <w:pPr>
         <w:pStyle w:val="MdListItem"/>
+        <w:spacing w:line="276" w:lineRule="auto" w:after="120"/>
+        <w:jc w:val="both"/>
       </w:pPr>
       <w:r>
+        <w:rPr>
+          <w:rFonts w:ascii="Times New Roman" w:hAnsi="Times New Roman" w:eastAsia="Times New Roman"/>
+          <w:b w:val="0"/>
+          <w:sz w:val="24"/>
+        </w:rPr>
         <w:t>Озеленение территории саженцами местных пород — апрель-май.</w:t>
       </w:r>
     </w:p>
     <w:p>
       <w:pPr>
         <w:pStyle w:val="MdListItem"/>
+        <w:spacing w:line="276" w:lineRule="auto" w:after="120"/>
+        <w:jc w:val="both"/>
       </w:pPr>
       <w:r>
+        <w:rPr>
+          <w:rFonts w:ascii="Times New Roman" w:hAnsi="Times New Roman" w:eastAsia="Times New Roman"/>
+          <w:b w:val="0"/>
+          <w:sz w:val="24"/>
+        </w:rPr>
         <w:t>Инструктаж персонала по экологической безопасности — ежеквартально.</w:t>
       </w:r>
     </w:p>
     <w:p>
       <w:pPr>
         <w:pStyle w:val="MdSpace"/>
+        <w:spacing w:line="276" w:lineRule="auto" w:after="120"/>
+        <w:jc w:val="both"/>
       </w:pPr>
     </w:p>
     <w:p>
       <w:pPr>
         <w:pStyle w:val="MdHr"/>
+        <w:spacing w:line="276" w:lineRule="auto" w:after="120"/>
+        <w:jc w:val="both"/>
       </w:pPr>
     </w:p>
     <w:p>
       <w:pPr>
         <w:pStyle w:val="MdParagraph"/>
+        <w:spacing w:line="276" w:lineRule="auto" w:after="120"/>
+        <w:jc w:val="both"/>
       </w:pPr>
       <w:r>
+        <w:rPr>
+          <w:rFonts w:ascii="Times New Roman" w:hAnsi="Times New Roman" w:eastAsia="Times New Roman"/>
+          <w:b w:val="0"/>
+          <w:sz w:val="24"/>
+        </w:rPr>
         <w:t>Разработчик: [ФИО / Название организации]</w:t>
         <w:br/>
         <w:t>Дата составления: 20 января 2026 г.</w:t>

--- a/business_plan_perfect.docx
+++ b/business_plan_perfect.docx
@@ -4,48 +4,40 @@
   <w:body>
     <w:p>
       <w:pPr>
-        <w:pStyle w:val="Normal"/>
         <w:jc w:val="center"/>
       </w:pPr>
     </w:p>
     <w:p>
       <w:pPr>
-        <w:pStyle w:val="Normal"/>
         <w:jc w:val="center"/>
       </w:pPr>
     </w:p>
     <w:p>
       <w:pPr>
-        <w:pStyle w:val="Normal"/>
         <w:jc w:val="center"/>
       </w:pPr>
     </w:p>
     <w:p>
       <w:pPr>
-        <w:pStyle w:val="Normal"/>
-        <w:spacing w:before="2000"/>
         <w:jc w:val="center"/>
       </w:pPr>
       <w:r>
         <w:rPr>
           <w:rFonts w:ascii="Times New Roman" w:hAnsi="Times New Roman" w:eastAsia="Times New Roman"/>
           <w:b/>
-          <w:sz w:val="48"/>
+          <w:sz w:val="28"/>
         </w:rPr>
         <w:t>БИЗНЕС-ПЛАН</w:t>
       </w:r>
     </w:p>
     <w:p>
       <w:pPr>
-        <w:pStyle w:val="Normal"/>
-        <w:spacing w:after="1000"/>
         <w:jc w:val="center"/>
       </w:pPr>
       <w:r>
         <w:rPr>
           <w:rFonts w:ascii="Times New Roman" w:hAnsi="Times New Roman" w:eastAsia="Times New Roman"/>
-          <w:b/>
-          <w:sz w:val="36"/>
+          <w:sz w:val="24"/>
         </w:rPr>
         <w:t>Создание туристическо-рекреационного центра</w:t>
         <w:br/>
@@ -54,94 +46,78 @@
     </w:p>
     <w:p>
       <w:pPr>
-        <w:pStyle w:val="Normal"/>
         <w:jc w:val="center"/>
       </w:pPr>
     </w:p>
     <w:p>
       <w:pPr>
-        <w:pStyle w:val="Normal"/>
         <w:jc w:val="center"/>
       </w:pPr>
     </w:p>
     <w:p>
       <w:pPr>
-        <w:pStyle w:val="Normal"/>
         <w:jc w:val="center"/>
       </w:pPr>
     </w:p>
     <w:p>
       <w:pPr>
-        <w:pStyle w:val="Normal"/>
         <w:jc w:val="center"/>
       </w:pPr>
     </w:p>
     <w:p>
       <w:pPr>
-        <w:pStyle w:val="Normal"/>
         <w:jc w:val="center"/>
       </w:pPr>
     </w:p>
     <w:p>
       <w:pPr>
-        <w:pStyle w:val="Normal"/>
-        <w:spacing w:before="2000"/>
-        <w:jc w:val="right"/>
+        <w:jc w:val="center"/>
       </w:pPr>
       <w:r>
         <w:rPr>
           <w:rFonts w:ascii="Times New Roman" w:hAnsi="Times New Roman" w:eastAsia="Times New Roman"/>
-          <w:b w:val="0"/>
           <w:sz w:val="24"/>
         </w:rPr>
-        <w:t xml:space="preserve">Подготовил: Умеров Марс Казизович  </w:t>
+        <w:t>Подготовил: Умеров Марс Казизович</w:t>
       </w:r>
     </w:p>
     <w:p>
       <w:pPr>
-        <w:pStyle w:val="Normal"/>
         <w:jc w:val="center"/>
       </w:pPr>
     </w:p>
     <w:p>
       <w:pPr>
-        <w:pStyle w:val="Normal"/>
         <w:jc w:val="center"/>
       </w:pPr>
     </w:p>
     <w:p>
       <w:pPr>
-        <w:pStyle w:val="Normal"/>
         <w:jc w:val="center"/>
       </w:pPr>
     </w:p>
     <w:p>
       <w:pPr>
-        <w:pStyle w:val="Normal"/>
         <w:jc w:val="center"/>
       </w:pPr>
     </w:p>
     <w:p>
       <w:pPr>
-        <w:pStyle w:val="Normal"/>
         <w:jc w:val="center"/>
       </w:pPr>
     </w:p>
     <w:p>
       <w:pPr>
-        <w:pStyle w:val="Normal"/>
         <w:jc w:val="center"/>
       </w:pPr>
     </w:p>
     <w:p>
       <w:pPr>
-        <w:pStyle w:val="Normal"/>
         <w:jc w:val="center"/>
       </w:pPr>
       <w:r>
         <w:rPr>
           <w:rFonts w:ascii="Times New Roman" w:hAnsi="Times New Roman" w:eastAsia="Times New Roman"/>
-          <w:b w:val="0"/>
           <w:sz w:val="24"/>
         </w:rPr>
         <w:t>Кыргызская Республика, 2026 г.</w:t>
@@ -149,19 +125,16 @@
     </w:p>
     <w:p>
       <w:pPr>
-        <w:pStyle w:val="Normal"/>
         <w:jc w:val="center"/>
       </w:pPr>
     </w:p>
     <w:p>
       <w:pPr>
-        <w:pStyle w:val="Normal"/>
         <w:jc w:val="center"/>
       </w:pPr>
       <w:r>
         <w:rPr>
           <w:rFonts w:ascii="Times New Roman" w:hAnsi="Times New Roman" w:eastAsia="Times New Roman"/>
-          <w:b w:val="0"/>
           <w:sz w:val="24"/>
         </w:rPr>
         <w:t>2 860 000 (два миллиона восемьсот шестьдесят тысяч) сомов.</w:t>
@@ -169,13 +142,11 @@
     </w:p>
     <w:p>
       <w:pPr>
-        <w:pStyle w:val="Normal"/>
         <w:jc w:val="center"/>
       </w:pPr>
       <w:r>
         <w:rPr>
           <w:rFonts w:ascii="Times New Roman" w:hAnsi="Times New Roman" w:eastAsia="Times New Roman"/>
-          <w:b w:val="0"/>
           <w:sz w:val="24"/>
         </w:rPr>
         <w:t>Для старта проекта требуется 2 002 000 сомов, остальные 858 000 сомов (30%) будут обеспечены за счет собственных средств.</w:t>
@@ -183,13 +154,11 @@
     </w:p>
     <w:p>
       <w:pPr>
-        <w:pStyle w:val="Normal"/>
         <w:jc w:val="center"/>
       </w:pPr>
       <w:r>
         <w:rPr>
           <w:rFonts w:ascii="Times New Roman" w:hAnsi="Times New Roman" w:eastAsia="Times New Roman"/>
-          <w:b w:val="0"/>
           <w:sz w:val="24"/>
         </w:rPr>
         <w:t>Цель проекта: оказывать качественные услуги в сфере туризма для зарубежных, а также, местных гостей.</w:t>
@@ -197,13 +166,11 @@
     </w:p>
     <w:p>
       <w:pPr>
-        <w:pStyle w:val="Normal"/>
         <w:jc w:val="center"/>
       </w:pPr>
       <w:r>
         <w:rPr>
           <w:rFonts w:ascii="Times New Roman" w:hAnsi="Times New Roman" w:eastAsia="Times New Roman"/>
-          <w:b w:val="0"/>
           <w:sz w:val="24"/>
         </w:rPr>
         <w:t>1. Резюме проекта</w:t>
@@ -211,28 +178,23 @@
     </w:p>
     <w:p>
       <w:pPr>
-        <w:pStyle w:val="Normal"/>
-        <w:spacing w:after="1000"/>
         <w:jc w:val="center"/>
       </w:pPr>
       <w:r>
         <w:rPr>
           <w:rFonts w:ascii="Times New Roman" w:hAnsi="Times New Roman" w:eastAsia="Times New Roman"/>
-          <w:b/>
-          <w:sz w:val="36"/>
+          <w:sz w:val="24"/>
         </w:rPr>
         <w:t>Настоящий бизнес-план разработан для обоснования инвестиций в создание туристическо-рекреационного центра "Кок-Жайык" на трассе Тюп-Кеген в Иссык-Кульской области Кыргызской Республики. Проект нацелен на обслуживание растущего туристического и транзитного потока между Казахстаном (Алматы) и Иссык-Кулем (Каракол).</w:t>
       </w:r>
     </w:p>
     <w:p>
       <w:pPr>
-        <w:pStyle w:val="Normal"/>
         <w:jc w:val="center"/>
       </w:pPr>
       <w:r>
         <w:rPr>
           <w:rFonts w:ascii="Times New Roman" w:hAnsi="Times New Roman" w:eastAsia="Times New Roman"/>
-          <w:b w:val="0"/>
           <w:sz w:val="24"/>
         </w:rPr>
         <w:t>Ключевые показатели проекта:</w:t>
@@ -240,13 +202,11 @@
     </w:p>
     <w:p>
       <w:pPr>
-        <w:pStyle w:val="Normal"/>
         <w:jc w:val="center"/>
       </w:pPr>
       <w:r>
         <w:rPr>
           <w:rFonts w:ascii="Times New Roman" w:hAnsi="Times New Roman" w:eastAsia="Times New Roman"/>
-          <w:b w:val="0"/>
           <w:sz w:val="24"/>
         </w:rPr>
         <w:t>2. Описание предприятия и услуг</w:t>
@@ -254,28 +214,23 @@
     </w:p>
     <w:p>
       <w:pPr>
-        <w:pStyle w:val="Normal"/>
-        <w:spacing w:after="1000"/>
         <w:jc w:val="center"/>
       </w:pPr>
       <w:r>
         <w:rPr>
           <w:rFonts w:ascii="Times New Roman" w:hAnsi="Times New Roman" w:eastAsia="Times New Roman"/>
-          <w:b/>
-          <w:sz w:val="36"/>
+          <w:sz w:val="24"/>
         </w:rPr>
         <w:t>Центр "Кок-Жайык" будет представлять собой многофункциональный комплекс, сочетающий придорожный сервис и комфортное размещение в эко-стиле.</w:t>
       </w:r>
     </w:p>
     <w:p>
       <w:pPr>
-        <w:pStyle w:val="Normal"/>
         <w:jc w:val="center"/>
       </w:pPr>
       <w:r>
         <w:rPr>
           <w:rFonts w:ascii="Times New Roman" w:hAnsi="Times New Roman" w:eastAsia="Times New Roman"/>
-          <w:b w:val="0"/>
           <w:sz w:val="24"/>
         </w:rPr>
         <w:t>2.1. Инфраструктура</w:t>
@@ -283,13 +238,11 @@
     </w:p>
     <w:p>
       <w:pPr>
-        <w:pStyle w:val="Normal"/>
         <w:jc w:val="center"/>
       </w:pPr>
       <w:r>
         <w:rPr>
           <w:rFonts w:ascii="Times New Roman" w:hAnsi="Times New Roman" w:eastAsia="Times New Roman"/>
-          <w:b w:val="0"/>
           <w:sz w:val="24"/>
         </w:rPr>
         <w:t>Инфраструктура центра включает:</w:t>
@@ -297,13 +250,11 @@
     </w:p>
     <w:p>
       <w:pPr>
-        <w:pStyle w:val="Normal"/>
         <w:jc w:val="center"/>
       </w:pPr>
       <w:r>
         <w:rPr>
           <w:rFonts w:ascii="Times New Roman" w:hAnsi="Times New Roman" w:eastAsia="Times New Roman"/>
-          <w:b w:val="0"/>
           <w:sz w:val="24"/>
         </w:rPr>
         <w:t>Магазин и Кафе: Придорожное кафе на 20-30 посадочных мест и небольшой магазин с товарами первой необходимости, сувенирами и местной продукцией.</w:t>
@@ -311,13 +262,11 @@
     </w:p>
     <w:p>
       <w:pPr>
-        <w:pStyle w:val="Normal"/>
         <w:jc w:val="center"/>
       </w:pPr>
       <w:r>
         <w:rPr>
           <w:rFonts w:ascii="Times New Roman" w:hAnsi="Times New Roman" w:eastAsia="Times New Roman"/>
-          <w:b w:val="0"/>
           <w:sz w:val="24"/>
         </w:rPr>
         <w:t>Размещение одна Юрта: предназначенные для сезонного (летне-осеннего) размещения, что позволит привлечь туристов, ищущих аутентичный опыт.</w:t>
@@ -325,13 +274,11 @@
     </w:p>
     <w:p>
       <w:pPr>
-        <w:pStyle w:val="Normal"/>
         <w:jc w:val="center"/>
       </w:pPr>
       <w:r>
         <w:rPr>
           <w:rFonts w:ascii="Times New Roman" w:hAnsi="Times New Roman" w:eastAsia="Times New Roman"/>
-          <w:b w:val="0"/>
           <w:sz w:val="24"/>
         </w:rPr>
         <w:t>Площадка для игр: Оборудованная детская и спортивная площадка для кратковременного отдыха транзитных пассажиров и гостей центра.</w:t>
@@ -339,13 +286,11 @@
     </w:p>
     <w:p>
       <w:pPr>
-        <w:pStyle w:val="Normal"/>
         <w:jc w:val="center"/>
       </w:pPr>
       <w:r>
         <w:rPr>
           <w:rFonts w:ascii="Times New Roman" w:hAnsi="Times New Roman" w:eastAsia="Times New Roman"/>
-          <w:b w:val="0"/>
           <w:sz w:val="24"/>
         </w:rPr>
         <w:t>А-фрейм дом: Один дом на 4 человека, построенный за счет собственных средств.</w:t>
@@ -353,13 +298,11 @@
     </w:p>
     <w:p>
       <w:pPr>
-        <w:pStyle w:val="Normal"/>
         <w:jc w:val="center"/>
       </w:pPr>
       <w:r>
         <w:rPr>
           <w:rFonts w:ascii="Times New Roman" w:hAnsi="Times New Roman" w:eastAsia="Times New Roman"/>
-          <w:b w:val="0"/>
           <w:sz w:val="24"/>
         </w:rPr>
         <w:t>2.2. Целевая аудитория</w:t>
@@ -367,13 +310,11 @@
     </w:p>
     <w:p>
       <w:pPr>
-        <w:pStyle w:val="Normal"/>
         <w:jc w:val="center"/>
       </w:pPr>
       <w:r>
         <w:rPr>
           <w:rFonts w:ascii="Times New Roman" w:hAnsi="Times New Roman" w:eastAsia="Times New Roman"/>
-          <w:b w:val="0"/>
           <w:sz w:val="24"/>
         </w:rPr>
         <w:t>1.  Транзитные туристы: Автомобилисты, следующие из Казахстана (Алматы) в Каракол и на южный берег Иссык-Куля, использующие трассу Тюп-Кеген как кратчайший путь.</w:t>
@@ -381,13 +322,11 @@
     </w:p>
     <w:p>
       <w:pPr>
-        <w:pStyle w:val="Normal"/>
         <w:jc w:val="center"/>
       </w:pPr>
       <w:r>
         <w:rPr>
           <w:rFonts w:ascii="Times New Roman" w:hAnsi="Times New Roman" w:eastAsia="Times New Roman"/>
-          <w:b w:val="0"/>
           <w:sz w:val="24"/>
         </w:rPr>
         <w:t>2.  Экотуристы и альпинисты: Путешественники, направляющиеся в ущелье Каркыра, к пику Хан-Тенгри и в другие горные районы.</w:t>
@@ -395,13 +334,11 @@
     </w:p>
     <w:p>
       <w:pPr>
-        <w:pStyle w:val="Normal"/>
         <w:jc w:val="center"/>
       </w:pPr>
       <w:r>
         <w:rPr>
           <w:rFonts w:ascii="Times New Roman" w:hAnsi="Times New Roman" w:eastAsia="Times New Roman"/>
-          <w:b w:val="0"/>
           <w:sz w:val="24"/>
         </w:rPr>
         <w:t>3.  Местные жители: посетители из близлежащих сел и городов, использующие кафе.</w:t>
@@ -409,13 +346,11 @@
     </w:p>
     <w:p>
       <w:pPr>
-        <w:pStyle w:val="Normal"/>
         <w:jc w:val="center"/>
       </w:pPr>
       <w:r>
         <w:rPr>
           <w:rFonts w:ascii="Times New Roman" w:hAnsi="Times New Roman" w:eastAsia="Times New Roman"/>
-          <w:b w:val="0"/>
           <w:sz w:val="24"/>
         </w:rPr>
         <w:t>3. Анализ рынка и конкуренции</w:t>
@@ -423,13 +358,11 @@
     </w:p>
     <w:p>
       <w:pPr>
-        <w:pStyle w:val="Normal"/>
         <w:jc w:val="center"/>
       </w:pPr>
       <w:r>
         <w:rPr>
           <w:rFonts w:ascii="Times New Roman" w:hAnsi="Times New Roman" w:eastAsia="Times New Roman"/>
-          <w:b w:val="0"/>
           <w:sz w:val="24"/>
         </w:rPr>
         <w:t>3.1. Анализ местоположения</w:t>
@@ -437,28 +370,23 @@
     </w:p>
     <w:p>
       <w:pPr>
-        <w:pStyle w:val="Normal"/>
-        <w:spacing w:after="1000"/>
         <w:jc w:val="center"/>
       </w:pPr>
       <w:r>
         <w:rPr>
           <w:rFonts w:ascii="Times New Roman" w:hAnsi="Times New Roman" w:eastAsia="Times New Roman"/>
-          <w:b/>
-          <w:sz w:val="36"/>
+          <w:sz w:val="24"/>
         </w:rPr>
         <w:t>Местоположение 52й км Тюп-Кеген находится на ключевом участке трассы Тюп-Кеген, которая была недавно реконструирована, что значительно увеличило ее пропускную способность и привлекательность как альтернативного маршрута в Алматы. Близость к КПП “Каркыра-Автодорожный”, который планируется перевести на круглосуточный режим работы, гарантирует стабильный трафик. Так же уникальность проекта в том что дорога от "Трёх Вершин" (Ала-Тоо RESORT) примыкает к трассе Туп-Кеген (к точке локации проекта "Кок-Жайык").</w:t>
       </w:r>
     </w:p>
     <w:p>
       <w:pPr>
-        <w:pStyle w:val="Normal"/>
         <w:jc w:val="center"/>
       </w:pPr>
       <w:r>
         <w:rPr>
           <w:rFonts w:ascii="Times New Roman" w:hAnsi="Times New Roman" w:eastAsia="Times New Roman"/>
-          <w:b w:val="0"/>
           <w:sz w:val="24"/>
         </w:rPr>
         <w:t>3.2. Конкурентный анализ</w:t>
@@ -466,13 +394,11 @@
     </w:p>
     <w:p>
       <w:pPr>
-        <w:pStyle w:val="Normal"/>
         <w:jc w:val="center"/>
       </w:pPr>
       <w:r>
         <w:rPr>
           <w:rFonts w:ascii="Times New Roman" w:hAnsi="Times New Roman" w:eastAsia="Times New Roman"/>
-          <w:b w:val="0"/>
           <w:sz w:val="24"/>
         </w:rPr>
         <w:t>Основными конкурентами являются существующие юрточные лагеря и глэмпинги в долине Каркыра, такие как "Юрточный Глэмпинг Каркара" и "Каркыра Глэмпинг".</w:t>
@@ -480,13 +406,11 @@
     </w:p>
     <w:p>
       <w:pPr>
-        <w:pStyle w:val="Normal"/>
         <w:jc w:val="center"/>
       </w:pPr>
       <w:r>
         <w:rPr>
           <w:rFonts w:ascii="Times New Roman" w:hAnsi="Times New Roman" w:eastAsia="Times New Roman"/>
-          <w:b w:val="0"/>
           <w:sz w:val="24"/>
         </w:rPr>
         <w:t>4. Маркетинговый план</w:t>
@@ -494,13 +418,11 @@
     </w:p>
     <w:p>
       <w:pPr>
-        <w:pStyle w:val="Normal"/>
         <w:jc w:val="center"/>
       </w:pPr>
       <w:r>
         <w:rPr>
           <w:rFonts w:ascii="Times New Roman" w:hAnsi="Times New Roman" w:eastAsia="Times New Roman"/>
-          <w:b w:val="0"/>
           <w:sz w:val="24"/>
         </w:rPr>
         <w:t>1.  Онлайн-продвижение: Активное ведение Instagram, Тик Ток и Google Maps.</w:t>
@@ -508,13 +430,11 @@
     </w:p>
     <w:p>
       <w:pPr>
-        <w:pStyle w:val="Normal"/>
         <w:jc w:val="center"/>
       </w:pPr>
       <w:r>
         <w:rPr>
           <w:rFonts w:ascii="Times New Roman" w:hAnsi="Times New Roman" w:eastAsia="Times New Roman"/>
-          <w:b w:val="0"/>
           <w:sz w:val="24"/>
         </w:rPr>
         <w:t>2.  Партнёрство: Сотрудничество с туроператорами, организующими туры в Каракол, на Иссык-Куль и к Хан-Тенгри.</w:t>
@@ -522,13 +442,11 @@
     </w:p>
     <w:p>
       <w:pPr>
-        <w:pStyle w:val="Normal"/>
         <w:jc w:val="center"/>
       </w:pPr>
       <w:r>
         <w:rPr>
           <w:rFonts w:ascii="Times New Roman" w:hAnsi="Times New Roman" w:eastAsia="Times New Roman"/>
-          <w:b w:val="0"/>
           <w:sz w:val="24"/>
         </w:rPr>
         <w:t>3.  Указатели: Установка заметных дорожных указателей на трассе Тюп-Кеген.</w:t>
@@ -536,13 +454,11 @@
     </w:p>
     <w:p>
       <w:pPr>
-        <w:pStyle w:val="Normal"/>
         <w:jc w:val="center"/>
       </w:pPr>
       <w:r>
         <w:rPr>
           <w:rFonts w:ascii="Times New Roman" w:hAnsi="Times New Roman" w:eastAsia="Times New Roman"/>
-          <w:b w:val="0"/>
           <w:sz w:val="24"/>
         </w:rPr>
         <w:t>5. Финансовый план</w:t>
@@ -550,13 +466,11 @@
     </w:p>
     <w:p>
       <w:pPr>
-        <w:pStyle w:val="Normal"/>
         <w:jc w:val="center"/>
       </w:pPr>
       <w:r>
         <w:rPr>
           <w:rFonts w:ascii="Times New Roman" w:hAnsi="Times New Roman" w:eastAsia="Times New Roman"/>
-          <w:b w:val="0"/>
           <w:sz w:val="24"/>
         </w:rPr>
         <w:t>5.1. Инвестиционные расходы за счет средств ФРР</w:t>
@@ -564,13 +478,11 @@
     </w:p>
     <w:p>
       <w:pPr>
-        <w:pStyle w:val="Normal"/>
         <w:jc w:val="center"/>
       </w:pPr>
       <w:r>
         <w:rPr>
           <w:rFonts w:ascii="Times New Roman" w:hAnsi="Times New Roman" w:eastAsia="Times New Roman"/>
-          <w:b w:val="0"/>
           <w:sz w:val="24"/>
         </w:rPr>
         <w:t>Общий объем инвестиций составляет 2 860 000 сомов, из них 30% — вклад собственных средств в размере 858 000 сомов на строительство А-фрэйм дома (гостевой домик на 4-6 чел.) в количестве 1 единица.</w:t>
@@ -578,13 +490,11 @@
     </w:p>
     <w:p>
       <w:pPr>
-        <w:pStyle w:val="Normal"/>
         <w:jc w:val="center"/>
       </w:pPr>
       <w:r>
         <w:rPr>
           <w:rFonts w:ascii="Times New Roman" w:hAnsi="Times New Roman" w:eastAsia="Times New Roman"/>
-          <w:b w:val="0"/>
           <w:sz w:val="24"/>
         </w:rPr>
         <w:t>5.2. Прогноз доходов</w:t>
@@ -592,13 +502,11 @@
     </w:p>
     <w:p>
       <w:pPr>
-        <w:pStyle w:val="Normal"/>
         <w:jc w:val="center"/>
       </w:pPr>
       <w:r>
         <w:rPr>
           <w:rFonts w:ascii="Times New Roman" w:hAnsi="Times New Roman" w:eastAsia="Times New Roman"/>
-          <w:b w:val="0"/>
           <w:sz w:val="24"/>
         </w:rPr>
         <w:t>Прогноз основан на сезонности и средней заполняемости (май-сентябрь).</w:t>
@@ -606,13 +514,11 @@
     </w:p>
     <w:p>
       <w:pPr>
-        <w:pStyle w:val="Normal"/>
         <w:jc w:val="center"/>
       </w:pPr>
       <w:r>
         <w:rPr>
           <w:rFonts w:ascii="Times New Roman" w:hAnsi="Times New Roman" w:eastAsia="Times New Roman"/>
-          <w:b w:val="0"/>
           <w:sz w:val="24"/>
         </w:rPr>
         <w:t>5.3. Операционные расходы</w:t>
@@ -620,13 +526,11 @@
     </w:p>
     <w:p>
       <w:pPr>
-        <w:pStyle w:val="Normal"/>
         <w:jc w:val="center"/>
       </w:pPr>
       <w:r>
         <w:rPr>
           <w:rFonts w:ascii="Times New Roman" w:hAnsi="Times New Roman" w:eastAsia="Times New Roman"/>
-          <w:b w:val="0"/>
           <w:sz w:val="24"/>
         </w:rPr>
         <w:t>Годовые операционные расходы составляют 200 000 сомов.</w:t>
@@ -634,13 +538,11 @@
     </w:p>
     <w:p>
       <w:pPr>
-        <w:pStyle w:val="Normal"/>
         <w:jc w:val="center"/>
       </w:pPr>
       <w:r>
         <w:rPr>
           <w:rFonts w:ascii="Times New Roman" w:hAnsi="Times New Roman" w:eastAsia="Times New Roman"/>
-          <w:b w:val="0"/>
           <w:sz w:val="24"/>
         </w:rPr>
         <w:t>Выводы:</w:t>
@@ -648,13 +550,11 @@
     </w:p>
     <w:p>
       <w:pPr>
-        <w:pStyle w:val="Normal"/>
         <w:jc w:val="center"/>
       </w:pPr>
       <w:r>
         <w:rPr>
           <w:rFonts w:ascii="Times New Roman" w:hAnsi="Times New Roman" w:eastAsia="Times New Roman"/>
-          <w:b w:val="0"/>
           <w:sz w:val="24"/>
         </w:rPr>
         <w:t>Проект “Кок Жайык" демонстрирует высокую финансовую привлекательность со сроком окупаемости менее 3 лет. Стратегическое расположение на обновленной трассе. Это стабильный малый бизнес, который обеспечит рабочим местом местных жителей и при этом будет приносить налоговые сборы в регион. А так же будет примером для развития туризма как дополнительный доход местным жителям. Уникальность проекта в том, что локация находится пересечении стратегических развязок, которое соединяет Тюпский регион с Аксууйским с востока. Как примечание могу сказать, что от КПП “Каркыра” до локации проекта отсутствует достойное место отдыха с парковочным местом.</w:t>
@@ -664,25 +564,14 @@
       <w:pPr>
         <w:jc w:val="center"/>
       </w:pPr>
+    </w:p>
+    <w:p>
+      <w:pPr>
+        <w:jc w:val="both"/>
+      </w:pPr>
       <w:r>
         <w:rPr>
           <w:rFonts w:ascii="Times New Roman" w:hAnsi="Times New Roman" w:eastAsia="Times New Roman"/>
-          <w:b w:val="0"/>
-          <w:sz w:val="24"/>
-        </w:rPr>
-        <w:br w:type="page"/>
-      </w:r>
-    </w:p>
-    <w:p>
-      <w:pPr>
-        <w:pStyle w:val="MdHeading1"/>
-        <w:spacing w:line="276" w:lineRule="auto" w:after="120"/>
-        <w:jc w:val="both"/>
-      </w:pPr>
-      <w:r>
-        <w:rPr>
-          <w:rFonts w:ascii="Times New Roman" w:hAnsi="Times New Roman" w:eastAsia="Times New Roman"/>
-          <w:b w:val="0"/>
           <w:sz w:val="24"/>
         </w:rPr>
         <w:t>Раздел: Охрана окружающей среды</w:t>
@@ -690,14 +579,11 @@
     </w:p>
     <w:p>
       <w:pPr>
-        <w:pStyle w:val="MdParagraph"/>
-        <w:spacing w:line="276" w:lineRule="auto" w:after="120"/>
         <w:jc w:val="both"/>
       </w:pPr>
       <w:r>
         <w:rPr>
           <w:rFonts w:ascii="Times New Roman" w:hAnsi="Times New Roman" w:eastAsia="Times New Roman"/>
-          <w:b w:val="0"/>
           <w:sz w:val="24"/>
         </w:rPr>
         <w:t>Реализация проекта туристическо-рекреационного центра «Кок-Жайык» осуществляется в экологически чувствительном регионе Иссык-Кульской области. В соответствии с Законом КР «Об охране окружающей среды» и Законом «Об устойчивом развитии эколого-экономической системы «Иссык-Куль», проект предусматривает комплекс мер по минимизации негативного воздействия на природу.</w:t>
@@ -705,37 +591,23 @@
     </w:p>
     <w:p>
       <w:pPr>
-        <w:pStyle w:val="MdSpace"/>
-        <w:spacing w:line="276" w:lineRule="auto" w:after="120"/>
         <w:jc w:val="both"/>
-      </w:pPr>
-    </w:p>
-    <w:p>
-      <w:pPr>
-        <w:pStyle w:val="MdHeading2"/>
-        <w:spacing w:line="276" w:lineRule="auto" w:after="120" w:before="240"/>
-        <w:jc w:val="left"/>
       </w:pPr>
       <w:r>
         <w:rPr>
           <w:rFonts w:ascii="Times New Roman" w:hAnsi="Times New Roman" w:eastAsia="Times New Roman"/>
-          <w:b/>
-          <w:color w:val="003366"/>
-          <w:sz w:val="28"/>
+          <w:sz w:val="24"/>
         </w:rPr>
         <w:t>1. Источники загрязнения в период строительства</w:t>
       </w:r>
     </w:p>
     <w:p>
       <w:pPr>
-        <w:pStyle w:val="MdParagraph"/>
-        <w:spacing w:line="276" w:lineRule="auto" w:after="120"/>
         <w:jc w:val="both"/>
       </w:pPr>
       <w:r>
         <w:rPr>
           <w:rFonts w:ascii="Times New Roman" w:hAnsi="Times New Roman" w:eastAsia="Times New Roman"/>
-          <w:b w:val="0"/>
           <w:sz w:val="24"/>
         </w:rPr>
         <w:t>Период строительства является наиболее интенсивным этапом воздействия на окружающую среду. Основными источниками загрязнения являются:</w:t>
@@ -743,37 +615,23 @@
     </w:p>
     <w:p>
       <w:pPr>
-        <w:pStyle w:val="MdSpace"/>
-        <w:spacing w:line="276" w:lineRule="auto" w:after="120"/>
         <w:jc w:val="both"/>
-      </w:pPr>
-    </w:p>
-    <w:p>
-      <w:pPr>
-        <w:pStyle w:val="MdHeading2"/>
-        <w:spacing w:line="276" w:lineRule="auto" w:after="120" w:before="240"/>
-        <w:jc w:val="left"/>
       </w:pPr>
       <w:r>
         <w:rPr>
           <w:rFonts w:ascii="Times New Roman" w:hAnsi="Times New Roman" w:eastAsia="Times New Roman"/>
-          <w:b/>
-          <w:color w:val="003366"/>
-          <w:sz w:val="28"/>
+          <w:sz w:val="24"/>
         </w:rPr>
         <w:t>2. Меры по предотвращению загрязнения при строительстве</w:t>
       </w:r>
     </w:p>
     <w:p>
       <w:pPr>
-        <w:pStyle w:val="MdParagraph"/>
-        <w:spacing w:line="276" w:lineRule="auto" w:after="120"/>
         <w:jc w:val="both"/>
       </w:pPr>
       <w:r>
         <w:rPr>
           <w:rFonts w:ascii="Times New Roman" w:hAnsi="Times New Roman" w:eastAsia="Times New Roman"/>
-          <w:b w:val="0"/>
           <w:sz w:val="24"/>
         </w:rPr>
         <w:t>Для минимизации вышеуказанных воздействий устанавливаются следующие регламенты:</w:t>
@@ -781,21 +639,11 @@
     </w:p>
     <w:p>
       <w:pPr>
-        <w:pStyle w:val="MdSpace"/>
-        <w:spacing w:line="276" w:lineRule="auto" w:after="120"/>
-        <w:jc w:val="both"/>
-      </w:pPr>
-    </w:p>
-    <w:p>
-      <w:pPr>
-        <w:pStyle w:val="MdListItem"/>
-        <w:spacing w:line="276" w:lineRule="auto" w:after="120"/>
         <w:jc w:val="both"/>
       </w:pPr>
       <w:r>
         <w:rPr>
           <w:rFonts w:ascii="Times New Roman" w:hAnsi="Times New Roman" w:eastAsia="Times New Roman"/>
-          <w:b w:val="0"/>
           <w:sz w:val="24"/>
         </w:rPr>
         <w:t>Защита атмосферного воздуха: Использование исправной техники с действующими сертификатами экологического контроля. Подавление пыли путем орошения площадки в засушливые периоды.</w:t>
@@ -803,14 +651,11 @@
     </w:p>
     <w:p>
       <w:pPr>
-        <w:pStyle w:val="MdListItem"/>
-        <w:spacing w:line="276" w:lineRule="auto" w:after="120"/>
         <w:jc w:val="both"/>
       </w:pPr>
       <w:r>
         <w:rPr>
           <w:rFonts w:ascii="Times New Roman" w:hAnsi="Times New Roman" w:eastAsia="Times New Roman"/>
-          <w:b w:val="0"/>
           <w:sz w:val="24"/>
         </w:rPr>
         <w:t>Охрана почв и земель: Снятие и сохранение плодородного слоя почвы перед началом работ для последующей рекультивации. Строгое ограничение движения транспорта установленными дорогами.</w:t>
@@ -818,14 +663,11 @@
     </w:p>
     <w:p>
       <w:pPr>
-        <w:pStyle w:val="MdListItem"/>
-        <w:spacing w:line="276" w:lineRule="auto" w:after="120"/>
         <w:jc w:val="both"/>
       </w:pPr>
       <w:r>
         <w:rPr>
           <w:rFonts w:ascii="Times New Roman" w:hAnsi="Times New Roman" w:eastAsia="Times New Roman"/>
-          <w:b w:val="0"/>
           <w:sz w:val="24"/>
         </w:rPr>
         <w:t>Управление отходами: Организация площадок для раздельного сбора строительного мусора и ТБО. Заключение договоров на вывоз отходов со специализированными службами Тюпского района.</w:t>
@@ -833,14 +675,11 @@
     </w:p>
     <w:p>
       <w:pPr>
-        <w:pStyle w:val="MdListItem"/>
-        <w:spacing w:line="276" w:lineRule="auto" w:after="120"/>
         <w:jc w:val="both"/>
       </w:pPr>
       <w:r>
         <w:rPr>
           <w:rFonts w:ascii="Times New Roman" w:hAnsi="Times New Roman" w:eastAsia="Times New Roman"/>
-          <w:b w:val="0"/>
           <w:sz w:val="24"/>
         </w:rPr>
         <w:t>**Защита водных ресурсов:  ** Запрет на мойку техники на территории объекта. Использование туалета с возможность выкачивание содержимого без риска просачивание в почву.</w:t>
@@ -848,37 +687,23 @@
     </w:p>
     <w:p>
       <w:pPr>
-        <w:pStyle w:val="MdSpace"/>
-        <w:spacing w:line="276" w:lineRule="auto" w:after="120"/>
         <w:jc w:val="both"/>
-      </w:pPr>
-    </w:p>
-    <w:p>
-      <w:pPr>
-        <w:pStyle w:val="MdHeading2"/>
-        <w:spacing w:line="276" w:lineRule="auto" w:after="120" w:before="240"/>
-        <w:jc w:val="left"/>
       </w:pPr>
       <w:r>
         <w:rPr>
           <w:rFonts w:ascii="Times New Roman" w:hAnsi="Times New Roman" w:eastAsia="Times New Roman"/>
-          <w:b/>
-          <w:color w:val="003366"/>
-          <w:sz w:val="28"/>
+          <w:sz w:val="24"/>
         </w:rPr>
         <w:t>3. Экологические аспекты эксплуатации (Эко-стандарты проекта)</w:t>
       </w:r>
     </w:p>
     <w:p>
       <w:pPr>
-        <w:pStyle w:val="MdParagraph"/>
-        <w:spacing w:line="276" w:lineRule="auto" w:after="120"/>
         <w:jc w:val="both"/>
       </w:pPr>
       <w:r>
         <w:rPr>
           <w:rFonts w:ascii="Times New Roman" w:hAnsi="Times New Roman" w:eastAsia="Times New Roman"/>
-          <w:b w:val="0"/>
           <w:sz w:val="24"/>
         </w:rPr>
         <w:t>Проект «Кок-Жайык» позиционируется как эко-центр, что подразумевает внедрение «зеленых» технологий:</w:t>
@@ -886,21 +711,11 @@
     </w:p>
     <w:p>
       <w:pPr>
-        <w:pStyle w:val="MdSpace"/>
-        <w:spacing w:line="276" w:lineRule="auto" w:after="120"/>
-        <w:jc w:val="both"/>
-      </w:pPr>
-    </w:p>
-    <w:p>
-      <w:pPr>
-        <w:pStyle w:val="MdListItem"/>
-        <w:spacing w:line="276" w:lineRule="auto" w:after="120"/>
         <w:jc w:val="both"/>
       </w:pPr>
       <w:r>
         <w:rPr>
           <w:rFonts w:ascii="Times New Roman" w:hAnsi="Times New Roman" w:eastAsia="Times New Roman"/>
-          <w:b w:val="0"/>
           <w:sz w:val="24"/>
         </w:rPr>
         <w:t>Водоотведение: Установка современных локальных очистных сооружений (ЛОС) или герметичных септиков с системой глубокой биологической очистки, исключающих попадание стоков в грунтовые воды.</w:t>
@@ -908,14 +723,11 @@
     </w:p>
     <w:p>
       <w:pPr>
-        <w:pStyle w:val="MdListItem"/>
-        <w:spacing w:line="276" w:lineRule="auto" w:after="120"/>
         <w:jc w:val="both"/>
       </w:pPr>
       <w:r>
         <w:rPr>
           <w:rFonts w:ascii="Times New Roman" w:hAnsi="Times New Roman" w:eastAsia="Times New Roman"/>
-          <w:b w:val="0"/>
           <w:sz w:val="24"/>
         </w:rPr>
         <w:t>Энергоэффективность: Использование энергосберегающего освещения и теплоизоляции домов A-frame для снижения углеродного следа.</w:t>
@@ -923,14 +735,11 @@
     </w:p>
     <w:p>
       <w:pPr>
-        <w:pStyle w:val="MdListItem"/>
-        <w:spacing w:line="276" w:lineRule="auto" w:after="120"/>
         <w:jc w:val="both"/>
       </w:pPr>
       <w:r>
         <w:rPr>
           <w:rFonts w:ascii="Times New Roman" w:hAnsi="Times New Roman" w:eastAsia="Times New Roman"/>
-          <w:b w:val="0"/>
           <w:sz w:val="24"/>
         </w:rPr>
         <w:t>Сохранение ландшафта: Максимальное сохранение естественного рельефа и растительности. Озеленение территории эндемичными видами растений.</w:t>
@@ -938,14 +747,11 @@
     </w:p>
     <w:p>
       <w:pPr>
-        <w:pStyle w:val="MdListItem"/>
-        <w:spacing w:line="276" w:lineRule="auto" w:after="120"/>
         <w:jc w:val="both"/>
       </w:pPr>
       <w:r>
         <w:rPr>
           <w:rFonts w:ascii="Times New Roman" w:hAnsi="Times New Roman" w:eastAsia="Times New Roman"/>
-          <w:b w:val="0"/>
           <w:sz w:val="24"/>
         </w:rPr>
         <w:t>Эко-просвещение: Размещение информационных стендов для туристов о правилах поведения в горной местности и бережном отношении к природе Каркыры.</w:t>
@@ -953,37 +759,23 @@
     </w:p>
     <w:p>
       <w:pPr>
-        <w:pStyle w:val="MdSpace"/>
-        <w:spacing w:line="276" w:lineRule="auto" w:after="120"/>
         <w:jc w:val="both"/>
-      </w:pPr>
-    </w:p>
-    <w:p>
-      <w:pPr>
-        <w:pStyle w:val="MdHeading2"/>
-        <w:spacing w:line="276" w:lineRule="auto" w:after="120" w:before="240"/>
-        <w:jc w:val="left"/>
       </w:pPr>
       <w:r>
         <w:rPr>
           <w:rFonts w:ascii="Times New Roman" w:hAnsi="Times New Roman" w:eastAsia="Times New Roman"/>
-          <w:b/>
-          <w:color w:val="003366"/>
-          <w:sz w:val="28"/>
+          <w:sz w:val="24"/>
         </w:rPr>
         <w:t>4. Соответствие законодательству</w:t>
       </w:r>
     </w:p>
     <w:p>
       <w:pPr>
-        <w:pStyle w:val="MdParagraph"/>
-        <w:spacing w:line="276" w:lineRule="auto" w:after="120"/>
         <w:jc w:val="both"/>
       </w:pPr>
       <w:r>
         <w:rPr>
           <w:rFonts w:ascii="Times New Roman" w:hAnsi="Times New Roman" w:eastAsia="Times New Roman"/>
-          <w:b w:val="0"/>
           <w:sz w:val="24"/>
         </w:rPr>
         <w:t>Проект обязуется соблюдать нормы:</w:t>
@@ -991,21 +783,11 @@
     </w:p>
     <w:p>
       <w:pPr>
-        <w:pStyle w:val="MdSpace"/>
-        <w:spacing w:line="276" w:lineRule="auto" w:after="120"/>
-        <w:jc w:val="both"/>
-      </w:pPr>
-    </w:p>
-    <w:p>
-      <w:pPr>
-        <w:pStyle w:val="MdListItem"/>
-        <w:spacing w:line="276" w:lineRule="auto" w:after="120"/>
         <w:jc w:val="both"/>
       </w:pPr>
       <w:r>
         <w:rPr>
           <w:rFonts w:ascii="Times New Roman" w:hAnsi="Times New Roman" w:eastAsia="Times New Roman"/>
-          <w:b w:val="0"/>
           <w:sz w:val="24"/>
         </w:rPr>
         <w:t>Закона КР «Об охране окружающей среды»;</w:t>
@@ -1013,14 +795,11 @@
     </w:p>
     <w:p>
       <w:pPr>
-        <w:pStyle w:val="MdListItem"/>
-        <w:spacing w:line="276" w:lineRule="auto" w:after="120"/>
         <w:jc w:val="both"/>
       </w:pPr>
       <w:r>
         <w:rPr>
           <w:rFonts w:ascii="Times New Roman" w:hAnsi="Times New Roman" w:eastAsia="Times New Roman"/>
-          <w:b w:val="0"/>
           <w:sz w:val="24"/>
         </w:rPr>
         <w:t>Закона КР «Об устойчивом развитии эколого-экономической системы «Иссык-Куль»;</w:t>
@@ -1028,14 +807,11 @@
     </w:p>
     <w:p>
       <w:pPr>
-        <w:pStyle w:val="MdListItem"/>
-        <w:spacing w:line="276" w:lineRule="auto" w:after="120"/>
         <w:jc w:val="both"/>
       </w:pPr>
       <w:r>
         <w:rPr>
           <w:rFonts w:ascii="Times New Roman" w:hAnsi="Times New Roman" w:eastAsia="Times New Roman"/>
-          <w:b w:val="0"/>
           <w:sz w:val="24"/>
         </w:rPr>
         <w:t>Технического регламента «Обеспечение экологической безопасности в Кыргызской Республике».</w:t>
@@ -1043,21 +819,11 @@
     </w:p>
     <w:p>
       <w:pPr>
-        <w:pStyle w:val="MdSpace"/>
-        <w:spacing w:line="276" w:lineRule="auto" w:after="120"/>
-        <w:jc w:val="both"/>
-      </w:pPr>
-    </w:p>
-    <w:p>
-      <w:pPr>
-        <w:pStyle w:val="MdBlockquote"/>
-        <w:spacing w:line="276" w:lineRule="auto" w:after="120"/>
         <w:jc w:val="both"/>
       </w:pPr>
       <w:r>
         <w:rPr>
           <w:rFonts w:ascii="Times New Roman" w:hAnsi="Times New Roman" w:eastAsia="Times New Roman"/>
-          <w:b w:val="0"/>
           <w:sz w:val="24"/>
         </w:rPr>
         <w:t>Примечание: Все строительные работы будут проводиться строго в границах отведенного участка, исключая воздействие на прилегающие пастбища и заповедные зоны.</w:t>
@@ -1065,51 +831,35 @@
     </w:p>
     <w:p>
       <w:pPr>
-        <w:pStyle w:val="MdSpace"/>
-        <w:spacing w:line="276" w:lineRule="auto" w:after="120"/>
-        <w:jc w:val="both"/>
-      </w:pPr>
-    </w:p>
-    <w:p>
-      <w:pPr>
-        <w:spacing w:line="276" w:lineRule="auto" w:after="120"/>
         <w:jc w:val="both"/>
       </w:pPr>
       <w:r>
         <w:rPr>
           <w:rFonts w:ascii="Times New Roman" w:hAnsi="Times New Roman" w:eastAsia="Times New Roman"/>
-          <w:b w:val="0"/>
           <w:sz w:val="24"/>
         </w:rPr>
-        <w:br w:type="page"/>
-      </w:r>
-    </w:p>
-    <w:p>
-      <w:pPr>
-        <w:pStyle w:val="Heading1"/>
-      </w:pPr>
-      <w:r>
         <w:t>ПРОЕКТ: ЭКОЛОГИЧЕСКИЙ ПАСПОРТ ПРЕДПРИЯТИЯ</w:t>
       </w:r>
     </w:p>
     <w:p>
       <w:pPr>
-        <w:pStyle w:val="Heading2"/>
+        <w:jc w:val="both"/>
       </w:pPr>
       <w:r>
+        <w:rPr>
+          <w:rFonts w:ascii="Times New Roman" w:hAnsi="Times New Roman" w:eastAsia="Times New Roman"/>
+          <w:sz w:val="24"/>
+        </w:rPr>
         <w:t>Туристическо-рекреационный центр «Кок-Жайык»</w:t>
       </w:r>
     </w:p>
     <w:p>
       <w:pPr>
-        <w:pStyle w:val="MdParagraph"/>
-        <w:spacing w:line="276" w:lineRule="auto" w:after="120"/>
         <w:jc w:val="both"/>
       </w:pPr>
       <w:r>
         <w:rPr>
           <w:rFonts w:ascii="Times New Roman" w:hAnsi="Times New Roman" w:eastAsia="Times New Roman"/>
-          <w:b w:val="0"/>
           <w:sz w:val="24"/>
         </w:rPr>
         <w:t>Местонахождение: Иссык-Кульская область, Тюпский район, трасса Тюп-Кеген, 53-й км.</w:t>
@@ -1119,51 +869,23 @@
     </w:p>
     <w:p>
       <w:pPr>
-        <w:pStyle w:val="MdSpace"/>
-        <w:spacing w:line="276" w:lineRule="auto" w:after="120"/>
         <w:jc w:val="both"/>
-      </w:pPr>
-    </w:p>
-    <w:p>
-      <w:pPr>
-        <w:pStyle w:val="MdHr"/>
-        <w:spacing w:line="276" w:lineRule="auto" w:after="120"/>
-        <w:jc w:val="both"/>
-      </w:pPr>
-    </w:p>
-    <w:p>
-      <w:pPr>
-        <w:pStyle w:val="MdSpace"/>
-        <w:spacing w:line="276" w:lineRule="auto" w:after="120"/>
-        <w:jc w:val="both"/>
-      </w:pPr>
-    </w:p>
-    <w:p>
-      <w:pPr>
-        <w:pStyle w:val="Heading3"/>
-        <w:spacing w:before="240" w:after="120"/>
-        <w:jc w:val="left"/>
       </w:pPr>
       <w:r>
         <w:rPr>
           <w:rFonts w:ascii="Times New Roman" w:hAnsi="Times New Roman" w:eastAsia="Times New Roman"/>
-          <w:b/>
-          <w:color w:val="003366"/>
-          <w:sz w:val="28"/>
+          <w:sz w:val="24"/>
         </w:rPr>
         <w:t>1. Общие сведения о предприятии</w:t>
       </w:r>
     </w:p>
     <w:p>
       <w:pPr>
-        <w:pStyle w:val="MdListItem"/>
-        <w:spacing w:line="276" w:lineRule="auto" w:after="120"/>
         <w:jc w:val="both"/>
       </w:pPr>
       <w:r>
         <w:rPr>
           <w:rFonts w:ascii="Times New Roman" w:hAnsi="Times New Roman" w:eastAsia="Times New Roman"/>
-          <w:b w:val="0"/>
           <w:sz w:val="24"/>
         </w:rPr>
         <w:t>Наименование: ТРЦ «Кок-Жайык» (Проект «Каркыра-Транзит»).</w:t>
@@ -1171,14 +893,11 @@
     </w:p>
     <w:p>
       <w:pPr>
-        <w:pStyle w:val="MdListItem"/>
-        <w:spacing w:line="276" w:lineRule="auto" w:after="120"/>
         <w:jc w:val="both"/>
       </w:pPr>
       <w:r>
         <w:rPr>
           <w:rFonts w:ascii="Times New Roman" w:hAnsi="Times New Roman" w:eastAsia="Times New Roman"/>
-          <w:b w:val="0"/>
           <w:sz w:val="24"/>
         </w:rPr>
         <w:t>Вид деятельности: Оказание туристических услуг, придорожный сервис (кафе, магазин), краткосрочное проживание.</w:t>
@@ -1186,29 +905,23 @@
     </w:p>
     <w:p>
       <w:pPr>
-        <w:pStyle w:val="MdListItem"/>
-        <w:spacing w:line="276" w:lineRule="auto" w:after="120"/>
         <w:jc w:val="both"/>
       </w:pPr>
       <w:r>
         <w:rPr>
           <w:rFonts w:ascii="Times New Roman" w:hAnsi="Times New Roman" w:eastAsia="Times New Roman"/>
-          <w:b w:val="0"/>
           <w:sz w:val="24"/>
         </w:rPr>
-        <w:t xml:space="preserve">Проектная мощность: </w:t>
+        <w:t>Проектная мощность:</w:t>
       </w:r>
     </w:p>
     <w:p>
       <w:pPr>
-        <w:pStyle w:val="MdListItem"/>
-        <w:spacing w:line="276" w:lineRule="auto" w:after="120"/>
         <w:jc w:val="both"/>
       </w:pPr>
       <w:r>
         <w:rPr>
           <w:rFonts w:ascii="Times New Roman" w:hAnsi="Times New Roman" w:eastAsia="Times New Roman"/>
-          <w:b w:val="0"/>
           <w:sz w:val="24"/>
         </w:rPr>
         <w:t>Размещение: до 30 человек одновременно (дома A-frame + юрты).</w:t>
@@ -1216,14 +929,11 @@
     </w:p>
     <w:p>
       <w:pPr>
-        <w:pStyle w:val="MdListItem"/>
-        <w:spacing w:line="276" w:lineRule="auto" w:after="120"/>
         <w:jc w:val="both"/>
       </w:pPr>
       <w:r>
         <w:rPr>
           <w:rFonts w:ascii="Times New Roman" w:hAnsi="Times New Roman" w:eastAsia="Times New Roman"/>
-          <w:b w:val="0"/>
           <w:sz w:val="24"/>
         </w:rPr>
         <w:t>Общепит: 20-30 посадочных мест.</w:t>
@@ -1231,14 +941,11 @@
     </w:p>
     <w:p>
       <w:pPr>
-        <w:pStyle w:val="MdListItem"/>
-        <w:spacing w:line="276" w:lineRule="auto" w:after="120"/>
         <w:jc w:val="both"/>
       </w:pPr>
       <w:r>
         <w:rPr>
           <w:rFonts w:ascii="Times New Roman" w:hAnsi="Times New Roman" w:eastAsia="Times New Roman"/>
-          <w:b w:val="0"/>
           <w:sz w:val="24"/>
         </w:rPr>
         <w:t>Общая площадь участка: [Указать согласно акту на землю] га.</w:t>
@@ -1246,68 +953,47 @@
     </w:p>
     <w:p>
       <w:pPr>
-        <w:pStyle w:val="MdSpace"/>
-        <w:spacing w:line="276" w:lineRule="auto" w:after="120"/>
         <w:jc w:val="both"/>
-      </w:pPr>
-    </w:p>
-    <w:p>
-      <w:pPr>
-        <w:pStyle w:val="Heading3"/>
-        <w:spacing w:before="240" w:after="120"/>
-        <w:jc w:val="left"/>
       </w:pPr>
       <w:r>
         <w:rPr>
           <w:rFonts w:ascii="Times New Roman" w:hAnsi="Times New Roman" w:eastAsia="Times New Roman"/>
-          <w:b/>
-          <w:color w:val="003366"/>
-          <w:sz w:val="28"/>
+          <w:sz w:val="24"/>
         </w:rPr>
         <w:t>2. Эколого-экономические показатели</w:t>
       </w:r>
     </w:p>
     <w:p>
       <w:pPr>
-        <w:pStyle w:val="Heading3"/>
-        <w:spacing w:before="240" w:after="120"/>
-        <w:jc w:val="left"/>
+        <w:jc w:val="both"/>
       </w:pPr>
       <w:r>
         <w:rPr>
           <w:rFonts w:ascii="Times New Roman" w:hAnsi="Times New Roman" w:eastAsia="Times New Roman"/>
-          <w:b/>
-          <w:color w:val="003366"/>
-          <w:sz w:val="28"/>
+          <w:sz w:val="24"/>
         </w:rPr>
         <w:t>3. Охрана атмосферного воздуха</w:t>
       </w:r>
     </w:p>
     <w:p>
       <w:pPr>
-        <w:pStyle w:val="MdListItem"/>
-        <w:spacing w:line="276" w:lineRule="auto" w:after="120"/>
         <w:jc w:val="both"/>
       </w:pPr>
       <w:r>
         <w:rPr>
           <w:rFonts w:ascii="Times New Roman" w:hAnsi="Times New Roman" w:eastAsia="Times New Roman"/>
-          <w:b w:val="0"/>
           <w:sz w:val="24"/>
         </w:rPr>
-        <w:t xml:space="preserve">Источники выбросов: </w:t>
+        <w:t>Источники выбросов:</w:t>
       </w:r>
     </w:p>
     <w:p>
       <w:pPr>
-        <w:pStyle w:val="MdListItem"/>
-        <w:spacing w:line="276" w:lineRule="auto" w:after="120"/>
         <w:jc w:val="both"/>
       </w:pPr>
       <w:r>
         <w:rPr>
           <w:rFonts w:ascii="Times New Roman" w:hAnsi="Times New Roman" w:eastAsia="Times New Roman"/>
-          <w:b w:val="0"/>
           <w:sz w:val="24"/>
         </w:rPr>
         <w:t>Автотранспорт посетителей (передвижной источник).</w:t>
@@ -1315,14 +1001,11 @@
     </w:p>
     <w:p>
       <w:pPr>
-        <w:pStyle w:val="MdListItem"/>
-        <w:spacing w:line="276" w:lineRule="auto" w:after="120"/>
         <w:jc w:val="both"/>
       </w:pPr>
       <w:r>
         <w:rPr>
           <w:rFonts w:ascii="Times New Roman" w:hAnsi="Times New Roman" w:eastAsia="Times New Roman"/>
-          <w:b w:val="0"/>
           <w:sz w:val="24"/>
         </w:rPr>
         <w:t>Кухонное оборудование кафе (вытяжные системы с фильтрами).</w:t>
@@ -1330,14 +1013,11 @@
     </w:p>
     <w:p>
       <w:pPr>
-        <w:pStyle w:val="MdListItem"/>
-        <w:spacing w:line="276" w:lineRule="auto" w:after="120"/>
         <w:jc w:val="both"/>
       </w:pPr>
       <w:r>
         <w:rPr>
           <w:rFonts w:ascii="Times New Roman" w:hAnsi="Times New Roman" w:eastAsia="Times New Roman"/>
-          <w:b w:val="0"/>
           <w:sz w:val="24"/>
         </w:rPr>
         <w:t>Резервный дизель-генератор (кратковременная работа).</w:t>
@@ -1345,14 +1025,11 @@
     </w:p>
     <w:p>
       <w:pPr>
-        <w:pStyle w:val="MdListItem"/>
-        <w:spacing w:line="276" w:lineRule="auto" w:after="120"/>
         <w:jc w:val="both"/>
       </w:pPr>
       <w:r>
         <w:rPr>
           <w:rFonts w:ascii="Times New Roman" w:hAnsi="Times New Roman" w:eastAsia="Times New Roman"/>
-          <w:b w:val="0"/>
           <w:sz w:val="24"/>
         </w:rPr>
         <w:t>Меры защиты: Использование электроплит в кафе, регулярное обслуживание вентиляционных систем, запрет на сжигание мусора на территории.</w:t>
@@ -1360,37 +1037,23 @@
     </w:p>
     <w:p>
       <w:pPr>
-        <w:pStyle w:val="MdSpace"/>
-        <w:spacing w:line="276" w:lineRule="auto" w:after="120"/>
         <w:jc w:val="both"/>
-      </w:pPr>
-    </w:p>
-    <w:p>
-      <w:pPr>
-        <w:pStyle w:val="Heading3"/>
-        <w:spacing w:before="240" w:after="120"/>
-        <w:jc w:val="left"/>
       </w:pPr>
       <w:r>
         <w:rPr>
           <w:rFonts w:ascii="Times New Roman" w:hAnsi="Times New Roman" w:eastAsia="Times New Roman"/>
-          <w:b/>
-          <w:color w:val="003366"/>
-          <w:sz w:val="28"/>
+          <w:sz w:val="24"/>
         </w:rPr>
         <w:t>4. Водопотребление и водоотведение</w:t>
       </w:r>
     </w:p>
     <w:p>
       <w:pPr>
-        <w:pStyle w:val="MdListItem"/>
-        <w:spacing w:line="276" w:lineRule="auto" w:after="120"/>
         <w:jc w:val="both"/>
       </w:pPr>
       <w:r>
         <w:rPr>
           <w:rFonts w:ascii="Times New Roman" w:hAnsi="Times New Roman" w:eastAsia="Times New Roman"/>
-          <w:b w:val="0"/>
           <w:sz w:val="24"/>
         </w:rPr>
         <w:t>Источник водоснабжения: [Скважина / Каптированный родник].</w:t>
@@ -1398,14 +1061,11 @@
     </w:p>
     <w:p>
       <w:pPr>
-        <w:pStyle w:val="MdListItem"/>
-        <w:spacing w:line="276" w:lineRule="auto" w:after="120"/>
         <w:jc w:val="both"/>
       </w:pPr>
       <w:r>
         <w:rPr>
           <w:rFonts w:ascii="Times New Roman" w:hAnsi="Times New Roman" w:eastAsia="Times New Roman"/>
-          <w:b w:val="0"/>
           <w:sz w:val="24"/>
         </w:rPr>
         <w:t>Система очистки стоков: Трехкамерное локальное очистное сооружение (ЛОС) объемом 24 м³.</w:t>
@@ -1413,14 +1073,11 @@
     </w:p>
     <w:p>
       <w:pPr>
-        <w:pStyle w:val="MdListItem"/>
-        <w:spacing w:line="276" w:lineRule="auto" w:after="120"/>
         <w:jc w:val="both"/>
       </w:pPr>
       <w:r>
         <w:rPr>
           <w:rFonts w:ascii="Times New Roman" w:hAnsi="Times New Roman" w:eastAsia="Times New Roman"/>
-          <w:b w:val="0"/>
           <w:sz w:val="24"/>
         </w:rPr>
         <w:t>Метод очистки: Механическое отстаивание + анаэробная биологическая очистка.</w:t>
@@ -1428,14 +1085,11 @@
     </w:p>
     <w:p>
       <w:pPr>
-        <w:pStyle w:val="MdListItem"/>
-        <w:spacing w:line="276" w:lineRule="auto" w:after="120"/>
         <w:jc w:val="both"/>
       </w:pPr>
       <w:r>
         <w:rPr>
           <w:rFonts w:ascii="Times New Roman" w:hAnsi="Times New Roman" w:eastAsia="Times New Roman"/>
-          <w:b w:val="0"/>
           <w:sz w:val="24"/>
         </w:rPr>
         <w:t>Использование очищенной воды: Оборотное водоснабжение для полива зеленых насаждений (Камера №3 ЛОС).</w:t>
@@ -1443,53 +1097,35 @@
     </w:p>
     <w:p>
       <w:pPr>
-        <w:pStyle w:val="MdSpace"/>
-        <w:spacing w:line="276" w:lineRule="auto" w:after="120"/>
         <w:jc w:val="both"/>
-      </w:pPr>
-    </w:p>
-    <w:p>
-      <w:pPr>
-        <w:pStyle w:val="Heading3"/>
-        <w:spacing w:before="240" w:after="120"/>
-        <w:jc w:val="left"/>
       </w:pPr>
       <w:r>
         <w:rPr>
           <w:rFonts w:ascii="Times New Roman" w:hAnsi="Times New Roman" w:eastAsia="Times New Roman"/>
-          <w:b/>
-          <w:color w:val="003366"/>
-          <w:sz w:val="28"/>
+          <w:sz w:val="24"/>
         </w:rPr>
         <w:t>5. Управление отходами</w:t>
       </w:r>
     </w:p>
     <w:p>
       <w:pPr>
-        <w:pStyle w:val="Heading3"/>
-        <w:spacing w:before="240" w:after="120"/>
-        <w:jc w:val="left"/>
+        <w:jc w:val="both"/>
       </w:pPr>
       <w:r>
         <w:rPr>
           <w:rFonts w:ascii="Times New Roman" w:hAnsi="Times New Roman" w:eastAsia="Times New Roman"/>
-          <w:b/>
-          <w:color w:val="003366"/>
-          <w:sz w:val="28"/>
+          <w:sz w:val="24"/>
         </w:rPr>
         <w:t>6. Охрана земельных ресурсов и растительности</w:t>
       </w:r>
     </w:p>
     <w:p>
       <w:pPr>
-        <w:pStyle w:val="MdListItem"/>
-        <w:spacing w:line="276" w:lineRule="auto" w:after="120"/>
         <w:jc w:val="both"/>
       </w:pPr>
       <w:r>
         <w:rPr>
           <w:rFonts w:ascii="Times New Roman" w:hAnsi="Times New Roman" w:eastAsia="Times New Roman"/>
-          <w:b w:val="0"/>
           <w:sz w:val="24"/>
         </w:rPr>
         <w:t>Состояние почв: Горно-луговые.</w:t>
@@ -1497,14 +1133,11 @@
     </w:p>
     <w:p>
       <w:pPr>
-        <w:pStyle w:val="MdListItem"/>
-        <w:spacing w:line="276" w:lineRule="auto" w:after="120"/>
         <w:jc w:val="both"/>
       </w:pPr>
       <w:r>
         <w:rPr>
           <w:rFonts w:ascii="Times New Roman" w:hAnsi="Times New Roman" w:eastAsia="Times New Roman"/>
-          <w:b w:val="0"/>
           <w:sz w:val="24"/>
         </w:rPr>
         <w:t>Меры сохранения: Запрет на движение транспорта вне дорог, использование экологичных моющих средств, рекультивация нарушенных земель после строительства.</w:t>
@@ -1512,37 +1145,23 @@
     </w:p>
     <w:p>
       <w:pPr>
-        <w:pStyle w:val="MdSpace"/>
-        <w:spacing w:line="276" w:lineRule="auto" w:after="120"/>
         <w:jc w:val="both"/>
-      </w:pPr>
-    </w:p>
-    <w:p>
-      <w:pPr>
-        <w:pStyle w:val="Heading3"/>
-        <w:spacing w:before="240" w:after="120"/>
-        <w:jc w:val="left"/>
       </w:pPr>
       <w:r>
         <w:rPr>
           <w:rFonts w:ascii="Times New Roman" w:hAnsi="Times New Roman" w:eastAsia="Times New Roman"/>
-          <w:b/>
-          <w:color w:val="003366"/>
-          <w:sz w:val="28"/>
+          <w:sz w:val="24"/>
         </w:rPr>
         <w:t>7. План природоохранных мероприятий (ежегодный)</w:t>
       </w:r>
     </w:p>
     <w:p>
       <w:pPr>
-        <w:pStyle w:val="MdListItem"/>
-        <w:spacing w:line="276" w:lineRule="auto" w:after="120"/>
         <w:jc w:val="both"/>
       </w:pPr>
       <w:r>
         <w:rPr>
           <w:rFonts w:ascii="Times New Roman" w:hAnsi="Times New Roman" w:eastAsia="Times New Roman"/>
-          <w:b w:val="0"/>
           <w:sz w:val="24"/>
         </w:rPr>
         <w:t>Проверка герметичности ЛОС и эффективности очистки — 2 раза в год.</w:t>
@@ -1550,14 +1169,11 @@
     </w:p>
     <w:p>
       <w:pPr>
-        <w:pStyle w:val="MdListItem"/>
-        <w:spacing w:line="276" w:lineRule="auto" w:after="120"/>
         <w:jc w:val="both"/>
       </w:pPr>
       <w:r>
         <w:rPr>
           <w:rFonts w:ascii="Times New Roman" w:hAnsi="Times New Roman" w:eastAsia="Times New Roman"/>
-          <w:b w:val="0"/>
           <w:sz w:val="24"/>
         </w:rPr>
         <w:t>Вывоз ТБО согласно договору с муниципальной службой — еженедельно (в сезон).</w:t>
@@ -1565,14 +1181,11 @@
     </w:p>
     <w:p>
       <w:pPr>
-        <w:pStyle w:val="MdListItem"/>
-        <w:spacing w:line="276" w:lineRule="auto" w:after="120"/>
         <w:jc w:val="both"/>
       </w:pPr>
       <w:r>
         <w:rPr>
           <w:rFonts w:ascii="Times New Roman" w:hAnsi="Times New Roman" w:eastAsia="Times New Roman"/>
-          <w:b w:val="0"/>
           <w:sz w:val="24"/>
         </w:rPr>
         <w:t>Озеленение территории саженцами местных пород — апрель-май.</w:t>
@@ -1580,14 +1193,11 @@
     </w:p>
     <w:p>
       <w:pPr>
-        <w:pStyle w:val="MdListItem"/>
-        <w:spacing w:line="276" w:lineRule="auto" w:after="120"/>
         <w:jc w:val="both"/>
       </w:pPr>
       <w:r>
         <w:rPr>
           <w:rFonts w:ascii="Times New Roman" w:hAnsi="Times New Roman" w:eastAsia="Times New Roman"/>
-          <w:b w:val="0"/>
           <w:sz w:val="24"/>
         </w:rPr>
         <w:t>Инструктаж персонала по экологической безопасности — ежеквартально.</w:t>
@@ -1595,28 +1205,11 @@
     </w:p>
     <w:p>
       <w:pPr>
-        <w:pStyle w:val="MdSpace"/>
-        <w:spacing w:line="276" w:lineRule="auto" w:after="120"/>
-        <w:jc w:val="both"/>
-      </w:pPr>
-    </w:p>
-    <w:p>
-      <w:pPr>
-        <w:pStyle w:val="MdHr"/>
-        <w:spacing w:line="276" w:lineRule="auto" w:after="120"/>
-        <w:jc w:val="both"/>
-      </w:pPr>
-    </w:p>
-    <w:p>
-      <w:pPr>
-        <w:pStyle w:val="MdParagraph"/>
-        <w:spacing w:line="276" w:lineRule="auto" w:after="120"/>
         <w:jc w:val="both"/>
       </w:pPr>
       <w:r>
         <w:rPr>
           <w:rFonts w:ascii="Times New Roman" w:hAnsi="Times New Roman" w:eastAsia="Times New Roman"/>
-          <w:b w:val="0"/>
           <w:sz w:val="24"/>
         </w:rPr>
         <w:t>Разработчик: [ФИО / Название организации]</w:t>
@@ -1999,6 +1592,10 @@
     <w:name w:val="Normal"/>
     <w:qFormat/>
     <w:rsid w:val="00FC693F"/>
+    <w:rPr>
+      <w:rFonts w:ascii="Times New Roman" w:hAnsi="Times New Roman"/>
+      <w:sz w:val="24"/>
+    </w:rPr>
   </w:style>
   <w:style w:type="paragraph" w:styleId="Header">
     <w:name w:val="header"/>

--- a/business_plan_perfect.docx
+++ b/business_plan_perfect.docx
@@ -2,21 +2,9 @@
 <file path=word/document.xml><?xml version="1.0" encoding="utf-8"?>
 <w:document xmlns:wpc="http://schemas.microsoft.com/office/word/2010/wordprocessingCanvas" xmlns:mo="http://schemas.microsoft.com/office/mac/office/2008/main" xmlns:mc="http://schemas.openxmlformats.org/markup-compatibility/2006" xmlns:mv="urn:schemas-microsoft-com:mac:vml" xmlns:o="urn:schemas-microsoft-com:office:office" xmlns:r="http://schemas.openxmlformats.org/officeDocument/2006/relationships" xmlns:m="http://schemas.openxmlformats.org/officeDocument/2006/math" xmlns:v="urn:schemas-microsoft-com:vml" xmlns:wp14="http://schemas.microsoft.com/office/word/2010/wordprocessingDrawing" xmlns:wp="http://schemas.openxmlformats.org/drawingml/2006/wordprocessingDrawing" xmlns:w10="urn:schemas-microsoft-com:office:word" xmlns:w="http://schemas.openxmlformats.org/wordprocessingml/2006/main" xmlns:w14="http://schemas.microsoft.com/office/word/2010/wordml" xmlns:wpg="http://schemas.microsoft.com/office/word/2010/wordprocessingGroup" xmlns:wpi="http://schemas.microsoft.com/office/word/2010/wordprocessingInk" xmlns:wne="http://schemas.microsoft.com/office/word/2006/wordml" xmlns:wps="http://schemas.microsoft.com/office/word/2010/wordprocessingShape" mc:Ignorable="w14 wp14">
   <w:body>
-    <w:p>
-      <w:pPr>
-        <w:jc w:val="center"/>
-      </w:pPr>
-    </w:p>
-    <w:p>
-      <w:pPr>
-        <w:jc w:val="center"/>
-      </w:pPr>
-    </w:p>
-    <w:p>
-      <w:pPr>
-        <w:jc w:val="center"/>
-      </w:pPr>
-    </w:p>
+    <w:p/>
+    <w:p/>
+    <w:p/>
     <w:p>
       <w:pPr>
         <w:jc w:val="center"/>
@@ -25,7 +13,7 @@
         <w:rPr>
           <w:rFonts w:ascii="Times New Roman" w:hAnsi="Times New Roman" w:eastAsia="Times New Roman"/>
           <w:b/>
-          <w:sz w:val="28"/>
+          <w:sz w:val="24"/>
         </w:rPr>
         <w:t>БИЗНЕС-ПЛАН</w:t>
       </w:r>
@@ -37,6 +25,7 @@
       <w:r>
         <w:rPr>
           <w:rFonts w:ascii="Times New Roman" w:hAnsi="Times New Roman" w:eastAsia="Times New Roman"/>
+          <w:b/>
           <w:sz w:val="24"/>
         </w:rPr>
         <w:t>Создание туристическо-рекреационного центра</w:t>
@@ -44,31 +33,9 @@
         <w:t>«Кок-Жайык»</w:t>
       </w:r>
     </w:p>
-    <w:p>
-      <w:pPr>
-        <w:jc w:val="center"/>
-      </w:pPr>
-    </w:p>
-    <w:p>
-      <w:pPr>
-        <w:jc w:val="center"/>
-      </w:pPr>
-    </w:p>
-    <w:p>
-      <w:pPr>
-        <w:jc w:val="center"/>
-      </w:pPr>
-    </w:p>
-    <w:p>
-      <w:pPr>
-        <w:jc w:val="center"/>
-      </w:pPr>
-    </w:p>
-    <w:p>
-      <w:pPr>
-        <w:jc w:val="center"/>
-      </w:pPr>
-    </w:p>
+    <w:p/>
+    <w:p/>
+    <w:p/>
     <w:p>
       <w:pPr>
         <w:jc w:val="center"/>
@@ -78,39 +45,35 @@
           <w:rFonts w:ascii="Times New Roman" w:hAnsi="Times New Roman" w:eastAsia="Times New Roman"/>
           <w:sz w:val="24"/>
         </w:rPr>
-        <w:t>Подготовил: Умеров Марс Казизович</w:t>
+        <w:t>Место реализации: Иссык-Кульская область, Тюпский район,</w:t>
+        <w:br/>
+        <w:t>52-й км трассы Тюп-Кеген</w:t>
       </w:r>
     </w:p>
+    <w:p/>
+    <w:p/>
+    <w:p/>
+    <w:p/>
+    <w:p/>
     <w:p>
       <w:pPr>
-        <w:jc w:val="center"/>
+        <w:jc w:val="right"/>
       </w:pPr>
+      <w:r>
+        <w:rPr>
+          <w:rFonts w:ascii="Times New Roman" w:hAnsi="Times New Roman" w:eastAsia="Times New Roman"/>
+          <w:b/>
+          <w:sz w:val="24"/>
+        </w:rPr>
+        <w:t xml:space="preserve">Подготовил: Умеров Марс Казизович  </w:t>
+      </w:r>
     </w:p>
-    <w:p>
-      <w:pPr>
-        <w:jc w:val="center"/>
-      </w:pPr>
-    </w:p>
-    <w:p>
-      <w:pPr>
-        <w:jc w:val="center"/>
-      </w:pPr>
-    </w:p>
-    <w:p>
-      <w:pPr>
-        <w:jc w:val="center"/>
-      </w:pPr>
-    </w:p>
-    <w:p>
-      <w:pPr>
-        <w:jc w:val="center"/>
-      </w:pPr>
-    </w:p>
-    <w:p>
-      <w:pPr>
-        <w:jc w:val="center"/>
-      </w:pPr>
-    </w:p>
+    <w:p/>
+    <w:p/>
+    <w:p/>
+    <w:p/>
+    <w:p/>
+    <w:p/>
     <w:p>
       <w:pPr>
         <w:jc w:val="center"/>
@@ -124,14 +87,16 @@
       </w:r>
     </w:p>
     <w:p>
-      <w:pPr>
-        <w:jc w:val="center"/>
-      </w:pPr>
+      <w:r>
+        <w:rPr>
+          <w:rFonts w:ascii="Times New Roman" w:hAnsi="Times New Roman" w:eastAsia="Times New Roman"/>
+          <w:sz w:val="24"/>
+        </w:rPr>
+        <w:br w:type="page"/>
+      </w:r>
     </w:p>
     <w:p>
-      <w:pPr>
-        <w:jc w:val="center"/>
-      </w:pPr>
+      <w:pPr/>
       <w:r>
         <w:rPr>
           <w:rFonts w:ascii="Times New Roman" w:hAnsi="Times New Roman" w:eastAsia="Times New Roman"/>
@@ -141,9 +106,7 @@
       </w:r>
     </w:p>
     <w:p>
-      <w:pPr>
-        <w:jc w:val="center"/>
-      </w:pPr>
+      <w:pPr/>
       <w:r>
         <w:rPr>
           <w:rFonts w:ascii="Times New Roman" w:hAnsi="Times New Roman" w:eastAsia="Times New Roman"/>
@@ -153,9 +116,7 @@
       </w:r>
     </w:p>
     <w:p>
-      <w:pPr>
-        <w:jc w:val="center"/>
-      </w:pPr>
+      <w:pPr/>
       <w:r>
         <w:rPr>
           <w:rFonts w:ascii="Times New Roman" w:hAnsi="Times New Roman" w:eastAsia="Times New Roman"/>
@@ -165,21 +126,18 @@
       </w:r>
     </w:p>
     <w:p>
-      <w:pPr>
-        <w:jc w:val="center"/>
-      </w:pPr>
+      <w:pPr/>
       <w:r>
         <w:rPr>
           <w:rFonts w:ascii="Times New Roman" w:hAnsi="Times New Roman" w:eastAsia="Times New Roman"/>
+          <w:b/>
           <w:sz w:val="24"/>
         </w:rPr>
         <w:t>1. Резюме проекта</w:t>
       </w:r>
     </w:p>
     <w:p>
-      <w:pPr>
-        <w:jc w:val="center"/>
-      </w:pPr>
+      <w:pPr/>
       <w:r>
         <w:rPr>
           <w:rFonts w:ascii="Times New Roman" w:hAnsi="Times New Roman" w:eastAsia="Times New Roman"/>
@@ -189,33 +147,220 @@
       </w:r>
     </w:p>
     <w:p>
-      <w:pPr>
-        <w:jc w:val="center"/>
-      </w:pPr>
+      <w:pPr/>
       <w:r>
         <w:rPr>
           <w:rFonts w:ascii="Times New Roman" w:hAnsi="Times New Roman" w:eastAsia="Times New Roman"/>
+          <w:b/>
           <w:sz w:val="24"/>
         </w:rPr>
         <w:t>Ключевые показатели проекта:</w:t>
       </w:r>
     </w:p>
+    <w:tbl>
+      <w:tblPr>
+        <w:tblStyle w:val="TableGrid"/>
+        <w:tblW w:type="auto" w:w="0"/>
+        <w:tblLook w:firstColumn="1" w:firstRow="1" w:lastColumn="0" w:lastRow="0" w:noHBand="0" w:noVBand="1" w:val="04A0"/>
+      </w:tblPr>
+      <w:tblGrid>
+        <w:gridCol w:w="4320"/>
+        <w:gridCol w:w="4320"/>
+      </w:tblGrid>
+      <w:tr>
+        <w:tc>
+          <w:tcPr>
+            <w:tcW w:type="dxa" w:w="4320"/>
+          </w:tcPr>
+          <w:p>
+            <w:r>
+              <w:rPr>
+                <w:rFonts w:ascii="Times New Roman" w:hAnsi="Times New Roman" w:eastAsia="Times New Roman"/>
+                <w:sz w:val="24"/>
+              </w:rPr>
+              <w:t>Показатель</w:t>
+            </w:r>
+          </w:p>
+        </w:tc>
+        <w:tc>
+          <w:tcPr>
+            <w:tcW w:type="dxa" w:w="4320"/>
+          </w:tcPr>
+          <w:p>
+            <w:r>
+              <w:rPr>
+                <w:rFonts w:ascii="Times New Roman" w:hAnsi="Times New Roman" w:eastAsia="Times New Roman"/>
+                <w:sz w:val="24"/>
+              </w:rPr>
+              <w:t>Значение</w:t>
+            </w:r>
+          </w:p>
+        </w:tc>
+      </w:tr>
+      <w:tr>
+        <w:tc>
+          <w:tcPr>
+            <w:tcW w:type="dxa" w:w="4320"/>
+          </w:tcPr>
+          <w:p>
+            <w:r>
+              <w:rPr>
+                <w:rFonts w:ascii="Times New Roman" w:hAnsi="Times New Roman" w:eastAsia="Times New Roman"/>
+                <w:sz w:val="24"/>
+              </w:rPr>
+              <w:t>Общий объем инвестиций</w:t>
+            </w:r>
+          </w:p>
+        </w:tc>
+        <w:tc>
+          <w:tcPr>
+            <w:tcW w:type="dxa" w:w="4320"/>
+          </w:tcPr>
+          <w:p>
+            <w:r>
+              <w:rPr>
+                <w:rFonts w:ascii="Times New Roman" w:hAnsi="Times New Roman" w:eastAsia="Times New Roman"/>
+                <w:sz w:val="24"/>
+              </w:rPr>
+              <w:t>2 860 000 сом</w:t>
+            </w:r>
+          </w:p>
+        </w:tc>
+      </w:tr>
+      <w:tr>
+        <w:tc>
+          <w:tcPr>
+            <w:tcW w:type="dxa" w:w="4320"/>
+          </w:tcPr>
+          <w:p>
+            <w:r>
+              <w:rPr>
+                <w:rFonts w:ascii="Times New Roman" w:hAnsi="Times New Roman" w:eastAsia="Times New Roman"/>
+                <w:sz w:val="24"/>
+              </w:rPr>
+              <w:t>Прогнозируемая годовая выручка по сезону (при переходе на круглогодичность показатели будут выше на 250 000-350 000 сом)</w:t>
+            </w:r>
+          </w:p>
+        </w:tc>
+        <w:tc>
+          <w:tcPr>
+            <w:tcW w:type="dxa" w:w="4320"/>
+          </w:tcPr>
+          <w:p>
+            <w:r>
+              <w:rPr>
+                <w:rFonts w:ascii="Times New Roman" w:hAnsi="Times New Roman" w:eastAsia="Times New Roman"/>
+                <w:sz w:val="24"/>
+              </w:rPr>
+              <w:t>900 000 сом</w:t>
+            </w:r>
+          </w:p>
+        </w:tc>
+      </w:tr>
+      <w:tr>
+        <w:tc>
+          <w:tcPr>
+            <w:tcW w:type="dxa" w:w="4320"/>
+          </w:tcPr>
+          <w:p>
+            <w:r>
+              <w:rPr>
+                <w:rFonts w:ascii="Times New Roman" w:hAnsi="Times New Roman" w:eastAsia="Times New Roman"/>
+                <w:sz w:val="24"/>
+              </w:rPr>
+              <w:t>Прогнозируемая годовая чистая прибыль</w:t>
+            </w:r>
+          </w:p>
+        </w:tc>
+        <w:tc>
+          <w:tcPr>
+            <w:tcW w:type="dxa" w:w="4320"/>
+          </w:tcPr>
+          <w:p>
+            <w:r>
+              <w:rPr>
+                <w:rFonts w:ascii="Times New Roman" w:hAnsi="Times New Roman" w:eastAsia="Times New Roman"/>
+                <w:sz w:val="24"/>
+              </w:rPr>
+              <w:t>700 000 сом</w:t>
+            </w:r>
+          </w:p>
+        </w:tc>
+      </w:tr>
+      <w:tr>
+        <w:tc>
+          <w:tcPr>
+            <w:tcW w:type="dxa" w:w="4320"/>
+          </w:tcPr>
+          <w:p>
+            <w:r>
+              <w:rPr>
+                <w:rFonts w:ascii="Times New Roman" w:hAnsi="Times New Roman" w:eastAsia="Times New Roman"/>
+                <w:sz w:val="24"/>
+              </w:rPr>
+              <w:t>Срок окупаемости</w:t>
+            </w:r>
+          </w:p>
+        </w:tc>
+        <w:tc>
+          <w:tcPr>
+            <w:tcW w:type="dxa" w:w="4320"/>
+          </w:tcPr>
+          <w:p>
+            <w:r>
+              <w:rPr>
+                <w:rFonts w:ascii="Times New Roman" w:hAnsi="Times New Roman" w:eastAsia="Times New Roman"/>
+                <w:sz w:val="24"/>
+              </w:rPr>
+              <w:t>3 года</w:t>
+            </w:r>
+          </w:p>
+        </w:tc>
+      </w:tr>
+      <w:tr>
+        <w:tc>
+          <w:tcPr>
+            <w:tcW w:type="dxa" w:w="4320"/>
+          </w:tcPr>
+          <w:p>
+            <w:r>
+              <w:rPr>
+                <w:rFonts w:ascii="Times New Roman" w:hAnsi="Times New Roman" w:eastAsia="Times New Roman"/>
+                <w:sz w:val="24"/>
+              </w:rPr>
+              <w:t>Местоположение</w:t>
+            </w:r>
+          </w:p>
+        </w:tc>
+        <w:tc>
+          <w:tcPr>
+            <w:tcW w:type="dxa" w:w="4320"/>
+          </w:tcPr>
+          <w:p>
+            <w:r>
+              <w:rPr>
+                <w:rFonts w:ascii="Times New Roman" w:hAnsi="Times New Roman" w:eastAsia="Times New Roman"/>
+                <w:sz w:val="24"/>
+              </w:rPr>
+              <w:t>52-км трассы Тюп-Кеген</w:t>
+            </w:r>
+          </w:p>
+        </w:tc>
+      </w:tr>
+    </w:tbl>
     <w:p>
-      <w:pPr>
-        <w:jc w:val="center"/>
-      </w:pPr>
+      <w:pPr/>
       <w:r>
         <w:rPr>
           <w:rFonts w:ascii="Times New Roman" w:hAnsi="Times New Roman" w:eastAsia="Times New Roman"/>
+          <w:b/>
           <w:sz w:val="24"/>
         </w:rPr>
         <w:t>2. Описание предприятия и услуг</w:t>
       </w:r>
     </w:p>
     <w:p>
-      <w:pPr>
-        <w:jc w:val="center"/>
-      </w:pPr>
+      <w:pPr/>
       <w:r>
         <w:rPr>
           <w:rFonts w:ascii="Times New Roman" w:hAnsi="Times New Roman" w:eastAsia="Times New Roman"/>
@@ -225,21 +370,18 @@
       </w:r>
     </w:p>
     <w:p>
-      <w:pPr>
-        <w:jc w:val="center"/>
-      </w:pPr>
+      <w:pPr/>
       <w:r>
         <w:rPr>
           <w:rFonts w:ascii="Times New Roman" w:hAnsi="Times New Roman" w:eastAsia="Times New Roman"/>
+          <w:b/>
           <w:sz w:val="24"/>
         </w:rPr>
         <w:t>2.1. Инфраструктура</w:t>
       </w:r>
     </w:p>
     <w:p>
-      <w:pPr>
-        <w:jc w:val="center"/>
-      </w:pPr>
+      <w:pPr/>
       <w:r>
         <w:rPr>
           <w:rFonts w:ascii="Times New Roman" w:hAnsi="Times New Roman" w:eastAsia="Times New Roman"/>
@@ -249,9 +391,7 @@
       </w:r>
     </w:p>
     <w:p>
-      <w:pPr>
-        <w:jc w:val="center"/>
-      </w:pPr>
+      <w:pPr/>
       <w:r>
         <w:rPr>
           <w:rFonts w:ascii="Times New Roman" w:hAnsi="Times New Roman" w:eastAsia="Times New Roman"/>
@@ -261,9 +401,7 @@
       </w:r>
     </w:p>
     <w:p>
-      <w:pPr>
-        <w:jc w:val="center"/>
-      </w:pPr>
+      <w:pPr/>
       <w:r>
         <w:rPr>
           <w:rFonts w:ascii="Times New Roman" w:hAnsi="Times New Roman" w:eastAsia="Times New Roman"/>
@@ -273,9 +411,7 @@
       </w:r>
     </w:p>
     <w:p>
-      <w:pPr>
-        <w:jc w:val="center"/>
-      </w:pPr>
+      <w:pPr/>
       <w:r>
         <w:rPr>
           <w:rFonts w:ascii="Times New Roman" w:hAnsi="Times New Roman" w:eastAsia="Times New Roman"/>
@@ -285,9 +421,7 @@
       </w:r>
     </w:p>
     <w:p>
-      <w:pPr>
-        <w:jc w:val="center"/>
-      </w:pPr>
+      <w:pPr/>
       <w:r>
         <w:rPr>
           <w:rFonts w:ascii="Times New Roman" w:hAnsi="Times New Roman" w:eastAsia="Times New Roman"/>
@@ -297,21 +431,18 @@
       </w:r>
     </w:p>
     <w:p>
-      <w:pPr>
-        <w:jc w:val="center"/>
-      </w:pPr>
+      <w:pPr/>
       <w:r>
         <w:rPr>
           <w:rFonts w:ascii="Times New Roman" w:hAnsi="Times New Roman" w:eastAsia="Times New Roman"/>
+          <w:b/>
           <w:sz w:val="24"/>
         </w:rPr>
         <w:t>2.2. Целевая аудитория</w:t>
       </w:r>
     </w:p>
     <w:p>
-      <w:pPr>
-        <w:jc w:val="center"/>
-      </w:pPr>
+      <w:pPr/>
       <w:r>
         <w:rPr>
           <w:rFonts w:ascii="Times New Roman" w:hAnsi="Times New Roman" w:eastAsia="Times New Roman"/>
@@ -321,57 +452,51 @@
       </w:r>
     </w:p>
     <w:p>
-      <w:pPr>
-        <w:jc w:val="center"/>
-      </w:pPr>
+      <w:pPr/>
       <w:r>
         <w:rPr>
           <w:rFonts w:ascii="Times New Roman" w:hAnsi="Times New Roman" w:eastAsia="Times New Roman"/>
+          <w:b/>
           <w:sz w:val="24"/>
         </w:rPr>
         <w:t>2.  Экотуристы и альпинисты: Путешественники, направляющиеся в ущелье Каркыра, к пику Хан-Тенгри и в другие горные районы.</w:t>
       </w:r>
     </w:p>
     <w:p>
-      <w:pPr>
-        <w:jc w:val="center"/>
-      </w:pPr>
+      <w:pPr/>
       <w:r>
         <w:rPr>
           <w:rFonts w:ascii="Times New Roman" w:hAnsi="Times New Roman" w:eastAsia="Times New Roman"/>
+          <w:b/>
           <w:sz w:val="24"/>
         </w:rPr>
         <w:t>3.  Местные жители: посетители из близлежащих сел и городов, использующие кафе.</w:t>
       </w:r>
     </w:p>
     <w:p>
-      <w:pPr>
-        <w:jc w:val="center"/>
-      </w:pPr>
+      <w:pPr/>
       <w:r>
         <w:rPr>
           <w:rFonts w:ascii="Times New Roman" w:hAnsi="Times New Roman" w:eastAsia="Times New Roman"/>
+          <w:b/>
           <w:sz w:val="24"/>
         </w:rPr>
         <w:t>3. Анализ рынка и конкуренции</w:t>
       </w:r>
     </w:p>
     <w:p>
-      <w:pPr>
-        <w:jc w:val="center"/>
-      </w:pPr>
+      <w:pPr/>
       <w:r>
         <w:rPr>
           <w:rFonts w:ascii="Times New Roman" w:hAnsi="Times New Roman" w:eastAsia="Times New Roman"/>
+          <w:b/>
           <w:sz w:val="24"/>
         </w:rPr>
         <w:t>3.1. Анализ местоположения</w:t>
       </w:r>
     </w:p>
     <w:p>
-      <w:pPr>
-        <w:jc w:val="center"/>
-      </w:pPr>
+      <w:pPr/>
       <w:r>
         <w:rPr>
           <w:rFonts w:ascii="Times New Roman" w:hAnsi="Times New Roman" w:eastAsia="Times New Roman"/>
@@ -381,21 +506,18 @@
       </w:r>
     </w:p>
     <w:p>
-      <w:pPr>
-        <w:jc w:val="center"/>
-      </w:pPr>
+      <w:pPr/>
       <w:r>
         <w:rPr>
           <w:rFonts w:ascii="Times New Roman" w:hAnsi="Times New Roman" w:eastAsia="Times New Roman"/>
+          <w:b/>
           <w:sz w:val="24"/>
         </w:rPr>
         <w:t>3.2. Конкурентный анализ</w:t>
       </w:r>
     </w:p>
     <w:p>
-      <w:pPr>
-        <w:jc w:val="center"/>
-      </w:pPr>
+      <w:pPr/>
       <w:r>
         <w:rPr>
           <w:rFonts w:ascii="Times New Roman" w:hAnsi="Times New Roman" w:eastAsia="Times New Roman"/>
@@ -404,46 +526,228 @@
         <w:t>Основными конкурентами являются существующие юрточные лагеря и глэмпинги в долине Каркыра, такие как "Юрточный Глэмпинг Каркара" и "Каркыра Глэмпинг".</w:t>
       </w:r>
     </w:p>
+    <w:tbl>
+      <w:tblPr>
+        <w:tblStyle w:val="TableGrid"/>
+        <w:tblW w:type="auto" w:w="0"/>
+        <w:tblLook w:firstColumn="1" w:firstRow="1" w:lastColumn="0" w:lastRow="0" w:noHBand="0" w:noVBand="1" w:val="04A0"/>
+      </w:tblPr>
+      <w:tblGrid>
+        <w:gridCol w:w="2160"/>
+        <w:gridCol w:w="2160"/>
+        <w:gridCol w:w="2160"/>
+        <w:gridCol w:w="2160"/>
+      </w:tblGrid>
+      <w:tr>
+        <w:tc>
+          <w:tcPr>
+            <w:tcW w:type="dxa" w:w="2160"/>
+          </w:tcPr>
+          <w:p>
+            <w:r>
+              <w:rPr>
+                <w:rFonts w:ascii="Times New Roman" w:hAnsi="Times New Roman" w:eastAsia="Times New Roman"/>
+                <w:sz w:val="24"/>
+              </w:rPr>
+              <w:t>Конкурент</w:t>
+            </w:r>
+          </w:p>
+        </w:tc>
+        <w:tc>
+          <w:tcPr>
+            <w:tcW w:type="dxa" w:w="2160"/>
+          </w:tcPr>
+          <w:p>
+            <w:r>
+              <w:rPr>
+                <w:rFonts w:ascii="Times New Roman" w:hAnsi="Times New Roman" w:eastAsia="Times New Roman"/>
+                <w:sz w:val="24"/>
+              </w:rPr>
+              <w:t>Преимущества</w:t>
+            </w:r>
+          </w:p>
+        </w:tc>
+        <w:tc>
+          <w:tcPr>
+            <w:tcW w:type="dxa" w:w="2160"/>
+          </w:tcPr>
+          <w:p>
+            <w:r>
+              <w:rPr>
+                <w:rFonts w:ascii="Times New Roman" w:hAnsi="Times New Roman" w:eastAsia="Times New Roman"/>
+                <w:sz w:val="24"/>
+              </w:rPr>
+              <w:t>Недостатки</w:t>
+            </w:r>
+          </w:p>
+        </w:tc>
+        <w:tc>
+          <w:tcPr>
+            <w:tcW w:type="dxa" w:w="2160"/>
+          </w:tcPr>
+          <w:p>
+            <w:r>
+              <w:rPr>
+                <w:rFonts w:ascii="Times New Roman" w:hAnsi="Times New Roman" w:eastAsia="Times New Roman"/>
+                <w:sz w:val="24"/>
+              </w:rPr>
+              <w:t>Позиционирование</w:t>
+            </w:r>
+          </w:p>
+        </w:tc>
+      </w:tr>
+      <w:tr>
+        <w:tc>
+          <w:tcPr>
+            <w:tcW w:type="dxa" w:w="2160"/>
+          </w:tcPr>
+          <w:p>
+            <w:r>
+              <w:rPr>
+                <w:rFonts w:ascii="Times New Roman" w:hAnsi="Times New Roman" w:eastAsia="Times New Roman"/>
+                <w:sz w:val="24"/>
+              </w:rPr>
+              <w:t>Юрточные лагеря (Каркыра)</w:t>
+            </w:r>
+          </w:p>
+        </w:tc>
+        <w:tc>
+          <w:tcPr>
+            <w:tcW w:type="dxa" w:w="2160"/>
+          </w:tcPr>
+          <w:p>
+            <w:r>
+              <w:rPr>
+                <w:rFonts w:ascii="Times New Roman" w:hAnsi="Times New Roman" w:eastAsia="Times New Roman"/>
+                <w:sz w:val="24"/>
+              </w:rPr>
+              <w:t>Аутентичность, близость к горам</w:t>
+            </w:r>
+          </w:p>
+        </w:tc>
+        <w:tc>
+          <w:tcPr>
+            <w:tcW w:type="dxa" w:w="2160"/>
+          </w:tcPr>
+          <w:p>
+            <w:r>
+              <w:rPr>
+                <w:rFonts w:ascii="Times New Roman" w:hAnsi="Times New Roman" w:eastAsia="Times New Roman"/>
+                <w:sz w:val="24"/>
+              </w:rPr>
+              <w:t>Сезонность, низкий уровень комфорта</w:t>
+            </w:r>
+          </w:p>
+        </w:tc>
+        <w:tc>
+          <w:tcPr>
+            <w:tcW w:type="dxa" w:w="2160"/>
+          </w:tcPr>
+          <w:p>
+            <w:r>
+              <w:rPr>
+                <w:rFonts w:ascii="Times New Roman" w:hAnsi="Times New Roman" w:eastAsia="Times New Roman"/>
+                <w:sz w:val="24"/>
+              </w:rPr>
+              <w:t>Гибридный подход: Сочетание всесезонных А-frame домов и аутентичных юрт.</w:t>
+            </w:r>
+          </w:p>
+        </w:tc>
+      </w:tr>
+      <w:tr>
+        <w:tc>
+          <w:tcPr>
+            <w:tcW w:type="dxa" w:w="2160"/>
+          </w:tcPr>
+          <w:p>
+            <w:r>
+              <w:rPr>
+                <w:rFonts w:ascii="Times New Roman" w:hAnsi="Times New Roman" w:eastAsia="Times New Roman"/>
+                <w:sz w:val="24"/>
+              </w:rPr>
+              <w:t>Придорожные кафе (Тюп/Кеген)</w:t>
+            </w:r>
+          </w:p>
+        </w:tc>
+        <w:tc>
+          <w:tcPr>
+            <w:tcW w:type="dxa" w:w="2160"/>
+          </w:tcPr>
+          <w:p>
+            <w:r>
+              <w:rPr>
+                <w:rFonts w:ascii="Times New Roman" w:hAnsi="Times New Roman" w:eastAsia="Times New Roman"/>
+                <w:sz w:val="24"/>
+              </w:rPr>
+              <w:t>Низкие цены, быстрое обслуживание</w:t>
+            </w:r>
+          </w:p>
+        </w:tc>
+        <w:tc>
+          <w:tcPr>
+            <w:tcW w:type="dxa" w:w="2160"/>
+          </w:tcPr>
+          <w:p>
+            <w:r>
+              <w:rPr>
+                <w:rFonts w:ascii="Times New Roman" w:hAnsi="Times New Roman" w:eastAsia="Times New Roman"/>
+                <w:sz w:val="24"/>
+              </w:rPr>
+              <w:t>Низкое качество, отсутствие дополнительных услуг</w:t>
+            </w:r>
+          </w:p>
+        </w:tc>
+        <w:tc>
+          <w:tcPr>
+            <w:tcW w:type="dxa" w:w="2160"/>
+          </w:tcPr>
+          <w:p>
+            <w:r>
+              <w:rPr>
+                <w:rFonts w:ascii="Times New Roman" w:hAnsi="Times New Roman" w:eastAsia="Times New Roman"/>
+                <w:sz w:val="24"/>
+              </w:rPr>
+              <w:t>Комплексный сервис: Качественное питание, комфортный ночлег и зона отдыха.</w:t>
+            </w:r>
+          </w:p>
+        </w:tc>
+      </w:tr>
+    </w:tbl>
     <w:p>
-      <w:pPr>
-        <w:jc w:val="center"/>
-      </w:pPr>
+      <w:pPr/>
       <w:r>
         <w:rPr>
           <w:rFonts w:ascii="Times New Roman" w:hAnsi="Times New Roman" w:eastAsia="Times New Roman"/>
+          <w:b/>
           <w:sz w:val="24"/>
         </w:rPr>
         <w:t>4. Маркетинговый план</w:t>
       </w:r>
     </w:p>
     <w:p>
-      <w:pPr>
-        <w:jc w:val="center"/>
-      </w:pPr>
+      <w:pPr/>
       <w:r>
         <w:rPr>
           <w:rFonts w:ascii="Times New Roman" w:hAnsi="Times New Roman" w:eastAsia="Times New Roman"/>
+          <w:b/>
           <w:sz w:val="24"/>
         </w:rPr>
         <w:t>1.  Онлайн-продвижение: Активное ведение Instagram, Тик Ток и Google Maps.</w:t>
       </w:r>
     </w:p>
     <w:p>
-      <w:pPr>
-        <w:jc w:val="center"/>
-      </w:pPr>
+      <w:pPr/>
       <w:r>
         <w:rPr>
           <w:rFonts w:ascii="Times New Roman" w:hAnsi="Times New Roman" w:eastAsia="Times New Roman"/>
+          <w:b/>
           <w:sz w:val="24"/>
         </w:rPr>
         <w:t>2.  Партнёрство: Сотрудничество с туроператорами, организующими туры в Каракол, на Иссык-Куль и к Хан-Тенгри.</w:t>
       </w:r>
     </w:p>
     <w:p>
-      <w:pPr>
-        <w:jc w:val="center"/>
-      </w:pPr>
+      <w:pPr/>
       <w:r>
         <w:rPr>
           <w:rFonts w:ascii="Times New Roman" w:hAnsi="Times New Roman" w:eastAsia="Times New Roman"/>
@@ -453,33 +757,29 @@
       </w:r>
     </w:p>
     <w:p>
-      <w:pPr>
-        <w:jc w:val="center"/>
-      </w:pPr>
+      <w:pPr/>
       <w:r>
         <w:rPr>
           <w:rFonts w:ascii="Times New Roman" w:hAnsi="Times New Roman" w:eastAsia="Times New Roman"/>
+          <w:b/>
           <w:sz w:val="24"/>
         </w:rPr>
         <w:t>5. Финансовый план</w:t>
       </w:r>
     </w:p>
     <w:p>
-      <w:pPr>
-        <w:jc w:val="center"/>
-      </w:pPr>
+      <w:pPr/>
       <w:r>
         <w:rPr>
           <w:rFonts w:ascii="Times New Roman" w:hAnsi="Times New Roman" w:eastAsia="Times New Roman"/>
+          <w:b/>
           <w:sz w:val="24"/>
         </w:rPr>
         <w:t>5.1. Инвестиционные расходы за счет средств ФРР</w:t>
       </w:r>
     </w:p>
     <w:p>
-      <w:pPr>
-        <w:jc w:val="center"/>
-      </w:pPr>
+      <w:pPr/>
       <w:r>
         <w:rPr>
           <w:rFonts w:ascii="Times New Roman" w:hAnsi="Times New Roman" w:eastAsia="Times New Roman"/>
@@ -488,22 +788,338 @@
         <w:t>Общий объем инвестиций составляет 2 860 000 сомов, из них 30% — вклад собственных средств в размере 858 000 сомов на строительство А-фрэйм дома (гостевой домик на 4-6 чел.) в количестве 1 единица.</w:t>
       </w:r>
     </w:p>
+    <w:tbl>
+      <w:tblPr>
+        <w:tblStyle w:val="TableGrid"/>
+        <w:tblW w:type="auto" w:w="0"/>
+        <w:tblLook w:firstColumn="1" w:firstRow="1" w:lastColumn="0" w:lastRow="0" w:noHBand="0" w:noVBand="1" w:val="04A0"/>
+      </w:tblPr>
+      <w:tblGrid>
+        <w:gridCol w:w="2880"/>
+        <w:gridCol w:w="2880"/>
+        <w:gridCol w:w="2880"/>
+      </w:tblGrid>
+      <w:tr>
+        <w:tc>
+          <w:tcPr>
+            <w:tcW w:type="dxa" w:w="2880"/>
+          </w:tcPr>
+          <w:p>
+            <w:r>
+              <w:rPr>
+                <w:rFonts w:ascii="Times New Roman" w:hAnsi="Times New Roman" w:eastAsia="Times New Roman"/>
+                <w:sz w:val="24"/>
+              </w:rPr>
+              <w:t>Статья расходов</w:t>
+            </w:r>
+          </w:p>
+        </w:tc>
+        <w:tc>
+          <w:tcPr>
+            <w:tcW w:type="dxa" w:w="2880"/>
+          </w:tcPr>
+          <w:p>
+            <w:r>
+              <w:rPr>
+                <w:rFonts w:ascii="Times New Roman" w:hAnsi="Times New Roman" w:eastAsia="Times New Roman"/>
+                <w:sz w:val="24"/>
+              </w:rPr>
+              <w:t>Стоимость</w:t>
+            </w:r>
+          </w:p>
+        </w:tc>
+        <w:tc>
+          <w:tcPr>
+            <w:tcW w:type="dxa" w:w="2880"/>
+          </w:tcPr>
+          <w:p>
+            <w:r>
+              <w:rPr>
+                <w:rFonts w:ascii="Times New Roman" w:hAnsi="Times New Roman" w:eastAsia="Times New Roman"/>
+                <w:sz w:val="24"/>
+              </w:rPr>
+              <w:t>Примечание</w:t>
+            </w:r>
+          </w:p>
+        </w:tc>
+      </w:tr>
+      <w:tr>
+        <w:tc>
+          <w:tcPr>
+            <w:tcW w:type="dxa" w:w="2880"/>
+          </w:tcPr>
+          <w:p>
+            <w:r>
+              <w:rPr>
+                <w:rFonts w:ascii="Times New Roman" w:hAnsi="Times New Roman" w:eastAsia="Times New Roman"/>
+                <w:sz w:val="24"/>
+              </w:rPr>
+              <w:t>Строительство кафе-магазин</w:t>
+            </w:r>
+          </w:p>
+        </w:tc>
+        <w:tc>
+          <w:tcPr>
+            <w:tcW w:type="dxa" w:w="2880"/>
+          </w:tcPr>
+          <w:p>
+            <w:r>
+              <w:rPr>
+                <w:rFonts w:ascii="Times New Roman" w:hAnsi="Times New Roman" w:eastAsia="Times New Roman"/>
+                <w:sz w:val="24"/>
+              </w:rPr>
+              <w:t>1 400 000</w:t>
+            </w:r>
+          </w:p>
+        </w:tc>
+        <w:tc>
+          <w:tcPr>
+            <w:tcW w:type="dxa" w:w="2880"/>
+          </w:tcPr>
+          <w:p>
+            <w:r>
+              <w:rPr>
+                <w:rFonts w:ascii="Times New Roman" w:hAnsi="Times New Roman" w:eastAsia="Times New Roman"/>
+                <w:sz w:val="24"/>
+              </w:rPr>
+              <w:t>Вкл. Оборудование, мебель</w:t>
+            </w:r>
+          </w:p>
+        </w:tc>
+      </w:tr>
+      <w:tr>
+        <w:tc>
+          <w:tcPr>
+            <w:tcW w:type="dxa" w:w="2880"/>
+          </w:tcPr>
+          <w:p>
+            <w:r>
+              <w:rPr>
+                <w:rFonts w:ascii="Times New Roman" w:hAnsi="Times New Roman" w:eastAsia="Times New Roman"/>
+                <w:sz w:val="24"/>
+              </w:rPr>
+              <w:t>Инфраструктура и коммуникация</w:t>
+            </w:r>
+          </w:p>
+        </w:tc>
+        <w:tc>
+          <w:tcPr>
+            <w:tcW w:type="dxa" w:w="2880"/>
+          </w:tcPr>
+          <w:p>
+            <w:r>
+              <w:rPr>
+                <w:rFonts w:ascii="Times New Roman" w:hAnsi="Times New Roman" w:eastAsia="Times New Roman"/>
+                <w:sz w:val="24"/>
+              </w:rPr>
+              <w:t>300 000</w:t>
+            </w:r>
+          </w:p>
+        </w:tc>
+        <w:tc>
+          <w:tcPr>
+            <w:tcW w:type="dxa" w:w="2880"/>
+          </w:tcPr>
+          <w:p>
+            <w:r>
+              <w:rPr>
+                <w:rFonts w:ascii="Times New Roman" w:hAnsi="Times New Roman" w:eastAsia="Times New Roman"/>
+                <w:sz w:val="24"/>
+              </w:rPr>
+              <w:t>Ограждение, подведение воды/электричества, ЛОС</w:t>
+            </w:r>
+          </w:p>
+        </w:tc>
+      </w:tr>
+      <w:tr>
+        <w:tc>
+          <w:tcPr>
+            <w:tcW w:type="dxa" w:w="2880"/>
+          </w:tcPr>
+          <w:p>
+            <w:r>
+              <w:rPr>
+                <w:rFonts w:ascii="Times New Roman" w:hAnsi="Times New Roman" w:eastAsia="Times New Roman"/>
+                <w:sz w:val="24"/>
+              </w:rPr>
+              <w:t>Разрешения и маркетинг</w:t>
+            </w:r>
+          </w:p>
+        </w:tc>
+        <w:tc>
+          <w:tcPr>
+            <w:tcW w:type="dxa" w:w="2880"/>
+          </w:tcPr>
+          <w:p>
+            <w:r>
+              <w:rPr>
+                <w:rFonts w:ascii="Times New Roman" w:hAnsi="Times New Roman" w:eastAsia="Times New Roman"/>
+                <w:sz w:val="24"/>
+              </w:rPr>
+              <w:t>152 000</w:t>
+            </w:r>
+          </w:p>
+        </w:tc>
+        <w:tc>
+          <w:tcPr>
+            <w:tcW w:type="dxa" w:w="2880"/>
+          </w:tcPr>
+          <w:p>
+            <w:r>
+              <w:rPr>
+                <w:rFonts w:ascii="Times New Roman" w:hAnsi="Times New Roman" w:eastAsia="Times New Roman"/>
+                <w:sz w:val="24"/>
+              </w:rPr>
+              <w:t>Юридические расходы, первоначальная реклама</w:t>
+            </w:r>
+          </w:p>
+        </w:tc>
+      </w:tr>
+      <w:tr>
+        <w:tc>
+          <w:tcPr>
+            <w:tcW w:type="dxa" w:w="2880"/>
+          </w:tcPr>
+          <w:p>
+            <w:r>
+              <w:rPr>
+                <w:rFonts w:ascii="Times New Roman" w:hAnsi="Times New Roman" w:eastAsia="Times New Roman"/>
+                <w:sz w:val="24"/>
+              </w:rPr>
+              <w:t>Приобретение кухонного оборудования</w:t>
+            </w:r>
+          </w:p>
+        </w:tc>
+        <w:tc>
+          <w:tcPr>
+            <w:tcW w:type="dxa" w:w="2880"/>
+          </w:tcPr>
+          <w:p>
+            <w:r>
+              <w:rPr>
+                <w:rFonts w:ascii="Times New Roman" w:hAnsi="Times New Roman" w:eastAsia="Times New Roman"/>
+                <w:sz w:val="24"/>
+              </w:rPr>
+              <w:t>150 000</w:t>
+            </w:r>
+          </w:p>
+        </w:tc>
+        <w:tc>
+          <w:tcPr>
+            <w:tcW w:type="dxa" w:w="2880"/>
+          </w:tcPr>
+          <w:p>
+            <w:r>
+              <w:rPr>
+                <w:rFonts w:ascii="Times New Roman" w:hAnsi="Times New Roman" w:eastAsia="Times New Roman"/>
+                <w:sz w:val="24"/>
+              </w:rPr>
+              <w:t>Мебель, посуда, полки</w:t>
+            </w:r>
+          </w:p>
+        </w:tc>
+      </w:tr>
+      <w:tr>
+        <w:tc>
+          <w:tcPr>
+            <w:tcW w:type="dxa" w:w="2880"/>
+          </w:tcPr>
+          <w:p>
+            <w:r>
+              <w:rPr>
+                <w:rFonts w:ascii="Times New Roman" w:hAnsi="Times New Roman" w:eastAsia="Times New Roman"/>
+                <w:sz w:val="24"/>
+              </w:rPr>
+              <w:t>Строительство А-фрэйм дом</w:t>
+            </w:r>
+          </w:p>
+        </w:tc>
+        <w:tc>
+          <w:tcPr>
+            <w:tcW w:type="dxa" w:w="2880"/>
+          </w:tcPr>
+          <w:p>
+            <w:r>
+              <w:rPr>
+                <w:rFonts w:ascii="Times New Roman" w:hAnsi="Times New Roman" w:eastAsia="Times New Roman"/>
+                <w:sz w:val="24"/>
+              </w:rPr>
+              <w:t>858 000</w:t>
+            </w:r>
+          </w:p>
+        </w:tc>
+        <w:tc>
+          <w:tcPr>
+            <w:tcW w:type="dxa" w:w="2880"/>
+          </w:tcPr>
+          <w:p>
+            <w:r>
+              <w:rPr>
+                <w:rFonts w:ascii="Times New Roman" w:hAnsi="Times New Roman" w:eastAsia="Times New Roman"/>
+                <w:sz w:val="24"/>
+              </w:rPr>
+              <w:t>гостевой домик</w:t>
+            </w:r>
+          </w:p>
+        </w:tc>
+      </w:tr>
+      <w:tr>
+        <w:tc>
+          <w:tcPr>
+            <w:tcW w:type="dxa" w:w="2880"/>
+          </w:tcPr>
+          <w:p>
+            <w:r>
+              <w:rPr>
+                <w:rFonts w:ascii="Times New Roman" w:hAnsi="Times New Roman" w:eastAsia="Times New Roman"/>
+                <w:sz w:val="24"/>
+              </w:rPr>
+              <w:t>ИТОГО</w:t>
+            </w:r>
+          </w:p>
+        </w:tc>
+        <w:tc>
+          <w:tcPr>
+            <w:tcW w:type="dxa" w:w="2880"/>
+          </w:tcPr>
+          <w:p>
+            <w:r>
+              <w:rPr>
+                <w:rFonts w:ascii="Times New Roman" w:hAnsi="Times New Roman" w:eastAsia="Times New Roman"/>
+                <w:sz w:val="24"/>
+              </w:rPr>
+              <w:t>2 860 000</w:t>
+            </w:r>
+          </w:p>
+        </w:tc>
+        <w:tc>
+          <w:tcPr>
+            <w:tcW w:type="dxa" w:w="2880"/>
+          </w:tcPr>
+          <w:p>
+            <w:r>
+              <w:rPr>
+                <w:rFonts w:ascii="Times New Roman" w:hAnsi="Times New Roman" w:eastAsia="Times New Roman"/>
+                <w:sz w:val="24"/>
+              </w:rPr>
+            </w:r>
+          </w:p>
+        </w:tc>
+      </w:tr>
+    </w:tbl>
     <w:p>
-      <w:pPr>
-        <w:jc w:val="center"/>
-      </w:pPr>
+      <w:pPr/>
       <w:r>
         <w:rPr>
           <w:rFonts w:ascii="Times New Roman" w:hAnsi="Times New Roman" w:eastAsia="Times New Roman"/>
+          <w:b/>
           <w:sz w:val="24"/>
         </w:rPr>
         <w:t>5.2. Прогноз доходов</w:t>
       </w:r>
     </w:p>
     <w:p>
-      <w:pPr>
-        <w:jc w:val="center"/>
-      </w:pPr>
+      <w:pPr/>
       <w:r>
         <w:rPr>
           <w:rFonts w:ascii="Times New Roman" w:hAnsi="Times New Roman" w:eastAsia="Times New Roman"/>
@@ -512,22 +1128,320 @@
         <w:t>Прогноз основан на сезонности и средней заполняемости (май-сентябрь).</w:t>
       </w:r>
     </w:p>
+    <w:tbl>
+      <w:tblPr>
+        <w:tblStyle w:val="TableGrid"/>
+        <w:tblW w:type="auto" w:w="0"/>
+        <w:tblLook w:firstColumn="1" w:firstRow="1" w:lastColumn="0" w:lastRow="0" w:noHBand="0" w:noVBand="1" w:val="04A0"/>
+      </w:tblPr>
+      <w:tblGrid>
+        <w:gridCol w:w="2160"/>
+        <w:gridCol w:w="2160"/>
+        <w:gridCol w:w="2160"/>
+        <w:gridCol w:w="2160"/>
+      </w:tblGrid>
+      <w:tr>
+        <w:tc>
+          <w:tcPr>
+            <w:tcW w:type="dxa" w:w="2160"/>
+          </w:tcPr>
+          <w:p>
+            <w:r>
+              <w:rPr>
+                <w:rFonts w:ascii="Times New Roman" w:hAnsi="Times New Roman" w:eastAsia="Times New Roman"/>
+                <w:sz w:val="24"/>
+              </w:rPr>
+              <w:t>Статья дохода</w:t>
+            </w:r>
+          </w:p>
+        </w:tc>
+        <w:tc>
+          <w:tcPr>
+            <w:tcW w:type="dxa" w:w="2160"/>
+          </w:tcPr>
+          <w:p>
+            <w:r>
+              <w:rPr>
+                <w:rFonts w:ascii="Times New Roman" w:hAnsi="Times New Roman" w:eastAsia="Times New Roman"/>
+                <w:sz w:val="24"/>
+              </w:rPr>
+              <w:t>Количество гостей</w:t>
+            </w:r>
+          </w:p>
+        </w:tc>
+        <w:tc>
+          <w:tcPr>
+            <w:tcW w:type="dxa" w:w="2160"/>
+          </w:tcPr>
+          <w:p>
+            <w:r>
+              <w:rPr>
+                <w:rFonts w:ascii="Times New Roman" w:hAnsi="Times New Roman" w:eastAsia="Times New Roman"/>
+                <w:sz w:val="24"/>
+              </w:rPr>
+              <w:t>Месячный расчет</w:t>
+            </w:r>
+          </w:p>
+        </w:tc>
+        <w:tc>
+          <w:tcPr>
+            <w:tcW w:type="dxa" w:w="2160"/>
+          </w:tcPr>
+          <w:p>
+            <w:r>
+              <w:rPr>
+                <w:rFonts w:ascii="Times New Roman" w:hAnsi="Times New Roman" w:eastAsia="Times New Roman"/>
+                <w:sz w:val="24"/>
+              </w:rPr>
+              <w:t>Годовой доход (сом)</w:t>
+            </w:r>
+          </w:p>
+        </w:tc>
+      </w:tr>
+      <w:tr>
+        <w:tc>
+          <w:tcPr>
+            <w:tcW w:type="dxa" w:w="2160"/>
+          </w:tcPr>
+          <w:p>
+            <w:r>
+              <w:rPr>
+                <w:rFonts w:ascii="Times New Roman" w:hAnsi="Times New Roman" w:eastAsia="Times New Roman"/>
+                <w:sz w:val="24"/>
+              </w:rPr>
+              <w:t>Магазин (средний чек 100 сом)</w:t>
+            </w:r>
+          </w:p>
+        </w:tc>
+        <w:tc>
+          <w:tcPr>
+            <w:tcW w:type="dxa" w:w="2160"/>
+          </w:tcPr>
+          <w:p>
+            <w:r>
+              <w:rPr>
+                <w:rFonts w:ascii="Times New Roman" w:hAnsi="Times New Roman" w:eastAsia="Times New Roman"/>
+                <w:sz w:val="24"/>
+              </w:rPr>
+              <w:t>16-17 посетителей в день</w:t>
+            </w:r>
+          </w:p>
+        </w:tc>
+        <w:tc>
+          <w:tcPr>
+            <w:tcW w:type="dxa" w:w="2160"/>
+          </w:tcPr>
+          <w:p>
+            <w:r>
+              <w:rPr>
+                <w:rFonts w:ascii="Times New Roman" w:hAnsi="Times New Roman" w:eastAsia="Times New Roman"/>
+                <w:sz w:val="24"/>
+              </w:rPr>
+              <w:t>50 000 * 5 мес.</w:t>
+            </w:r>
+          </w:p>
+        </w:tc>
+        <w:tc>
+          <w:tcPr>
+            <w:tcW w:type="dxa" w:w="2160"/>
+          </w:tcPr>
+          <w:p>
+            <w:r>
+              <w:rPr>
+                <w:rFonts w:ascii="Times New Roman" w:hAnsi="Times New Roman" w:eastAsia="Times New Roman"/>
+                <w:sz w:val="24"/>
+              </w:rPr>
+              <w:t>250 000</w:t>
+            </w:r>
+          </w:p>
+        </w:tc>
+      </w:tr>
+      <w:tr>
+        <w:tc>
+          <w:tcPr>
+            <w:tcW w:type="dxa" w:w="2160"/>
+          </w:tcPr>
+          <w:p>
+            <w:r>
+              <w:rPr>
+                <w:rFonts w:ascii="Times New Roman" w:hAnsi="Times New Roman" w:eastAsia="Times New Roman"/>
+                <w:sz w:val="24"/>
+              </w:rPr>
+              <w:t>Кафе (средний чек 100 сом)</w:t>
+            </w:r>
+          </w:p>
+        </w:tc>
+        <w:tc>
+          <w:tcPr>
+            <w:tcW w:type="dxa" w:w="2160"/>
+          </w:tcPr>
+          <w:p>
+            <w:r>
+              <w:rPr>
+                <w:rFonts w:ascii="Times New Roman" w:hAnsi="Times New Roman" w:eastAsia="Times New Roman"/>
+                <w:sz w:val="24"/>
+              </w:rPr>
+              <w:t>16-17 посетителей в день</w:t>
+            </w:r>
+          </w:p>
+        </w:tc>
+        <w:tc>
+          <w:tcPr>
+            <w:tcW w:type="dxa" w:w="2160"/>
+          </w:tcPr>
+          <w:p>
+            <w:r>
+              <w:rPr>
+                <w:rFonts w:ascii="Times New Roman" w:hAnsi="Times New Roman" w:eastAsia="Times New Roman"/>
+                <w:sz w:val="24"/>
+              </w:rPr>
+              <w:t>50 000 * 5 мес.</w:t>
+            </w:r>
+          </w:p>
+        </w:tc>
+        <w:tc>
+          <w:tcPr>
+            <w:tcW w:type="dxa" w:w="2160"/>
+          </w:tcPr>
+          <w:p>
+            <w:r>
+              <w:rPr>
+                <w:rFonts w:ascii="Times New Roman" w:hAnsi="Times New Roman" w:eastAsia="Times New Roman"/>
+                <w:sz w:val="24"/>
+              </w:rPr>
+              <w:t>250 000</w:t>
+            </w:r>
+          </w:p>
+        </w:tc>
+      </w:tr>
+      <w:tr>
+        <w:tc>
+          <w:tcPr>
+            <w:tcW w:type="dxa" w:w="2160"/>
+          </w:tcPr>
+          <w:p>
+            <w:r>
+              <w:rPr>
+                <w:rFonts w:ascii="Times New Roman" w:hAnsi="Times New Roman" w:eastAsia="Times New Roman"/>
+                <w:sz w:val="24"/>
+              </w:rPr>
+              <w:t>А-фрэйм дом (гостевой домик)</w:t>
+            </w:r>
+          </w:p>
+        </w:tc>
+        <w:tc>
+          <w:tcPr>
+            <w:tcW w:type="dxa" w:w="2160"/>
+          </w:tcPr>
+          <w:p>
+            <w:r>
+              <w:rPr>
+                <w:rFonts w:ascii="Times New Roman" w:hAnsi="Times New Roman" w:eastAsia="Times New Roman"/>
+                <w:sz w:val="24"/>
+              </w:rPr>
+              <w:t>4-6 чел.</w:t>
+            </w:r>
+          </w:p>
+        </w:tc>
+        <w:tc>
+          <w:tcPr>
+            <w:tcW w:type="dxa" w:w="2160"/>
+          </w:tcPr>
+          <w:p>
+            <w:r>
+              <w:rPr>
+                <w:rFonts w:ascii="Times New Roman" w:hAnsi="Times New Roman" w:eastAsia="Times New Roman"/>
+                <w:sz w:val="24"/>
+              </w:rPr>
+              <w:t>80 000 * 5 мес.</w:t>
+            </w:r>
+          </w:p>
+        </w:tc>
+        <w:tc>
+          <w:tcPr>
+            <w:tcW w:type="dxa" w:w="2160"/>
+          </w:tcPr>
+          <w:p>
+            <w:r>
+              <w:rPr>
+                <w:rFonts w:ascii="Times New Roman" w:hAnsi="Times New Roman" w:eastAsia="Times New Roman"/>
+                <w:sz w:val="24"/>
+              </w:rPr>
+              <w:t>400 000</w:t>
+            </w:r>
+          </w:p>
+        </w:tc>
+      </w:tr>
+      <w:tr>
+        <w:tc>
+          <w:tcPr>
+            <w:tcW w:type="dxa" w:w="2160"/>
+          </w:tcPr>
+          <w:p>
+            <w:r>
+              <w:rPr>
+                <w:rFonts w:ascii="Times New Roman" w:hAnsi="Times New Roman" w:eastAsia="Times New Roman"/>
+                <w:sz w:val="24"/>
+              </w:rPr>
+              <w:t>ИТОГО ГОДОВОЙ ВЫРУЧКИ</w:t>
+            </w:r>
+          </w:p>
+        </w:tc>
+        <w:tc>
+          <w:tcPr>
+            <w:tcW w:type="dxa" w:w="2160"/>
+          </w:tcPr>
+          <w:p>
+            <w:r>
+              <w:rPr>
+                <w:rFonts w:ascii="Times New Roman" w:hAnsi="Times New Roman" w:eastAsia="Times New Roman"/>
+                <w:sz w:val="24"/>
+              </w:rPr>
+            </w:r>
+          </w:p>
+        </w:tc>
+        <w:tc>
+          <w:tcPr>
+            <w:tcW w:type="dxa" w:w="2160"/>
+          </w:tcPr>
+          <w:p>
+            <w:r>
+              <w:rPr>
+                <w:rFonts w:ascii="Times New Roman" w:hAnsi="Times New Roman" w:eastAsia="Times New Roman"/>
+                <w:sz w:val="24"/>
+              </w:rPr>
+            </w:r>
+          </w:p>
+        </w:tc>
+        <w:tc>
+          <w:tcPr>
+            <w:tcW w:type="dxa" w:w="2160"/>
+          </w:tcPr>
+          <w:p>
+            <w:r>
+              <w:rPr>
+                <w:rFonts w:ascii="Times New Roman" w:hAnsi="Times New Roman" w:eastAsia="Times New Roman"/>
+                <w:sz w:val="24"/>
+              </w:rPr>
+              <w:t>900 000</w:t>
+            </w:r>
+          </w:p>
+        </w:tc>
+      </w:tr>
+    </w:tbl>
     <w:p>
-      <w:pPr>
-        <w:jc w:val="center"/>
-      </w:pPr>
+      <w:pPr/>
       <w:r>
         <w:rPr>
           <w:rFonts w:ascii="Times New Roman" w:hAnsi="Times New Roman" w:eastAsia="Times New Roman"/>
+          <w:b/>
           <w:sz w:val="24"/>
         </w:rPr>
         <w:t>5.3. Операционные расходы</w:t>
       </w:r>
     </w:p>
     <w:p>
-      <w:pPr>
-        <w:jc w:val="center"/>
-      </w:pPr>
+      <w:pPr/>
       <w:r>
         <w:rPr>
           <w:rFonts w:ascii="Times New Roman" w:hAnsi="Times New Roman" w:eastAsia="Times New Roman"/>
@@ -536,22 +1450,250 @@
         <w:t>Годовые операционные расходы составляют 200 000 сомов.</w:t>
       </w:r>
     </w:p>
+    <w:tbl>
+      <w:tblPr>
+        <w:tblStyle w:val="TableGrid"/>
+        <w:tblW w:type="auto" w:w="0"/>
+        <w:tblLook w:firstColumn="1" w:firstRow="1" w:lastColumn="0" w:lastRow="0" w:noHBand="0" w:noVBand="1" w:val="04A0"/>
+      </w:tblPr>
+      <w:tblGrid>
+        <w:gridCol w:w="2880"/>
+        <w:gridCol w:w="2880"/>
+        <w:gridCol w:w="2880"/>
+      </w:tblGrid>
+      <w:tr>
+        <w:tc>
+          <w:tcPr>
+            <w:tcW w:type="dxa" w:w="2880"/>
+          </w:tcPr>
+          <w:p>
+            <w:r>
+              <w:rPr>
+                <w:rFonts w:ascii="Times New Roman" w:hAnsi="Times New Roman" w:eastAsia="Times New Roman"/>
+                <w:sz w:val="24"/>
+              </w:rPr>
+              <w:t>Статья расходов</w:t>
+            </w:r>
+          </w:p>
+        </w:tc>
+        <w:tc>
+          <w:tcPr>
+            <w:tcW w:type="dxa" w:w="2880"/>
+          </w:tcPr>
+          <w:p>
+            <w:r>
+              <w:rPr>
+                <w:rFonts w:ascii="Times New Roman" w:hAnsi="Times New Roman" w:eastAsia="Times New Roman"/>
+                <w:sz w:val="24"/>
+              </w:rPr>
+              <w:t>Годовая сумма (сом)</w:t>
+            </w:r>
+          </w:p>
+        </w:tc>
+        <w:tc>
+          <w:tcPr>
+            <w:tcW w:type="dxa" w:w="2880"/>
+          </w:tcPr>
+          <w:p>
+            <w:r>
+              <w:rPr>
+                <w:rFonts w:ascii="Times New Roman" w:hAnsi="Times New Roman" w:eastAsia="Times New Roman"/>
+                <w:sz w:val="24"/>
+              </w:rPr>
+              <w:t>Примечание</w:t>
+            </w:r>
+          </w:p>
+        </w:tc>
+      </w:tr>
+      <w:tr>
+        <w:tc>
+          <w:tcPr>
+            <w:tcW w:type="dxa" w:w="2880"/>
+          </w:tcPr>
+          <w:p>
+            <w:r>
+              <w:rPr>
+                <w:rFonts w:ascii="Times New Roman" w:hAnsi="Times New Roman" w:eastAsia="Times New Roman"/>
+                <w:sz w:val="24"/>
+              </w:rPr>
+              <w:t>Постоянные расходы; налог/РЭС/тазалык и т.д.</w:t>
+            </w:r>
+          </w:p>
+        </w:tc>
+        <w:tc>
+          <w:tcPr>
+            <w:tcW w:type="dxa" w:w="2880"/>
+          </w:tcPr>
+          <w:p>
+            <w:r>
+              <w:rPr>
+                <w:rFonts w:ascii="Times New Roman" w:hAnsi="Times New Roman" w:eastAsia="Times New Roman"/>
+                <w:sz w:val="24"/>
+              </w:rPr>
+              <w:t>12 500</w:t>
+            </w:r>
+          </w:p>
+        </w:tc>
+        <w:tc>
+          <w:tcPr>
+            <w:tcW w:type="dxa" w:w="2880"/>
+          </w:tcPr>
+          <w:p>
+            <w:r>
+              <w:rPr>
+                <w:rFonts w:ascii="Times New Roman" w:hAnsi="Times New Roman" w:eastAsia="Times New Roman"/>
+                <w:sz w:val="24"/>
+              </w:rPr>
+              <w:t>3125 сом в мес.</w:t>
+            </w:r>
+          </w:p>
+        </w:tc>
+      </w:tr>
+      <w:tr>
+        <w:tc>
+          <w:tcPr>
+            <w:tcW w:type="dxa" w:w="2880"/>
+          </w:tcPr>
+          <w:p>
+            <w:r>
+              <w:rPr>
+                <w:rFonts w:ascii="Times New Roman" w:hAnsi="Times New Roman" w:eastAsia="Times New Roman"/>
+                <w:sz w:val="24"/>
+              </w:rPr>
+              <w:t>Зарплата сотрудникам</w:t>
+            </w:r>
+          </w:p>
+        </w:tc>
+        <w:tc>
+          <w:tcPr>
+            <w:tcW w:type="dxa" w:w="2880"/>
+          </w:tcPr>
+          <w:p>
+            <w:r>
+              <w:rPr>
+                <w:rFonts w:ascii="Times New Roman" w:hAnsi="Times New Roman" w:eastAsia="Times New Roman"/>
+                <w:sz w:val="24"/>
+              </w:rPr>
+              <w:t>175 000</w:t>
+            </w:r>
+          </w:p>
+        </w:tc>
+        <w:tc>
+          <w:tcPr>
+            <w:tcW w:type="dxa" w:w="2880"/>
+          </w:tcPr>
+          <w:p>
+            <w:r>
+              <w:rPr>
+                <w:rFonts w:ascii="Times New Roman" w:hAnsi="Times New Roman" w:eastAsia="Times New Roman"/>
+                <w:sz w:val="24"/>
+              </w:rPr>
+              <w:t>7000 сом в мес.</w:t>
+            </w:r>
+          </w:p>
+        </w:tc>
+      </w:tr>
+      <w:tr>
+        <w:tc>
+          <w:tcPr>
+            <w:tcW w:type="dxa" w:w="2880"/>
+          </w:tcPr>
+          <w:p>
+            <w:r>
+              <w:rPr>
+                <w:rFonts w:ascii="Times New Roman" w:hAnsi="Times New Roman" w:eastAsia="Times New Roman"/>
+                <w:sz w:val="24"/>
+              </w:rPr>
+              <w:t>Переменные расходы/логистика</w:t>
+            </w:r>
+          </w:p>
+        </w:tc>
+        <w:tc>
+          <w:tcPr>
+            <w:tcW w:type="dxa" w:w="2880"/>
+          </w:tcPr>
+          <w:p>
+            <w:r>
+              <w:rPr>
+                <w:rFonts w:ascii="Times New Roman" w:hAnsi="Times New Roman" w:eastAsia="Times New Roman"/>
+                <w:sz w:val="24"/>
+              </w:rPr>
+              <w:t>12 500</w:t>
+            </w:r>
+          </w:p>
+        </w:tc>
+        <w:tc>
+          <w:tcPr>
+            <w:tcW w:type="dxa" w:w="2880"/>
+          </w:tcPr>
+          <w:p>
+            <w:r>
+              <w:rPr>
+                <w:rFonts w:ascii="Times New Roman" w:hAnsi="Times New Roman" w:eastAsia="Times New Roman"/>
+                <w:sz w:val="24"/>
+              </w:rPr>
+              <w:t>3125 сом в мес.</w:t>
+            </w:r>
+          </w:p>
+        </w:tc>
+      </w:tr>
+      <w:tr>
+        <w:tc>
+          <w:tcPr>
+            <w:tcW w:type="dxa" w:w="2880"/>
+          </w:tcPr>
+          <w:p>
+            <w:r>
+              <w:rPr>
+                <w:rFonts w:ascii="Times New Roman" w:hAnsi="Times New Roman" w:eastAsia="Times New Roman"/>
+                <w:sz w:val="24"/>
+              </w:rPr>
+              <w:t>ИТОГО</w:t>
+            </w:r>
+          </w:p>
+        </w:tc>
+        <w:tc>
+          <w:tcPr>
+            <w:tcW w:type="dxa" w:w="2880"/>
+          </w:tcPr>
+          <w:p>
+            <w:r>
+              <w:rPr>
+                <w:rFonts w:ascii="Times New Roman" w:hAnsi="Times New Roman" w:eastAsia="Times New Roman"/>
+                <w:sz w:val="24"/>
+              </w:rPr>
+              <w:t>200 000</w:t>
+            </w:r>
+          </w:p>
+        </w:tc>
+        <w:tc>
+          <w:tcPr>
+            <w:tcW w:type="dxa" w:w="2880"/>
+          </w:tcPr>
+          <w:p>
+            <w:r>
+              <w:rPr>
+                <w:rFonts w:ascii="Times New Roman" w:hAnsi="Times New Roman" w:eastAsia="Times New Roman"/>
+                <w:sz w:val="24"/>
+              </w:rPr>
+            </w:r>
+          </w:p>
+        </w:tc>
+      </w:tr>
+    </w:tbl>
     <w:p>
-      <w:pPr>
-        <w:jc w:val="center"/>
-      </w:pPr>
+      <w:pPr/>
       <w:r>
         <w:rPr>
           <w:rFonts w:ascii="Times New Roman" w:hAnsi="Times New Roman" w:eastAsia="Times New Roman"/>
+          <w:b/>
           <w:sz w:val="24"/>
         </w:rPr>
         <w:t>Выводы:</w:t>
       </w:r>
     </w:p>
     <w:p>
-      <w:pPr>
-        <w:jc w:val="center"/>
-      </w:pPr>
+      <w:pPr/>
       <w:r>
         <w:rPr>
           <w:rFonts w:ascii="Times New Roman" w:hAnsi="Times New Roman" w:eastAsia="Times New Roman"/>
@@ -562,12 +1704,7 @@
     </w:p>
     <w:p>
       <w:pPr>
-        <w:jc w:val="center"/>
-      </w:pPr>
-    </w:p>
-    <w:p>
-      <w:pPr>
-        <w:jc w:val="both"/>
+        <w:pStyle w:val="MdHeading1"/>
       </w:pPr>
       <w:r>
         <w:rPr>
@@ -579,19 +1716,48 @@
     </w:p>
     <w:p>
       <w:pPr>
-        <w:jc w:val="both"/>
+        <w:pStyle w:val="MdParagraph"/>
       </w:pPr>
       <w:r>
         <w:rPr>
           <w:rFonts w:ascii="Times New Roman" w:hAnsi="Times New Roman" w:eastAsia="Times New Roman"/>
           <w:sz w:val="24"/>
         </w:rPr>
-        <w:t>Реализация проекта туристическо-рекреационного центра «Кок-Жайык» осуществляется в экологически чувствительном регионе Иссык-Кульской области. В соответствии с Законом КР «Об охране окружающей среды» и Законом «Об устойчивом развитии эколого-экономической системы «Иссык-Куль», проект предусматривает комплекс мер по минимизации негативного воздействия на природу.</w:t>
+        <w:t>Реализация проекта туристическо-рекреационного центра «Кок-</w:t>
+      </w:r>
+      <w:proofErr w:type="spellStart"/>
+      <w:r>
+        <w:rPr>
+          <w:rFonts w:ascii="Times New Roman" w:hAnsi="Times New Roman" w:eastAsia="Times New Roman"/>
+          <w:sz w:val="24"/>
+        </w:rPr>
+        <w:t>Жайык</w:t>
+      </w:r>
+      <w:proofErr w:type="spellEnd"/>
+      <w:r>
+        <w:rPr>
+          <w:rFonts w:ascii="Times New Roman" w:hAnsi="Times New Roman" w:eastAsia="Times New Roman"/>
+          <w:sz w:val="24"/>
+        </w:rPr>
+        <w:t xml:space="preserve">» осуществляется в экологически чувствительном регионе Иссык-Кульской области. В соответствии с Законом КР «Об охране окружающей среды» и Законом «Об устойчивом развитии эколого-экономической </w:t>
+      </w:r>
+      <w:r>
+        <w:rPr>
+          <w:rFonts w:ascii="Times New Roman" w:hAnsi="Times New Roman" w:eastAsia="Times New Roman"/>
+          <w:sz w:val="24"/>
+        </w:rPr>
+        <w:t>системы «Иссык-Куль», проект предусматривает комплекс мер по минимизации негативного воздействия на природу.</w:t>
       </w:r>
     </w:p>
     <w:p>
       <w:pPr>
-        <w:jc w:val="both"/>
+        <w:pStyle w:val="MdSpace"/>
+        <w:spacing w:after="60"/>
+      </w:pPr>
+    </w:p>
+    <w:p>
+      <w:pPr>
+        <w:pStyle w:val="MdHeading2"/>
       </w:pPr>
       <w:r>
         <w:rPr>
@@ -603,19 +1769,510 @@
     </w:p>
     <w:p>
       <w:pPr>
-        <w:jc w:val="both"/>
+        <w:pStyle w:val="MdParagraph"/>
       </w:pPr>
       <w:r>
         <w:rPr>
           <w:rFonts w:ascii="Times New Roman" w:hAnsi="Times New Roman" w:eastAsia="Times New Roman"/>
           <w:sz w:val="24"/>
         </w:rPr>
-        <w:t>Период строительства является наиболее интенсивным этапом воздействия на окружающую среду. Основными источниками загрязнения являются:</w:t>
+        <w:t>Период строительства является наиболее интенсивным этапом воздействия на окружающую среду. Основны</w:t>
+      </w:r>
+      <w:r>
+        <w:rPr>
+          <w:rFonts w:ascii="Times New Roman" w:hAnsi="Times New Roman" w:eastAsia="Times New Roman"/>
+          <w:sz w:val="24"/>
+        </w:rPr>
+        <w:t>ми источниками загрязнения являются:</w:t>
       </w:r>
     </w:p>
     <w:p>
       <w:pPr>
-        <w:jc w:val="both"/>
+        <w:pStyle w:val="MdSpace"/>
+        <w:spacing w:after="60"/>
+      </w:pPr>
+    </w:p>
+    <w:tbl>
+      <w:tblPr>
+        <w:tblW w:w="5000" w:type="pct"/>
+        <w:tblBorders>
+          <w:top w:val="single" w:sz="4" w:space="0" w:color="E1E4E8"/>
+          <w:bottom w:val="single" w:sz="4" w:space="0" w:color="E1E4E8"/>
+          <w:insideH w:val="single" w:sz="2" w:space="0" w:color="E1E4E8"/>
+          <w:insideV w:val="single" w:sz="2" w:space="0" w:color="F6F8FA"/>
+        </w:tblBorders>
+        <w:tblCellMar>
+          <w:left w:w="10" w:type="dxa"/>
+          <w:right w:w="10" w:type="dxa"/>
+        </w:tblCellMar>
+        <w:tblLook w:val="0000" w:firstRow="0" w:lastRow="0" w:firstColumn="0" w:lastColumn="0" w:noHBand="0" w:noVBand="0"/>
+      </w:tblPr>
+      <w:tblGrid>
+        <w:gridCol w:w="2484"/>
+        <w:gridCol w:w="4058"/>
+        <w:gridCol w:w="2484"/>
+      </w:tblGrid>
+      <w:tr>
+        <w:tblPrEx>
+          <w:tblCellMar>
+            <w:top w:w="0" w:type="dxa"/>
+            <w:bottom w:w="0" w:type="dxa"/>
+          </w:tblCellMar>
+        </w:tblPrEx>
+        <w:trPr>
+          <w:cantSplit/>
+          <w:trHeight w:val="720"/>
+          <w:tblHeader/>
+        </w:trPr>
+        <w:tc>
+          <w:tcPr>
+            <w:tcW w:w="0" w:type="auto"/>
+            <w:tcMar>
+              <w:top w:w="100" w:type="dxa"/>
+              <w:left w:w="120" w:type="dxa"/>
+              <w:bottom w:w="100" w:type="dxa"/>
+              <w:right w:w="120" w:type="dxa"/>
+            </w:tcMar>
+            <w:vAlign w:val="center"/>
+          </w:tcPr>
+          <w:p>
+            <w:pPr>
+              <w:pStyle w:val="MdTableHeader"/>
+            </w:pPr>
+            <w:r>
+              <w:rPr>
+                <w:rFonts w:ascii="Times New Roman" w:hAnsi="Times New Roman" w:eastAsia="Times New Roman"/>
+                <w:sz w:val="24"/>
+              </w:rPr>
+              <w:t>Источник воздействия</w:t>
+            </w:r>
+          </w:p>
+        </w:tc>
+        <w:tc>
+          <w:tcPr>
+            <w:tcW w:w="0" w:type="auto"/>
+            <w:tcMar>
+              <w:top w:w="100" w:type="dxa"/>
+              <w:left w:w="120" w:type="dxa"/>
+              <w:bottom w:w="100" w:type="dxa"/>
+              <w:right w:w="120" w:type="dxa"/>
+            </w:tcMar>
+            <w:vAlign w:val="center"/>
+          </w:tcPr>
+          <w:p>
+            <w:pPr>
+              <w:pStyle w:val="MdTableHeader"/>
+            </w:pPr>
+            <w:r>
+              <w:rPr>
+                <w:rFonts w:ascii="Times New Roman" w:hAnsi="Times New Roman" w:eastAsia="Times New Roman"/>
+                <w:sz w:val="24"/>
+              </w:rPr>
+              <w:t>Вид загрязнения / Воздействие</w:t>
+            </w:r>
+          </w:p>
+        </w:tc>
+        <w:tc>
+          <w:tcPr>
+            <w:tcW w:w="0" w:type="auto"/>
+            <w:tcMar>
+              <w:top w:w="100" w:type="dxa"/>
+              <w:left w:w="120" w:type="dxa"/>
+              <w:bottom w:w="100" w:type="dxa"/>
+              <w:right w:w="120" w:type="dxa"/>
+            </w:tcMar>
+            <w:vAlign w:val="center"/>
+          </w:tcPr>
+          <w:p>
+            <w:pPr>
+              <w:pStyle w:val="MdTableHeader"/>
+            </w:pPr>
+            <w:r>
+              <w:rPr>
+                <w:rFonts w:ascii="Times New Roman" w:hAnsi="Times New Roman" w:eastAsia="Times New Roman"/>
+                <w:sz w:val="24"/>
+              </w:rPr>
+              <w:t>Характер воздействия</w:t>
+            </w:r>
+          </w:p>
+        </w:tc>
+      </w:tr>
+      <w:tr>
+        <w:tblPrEx>
+          <w:tblCellMar>
+            <w:top w:w="0" w:type="dxa"/>
+            <w:bottom w:w="0" w:type="dxa"/>
+          </w:tblCellMar>
+        </w:tblPrEx>
+        <w:trPr>
+          <w:cantSplit/>
+          <w:trHeight w:val="576"/>
+        </w:trPr>
+        <w:tc>
+          <w:tcPr>
+            <w:tcW w:w="0" w:type="auto"/>
+            <w:tcMar>
+              <w:top w:w="80" w:type="dxa"/>
+              <w:left w:w="120" w:type="dxa"/>
+              <w:bottom w:w="80" w:type="dxa"/>
+              <w:right w:w="120" w:type="dxa"/>
+            </w:tcMar>
+            <w:vAlign w:val="center"/>
+          </w:tcPr>
+          <w:p>
+            <w:pPr>
+              <w:pStyle w:val="MdTableCell"/>
+            </w:pPr>
+            <w:r>
+              <w:rPr>
+                <w:rStyle w:val="MdStrong"/>
+                <w:rFonts w:ascii="Times New Roman" w:hAnsi="Times New Roman" w:eastAsia="Times New Roman"/>
+                <w:sz w:val="24"/>
+              </w:rPr>
+              <w:t>Строительная техника и транспорт</w:t>
+            </w:r>
+          </w:p>
+        </w:tc>
+        <w:tc>
+          <w:tcPr>
+            <w:tcW w:w="0" w:type="auto"/>
+            <w:tcMar>
+              <w:top w:w="80" w:type="dxa"/>
+              <w:left w:w="120" w:type="dxa"/>
+              <w:bottom w:w="80" w:type="dxa"/>
+              <w:right w:w="120" w:type="dxa"/>
+            </w:tcMar>
+            <w:vAlign w:val="center"/>
+          </w:tcPr>
+          <w:p>
+            <w:pPr>
+              <w:pStyle w:val="MdTableCell"/>
+            </w:pPr>
+            <w:r>
+              <w:rPr>
+                <w:rFonts w:ascii="Times New Roman" w:hAnsi="Times New Roman" w:eastAsia="Times New Roman"/>
+                <w:sz w:val="24"/>
+              </w:rPr>
+              <w:t>Выбросы загрязняющих веществ (</w:t>
+            </w:r>
+            <w:proofErr w:type="spellStart"/>
+            <w:r>
+              <w:rPr>
+                <w:rFonts w:ascii="Times New Roman" w:hAnsi="Times New Roman" w:eastAsia="Times New Roman"/>
+                <w:sz w:val="24"/>
+              </w:rPr>
+              <w:t>NOx</w:t>
+            </w:r>
+            <w:proofErr w:type="spellEnd"/>
+            <w:r>
+              <w:rPr>
+                <w:rFonts w:ascii="Times New Roman" w:hAnsi="Times New Roman" w:eastAsia="Times New Roman"/>
+                <w:sz w:val="24"/>
+              </w:rPr>
+              <w:t>, CO, сажа), шум и вибрация.</w:t>
+            </w:r>
+          </w:p>
+        </w:tc>
+        <w:tc>
+          <w:tcPr>
+            <w:tcW w:w="0" w:type="auto"/>
+            <w:tcMar>
+              <w:top w:w="80" w:type="dxa"/>
+              <w:left w:w="120" w:type="dxa"/>
+              <w:bottom w:w="80" w:type="dxa"/>
+              <w:right w:w="120" w:type="dxa"/>
+            </w:tcMar>
+            <w:vAlign w:val="center"/>
+          </w:tcPr>
+          <w:p>
+            <w:pPr>
+              <w:pStyle w:val="MdTableCell"/>
+            </w:pPr>
+            <w:r>
+              <w:rPr>
+                <w:rFonts w:ascii="Times New Roman" w:hAnsi="Times New Roman" w:eastAsia="Times New Roman"/>
+                <w:sz w:val="24"/>
+              </w:rPr>
+              <w:t>Временный, локальный.</w:t>
+            </w:r>
+          </w:p>
+        </w:tc>
+      </w:tr>
+      <w:tr>
+        <w:tblPrEx>
+          <w:tblCellMar>
+            <w:top w:w="0" w:type="dxa"/>
+            <w:bottom w:w="0" w:type="dxa"/>
+          </w:tblCellMar>
+        </w:tblPrEx>
+        <w:trPr>
+          <w:cantSplit/>
+          <w:trHeight w:val="576"/>
+        </w:trPr>
+        <w:tc>
+          <w:tcPr>
+            <w:tcW w:w="0" w:type="auto"/>
+            <w:tcMar>
+              <w:top w:w="80" w:type="dxa"/>
+              <w:left w:w="120" w:type="dxa"/>
+              <w:bottom w:w="80" w:type="dxa"/>
+              <w:right w:w="120" w:type="dxa"/>
+            </w:tcMar>
+            <w:vAlign w:val="center"/>
+          </w:tcPr>
+          <w:p>
+            <w:pPr>
+              <w:pStyle w:val="MdTableCell"/>
+            </w:pPr>
+            <w:r>
+              <w:rPr>
+                <w:rStyle w:val="MdStrong"/>
+                <w:rFonts w:ascii="Times New Roman" w:hAnsi="Times New Roman" w:eastAsia="Times New Roman"/>
+                <w:sz w:val="24"/>
+              </w:rPr>
+              <w:t>Земляные работы</w:t>
+            </w:r>
+          </w:p>
+        </w:tc>
+        <w:tc>
+          <w:tcPr>
+            <w:tcW w:w="0" w:type="auto"/>
+            <w:tcMar>
+              <w:top w:w="80" w:type="dxa"/>
+              <w:left w:w="120" w:type="dxa"/>
+              <w:bottom w:w="80" w:type="dxa"/>
+              <w:right w:w="120" w:type="dxa"/>
+            </w:tcMar>
+            <w:vAlign w:val="center"/>
+          </w:tcPr>
+          <w:p>
+            <w:pPr>
+              <w:pStyle w:val="MdTableCell"/>
+            </w:pPr>
+            <w:r>
+              <w:rPr>
+                <w:rFonts w:ascii="Times New Roman" w:hAnsi="Times New Roman" w:eastAsia="Times New Roman"/>
+                <w:sz w:val="24"/>
+              </w:rPr>
+              <w:t>Пылеобразование, нарушение почвенного покрова, риск эрозии.</w:t>
+            </w:r>
+          </w:p>
+        </w:tc>
+        <w:tc>
+          <w:tcPr>
+            <w:tcW w:w="0" w:type="auto"/>
+            <w:tcMar>
+              <w:top w:w="80" w:type="dxa"/>
+              <w:left w:w="120" w:type="dxa"/>
+              <w:bottom w:w="80" w:type="dxa"/>
+              <w:right w:w="120" w:type="dxa"/>
+            </w:tcMar>
+            <w:vAlign w:val="center"/>
+          </w:tcPr>
+          <w:p>
+            <w:pPr>
+              <w:pStyle w:val="MdTableCell"/>
+            </w:pPr>
+            <w:r>
+              <w:rPr>
+                <w:rFonts w:ascii="Times New Roman" w:hAnsi="Times New Roman" w:eastAsia="Times New Roman"/>
+                <w:sz w:val="24"/>
+              </w:rPr>
+              <w:t>Локальный, восстанавливаемый.</w:t>
+            </w:r>
+          </w:p>
+        </w:tc>
+      </w:tr>
+      <w:tr>
+        <w:tblPrEx>
+          <w:tblCellMar>
+            <w:top w:w="0" w:type="dxa"/>
+            <w:bottom w:w="0" w:type="dxa"/>
+          </w:tblCellMar>
+        </w:tblPrEx>
+        <w:trPr>
+          <w:cantSplit/>
+          <w:trHeight w:val="576"/>
+        </w:trPr>
+        <w:tc>
+          <w:tcPr>
+            <w:tcW w:w="0" w:type="auto"/>
+            <w:tcMar>
+              <w:top w:w="80" w:type="dxa"/>
+              <w:left w:w="120" w:type="dxa"/>
+              <w:bottom w:w="80" w:type="dxa"/>
+              <w:right w:w="120" w:type="dxa"/>
+            </w:tcMar>
+            <w:vAlign w:val="center"/>
+          </w:tcPr>
+          <w:p>
+            <w:pPr>
+              <w:pStyle w:val="MdTableCell"/>
+            </w:pPr>
+            <w:r>
+              <w:rPr>
+                <w:rStyle w:val="MdStrong"/>
+                <w:rFonts w:ascii="Times New Roman" w:hAnsi="Times New Roman" w:eastAsia="Times New Roman"/>
+                <w:sz w:val="24"/>
+              </w:rPr>
+              <w:t>Строительные материалы</w:t>
+            </w:r>
+          </w:p>
+        </w:tc>
+        <w:tc>
+          <w:tcPr>
+            <w:tcW w:w="0" w:type="auto"/>
+            <w:tcMar>
+              <w:top w:w="80" w:type="dxa"/>
+              <w:left w:w="120" w:type="dxa"/>
+              <w:bottom w:w="80" w:type="dxa"/>
+              <w:right w:w="120" w:type="dxa"/>
+            </w:tcMar>
+            <w:vAlign w:val="center"/>
+          </w:tcPr>
+          <w:p>
+            <w:pPr>
+              <w:pStyle w:val="MdTableCell"/>
+            </w:pPr>
+            <w:r>
+              <w:rPr>
+                <w:rFonts w:ascii="Times New Roman" w:hAnsi="Times New Roman" w:eastAsia="Times New Roman"/>
+                <w:sz w:val="24"/>
+              </w:rPr>
+              <w:t>Отходы (обрезки дерева, упаковка, остатки бетона), риск проливов ГСМ.</w:t>
+            </w:r>
+          </w:p>
+        </w:tc>
+        <w:tc>
+          <w:tcPr>
+            <w:tcW w:w="0" w:type="auto"/>
+            <w:tcMar>
+              <w:top w:w="80" w:type="dxa"/>
+              <w:left w:w="120" w:type="dxa"/>
+              <w:bottom w:w="80" w:type="dxa"/>
+              <w:right w:w="120" w:type="dxa"/>
+            </w:tcMar>
+            <w:vAlign w:val="center"/>
+          </w:tcPr>
+          <w:p>
+            <w:pPr>
+              <w:pStyle w:val="MdTableCell"/>
+            </w:pPr>
+            <w:r>
+              <w:rPr>
+                <w:rFonts w:ascii="Times New Roman" w:hAnsi="Times New Roman" w:eastAsia="Times New Roman"/>
+                <w:sz w:val="24"/>
+              </w:rPr>
+              <w:t>Твердые и жидкие отходы.</w:t>
+            </w:r>
+          </w:p>
+        </w:tc>
+      </w:tr>
+      <w:tr>
+        <w:tblPrEx>
+          <w:tblCellMar>
+            <w:top w:w="0" w:type="dxa"/>
+            <w:bottom w:w="0" w:type="dxa"/>
+          </w:tblCellMar>
+        </w:tblPrEx>
+        <w:trPr>
+          <w:cantSplit/>
+          <w:trHeight w:val="576"/>
+        </w:trPr>
+        <w:tc>
+          <w:tcPr>
+            <w:tcW w:w="0" w:type="auto"/>
+            <w:tcBorders>
+              <w:bottom w:val="single" w:sz="4" w:space="0" w:color="E1E4E8"/>
+            </w:tcBorders>
+            <w:tcMar>
+              <w:top w:w="80" w:type="dxa"/>
+              <w:left w:w="120" w:type="dxa"/>
+              <w:bottom w:w="80" w:type="dxa"/>
+              <w:right w:w="120" w:type="dxa"/>
+            </w:tcMar>
+            <w:vAlign w:val="center"/>
+          </w:tcPr>
+          <w:p>
+            <w:pPr>
+              <w:pStyle w:val="MdTableCell"/>
+            </w:pPr>
+            <w:r>
+              <w:rPr>
+                <w:rStyle w:val="MdStrong"/>
+                <w:rFonts w:ascii="Times New Roman" w:hAnsi="Times New Roman" w:eastAsia="Times New Roman"/>
+                <w:sz w:val="24"/>
+              </w:rPr>
+              <w:t>Временный персонал</w:t>
+            </w:r>
+          </w:p>
+        </w:tc>
+        <w:tc>
+          <w:tcPr>
+            <w:tcW w:w="0" w:type="auto"/>
+            <w:tcBorders>
+              <w:bottom w:val="single" w:sz="4" w:space="0" w:color="E1E4E8"/>
+            </w:tcBorders>
+            <w:tcMar>
+              <w:top w:w="80" w:type="dxa"/>
+              <w:left w:w="120" w:type="dxa"/>
+              <w:bottom w:w="80" w:type="dxa"/>
+              <w:right w:w="120" w:type="dxa"/>
+            </w:tcMar>
+            <w:vAlign w:val="center"/>
+          </w:tcPr>
+          <w:p>
+            <w:pPr>
+              <w:pStyle w:val="MdTableCell"/>
+            </w:pPr>
+            <w:r>
+              <w:rPr>
+                <w:rFonts w:ascii="Times New Roman" w:hAnsi="Times New Roman" w:eastAsia="Times New Roman"/>
+                <w:sz w:val="24"/>
+              </w:rPr>
+              <w:t>Хозяйственно-бытовые стоки,</w:t>
+            </w:r>
+            <w:r>
+              <w:rPr>
+                <w:rFonts w:ascii="Times New Roman" w:hAnsi="Times New Roman" w:eastAsia="Times New Roman"/>
+                <w:sz w:val="24"/>
+              </w:rPr>
+              <w:t xml:space="preserve"> твердые бытовые отходы (ТБО).</w:t>
+            </w:r>
+          </w:p>
+        </w:tc>
+        <w:tc>
+          <w:tcPr>
+            <w:tcW w:w="0" w:type="auto"/>
+            <w:tcBorders>
+              <w:bottom w:val="single" w:sz="4" w:space="0" w:color="E1E4E8"/>
+            </w:tcBorders>
+            <w:tcMar>
+              <w:top w:w="80" w:type="dxa"/>
+              <w:left w:w="120" w:type="dxa"/>
+              <w:bottom w:w="80" w:type="dxa"/>
+              <w:right w:w="120" w:type="dxa"/>
+            </w:tcMar>
+            <w:vAlign w:val="center"/>
+          </w:tcPr>
+          <w:p>
+            <w:pPr>
+              <w:pStyle w:val="MdTableCell"/>
+            </w:pPr>
+            <w:r>
+              <w:rPr>
+                <w:rFonts w:ascii="Times New Roman" w:hAnsi="Times New Roman" w:eastAsia="Times New Roman"/>
+                <w:sz w:val="24"/>
+              </w:rPr>
+              <w:t>Биологическое и механическое.</w:t>
+            </w:r>
+          </w:p>
+        </w:tc>
+      </w:tr>
+    </w:tbl>
+    <w:p>
+      <w:pPr>
+        <w:pStyle w:val="MdHeading2"/>
       </w:pPr>
       <w:r>
         <w:rPr>
@@ -627,7 +2284,7 @@
     </w:p>
     <w:p>
       <w:pPr>
-        <w:jc w:val="both"/>
+        <w:pStyle w:val="MdParagraph"/>
       </w:pPr>
       <w:r>
         <w:rPr>
@@ -639,55 +2296,185 @@
     </w:p>
     <w:p>
       <w:pPr>
-        <w:jc w:val="both"/>
+        <w:pStyle w:val="MdSpace"/>
+        <w:spacing w:after="60"/>
+      </w:pPr>
+    </w:p>
+    <w:p>
+      <w:pPr>
+        <w:pStyle w:val="MdListItem"/>
+        <w:numPr>
+          <w:ilvl w:val="0"/>
+          <w:numId w:val="10"/>
+        </w:numPr>
+      </w:pPr>
+      <w:r>
+        <w:rPr>
+          <w:rStyle w:val="MdStrong"/>
+          <w:rFonts w:ascii="Times New Roman" w:hAnsi="Times New Roman" w:eastAsia="Times New Roman"/>
+          <w:sz w:val="24"/>
+        </w:rPr>
+        <w:t>Защита атмосферного воздуха:</w:t>
+      </w:r>
+      <w:r>
+        <w:rPr>
+          <w:rFonts w:ascii="Times New Roman" w:hAnsi="Times New Roman" w:eastAsia="Times New Roman"/>
+          <w:sz w:val="24"/>
+        </w:rPr>
+        <w:t xml:space="preserve"> Использование исправной техники с действующими сертификатами экологического контроля. Подавление пыли путем орошения площадки в засушливые периоды.</w:t>
+      </w:r>
+    </w:p>
+    <w:p>
+      <w:pPr>
+        <w:pStyle w:val="MdListItem"/>
+        <w:numPr>
+          <w:ilvl w:val="0"/>
+          <w:numId w:val="10"/>
+        </w:numPr>
+      </w:pPr>
+      <w:r>
+        <w:rPr>
+          <w:rStyle w:val="MdStrong"/>
+          <w:rFonts w:ascii="Times New Roman" w:hAnsi="Times New Roman" w:eastAsia="Times New Roman"/>
+          <w:sz w:val="24"/>
+        </w:rPr>
+        <w:t>Охрана почв и земель:</w:t>
+      </w:r>
+      <w:r>
+        <w:rPr>
+          <w:rFonts w:ascii="Times New Roman" w:hAnsi="Times New Roman" w:eastAsia="Times New Roman"/>
+          <w:sz w:val="24"/>
+        </w:rPr>
+        <w:t xml:space="preserve"> Снятие и сохранение плодородного слоя почвы перед началом работ для последующей рекул</w:t>
+      </w:r>
+      <w:r>
+        <w:rPr>
+          <w:rFonts w:ascii="Times New Roman" w:hAnsi="Times New Roman" w:eastAsia="Times New Roman"/>
+          <w:sz w:val="24"/>
+        </w:rPr>
+        <w:t>ьтивации. Строгое ограничение движения транспорта установленными дорогами.</w:t>
+      </w:r>
+    </w:p>
+    <w:p>
+      <w:pPr>
+        <w:pStyle w:val="MdListItem"/>
+        <w:numPr>
+          <w:ilvl w:val="0"/>
+          <w:numId w:val="10"/>
+        </w:numPr>
+      </w:pPr>
+      <w:r>
+        <w:rPr>
+          <w:rStyle w:val="MdStrong"/>
+          <w:rFonts w:ascii="Times New Roman" w:hAnsi="Times New Roman" w:eastAsia="Times New Roman"/>
+          <w:sz w:val="24"/>
+        </w:rPr>
+        <w:t>Управление отходами:</w:t>
+      </w:r>
+      <w:r>
+        <w:rPr>
+          <w:rFonts w:ascii="Times New Roman" w:hAnsi="Times New Roman" w:eastAsia="Times New Roman"/>
+          <w:sz w:val="24"/>
+        </w:rPr>
+        <w:t xml:space="preserve"> Организация площадок для раздельного сбора строительного мусора и ТБО. Заключение договоров на вывоз отходов со специализированными службами </w:t>
+      </w:r>
+      <w:proofErr w:type="spellStart"/>
+      <w:r>
+        <w:rPr>
+          <w:rFonts w:ascii="Times New Roman" w:hAnsi="Times New Roman" w:eastAsia="Times New Roman"/>
+          <w:sz w:val="24"/>
+        </w:rPr>
+        <w:t>Тюпского</w:t>
+      </w:r>
+      <w:proofErr w:type="spellEnd"/>
+      <w:r>
+        <w:rPr>
+          <w:rFonts w:ascii="Times New Roman" w:hAnsi="Times New Roman" w:eastAsia="Times New Roman"/>
+          <w:sz w:val="24"/>
+        </w:rPr>
+        <w:t xml:space="preserve"> района.</w:t>
+      </w:r>
+    </w:p>
+    <w:p>
+      <w:pPr>
+        <w:pStyle w:val="MdListItem"/>
+        <w:numPr>
+          <w:ilvl w:val="0"/>
+          <w:numId w:val="10"/>
+        </w:numPr>
       </w:pPr>
       <w:r>
         <w:rPr>
           <w:rFonts w:ascii="Times New Roman" w:hAnsi="Times New Roman" w:eastAsia="Times New Roman"/>
           <w:sz w:val="24"/>
         </w:rPr>
-        <w:t>Защита атмосферного воздуха: Использование исправной техники с действующими сертификатами экологического контроля. Подавление пыли путем орошения площадки в засушливые периоды.</w:t>
+        <w:t>**</w:t>
       </w:r>
-    </w:p>
-    <w:p>
-      <w:pPr>
-        <w:jc w:val="both"/>
-      </w:pPr>
       <w:r>
         <w:rPr>
           <w:rFonts w:ascii="Times New Roman" w:hAnsi="Times New Roman" w:eastAsia="Times New Roman"/>
           <w:sz w:val="24"/>
         </w:rPr>
-        <w:t>Охрана почв и земель: Снятие и сохранение плодородного слоя почвы перед началом работ для последующей рекультивации. Строгое ограничение движения транспорта установленными дорогами.</w:t>
+        <w:t xml:space="preserve">Защита водных </w:t>
       </w:r>
-    </w:p>
-    <w:p>
-      <w:pPr>
-        <w:jc w:val="both"/>
-      </w:pPr>
+      <w:proofErr w:type="gramStart"/>
       <w:r>
         <w:rPr>
           <w:rFonts w:ascii="Times New Roman" w:hAnsi="Times New Roman" w:eastAsia="Times New Roman"/>
           <w:sz w:val="24"/>
         </w:rPr>
-        <w:t>Управление отходами: Организация площадок для раздельного сбора строительного мусора и ТБО. Заключение договоров на вывоз отходов со специализированными службами Тюпского района.</w:t>
+        <w:t>ресурсов:  *</w:t>
       </w:r>
-    </w:p>
-    <w:p>
-      <w:pPr>
-        <w:jc w:val="both"/>
-      </w:pPr>
+      <w:proofErr w:type="gramEnd"/>
       <w:r>
         <w:rPr>
           <w:rFonts w:ascii="Times New Roman" w:hAnsi="Times New Roman" w:eastAsia="Times New Roman"/>
           <w:sz w:val="24"/>
         </w:rPr>
-        <w:t>**Защита водных ресурсов:  ** Запрет на мойку техники на территории объекта. Использование туалета с возможность выкачивание содержимого без риска просачивание в почву.</w:t>
+        <w:t>* Запрет на мойку техники на территории объекта. Использование</w:t>
+      </w:r>
+      <w:r>
+        <w:rPr>
+          <w:rFonts w:ascii="Times New Roman" w:hAnsi="Times New Roman" w:eastAsia="Times New Roman"/>
+          <w:sz w:val="24"/>
+          <w:lang w:val="ky-KG"/>
+        </w:rPr>
+        <w:t xml:space="preserve"> </w:t>
+      </w:r>
+      <w:r>
+        <w:rPr>
+          <w:rFonts w:ascii="Times New Roman" w:hAnsi="Times New Roman" w:eastAsia="Times New Roman"/>
+          <w:sz w:val="24"/>
+        </w:rPr>
+        <w:t>туалет</w:t>
+      </w:r>
+      <w:r>
+        <w:rPr>
+          <w:rFonts w:ascii="Times New Roman" w:hAnsi="Times New Roman" w:eastAsia="Times New Roman"/>
+          <w:sz w:val="24"/>
+          <w:lang w:val="ky-KG"/>
+        </w:rPr>
+        <w:t>а с возможность выкачивание содержимого без риска просачивание в почву</w:t>
+      </w:r>
+      <w:bookmarkStart w:id="0" w:name="_GoBack"/>
+      <w:bookmarkEnd w:id="0"/>
+      <w:r>
+        <w:rPr>
+          <w:rFonts w:ascii="Times New Roman" w:hAnsi="Times New Roman" w:eastAsia="Times New Roman"/>
+          <w:sz w:val="24"/>
+        </w:rPr>
+        <w:t>.</w:t>
       </w:r>
     </w:p>
     <w:p>
       <w:pPr>
-        <w:jc w:val="both"/>
+        <w:pStyle w:val="MdSpace"/>
+        <w:spacing w:after="60"/>
+      </w:pPr>
+    </w:p>
+    <w:p>
+      <w:pPr>
+        <w:pStyle w:val="MdHeading2"/>
       </w:pPr>
       <w:r>
         <w:rPr>
@@ -699,67 +2486,206 @@
     </w:p>
     <w:p>
       <w:pPr>
-        <w:jc w:val="both"/>
+        <w:pStyle w:val="MdParagraph"/>
       </w:pPr>
       <w:r>
         <w:rPr>
           <w:rFonts w:ascii="Times New Roman" w:hAnsi="Times New Roman" w:eastAsia="Times New Roman"/>
           <w:sz w:val="24"/>
         </w:rPr>
-        <w:t>Проект «Кок-Жайык» позиционируется как эко-центр, что подразумевает внедрение «зеленых» технологий:</w:t>
+        <w:t>Проект «Кок-</w:t>
       </w:r>
-    </w:p>
-    <w:p>
-      <w:pPr>
-        <w:jc w:val="both"/>
-      </w:pPr>
+      <w:proofErr w:type="spellStart"/>
       <w:r>
         <w:rPr>
           <w:rFonts w:ascii="Times New Roman" w:hAnsi="Times New Roman" w:eastAsia="Times New Roman"/>
           <w:sz w:val="24"/>
         </w:rPr>
-        <w:t>Водоотведение: Установка современных локальных очистных сооружений (ЛОС) или герметичных септиков с системой глубокой биологической очистки, исключающих попадание стоков в грунтовые воды.</w:t>
+        <w:t>Жайык</w:t>
       </w:r>
-    </w:p>
-    <w:p>
-      <w:pPr>
-        <w:jc w:val="both"/>
-      </w:pPr>
+      <w:proofErr w:type="spellEnd"/>
       <w:r>
         <w:rPr>
           <w:rFonts w:ascii="Times New Roman" w:hAnsi="Times New Roman" w:eastAsia="Times New Roman"/>
           <w:sz w:val="24"/>
         </w:rPr>
-        <w:t>Энергоэффективность: Использование энергосберегающего освещения и теплоизоляции домов A-frame для снижения углеродного следа.</w:t>
+        <w:t>» позиционируется как эко-центр, что под</w:t>
       </w:r>
-    </w:p>
-    <w:p>
-      <w:pPr>
-        <w:jc w:val="both"/>
-      </w:pPr>
       <w:r>
         <w:rPr>
           <w:rFonts w:ascii="Times New Roman" w:hAnsi="Times New Roman" w:eastAsia="Times New Roman"/>
           <w:sz w:val="24"/>
         </w:rPr>
-        <w:t>Сохранение ландшафта: Максимальное сохранение естественного рельефа и растительности. Озеленение территории эндемичными видами растений.</w:t>
+        <w:t>разумевает внедрение «зеленых» технологий:</w:t>
       </w:r>
     </w:p>
     <w:p>
       <w:pPr>
-        <w:jc w:val="both"/>
+        <w:pStyle w:val="MdSpace"/>
+        <w:spacing w:after="60"/>
       </w:pPr>
+    </w:p>
+    <w:p>
+      <w:pPr>
+        <w:pStyle w:val="MdListItem"/>
+        <w:numPr>
+          <w:ilvl w:val="0"/>
+          <w:numId w:val="12"/>
+        </w:numPr>
+      </w:pPr>
+      <w:r>
+        <w:rPr>
+          <w:rStyle w:val="MdStrong"/>
+          <w:rFonts w:ascii="Times New Roman" w:hAnsi="Times New Roman" w:eastAsia="Times New Roman"/>
+          <w:sz w:val="24"/>
+        </w:rPr>
+        <w:t>Водоотведение:</w:t>
+      </w:r>
       <w:r>
         <w:rPr>
           <w:rFonts w:ascii="Times New Roman" w:hAnsi="Times New Roman" w:eastAsia="Times New Roman"/>
           <w:sz w:val="24"/>
         </w:rPr>
-        <w:t>Эко-просвещение: Размещение информационных стендов для туристов о правилах поведения в горной местности и бережном отношении к природе Каркыры.</w:t>
+        <w:t xml:space="preserve"> Установка современных локальных очистных сооружений (ЛОС) или герметичных септиков с системой глубокой биологической очистки, исключающих попадание стоков в грунтовые воды.</w:t>
       </w:r>
     </w:p>
     <w:p>
       <w:pPr>
-        <w:jc w:val="both"/>
+        <w:pStyle w:val="MdListItem"/>
+        <w:numPr>
+          <w:ilvl w:val="0"/>
+          <w:numId w:val="12"/>
+        </w:numPr>
+      </w:pPr>
+      <w:proofErr w:type="spellStart"/>
+      <w:r>
+        <w:rPr>
+          <w:rStyle w:val="MdStrong"/>
+          <w:rFonts w:ascii="Times New Roman" w:hAnsi="Times New Roman" w:eastAsia="Times New Roman"/>
+          <w:sz w:val="24"/>
+        </w:rPr>
+        <w:t>Энергоэффективность</w:t>
+      </w:r>
+      <w:proofErr w:type="spellEnd"/>
+      <w:r>
+        <w:rPr>
+          <w:rStyle w:val="MdStrong"/>
+          <w:rFonts w:ascii="Times New Roman" w:hAnsi="Times New Roman" w:eastAsia="Times New Roman"/>
+          <w:sz w:val="24"/>
+        </w:rPr>
+        <w:t>:</w:t>
+      </w:r>
+      <w:r>
+        <w:rPr>
+          <w:rFonts w:ascii="Times New Roman" w:hAnsi="Times New Roman" w:eastAsia="Times New Roman"/>
+          <w:sz w:val="24"/>
+        </w:rPr>
+        <w:t xml:space="preserve"> Исп</w:t>
+      </w:r>
+      <w:r>
+        <w:rPr>
+          <w:rFonts w:ascii="Times New Roman" w:hAnsi="Times New Roman" w:eastAsia="Times New Roman"/>
+          <w:sz w:val="24"/>
+        </w:rPr>
+        <w:t>ользование энергосберегающего освещения и теплоизоляции домов A-</w:t>
+      </w:r>
+      <w:proofErr w:type="spellStart"/>
+      <w:r>
+        <w:rPr>
+          <w:rFonts w:ascii="Times New Roman" w:hAnsi="Times New Roman" w:eastAsia="Times New Roman"/>
+          <w:sz w:val="24"/>
+        </w:rPr>
+        <w:t>frame</w:t>
+      </w:r>
+      <w:proofErr w:type="spellEnd"/>
+      <w:r>
+        <w:rPr>
+          <w:rFonts w:ascii="Times New Roman" w:hAnsi="Times New Roman" w:eastAsia="Times New Roman"/>
+          <w:sz w:val="24"/>
+        </w:rPr>
+        <w:t xml:space="preserve"> для снижения углеродного следа.</w:t>
+      </w:r>
+    </w:p>
+    <w:p>
+      <w:pPr>
+        <w:pStyle w:val="MdListItem"/>
+        <w:numPr>
+          <w:ilvl w:val="0"/>
+          <w:numId w:val="12"/>
+        </w:numPr>
+      </w:pPr>
+      <w:r>
+        <w:rPr>
+          <w:rStyle w:val="MdStrong"/>
+          <w:rFonts w:ascii="Times New Roman" w:hAnsi="Times New Roman" w:eastAsia="Times New Roman"/>
+          <w:sz w:val="24"/>
+        </w:rPr>
+        <w:t>Сохранение ландшафта:</w:t>
+      </w:r>
+      <w:r>
+        <w:rPr>
+          <w:rFonts w:ascii="Times New Roman" w:hAnsi="Times New Roman" w:eastAsia="Times New Roman"/>
+          <w:sz w:val="24"/>
+        </w:rPr>
+        <w:t xml:space="preserve"> Максимальное сохранение естественного рельефа и растительности. Озеленение территории эндемичными видами растений.</w:t>
+      </w:r>
+    </w:p>
+    <w:p>
+      <w:pPr>
+        <w:pStyle w:val="MdListItem"/>
+        <w:numPr>
+          <w:ilvl w:val="0"/>
+          <w:numId w:val="12"/>
+        </w:numPr>
+      </w:pPr>
+      <w:r>
+        <w:rPr>
+          <w:rStyle w:val="MdStrong"/>
+          <w:rFonts w:ascii="Times New Roman" w:hAnsi="Times New Roman" w:eastAsia="Times New Roman"/>
+          <w:sz w:val="24"/>
+        </w:rPr>
+        <w:t>Эко-просвещение:</w:t>
+      </w:r>
+      <w:r>
+        <w:rPr>
+          <w:rFonts w:ascii="Times New Roman" w:hAnsi="Times New Roman" w:eastAsia="Times New Roman"/>
+          <w:sz w:val="24"/>
+        </w:rPr>
+        <w:t xml:space="preserve"> </w:t>
+      </w:r>
+      <w:r>
+        <w:rPr>
+          <w:rFonts w:ascii="Times New Roman" w:hAnsi="Times New Roman" w:eastAsia="Times New Roman"/>
+          <w:sz w:val="24"/>
+        </w:rPr>
+        <w:t xml:space="preserve">Размещение информационных стендов для туристов о правилах поведения в горной местности и бережном отношении к природе </w:t>
+      </w:r>
+      <w:proofErr w:type="spellStart"/>
+      <w:r>
+        <w:rPr>
+          <w:rFonts w:ascii="Times New Roman" w:hAnsi="Times New Roman" w:eastAsia="Times New Roman"/>
+          <w:sz w:val="24"/>
+        </w:rPr>
+        <w:t>Каркыры</w:t>
+      </w:r>
+      <w:proofErr w:type="spellEnd"/>
+      <w:r>
+        <w:rPr>
+          <w:rFonts w:ascii="Times New Roman" w:hAnsi="Times New Roman" w:eastAsia="Times New Roman"/>
+          <w:sz w:val="24"/>
+        </w:rPr>
+        <w:t>.</w:t>
+      </w:r>
+    </w:p>
+    <w:p>
+      <w:pPr>
+        <w:pStyle w:val="MdSpace"/>
+        <w:spacing w:after="60"/>
+      </w:pPr>
+    </w:p>
+    <w:p>
+      <w:pPr>
+        <w:pStyle w:val="MdHeading2"/>
       </w:pPr>
       <w:r>
         <w:rPr>
@@ -771,7 +2697,7 @@
     </w:p>
     <w:p>
       <w:pPr>
-        <w:jc w:val="both"/>
+        <w:pStyle w:val="MdParagraph"/>
       </w:pPr>
       <w:r>
         <w:rPr>
@@ -783,7 +2709,17 @@
     </w:p>
     <w:p>
       <w:pPr>
-        <w:jc w:val="both"/>
+        <w:pStyle w:val="MdSpace"/>
+        <w:spacing w:after="60"/>
+      </w:pPr>
+    </w:p>
+    <w:p>
+      <w:pPr>
+        <w:pStyle w:val="MdListItem"/>
+        <w:numPr>
+          <w:ilvl w:val="0"/>
+          <w:numId w:val="10"/>
+        </w:numPr>
       </w:pPr>
       <w:r>
         <w:rPr>
@@ -795,7 +2731,11 @@
     </w:p>
     <w:p>
       <w:pPr>
-        <w:jc w:val="both"/>
+        <w:pStyle w:val="MdListItem"/>
+        <w:numPr>
+          <w:ilvl w:val="0"/>
+          <w:numId w:val="10"/>
+        </w:numPr>
       </w:pPr>
       <w:r>
         <w:rPr>
@@ -807,416 +2747,1568 @@
     </w:p>
     <w:p>
       <w:pPr>
-        <w:jc w:val="both"/>
+        <w:pStyle w:val="MdListItem"/>
+        <w:numPr>
+          <w:ilvl w:val="0"/>
+          <w:numId w:val="10"/>
+        </w:numPr>
       </w:pPr>
       <w:r>
         <w:rPr>
           <w:rFonts w:ascii="Times New Roman" w:hAnsi="Times New Roman" w:eastAsia="Times New Roman"/>
           <w:sz w:val="24"/>
         </w:rPr>
-        <w:t>Технического регламента «Обеспечение экологической безопасности в Кыргызской Республике».</w:t>
+        <w:t xml:space="preserve">Технического регламента «Обеспечение экологической безопасности в </w:t>
+      </w:r>
+      <w:proofErr w:type="spellStart"/>
+      <w:r>
+        <w:rPr>
+          <w:rFonts w:ascii="Times New Roman" w:hAnsi="Times New Roman" w:eastAsia="Times New Roman"/>
+          <w:sz w:val="24"/>
+        </w:rPr>
+        <w:t>Кыргызской</w:t>
+      </w:r>
+      <w:proofErr w:type="spellEnd"/>
+      <w:r>
+        <w:rPr>
+          <w:rFonts w:ascii="Times New Roman" w:hAnsi="Times New Roman" w:eastAsia="Times New Roman"/>
+          <w:sz w:val="24"/>
+        </w:rPr>
+        <w:t xml:space="preserve"> Республике».</w:t>
       </w:r>
     </w:p>
     <w:p>
       <w:pPr>
-        <w:jc w:val="both"/>
+        <w:pStyle w:val="MdSpace"/>
+        <w:spacing w:after="60"/>
+      </w:pPr>
+    </w:p>
+    <w:p>
+      <w:pPr>
+        <w:pStyle w:val="MdBlockquote"/>
+      </w:pPr>
+      <w:r>
+        <w:rPr>
+          <w:rStyle w:val="MdStrong"/>
+          <w:rFonts w:ascii="Times New Roman" w:hAnsi="Times New Roman" w:eastAsia="Times New Roman"/>
+          <w:sz w:val="24"/>
+        </w:rPr>
+        <w:t>Примечание:</w:t>
+      </w:r>
+      <w:r>
+        <w:rPr>
+          <w:rFonts w:ascii="Times New Roman" w:hAnsi="Times New Roman" w:eastAsia="Times New Roman"/>
+          <w:sz w:val="24"/>
+        </w:rPr>
+        <w:t xml:space="preserve"> Все строительные работы будут проводиться строго в границах отведенного уча</w:t>
+      </w:r>
+      <w:r>
+        <w:rPr>
+          <w:rFonts w:ascii="Times New Roman" w:hAnsi="Times New Roman" w:eastAsia="Times New Roman"/>
+          <w:sz w:val="24"/>
+        </w:rPr>
+        <w:t>стка, исключая воздействие на прилегающие пастбища и заповедные зоны.</w:t>
+      </w:r>
+    </w:p>
+    <w:p>
+      <w:pPr>
+        <w:pStyle w:val="MdSpace"/>
+        <w:spacing w:after="60"/>
+      </w:pPr>
+    </w:p>
+    <w:p>
+      <w:pPr>
+        <w:pStyle w:val="Heading1"/>
+        <w:pStyle w:val="MdHeading1"/>
       </w:pPr>
       <w:r>
         <w:rPr>
           <w:rFonts w:ascii="Times New Roman" w:hAnsi="Times New Roman" w:eastAsia="Times New Roman"/>
           <w:sz w:val="24"/>
         </w:rPr>
-        <w:t>Примечание: Все строительные работы будут проводиться строго в границах отведенного участка, исключая воздействие на прилегающие пастбища и заповедные зоны.</w:t>
+        <w:t xml:space="preserve">ПРОЕКТ: ЭКОЛОГИЧЕСКИЙ ПАСПОРТ ПРЕДПРИЯТИЯ</w:t>
       </w:r>
     </w:p>
     <w:p>
       <w:pPr>
-        <w:jc w:val="both"/>
+        <w:pStyle w:val="Heading2"/>
+        <w:pStyle w:val="MdHeading2"/>
       </w:pPr>
       <w:r>
         <w:rPr>
           <w:rFonts w:ascii="Times New Roman" w:hAnsi="Times New Roman" w:eastAsia="Times New Roman"/>
           <w:sz w:val="24"/>
         </w:rPr>
-        <w:t>ПРОЕКТ: ЭКОЛОГИЧЕСКИЙ ПАСПОРТ ПРЕДПРИЯТИЯ</w:t>
+        <w:t xml:space="preserve">Туристическо-рекреационный центр «Кок-Жайык»</w:t>
       </w:r>
     </w:p>
     <w:p>
       <w:pPr>
-        <w:jc w:val="both"/>
+        <w:pStyle w:val="MdParagraph"/>
+      </w:pPr>
+      <w:r>
+        <w:rPr>
+          <w:rStyle w:val="MdStrong"/>
+          <w:rFonts w:ascii="Times New Roman" w:hAnsi="Times New Roman" w:eastAsia="Times New Roman"/>
+          <w:b/>
+          <w:bCs/>
+          <w:sz w:val="24"/>
+        </w:rPr>
+        <w:t xml:space="preserve">Местонахождение:</w:t>
+      </w:r>
+      <w:r>
+        <w:rPr>
+          <w:rFonts w:ascii="Times New Roman" w:hAnsi="Times New Roman" w:eastAsia="Times New Roman"/>
+          <w:sz w:val="24"/>
+        </w:rPr>
+        <w:t xml:space="preserve"> Иссык-Кульская область, Тюпский район, трасса Тюп-Кеген, 53-й км.
+</w:t>
+      </w:r>
+      <w:r>
+        <w:rPr>
+          <w:rStyle w:val="MdStrong"/>
+          <w:rFonts w:ascii="Times New Roman" w:hAnsi="Times New Roman" w:eastAsia="Times New Roman"/>
+          <w:b/>
+          <w:bCs/>
+          <w:sz w:val="24"/>
+        </w:rPr>
+        <w:t xml:space="preserve">Координаты:</w:t>
+      </w:r>
+      <w:r>
+        <w:rPr>
+          <w:rFonts w:ascii="Times New Roman" w:hAnsi="Times New Roman" w:eastAsia="Times New Roman"/>
+          <w:sz w:val="24"/>
+        </w:rPr>
+        <w:t xml:space="preserve"> 42.736564, 78.935704</w:t>
+      </w:r>
+    </w:p>
+    <w:p>
+      <w:pPr>
+        <w:pStyle w:val="MdSpace"/>
+        <w:spacing w:before="0" w:after="60"/>
+      </w:pPr>
+    </w:p>
+    <w:p>
+      <w:pPr>
+        <w:pStyle w:val="MdHr"/>
+        <w:pBdr>
+          <w:bottom w:val="single" w:color="auto" w:sz="6" w:space="1"/>
+        </w:pBdr>
+      </w:pPr>
+    </w:p>
+    <w:p>
+      <w:pPr>
+        <w:pStyle w:val="MdSpace"/>
+        <w:spacing w:before="0" w:after="60"/>
+      </w:pPr>
+    </w:p>
+    <w:p>
+      <w:pPr>
+        <w:pStyle w:val="Heading3"/>
+        <w:pStyle w:val="MdHeading3"/>
       </w:pPr>
       <w:r>
         <w:rPr>
           <w:rFonts w:ascii="Times New Roman" w:hAnsi="Times New Roman" w:eastAsia="Times New Roman"/>
           <w:sz w:val="24"/>
         </w:rPr>
-        <w:t>Туристическо-рекреационный центр «Кок-Жайык»</w:t>
+        <w:t xml:space="preserve">1. Общие сведения о предприятии</w:t>
       </w:r>
     </w:p>
     <w:p>
       <w:pPr>
-        <w:jc w:val="both"/>
+        <w:pStyle w:val="MdListItem"/>
+        <w:numPr>
+          <w:ilvl w:val="0"/>
+          <w:numId w:val="13"/>
+        </w:numPr>
+      </w:pPr>
+      <w:r>
+        <w:rPr>
+          <w:rStyle w:val="MdStrong"/>
+          <w:rFonts w:ascii="Times New Roman" w:hAnsi="Times New Roman" w:eastAsia="Times New Roman"/>
+          <w:b/>
+          <w:bCs/>
+          <w:sz w:val="24"/>
+        </w:rPr>
+        <w:t xml:space="preserve">Наименование:</w:t>
+      </w:r>
+      <w:r>
+        <w:rPr>
+          <w:rFonts w:ascii="Times New Roman" w:hAnsi="Times New Roman" w:eastAsia="Times New Roman"/>
+          <w:sz w:val="24"/>
+        </w:rPr>
+        <w:t xml:space="preserve"> ТРЦ «Кок-Жайык» (Проект «Каркыра-Транзит»).</w:t>
+      </w:r>
+    </w:p>
+    <w:p>
+      <w:pPr>
+        <w:pStyle w:val="MdListItem"/>
+        <w:numPr>
+          <w:ilvl w:val="0"/>
+          <w:numId w:val="13"/>
+        </w:numPr>
+      </w:pPr>
+      <w:r>
+        <w:rPr>
+          <w:rStyle w:val="MdStrong"/>
+          <w:rFonts w:ascii="Times New Roman" w:hAnsi="Times New Roman" w:eastAsia="Times New Roman"/>
+          <w:b/>
+          <w:bCs/>
+          <w:sz w:val="24"/>
+        </w:rPr>
+        <w:t xml:space="preserve">Вид деятельности:</w:t>
+      </w:r>
+      <w:r>
+        <w:rPr>
+          <w:rFonts w:ascii="Times New Roman" w:hAnsi="Times New Roman" w:eastAsia="Times New Roman"/>
+          <w:sz w:val="24"/>
+        </w:rPr>
+        <w:t xml:space="preserve"> Оказание туристических услуг, придорожный сервис (кафе, магазин), краткосрочное проживание.</w:t>
+      </w:r>
+    </w:p>
+    <w:p>
+      <w:pPr>
+        <w:pStyle w:val="MdListItem"/>
+        <w:numPr>
+          <w:ilvl w:val="0"/>
+          <w:numId w:val="13"/>
+        </w:numPr>
+      </w:pPr>
+      <w:r>
+        <w:rPr>
+          <w:rStyle w:val="MdStrong"/>
+          <w:rFonts w:ascii="Times New Roman" w:hAnsi="Times New Roman" w:eastAsia="Times New Roman"/>
+          <w:b/>
+          <w:bCs/>
+          <w:sz w:val="24"/>
+        </w:rPr>
+        <w:t xml:space="preserve">Проектная мощность:</w:t>
+      </w:r>
+      <w:r>
+        <w:rPr>
+          <w:rFonts w:ascii="Times New Roman" w:hAnsi="Times New Roman" w:eastAsia="Times New Roman"/>
+          <w:sz w:val="24"/>
+        </w:rPr>
+        <w:t xml:space="preserve"> </w:t>
+      </w:r>
+    </w:p>
+    <w:p>
+      <w:pPr>
+        <w:pStyle w:val="MdListItem"/>
+        <w:numPr>
+          <w:ilvl w:val="1"/>
+          <w:numId w:val="13"/>
+        </w:numPr>
       </w:pPr>
       <w:r>
         <w:rPr>
           <w:rFonts w:ascii="Times New Roman" w:hAnsi="Times New Roman" w:eastAsia="Times New Roman"/>
           <w:sz w:val="24"/>
         </w:rPr>
-        <w:t>Местонахождение: Иссык-Кульская область, Тюпский район, трасса Тюп-Кеген, 53-й км.</w:t>
-        <w:br/>
-        <w:t>Координаты: 42.736564, 78.935704</w:t>
+        <w:t xml:space="preserve">Размещение: до 30 человек одновременно (дома A-frame + юрты).</w:t>
       </w:r>
     </w:p>
     <w:p>
       <w:pPr>
-        <w:jc w:val="both"/>
+        <w:pStyle w:val="MdListItem"/>
+        <w:numPr>
+          <w:ilvl w:val="1"/>
+          <w:numId w:val="13"/>
+        </w:numPr>
       </w:pPr>
       <w:r>
         <w:rPr>
           <w:rFonts w:ascii="Times New Roman" w:hAnsi="Times New Roman" w:eastAsia="Times New Roman"/>
           <w:sz w:val="24"/>
         </w:rPr>
-        <w:t>1. Общие сведения о предприятии</w:t>
+        <w:t xml:space="preserve">Общепит: 20-30 посадочных мест.</w:t>
       </w:r>
     </w:p>
     <w:p>
       <w:pPr>
-        <w:jc w:val="both"/>
+        <w:pStyle w:val="MdListItem"/>
+        <w:numPr>
+          <w:ilvl w:val="0"/>
+          <w:numId w:val="13"/>
+        </w:numPr>
+      </w:pPr>
+      <w:r>
+        <w:rPr>
+          <w:rStyle w:val="MdStrong"/>
+          <w:rFonts w:ascii="Times New Roman" w:hAnsi="Times New Roman" w:eastAsia="Times New Roman"/>
+          <w:b/>
+          <w:bCs/>
+          <w:sz w:val="24"/>
+        </w:rPr>
+        <w:t xml:space="preserve">Общая площадь участка:</w:t>
+      </w:r>
+      <w:r>
+        <w:rPr>
+          <w:rFonts w:ascii="Times New Roman" w:hAnsi="Times New Roman" w:eastAsia="Times New Roman"/>
+          <w:sz w:val="24"/>
+        </w:rPr>
+        <w:t xml:space="preserve"> [Указать согласно акту на землю] га.</w:t>
+      </w:r>
+    </w:p>
+    <w:p>
+      <w:pPr>
+        <w:pStyle w:val="MdSpace"/>
+        <w:spacing w:before="0" w:after="60"/>
+      </w:pPr>
+    </w:p>
+    <w:p>
+      <w:pPr>
+        <w:pStyle w:val="Heading3"/>
+        <w:pStyle w:val="MdHeading3"/>
       </w:pPr>
       <w:r>
         <w:rPr>
           <w:rFonts w:ascii="Times New Roman" w:hAnsi="Times New Roman" w:eastAsia="Times New Roman"/>
           <w:sz w:val="24"/>
         </w:rPr>
-        <w:t>Наименование: ТРЦ «Кок-Жайык» (Проект «Каркыра-Транзит»).</w:t>
+        <w:t xml:space="preserve">2. Эколого-экономические показатели</w:t>
       </w:r>
     </w:p>
+    <w:tbl>
+      <w:tblPr>
+        <w:tblStyle w:val="MdTable"/>
+        <w:tblW w:type="pct" w:w="100%"/>
+        <w:tblBorders>
+          <w:top w:val="single" w:color="E1E4E8" w:sz="4"/>
+          <w:left w:val="none"/>
+          <w:bottom w:val="single" w:color="E1E4E8" w:sz="4"/>
+          <w:right w:val="none"/>
+          <w:insideH w:val="single" w:color="E1E4E8" w:sz="2"/>
+          <w:insideV w:val="single" w:color="F6F8FA" w:sz="2"/>
+        </w:tblBorders>
+      </w:tblPr>
+      <w:tblGrid>
+        <w:gridCol w:w="100"/>
+        <w:gridCol w:w="100"/>
+      </w:tblGrid>
+      <w:tr>
+        <w:trPr>
+          <w:cantSplit/>
+          <w:tblHeader/>
+          <w:trHeight w:val="720" w:hRule="atLeast"/>
+        </w:trPr>
+        <w:tc>
+          <w:tcPr>
+            <w:tcBorders>
+              <w:left w:val="none"/>
+            </w:tcBorders>
+            <w:tcMar>
+              <w:top w:type="dxa" w:w="100"/>
+              <w:left w:type="dxa" w:w="120"/>
+              <w:bottom w:type="dxa" w:w="100"/>
+              <w:right w:type="dxa" w:w="120"/>
+            </w:tcMar>
+            <w:vAlign w:val="center"/>
+          </w:tcPr>
+          <w:p>
+            <w:pPr>
+              <w:pStyle w:val="MdTableHeader"/>
+              <w:jc w:val="left"/>
+            </w:pPr>
+            <w:r>
+              <w:rPr>
+                <w:rFonts w:ascii="Times New Roman" w:hAnsi="Times New Roman" w:eastAsia="Times New Roman"/>
+                <w:sz w:val="24"/>
+              </w:rPr>
+              <w:t xml:space="preserve">Показатель</w:t>
+            </w:r>
+          </w:p>
+        </w:tc>
+        <w:tc>
+          <w:tcPr>
+            <w:tcBorders>
+              <w:right w:val="none"/>
+            </w:tcBorders>
+            <w:tcMar>
+              <w:top w:type="dxa" w:w="100"/>
+              <w:left w:type="dxa" w:w="120"/>
+              <w:bottom w:type="dxa" w:w="100"/>
+              <w:right w:type="dxa" w:w="120"/>
+            </w:tcMar>
+            <w:vAlign w:val="center"/>
+          </w:tcPr>
+          <w:p>
+            <w:pPr>
+              <w:pStyle w:val="MdTableHeader"/>
+              <w:jc w:val="left"/>
+            </w:pPr>
+            <w:r>
+              <w:rPr>
+                <w:rFonts w:ascii="Times New Roman" w:hAnsi="Times New Roman" w:eastAsia="Times New Roman"/>
+                <w:sz w:val="24"/>
+              </w:rPr>
+              <w:t xml:space="preserve">Значение (прогноз)</w:t>
+            </w:r>
+          </w:p>
+        </w:tc>
+      </w:tr>
+      <w:tr>
+        <w:trPr>
+          <w:cantSplit/>
+          <w:trHeight w:val="576" w:hRule="atLeast"/>
+        </w:trPr>
+        <w:tc>
+          <w:tcPr>
+            <w:tcBorders>
+              <w:left w:val="none"/>
+            </w:tcBorders>
+            <w:tcMar>
+              <w:top w:type="dxa" w:w="80"/>
+              <w:left w:type="dxa" w:w="120"/>
+              <w:bottom w:type="dxa" w:w="80"/>
+              <w:right w:type="dxa" w:w="120"/>
+            </w:tcMar>
+            <w:vAlign w:val="center"/>
+          </w:tcPr>
+          <w:p>
+            <w:pPr>
+              <w:pStyle w:val="MdTableCell"/>
+              <w:jc w:val="left"/>
+            </w:pPr>
+            <w:r>
+              <w:rPr>
+                <w:rFonts w:ascii="Times New Roman" w:hAnsi="Times New Roman" w:eastAsia="Times New Roman"/>
+                <w:sz w:val="24"/>
+              </w:rPr>
+              <w:t xml:space="preserve">Потребление воды (хоз-бытовое)</w:t>
+            </w:r>
+          </w:p>
+        </w:tc>
+        <w:tc>
+          <w:tcPr>
+            <w:tcBorders>
+              <w:right w:val="none"/>
+            </w:tcBorders>
+            <w:tcMar>
+              <w:top w:type="dxa" w:w="80"/>
+              <w:left w:type="dxa" w:w="120"/>
+              <w:bottom w:type="dxa" w:w="80"/>
+              <w:right w:type="dxa" w:w="120"/>
+            </w:tcMar>
+            <w:vAlign w:val="center"/>
+          </w:tcPr>
+          <w:p>
+            <w:pPr>
+              <w:pStyle w:val="MdTableCell"/>
+              <w:jc w:val="left"/>
+            </w:pPr>
+            <w:r>
+              <w:rPr>
+                <w:rFonts w:ascii="Times New Roman" w:hAnsi="Times New Roman" w:eastAsia="Times New Roman"/>
+                <w:sz w:val="24"/>
+              </w:rPr>
+              <w:t xml:space="preserve">4.5 - 6.0 м³/сутки</w:t>
+            </w:r>
+          </w:p>
+        </w:tc>
+      </w:tr>
+      <w:tr>
+        <w:trPr>
+          <w:cantSplit/>
+          <w:trHeight w:val="576" w:hRule="atLeast"/>
+        </w:trPr>
+        <w:tc>
+          <w:tcPr>
+            <w:tcBorders>
+              <w:left w:val="none"/>
+            </w:tcBorders>
+            <w:tcMar>
+              <w:top w:type="dxa" w:w="80"/>
+              <w:left w:type="dxa" w:w="120"/>
+              <w:bottom w:type="dxa" w:w="80"/>
+              <w:right w:type="dxa" w:w="120"/>
+            </w:tcMar>
+            <w:vAlign w:val="center"/>
+          </w:tcPr>
+          <w:p>
+            <w:pPr>
+              <w:pStyle w:val="MdTableCell"/>
+              <w:jc w:val="left"/>
+            </w:pPr>
+            <w:r>
+              <w:rPr>
+                <w:rFonts w:ascii="Times New Roman" w:hAnsi="Times New Roman" w:eastAsia="Times New Roman"/>
+                <w:sz w:val="24"/>
+              </w:rPr>
+              <w:t xml:space="preserve">Объем сточных вод</w:t>
+            </w:r>
+          </w:p>
+        </w:tc>
+        <w:tc>
+          <w:tcPr>
+            <w:tcBorders>
+              <w:right w:val="none"/>
+            </w:tcBorders>
+            <w:tcMar>
+              <w:top w:type="dxa" w:w="80"/>
+              <w:left w:type="dxa" w:w="120"/>
+              <w:bottom w:type="dxa" w:w="80"/>
+              <w:right w:type="dxa" w:w="120"/>
+            </w:tcMar>
+            <w:vAlign w:val="center"/>
+          </w:tcPr>
+          <w:p>
+            <w:pPr>
+              <w:pStyle w:val="MdTableCell"/>
+              <w:jc w:val="left"/>
+            </w:pPr>
+            <w:r>
+              <w:rPr>
+                <w:rFonts w:ascii="Times New Roman" w:hAnsi="Times New Roman" w:eastAsia="Times New Roman"/>
+                <w:sz w:val="24"/>
+              </w:rPr>
+              <w:t xml:space="preserve">4.0 - 5.5 м³/сутки</w:t>
+            </w:r>
+          </w:p>
+        </w:tc>
+      </w:tr>
+      <w:tr>
+        <w:trPr>
+          <w:cantSplit/>
+          <w:trHeight w:val="576" w:hRule="atLeast"/>
+        </w:trPr>
+        <w:tc>
+          <w:tcPr>
+            <w:tcBorders>
+              <w:left w:val="none"/>
+            </w:tcBorders>
+            <w:tcMar>
+              <w:top w:type="dxa" w:w="80"/>
+              <w:left w:type="dxa" w:w="120"/>
+              <w:bottom w:type="dxa" w:w="80"/>
+              <w:right w:type="dxa" w:w="120"/>
+            </w:tcMar>
+            <w:vAlign w:val="center"/>
+          </w:tcPr>
+          <w:p>
+            <w:pPr>
+              <w:pStyle w:val="MdTableCell"/>
+              <w:jc w:val="left"/>
+            </w:pPr>
+            <w:r>
+              <w:rPr>
+                <w:rFonts w:ascii="Times New Roman" w:hAnsi="Times New Roman" w:eastAsia="Times New Roman"/>
+                <w:sz w:val="24"/>
+              </w:rPr>
+              <w:t xml:space="preserve">Образование ТБО</w:t>
+            </w:r>
+          </w:p>
+        </w:tc>
+        <w:tc>
+          <w:tcPr>
+            <w:tcBorders>
+              <w:right w:val="none"/>
+            </w:tcBorders>
+            <w:tcMar>
+              <w:top w:type="dxa" w:w="80"/>
+              <w:left w:type="dxa" w:w="120"/>
+              <w:bottom w:type="dxa" w:w="80"/>
+              <w:right w:type="dxa" w:w="120"/>
+            </w:tcMar>
+            <w:vAlign w:val="center"/>
+          </w:tcPr>
+          <w:p>
+            <w:pPr>
+              <w:pStyle w:val="MdTableCell"/>
+              <w:jc w:val="left"/>
+            </w:pPr>
+            <w:r>
+              <w:rPr>
+                <w:rFonts w:ascii="Times New Roman" w:hAnsi="Times New Roman" w:eastAsia="Times New Roman"/>
+                <w:sz w:val="24"/>
+              </w:rPr>
+              <w:t xml:space="preserve">0.5 - 0.8 тонн/год</w:t>
+            </w:r>
+          </w:p>
+        </w:tc>
+      </w:tr>
+      <w:tr>
+        <w:trPr>
+          <w:cantSplit/>
+          <w:trHeight w:val="576" w:hRule="atLeast"/>
+        </w:trPr>
+        <w:tc>
+          <w:tcPr>
+            <w:tcBorders>
+              <w:left w:val="none"/>
+              <w:bottom w:val="single" w:color="E1E4E8" w:sz="4"/>
+            </w:tcBorders>
+            <w:tcMar>
+              <w:top w:type="dxa" w:w="80"/>
+              <w:left w:type="dxa" w:w="120"/>
+              <w:bottom w:type="dxa" w:w="80"/>
+              <w:right w:type="dxa" w:w="120"/>
+            </w:tcMar>
+            <w:vAlign w:val="center"/>
+          </w:tcPr>
+          <w:p>
+            <w:pPr>
+              <w:pStyle w:val="MdTableCell"/>
+              <w:jc w:val="left"/>
+            </w:pPr>
+            <w:r>
+              <w:rPr>
+                <w:rFonts w:ascii="Times New Roman" w:hAnsi="Times New Roman" w:eastAsia="Times New Roman"/>
+                <w:sz w:val="24"/>
+              </w:rPr>
+              <w:t xml:space="preserve">Площадь озеленения</w:t>
+            </w:r>
+          </w:p>
+        </w:tc>
+        <w:tc>
+          <w:tcPr>
+            <w:tcBorders>
+              <w:bottom w:val="single" w:color="E1E4E8" w:sz="4"/>
+              <w:right w:val="none"/>
+            </w:tcBorders>
+            <w:tcMar>
+              <w:top w:type="dxa" w:w="80"/>
+              <w:left w:type="dxa" w:w="120"/>
+              <w:bottom w:type="dxa" w:w="80"/>
+              <w:right w:type="dxa" w:w="120"/>
+            </w:tcMar>
+            <w:vAlign w:val="center"/>
+          </w:tcPr>
+          <w:p>
+            <w:pPr>
+              <w:pStyle w:val="MdTableCell"/>
+              <w:jc w:val="left"/>
+            </w:pPr>
+            <w:r>
+              <w:rPr>
+                <w:rFonts w:ascii="Times New Roman" w:hAnsi="Times New Roman" w:eastAsia="Times New Roman"/>
+                <w:sz w:val="24"/>
+              </w:rPr>
+              <w:t xml:space="preserve">[Указать]% от общей площади</w:t>
+            </w:r>
+          </w:p>
+        </w:tc>
+      </w:tr>
+    </w:tbl>
     <w:p>
       <w:pPr>
-        <w:jc w:val="both"/>
+        <w:pStyle w:val="Heading3"/>
+        <w:pStyle w:val="MdHeading3"/>
       </w:pPr>
       <w:r>
         <w:rPr>
           <w:rFonts w:ascii="Times New Roman" w:hAnsi="Times New Roman" w:eastAsia="Times New Roman"/>
           <w:sz w:val="24"/>
         </w:rPr>
-        <w:t>Вид деятельности: Оказание туристических услуг, придорожный сервис (кафе, магазин), краткосрочное проживание.</w:t>
+        <w:t xml:space="preserve">3. Охрана атмосферного воздуха</w:t>
       </w:r>
     </w:p>
     <w:p>
       <w:pPr>
-        <w:jc w:val="both"/>
+        <w:pStyle w:val="MdListItem"/>
+        <w:numPr>
+          <w:ilvl w:val="0"/>
+          <w:numId w:val="13"/>
+        </w:numPr>
+      </w:pPr>
+      <w:r>
+        <w:rPr>
+          <w:rStyle w:val="MdStrong"/>
+          <w:rFonts w:ascii="Times New Roman" w:hAnsi="Times New Roman" w:eastAsia="Times New Roman"/>
+          <w:b/>
+          <w:bCs/>
+          <w:sz w:val="24"/>
+        </w:rPr>
+        <w:t xml:space="preserve">Источники выбросов:</w:t>
+      </w:r>
+      <w:r>
+        <w:rPr>
+          <w:rFonts w:ascii="Times New Roman" w:hAnsi="Times New Roman" w:eastAsia="Times New Roman"/>
+          <w:sz w:val="24"/>
+        </w:rPr>
+        <w:t xml:space="preserve"> </w:t>
+      </w:r>
+    </w:p>
+    <w:p>
+      <w:pPr>
+        <w:pStyle w:val="MdListItem"/>
+        <w:numPr>
+          <w:ilvl w:val="1"/>
+          <w:numId w:val="13"/>
+        </w:numPr>
       </w:pPr>
       <w:r>
         <w:rPr>
           <w:rFonts w:ascii="Times New Roman" w:hAnsi="Times New Roman" w:eastAsia="Times New Roman"/>
           <w:sz w:val="24"/>
         </w:rPr>
-        <w:t>Проектная мощность:</w:t>
+        <w:t xml:space="preserve">Автотранспорт посетителей (передвижной источник).</w:t>
       </w:r>
     </w:p>
     <w:p>
       <w:pPr>
-        <w:jc w:val="both"/>
+        <w:pStyle w:val="MdListItem"/>
+        <w:numPr>
+          <w:ilvl w:val="1"/>
+          <w:numId w:val="13"/>
+        </w:numPr>
       </w:pPr>
       <w:r>
         <w:rPr>
           <w:rFonts w:ascii="Times New Roman" w:hAnsi="Times New Roman" w:eastAsia="Times New Roman"/>
           <w:sz w:val="24"/>
         </w:rPr>
-        <w:t>Размещение: до 30 человек одновременно (дома A-frame + юрты).</w:t>
+        <w:t xml:space="preserve">Кухонное оборудование кафе (вытяжные системы с фильтрами).</w:t>
       </w:r>
     </w:p>
     <w:p>
       <w:pPr>
-        <w:jc w:val="both"/>
+        <w:pStyle w:val="MdListItem"/>
+        <w:numPr>
+          <w:ilvl w:val="1"/>
+          <w:numId w:val="13"/>
+        </w:numPr>
       </w:pPr>
       <w:r>
         <w:rPr>
           <w:rFonts w:ascii="Times New Roman" w:hAnsi="Times New Roman" w:eastAsia="Times New Roman"/>
           <w:sz w:val="24"/>
         </w:rPr>
-        <w:t>Общепит: 20-30 посадочных мест.</w:t>
+        <w:t xml:space="preserve">Резервный дизель-генератор (кратковременная работа).</w:t>
       </w:r>
     </w:p>
     <w:p>
       <w:pPr>
-        <w:jc w:val="both"/>
+        <w:pStyle w:val="MdListItem"/>
+        <w:numPr>
+          <w:ilvl w:val="0"/>
+          <w:numId w:val="13"/>
+        </w:numPr>
+      </w:pPr>
+      <w:r>
+        <w:rPr>
+          <w:rStyle w:val="MdStrong"/>
+          <w:rFonts w:ascii="Times New Roman" w:hAnsi="Times New Roman" w:eastAsia="Times New Roman"/>
+          <w:b/>
+          <w:bCs/>
+          <w:sz w:val="24"/>
+        </w:rPr>
+        <w:t xml:space="preserve">Меры защиты:</w:t>
+      </w:r>
+      <w:r>
+        <w:rPr>
+          <w:rFonts w:ascii="Times New Roman" w:hAnsi="Times New Roman" w:eastAsia="Times New Roman"/>
+          <w:sz w:val="24"/>
+        </w:rPr>
+        <w:t xml:space="preserve"> Использование электроплит в кафе, регулярное обслуживание вентиляционных систем, запрет на сжигание мусора на территории.</w:t>
+      </w:r>
+    </w:p>
+    <w:p>
+      <w:pPr>
+        <w:pStyle w:val="MdSpace"/>
+        <w:spacing w:before="0" w:after="60"/>
+      </w:pPr>
+    </w:p>
+    <w:p>
+      <w:pPr>
+        <w:pStyle w:val="Heading3"/>
+        <w:pStyle w:val="MdHeading3"/>
       </w:pPr>
       <w:r>
         <w:rPr>
           <w:rFonts w:ascii="Times New Roman" w:hAnsi="Times New Roman" w:eastAsia="Times New Roman"/>
           <w:sz w:val="24"/>
         </w:rPr>
-        <w:t>Общая площадь участка: [Указать согласно акту на землю] га.</w:t>
+        <w:t xml:space="preserve">4. Водопотребление и водоотведение</w:t>
       </w:r>
     </w:p>
     <w:p>
       <w:pPr>
-        <w:jc w:val="both"/>
+        <w:pStyle w:val="MdListItem"/>
+        <w:numPr>
+          <w:ilvl w:val="0"/>
+          <w:numId w:val="13"/>
+        </w:numPr>
+      </w:pPr>
+      <w:r>
+        <w:rPr>
+          <w:rStyle w:val="MdStrong"/>
+          <w:rFonts w:ascii="Times New Roman" w:hAnsi="Times New Roman" w:eastAsia="Times New Roman"/>
+          <w:b/>
+          <w:bCs/>
+          <w:sz w:val="24"/>
+        </w:rPr>
+        <w:t xml:space="preserve">Источник водоснабжения:</w:t>
+      </w:r>
+      <w:r>
+        <w:rPr>
+          <w:rFonts w:ascii="Times New Roman" w:hAnsi="Times New Roman" w:eastAsia="Times New Roman"/>
+          <w:sz w:val="24"/>
+        </w:rPr>
+        <w:t xml:space="preserve"> [Скважина / Каптированный родник].</w:t>
+      </w:r>
+    </w:p>
+    <w:p>
+      <w:pPr>
+        <w:pStyle w:val="MdListItem"/>
+        <w:numPr>
+          <w:ilvl w:val="0"/>
+          <w:numId w:val="13"/>
+        </w:numPr>
+      </w:pPr>
+      <w:r>
+        <w:rPr>
+          <w:rStyle w:val="MdStrong"/>
+          <w:rFonts w:ascii="Times New Roman" w:hAnsi="Times New Roman" w:eastAsia="Times New Roman"/>
+          <w:b/>
+          <w:bCs/>
+          <w:sz w:val="24"/>
+        </w:rPr>
+        <w:t xml:space="preserve">Система очистки стоков:</w:t>
+      </w:r>
+      <w:r>
+        <w:rPr>
+          <w:rFonts w:ascii="Times New Roman" w:hAnsi="Times New Roman" w:eastAsia="Times New Roman"/>
+          <w:sz w:val="24"/>
+        </w:rPr>
+        <w:t xml:space="preserve"> Трехкамерное локальное очистное сооружение (ЛОС) объемом 24 м³.</w:t>
+      </w:r>
+    </w:p>
+    <w:p>
+      <w:pPr>
+        <w:pStyle w:val="MdListItem"/>
+        <w:numPr>
+          <w:ilvl w:val="0"/>
+          <w:numId w:val="13"/>
+        </w:numPr>
+      </w:pPr>
+      <w:r>
+        <w:rPr>
+          <w:rStyle w:val="MdStrong"/>
+          <w:rFonts w:ascii="Times New Roman" w:hAnsi="Times New Roman" w:eastAsia="Times New Roman"/>
+          <w:b/>
+          <w:bCs/>
+          <w:sz w:val="24"/>
+        </w:rPr>
+        <w:t xml:space="preserve">Метод очистки:</w:t>
+      </w:r>
+      <w:r>
+        <w:rPr>
+          <w:rFonts w:ascii="Times New Roman" w:hAnsi="Times New Roman" w:eastAsia="Times New Roman"/>
+          <w:sz w:val="24"/>
+        </w:rPr>
+        <w:t xml:space="preserve"> Механическое отстаивание + анаэробная биологическая очистка.</w:t>
+      </w:r>
+    </w:p>
+    <w:p>
+      <w:pPr>
+        <w:pStyle w:val="MdListItem"/>
+        <w:numPr>
+          <w:ilvl w:val="0"/>
+          <w:numId w:val="13"/>
+        </w:numPr>
+      </w:pPr>
+      <w:r>
+        <w:rPr>
+          <w:rStyle w:val="MdStrong"/>
+          <w:rFonts w:ascii="Times New Roman" w:hAnsi="Times New Roman" w:eastAsia="Times New Roman"/>
+          <w:b/>
+          <w:bCs/>
+          <w:sz w:val="24"/>
+        </w:rPr>
+        <w:t xml:space="preserve">Использование очищенной воды:</w:t>
+      </w:r>
+      <w:r>
+        <w:rPr>
+          <w:rFonts w:ascii="Times New Roman" w:hAnsi="Times New Roman" w:eastAsia="Times New Roman"/>
+          <w:sz w:val="24"/>
+        </w:rPr>
+        <w:t xml:space="preserve"> Оборотное водоснабжение для полива зеленых насаждений (Камера №3 ЛОС).</w:t>
+      </w:r>
+    </w:p>
+    <w:p>
+      <w:pPr>
+        <w:pStyle w:val="MdSpace"/>
+        <w:spacing w:before="0" w:after="60"/>
+      </w:pPr>
+    </w:p>
+    <w:p>
+      <w:pPr>
+        <w:pStyle w:val="Heading3"/>
+        <w:pStyle w:val="MdHeading3"/>
       </w:pPr>
       <w:r>
         <w:rPr>
           <w:rFonts w:ascii="Times New Roman" w:hAnsi="Times New Roman" w:eastAsia="Times New Roman"/>
           <w:sz w:val="24"/>
         </w:rPr>
-        <w:t>2. Эколого-экономические показатели</w:t>
+        <w:t xml:space="preserve">5. Управление отходами</w:t>
       </w:r>
     </w:p>
+    <w:tbl>
+      <w:tblPr>
+        <w:tblStyle w:val="MdTable"/>
+        <w:tblW w:type="pct" w:w="100%"/>
+        <w:tblBorders>
+          <w:top w:val="single" w:color="E1E4E8" w:sz="4"/>
+          <w:left w:val="none"/>
+          <w:bottom w:val="single" w:color="E1E4E8" w:sz="4"/>
+          <w:right w:val="none"/>
+          <w:insideH w:val="single" w:color="E1E4E8" w:sz="2"/>
+          <w:insideV w:val="single" w:color="F6F8FA" w:sz="2"/>
+        </w:tblBorders>
+      </w:tblPr>
+      <w:tblGrid>
+        <w:gridCol w:w="100"/>
+        <w:gridCol w:w="100"/>
+        <w:gridCol w:w="100"/>
+      </w:tblGrid>
+      <w:tr>
+        <w:trPr>
+          <w:cantSplit/>
+          <w:tblHeader/>
+          <w:trHeight w:val="720" w:hRule="atLeast"/>
+        </w:trPr>
+        <w:tc>
+          <w:tcPr>
+            <w:tcBorders>
+              <w:left w:val="none"/>
+            </w:tcBorders>
+            <w:tcMar>
+              <w:top w:type="dxa" w:w="100"/>
+              <w:left w:type="dxa" w:w="120"/>
+              <w:bottom w:type="dxa" w:w="100"/>
+              <w:right w:type="dxa" w:w="120"/>
+            </w:tcMar>
+            <w:vAlign w:val="center"/>
+          </w:tcPr>
+          <w:p>
+            <w:pPr>
+              <w:pStyle w:val="MdTableHeader"/>
+              <w:jc w:val="left"/>
+            </w:pPr>
+            <w:r>
+              <w:rPr>
+                <w:rFonts w:ascii="Times New Roman" w:hAnsi="Times New Roman" w:eastAsia="Times New Roman"/>
+                <w:sz w:val="24"/>
+              </w:rPr>
+              <w:t xml:space="preserve">Вид отхода</w:t>
+            </w:r>
+          </w:p>
+        </w:tc>
+        <w:tc>
+          <w:tcPr>
+            <w:tcMar>
+              <w:top w:type="dxa" w:w="100"/>
+              <w:left w:type="dxa" w:w="120"/>
+              <w:bottom w:type="dxa" w:w="100"/>
+              <w:right w:type="dxa" w:w="120"/>
+            </w:tcMar>
+            <w:vAlign w:val="center"/>
+          </w:tcPr>
+          <w:p>
+            <w:pPr>
+              <w:pStyle w:val="MdTableHeader"/>
+              <w:jc w:val="left"/>
+            </w:pPr>
+            <w:r>
+              <w:rPr>
+                <w:rFonts w:ascii="Times New Roman" w:hAnsi="Times New Roman" w:eastAsia="Times New Roman"/>
+                <w:sz w:val="24"/>
+              </w:rPr>
+              <w:t xml:space="preserve">Класс опасности</w:t>
+            </w:r>
+          </w:p>
+        </w:tc>
+        <w:tc>
+          <w:tcPr>
+            <w:tcBorders>
+              <w:right w:val="none"/>
+            </w:tcBorders>
+            <w:tcMar>
+              <w:top w:type="dxa" w:w="100"/>
+              <w:left w:type="dxa" w:w="120"/>
+              <w:bottom w:type="dxa" w:w="100"/>
+              <w:right w:type="dxa" w:w="120"/>
+            </w:tcMar>
+            <w:vAlign w:val="center"/>
+          </w:tcPr>
+          <w:p>
+            <w:pPr>
+              <w:pStyle w:val="MdTableHeader"/>
+              <w:jc w:val="left"/>
+            </w:pPr>
+            <w:r>
+              <w:rPr>
+                <w:rFonts w:ascii="Times New Roman" w:hAnsi="Times New Roman" w:eastAsia="Times New Roman"/>
+                <w:sz w:val="24"/>
+              </w:rPr>
+              <w:t xml:space="preserve">Способ обращения</w:t>
+            </w:r>
+          </w:p>
+        </w:tc>
+      </w:tr>
+      <w:tr>
+        <w:trPr>
+          <w:cantSplit/>
+          <w:trHeight w:val="576" w:hRule="atLeast"/>
+        </w:trPr>
+        <w:tc>
+          <w:tcPr>
+            <w:tcBorders>
+              <w:left w:val="none"/>
+            </w:tcBorders>
+            <w:tcMar>
+              <w:top w:type="dxa" w:w="80"/>
+              <w:left w:type="dxa" w:w="120"/>
+              <w:bottom w:type="dxa" w:w="80"/>
+              <w:right w:type="dxa" w:w="120"/>
+            </w:tcMar>
+            <w:vAlign w:val="center"/>
+          </w:tcPr>
+          <w:p>
+            <w:pPr>
+              <w:pStyle w:val="MdTableCell"/>
+              <w:jc w:val="left"/>
+            </w:pPr>
+            <w:r>
+              <w:rPr>
+                <w:rFonts w:ascii="Times New Roman" w:hAnsi="Times New Roman" w:eastAsia="Times New Roman"/>
+                <w:sz w:val="24"/>
+              </w:rPr>
+              <w:t xml:space="preserve">Пищевые отходы</w:t>
+            </w:r>
+          </w:p>
+        </w:tc>
+        <w:tc>
+          <w:tcPr>
+            <w:tcMar>
+              <w:top w:type="dxa" w:w="80"/>
+              <w:left w:type="dxa" w:w="120"/>
+              <w:bottom w:type="dxa" w:w="80"/>
+              <w:right w:type="dxa" w:w="120"/>
+            </w:tcMar>
+            <w:vAlign w:val="center"/>
+          </w:tcPr>
+          <w:p>
+            <w:pPr>
+              <w:pStyle w:val="MdTableCell"/>
+              <w:jc w:val="left"/>
+            </w:pPr>
+            <w:r>
+              <w:rPr>
+                <w:rFonts w:ascii="Times New Roman" w:hAnsi="Times New Roman" w:eastAsia="Times New Roman"/>
+                <w:sz w:val="24"/>
+              </w:rPr>
+              <w:t xml:space="preserve">V (неопасные)</w:t>
+            </w:r>
+          </w:p>
+        </w:tc>
+        <w:tc>
+          <w:tcPr>
+            <w:tcBorders>
+              <w:right w:val="none"/>
+            </w:tcBorders>
+            <w:tcMar>
+              <w:top w:type="dxa" w:w="80"/>
+              <w:left w:type="dxa" w:w="120"/>
+              <w:bottom w:type="dxa" w:w="80"/>
+              <w:right w:type="dxa" w:w="120"/>
+            </w:tcMar>
+            <w:vAlign w:val="center"/>
+          </w:tcPr>
+          <w:p>
+            <w:pPr>
+              <w:pStyle w:val="MdTableCell"/>
+              <w:jc w:val="left"/>
+            </w:pPr>
+            <w:r>
+              <w:rPr>
+                <w:rFonts w:ascii="Times New Roman" w:hAnsi="Times New Roman" w:eastAsia="Times New Roman"/>
+                <w:sz w:val="24"/>
+              </w:rPr>
+              <w:t xml:space="preserve">Компостирование или вывоз.</w:t>
+            </w:r>
+          </w:p>
+        </w:tc>
+      </w:tr>
+      <w:tr>
+        <w:trPr>
+          <w:cantSplit/>
+          <w:trHeight w:val="576" w:hRule="atLeast"/>
+        </w:trPr>
+        <w:tc>
+          <w:tcPr>
+            <w:tcBorders>
+              <w:left w:val="none"/>
+            </w:tcBorders>
+            <w:tcMar>
+              <w:top w:type="dxa" w:w="80"/>
+              <w:left w:type="dxa" w:w="120"/>
+              <w:bottom w:type="dxa" w:w="80"/>
+              <w:right w:type="dxa" w:w="120"/>
+            </w:tcMar>
+            <w:vAlign w:val="center"/>
+          </w:tcPr>
+          <w:p>
+            <w:pPr>
+              <w:pStyle w:val="MdTableCell"/>
+              <w:jc w:val="left"/>
+            </w:pPr>
+            <w:r>
+              <w:rPr>
+                <w:rFonts w:ascii="Times New Roman" w:hAnsi="Times New Roman" w:eastAsia="Times New Roman"/>
+                <w:sz w:val="24"/>
+              </w:rPr>
+              <w:t xml:space="preserve">Пластик, стекло, бумага</w:t>
+            </w:r>
+          </w:p>
+        </w:tc>
+        <w:tc>
+          <w:tcPr>
+            <w:tcMar>
+              <w:top w:type="dxa" w:w="80"/>
+              <w:left w:type="dxa" w:w="120"/>
+              <w:bottom w:type="dxa" w:w="80"/>
+              <w:right w:type="dxa" w:w="120"/>
+            </w:tcMar>
+            <w:vAlign w:val="center"/>
+          </w:tcPr>
+          <w:p>
+            <w:pPr>
+              <w:pStyle w:val="MdTableCell"/>
+              <w:jc w:val="left"/>
+            </w:pPr>
+            <w:r>
+              <w:rPr>
+                <w:rFonts w:ascii="Times New Roman" w:hAnsi="Times New Roman" w:eastAsia="Times New Roman"/>
+                <w:sz w:val="24"/>
+              </w:rPr>
+              <w:t xml:space="preserve">V (неопасные)</w:t>
+            </w:r>
+          </w:p>
+        </w:tc>
+        <w:tc>
+          <w:tcPr>
+            <w:tcBorders>
+              <w:right w:val="none"/>
+            </w:tcBorders>
+            <w:tcMar>
+              <w:top w:type="dxa" w:w="80"/>
+              <w:left w:type="dxa" w:w="120"/>
+              <w:bottom w:type="dxa" w:w="80"/>
+              <w:right w:type="dxa" w:w="120"/>
+            </w:tcMar>
+            <w:vAlign w:val="center"/>
+          </w:tcPr>
+          <w:p>
+            <w:pPr>
+              <w:pStyle w:val="MdTableCell"/>
+              <w:jc w:val="left"/>
+            </w:pPr>
+            <w:r>
+              <w:rPr>
+                <w:rFonts w:ascii="Times New Roman" w:hAnsi="Times New Roman" w:eastAsia="Times New Roman"/>
+                <w:sz w:val="24"/>
+              </w:rPr>
+              <w:t xml:space="preserve">Раздельный сбор и передача на переработку.</w:t>
+            </w:r>
+          </w:p>
+        </w:tc>
+      </w:tr>
+      <w:tr>
+        <w:trPr>
+          <w:cantSplit/>
+          <w:trHeight w:val="576" w:hRule="atLeast"/>
+        </w:trPr>
+        <w:tc>
+          <w:tcPr>
+            <w:tcBorders>
+              <w:left w:val="none"/>
+            </w:tcBorders>
+            <w:tcMar>
+              <w:top w:type="dxa" w:w="80"/>
+              <w:left w:type="dxa" w:w="120"/>
+              <w:bottom w:type="dxa" w:w="80"/>
+              <w:right w:type="dxa" w:w="120"/>
+            </w:tcMar>
+            <w:vAlign w:val="center"/>
+          </w:tcPr>
+          <w:p>
+            <w:pPr>
+              <w:pStyle w:val="MdTableCell"/>
+              <w:jc w:val="left"/>
+            </w:pPr>
+            <w:r>
+              <w:rPr>
+                <w:rFonts w:ascii="Times New Roman" w:hAnsi="Times New Roman" w:eastAsia="Times New Roman"/>
+                <w:sz w:val="24"/>
+              </w:rPr>
+              <w:t xml:space="preserve">Отработанные лампы</w:t>
+            </w:r>
+          </w:p>
+        </w:tc>
+        <w:tc>
+          <w:tcPr>
+            <w:tcMar>
+              <w:top w:type="dxa" w:w="80"/>
+              <w:left w:type="dxa" w:w="120"/>
+              <w:bottom w:type="dxa" w:w="80"/>
+              <w:right w:type="dxa" w:w="120"/>
+            </w:tcMar>
+            <w:vAlign w:val="center"/>
+          </w:tcPr>
+          <w:p>
+            <w:pPr>
+              <w:pStyle w:val="MdTableCell"/>
+              <w:jc w:val="left"/>
+            </w:pPr>
+            <w:r>
+              <w:rPr>
+                <w:rFonts w:ascii="Times New Roman" w:hAnsi="Times New Roman" w:eastAsia="Times New Roman"/>
+                <w:sz w:val="24"/>
+              </w:rPr>
+              <w:t xml:space="preserve">I (опасные)</w:t>
+            </w:r>
+          </w:p>
+        </w:tc>
+        <w:tc>
+          <w:tcPr>
+            <w:tcBorders>
+              <w:right w:val="none"/>
+            </w:tcBorders>
+            <w:tcMar>
+              <w:top w:type="dxa" w:w="80"/>
+              <w:left w:type="dxa" w:w="120"/>
+              <w:bottom w:type="dxa" w:w="80"/>
+              <w:right w:type="dxa" w:w="120"/>
+            </w:tcMar>
+            <w:vAlign w:val="center"/>
+          </w:tcPr>
+          <w:p>
+            <w:pPr>
+              <w:pStyle w:val="MdTableCell"/>
+              <w:jc w:val="left"/>
+            </w:pPr>
+            <w:r>
+              <w:rPr>
+                <w:rFonts w:ascii="Times New Roman" w:hAnsi="Times New Roman" w:eastAsia="Times New Roman"/>
+                <w:sz w:val="24"/>
+              </w:rPr>
+              <w:t xml:space="preserve">Сбор в спецконтейнер, передача на демеркуризацию.</w:t>
+            </w:r>
+          </w:p>
+        </w:tc>
+      </w:tr>
+      <w:tr>
+        <w:trPr>
+          <w:cantSplit/>
+          <w:trHeight w:val="576" w:hRule="atLeast"/>
+        </w:trPr>
+        <w:tc>
+          <w:tcPr>
+            <w:tcBorders>
+              <w:left w:val="none"/>
+              <w:bottom w:val="single" w:color="E1E4E8" w:sz="4"/>
+            </w:tcBorders>
+            <w:tcMar>
+              <w:top w:type="dxa" w:w="80"/>
+              <w:left w:type="dxa" w:w="120"/>
+              <w:bottom w:type="dxa" w:w="80"/>
+              <w:right w:type="dxa" w:w="120"/>
+            </w:tcMar>
+            <w:vAlign w:val="center"/>
+          </w:tcPr>
+          <w:p>
+            <w:pPr>
+              <w:pStyle w:val="MdTableCell"/>
+              <w:jc w:val="left"/>
+            </w:pPr>
+            <w:r>
+              <w:rPr>
+                <w:rFonts w:ascii="Times New Roman" w:hAnsi="Times New Roman" w:eastAsia="Times New Roman"/>
+                <w:sz w:val="24"/>
+              </w:rPr>
+              <w:t xml:space="preserve">Осадок из септика</w:t>
+            </w:r>
+          </w:p>
+        </w:tc>
+        <w:tc>
+          <w:tcPr>
+            <w:tcBorders>
+              <w:bottom w:val="single" w:color="E1E4E8" w:sz="4"/>
+            </w:tcBorders>
+            <w:tcMar>
+              <w:top w:type="dxa" w:w="80"/>
+              <w:left w:type="dxa" w:w="120"/>
+              <w:bottom w:type="dxa" w:w="80"/>
+              <w:right w:type="dxa" w:w="120"/>
+            </w:tcMar>
+            <w:vAlign w:val="center"/>
+          </w:tcPr>
+          <w:p>
+            <w:pPr>
+              <w:pStyle w:val="MdTableCell"/>
+              <w:jc w:val="left"/>
+            </w:pPr>
+            <w:r>
+              <w:rPr>
+                <w:rFonts w:ascii="Times New Roman" w:hAnsi="Times New Roman" w:eastAsia="Times New Roman"/>
+                <w:sz w:val="24"/>
+              </w:rPr>
+              <w:t xml:space="preserve">IV (малоопасные)</w:t>
+            </w:r>
+          </w:p>
+        </w:tc>
+        <w:tc>
+          <w:tcPr>
+            <w:tcBorders>
+              <w:bottom w:val="single" w:color="E1E4E8" w:sz="4"/>
+              <w:right w:val="none"/>
+            </w:tcBorders>
+            <w:tcMar>
+              <w:top w:type="dxa" w:w="80"/>
+              <w:left w:type="dxa" w:w="120"/>
+              <w:bottom w:type="dxa" w:w="80"/>
+              <w:right w:type="dxa" w:w="120"/>
+            </w:tcMar>
+            <w:vAlign w:val="center"/>
+          </w:tcPr>
+          <w:p>
+            <w:pPr>
+              <w:pStyle w:val="MdTableCell"/>
+              <w:jc w:val="left"/>
+            </w:pPr>
+            <w:r>
+              <w:rPr>
+                <w:rFonts w:ascii="Times New Roman" w:hAnsi="Times New Roman" w:eastAsia="Times New Roman"/>
+                <w:sz w:val="24"/>
+              </w:rPr>
+              <w:t xml:space="preserve">Откачка ассенизационной машиной (1 раз в год).</w:t>
+            </w:r>
+          </w:p>
+        </w:tc>
+      </w:tr>
+    </w:tbl>
     <w:p>
       <w:pPr>
-        <w:jc w:val="both"/>
+        <w:pStyle w:val="Heading3"/>
+        <w:pStyle w:val="MdHeading3"/>
       </w:pPr>
       <w:r>
         <w:rPr>
           <w:rFonts w:ascii="Times New Roman" w:hAnsi="Times New Roman" w:eastAsia="Times New Roman"/>
           <w:sz w:val="24"/>
         </w:rPr>
-        <w:t>3. Охрана атмосферного воздуха</w:t>
+        <w:t xml:space="preserve">6. Охрана земельных ресурсов и растительности</w:t>
       </w:r>
     </w:p>
     <w:p>
       <w:pPr>
-        <w:jc w:val="both"/>
+        <w:pStyle w:val="MdListItem"/>
+        <w:numPr>
+          <w:ilvl w:val="0"/>
+          <w:numId w:val="13"/>
+        </w:numPr>
+      </w:pPr>
+      <w:r>
+        <w:rPr>
+          <w:rStyle w:val="MdStrong"/>
+          <w:rFonts w:ascii="Times New Roman" w:hAnsi="Times New Roman" w:eastAsia="Times New Roman"/>
+          <w:b/>
+          <w:bCs/>
+          <w:sz w:val="24"/>
+        </w:rPr>
+        <w:t xml:space="preserve">Состояние почв:</w:t>
+      </w:r>
+      <w:r>
+        <w:rPr>
+          <w:rFonts w:ascii="Times New Roman" w:hAnsi="Times New Roman" w:eastAsia="Times New Roman"/>
+          <w:sz w:val="24"/>
+        </w:rPr>
+        <w:t xml:space="preserve"> Горно-луговые.</w:t>
+      </w:r>
+    </w:p>
+    <w:p>
+      <w:pPr>
+        <w:pStyle w:val="MdListItem"/>
+        <w:numPr>
+          <w:ilvl w:val="0"/>
+          <w:numId w:val="13"/>
+        </w:numPr>
+      </w:pPr>
+      <w:r>
+        <w:rPr>
+          <w:rStyle w:val="MdStrong"/>
+          <w:rFonts w:ascii="Times New Roman" w:hAnsi="Times New Roman" w:eastAsia="Times New Roman"/>
+          <w:b/>
+          <w:bCs/>
+          <w:sz w:val="24"/>
+        </w:rPr>
+        <w:t xml:space="preserve">Меры сохранения:</w:t>
+      </w:r>
+      <w:r>
+        <w:rPr>
+          <w:rFonts w:ascii="Times New Roman" w:hAnsi="Times New Roman" w:eastAsia="Times New Roman"/>
+          <w:sz w:val="24"/>
+        </w:rPr>
+        <w:t xml:space="preserve"> Запрет на движение транспорта вне дорог, использование экологичных моющих средств, рекультивация нарушенных земель после строительства.</w:t>
+      </w:r>
+    </w:p>
+    <w:p>
+      <w:pPr>
+        <w:pStyle w:val="MdSpace"/>
+        <w:spacing w:before="0" w:after="60"/>
+      </w:pPr>
+    </w:p>
+    <w:p>
+      <w:pPr>
+        <w:pStyle w:val="Heading3"/>
+        <w:pStyle w:val="MdHeading3"/>
       </w:pPr>
       <w:r>
         <w:rPr>
           <w:rFonts w:ascii="Times New Roman" w:hAnsi="Times New Roman" w:eastAsia="Times New Roman"/>
           <w:sz w:val="24"/>
         </w:rPr>
-        <w:t>Источники выбросов:</w:t>
+        <w:t xml:space="preserve">7. План природоохранных мероприятий (ежегодный)</w:t>
       </w:r>
     </w:p>
     <w:p>
       <w:pPr>
-        <w:jc w:val="both"/>
+        <w:pStyle w:val="MdListItem"/>
+        <w:numPr>
+          <w:ilvl w:val="0"/>
+          <w:numId w:val="15"/>
+        </w:numPr>
       </w:pPr>
       <w:r>
         <w:rPr>
           <w:rFonts w:ascii="Times New Roman" w:hAnsi="Times New Roman" w:eastAsia="Times New Roman"/>
           <w:sz w:val="24"/>
         </w:rPr>
-        <w:t>Автотранспорт посетителей (передвижной источник).</w:t>
+        <w:t xml:space="preserve">Проверка герметичности ЛОС и эффективности очистки — 2 раза в год.</w:t>
       </w:r>
     </w:p>
     <w:p>
       <w:pPr>
-        <w:jc w:val="both"/>
+        <w:pStyle w:val="MdListItem"/>
+        <w:numPr>
+          <w:ilvl w:val="0"/>
+          <w:numId w:val="15"/>
+        </w:numPr>
       </w:pPr>
       <w:r>
         <w:rPr>
           <w:rFonts w:ascii="Times New Roman" w:hAnsi="Times New Roman" w:eastAsia="Times New Roman"/>
           <w:sz w:val="24"/>
         </w:rPr>
-        <w:t>Кухонное оборудование кафе (вытяжные системы с фильтрами).</w:t>
+        <w:t xml:space="preserve">Вывоз ТБО согласно договору с муниципальной службой — еженедельно (в сезон).</w:t>
       </w:r>
     </w:p>
     <w:p>
       <w:pPr>
-        <w:jc w:val="both"/>
+        <w:pStyle w:val="MdListItem"/>
+        <w:numPr>
+          <w:ilvl w:val="0"/>
+          <w:numId w:val="15"/>
+        </w:numPr>
       </w:pPr>
       <w:r>
         <w:rPr>
           <w:rFonts w:ascii="Times New Roman" w:hAnsi="Times New Roman" w:eastAsia="Times New Roman"/>
           <w:sz w:val="24"/>
         </w:rPr>
-        <w:t>Резервный дизель-генератор (кратковременная работа).</w:t>
+        <w:t xml:space="preserve">Озеленение территории саженцами местных пород — апрель-май.</w:t>
       </w:r>
     </w:p>
     <w:p>
       <w:pPr>
-        <w:jc w:val="both"/>
+        <w:pStyle w:val="MdListItem"/>
+        <w:numPr>
+          <w:ilvl w:val="0"/>
+          <w:numId w:val="15"/>
+        </w:numPr>
       </w:pPr>
       <w:r>
         <w:rPr>
           <w:rFonts w:ascii="Times New Roman" w:hAnsi="Times New Roman" w:eastAsia="Times New Roman"/>
           <w:sz w:val="24"/>
         </w:rPr>
-        <w:t>Меры защиты: Использование электроплит в кафе, регулярное обслуживание вентиляционных систем, запрет на сжигание мусора на территории.</w:t>
+        <w:t xml:space="preserve">Инструктаж персонала по экологической безопасности — ежеквартально.</w:t>
       </w:r>
     </w:p>
     <w:p>
       <w:pPr>
-        <w:jc w:val="both"/>
+        <w:pStyle w:val="MdSpace"/>
+        <w:spacing w:before="0" w:after="60"/>
       </w:pPr>
+    </w:p>
+    <w:p>
+      <w:pPr>
+        <w:pStyle w:val="MdHr"/>
+        <w:pBdr>
+          <w:bottom w:val="single" w:color="auto" w:sz="6" w:space="1"/>
+        </w:pBdr>
+      </w:pPr>
+    </w:p>
+    <w:p>
+      <w:pPr>
+        <w:pStyle w:val="MdParagraph"/>
+      </w:pPr>
+      <w:r>
+        <w:rPr>
+          <w:rStyle w:val="MdStrong"/>
+          <w:rFonts w:ascii="Times New Roman" w:hAnsi="Times New Roman" w:eastAsia="Times New Roman"/>
+          <w:b/>
+          <w:bCs/>
+          <w:sz w:val="24"/>
+        </w:rPr>
+        <w:t xml:space="preserve">Разработчик:</w:t>
+      </w:r>
       <w:r>
         <w:rPr>
           <w:rFonts w:ascii="Times New Roman" w:hAnsi="Times New Roman" w:eastAsia="Times New Roman"/>
           <w:sz w:val="24"/>
         </w:rPr>
-        <w:t>4. Водопотребление и водоотведение</w:t>
+        <w:t xml:space="preserve"> [ФИО / Название организации]
+</w:t>
       </w:r>
-    </w:p>
-    <w:p>
-      <w:pPr>
-        <w:jc w:val="both"/>
-      </w:pPr>
+      <w:r>
+        <w:rPr>
+          <w:rStyle w:val="MdStrong"/>
+          <w:rFonts w:ascii="Times New Roman" w:hAnsi="Times New Roman" w:eastAsia="Times New Roman"/>
+          <w:b/>
+          <w:bCs/>
+          <w:sz w:val="24"/>
+        </w:rPr>
+        <w:t xml:space="preserve">Дата составления:</w:t>
+      </w:r>
       <w:r>
         <w:rPr>
           <w:rFonts w:ascii="Times New Roman" w:hAnsi="Times New Roman" w:eastAsia="Times New Roman"/>
           <w:sz w:val="24"/>
         </w:rPr>
-        <w:t>Источник водоснабжения: [Скважина / Каптированный родник].</w:t>
+        <w:t xml:space="preserve"> 20 января 2026 г.
+</w:t>
       </w:r>
-    </w:p>
-    <w:p>
-      <w:pPr>
-        <w:jc w:val="both"/>
-      </w:pPr>
+      <w:r>
+        <w:rPr>
+          <w:rStyle w:val="MdStrong"/>
+          <w:rFonts w:ascii="Times New Roman" w:hAnsi="Times New Roman" w:eastAsia="Times New Roman"/>
+          <w:b/>
+          <w:bCs/>
+          <w:sz w:val="24"/>
+        </w:rPr>
+        <w:t xml:space="preserve">Срок действия:</w:t>
+      </w:r>
       <w:r>
         <w:rPr>
           <w:rFonts w:ascii="Times New Roman" w:hAnsi="Times New Roman" w:eastAsia="Times New Roman"/>
           <w:sz w:val="24"/>
         </w:rPr>
-        <w:t>Система очистки стоков: Трехкамерное локальное очистное сооружение (ЛОС) объемом 24 м³.</w:t>
-      </w:r>
-    </w:p>
-    <w:p>
-      <w:pPr>
-        <w:jc w:val="both"/>
-      </w:pPr>
-      <w:r>
-        <w:rPr>
-          <w:rFonts w:ascii="Times New Roman" w:hAnsi="Times New Roman" w:eastAsia="Times New Roman"/>
-          <w:sz w:val="24"/>
-        </w:rPr>
-        <w:t>Метод очистки: Механическое отстаивание + анаэробная биологическая очистка.</w:t>
-      </w:r>
-    </w:p>
-    <w:p>
-      <w:pPr>
-        <w:jc w:val="both"/>
-      </w:pPr>
-      <w:r>
-        <w:rPr>
-          <w:rFonts w:ascii="Times New Roman" w:hAnsi="Times New Roman" w:eastAsia="Times New Roman"/>
-          <w:sz w:val="24"/>
-        </w:rPr>
-        <w:t>Использование очищенной воды: Оборотное водоснабжение для полива зеленых насаждений (Камера №3 ЛОС).</w:t>
-      </w:r>
-    </w:p>
-    <w:p>
-      <w:pPr>
-        <w:jc w:val="both"/>
-      </w:pPr>
-      <w:r>
-        <w:rPr>
-          <w:rFonts w:ascii="Times New Roman" w:hAnsi="Times New Roman" w:eastAsia="Times New Roman"/>
-          <w:sz w:val="24"/>
-        </w:rPr>
-        <w:t>5. Управление отходами</w:t>
-      </w:r>
-    </w:p>
-    <w:p>
-      <w:pPr>
-        <w:jc w:val="both"/>
-      </w:pPr>
-      <w:r>
-        <w:rPr>
-          <w:rFonts w:ascii="Times New Roman" w:hAnsi="Times New Roman" w:eastAsia="Times New Roman"/>
-          <w:sz w:val="24"/>
-        </w:rPr>
-        <w:t>6. Охрана земельных ресурсов и растительности</w:t>
-      </w:r>
-    </w:p>
-    <w:p>
-      <w:pPr>
-        <w:jc w:val="both"/>
-      </w:pPr>
-      <w:r>
-        <w:rPr>
-          <w:rFonts w:ascii="Times New Roman" w:hAnsi="Times New Roman" w:eastAsia="Times New Roman"/>
-          <w:sz w:val="24"/>
-        </w:rPr>
-        <w:t>Состояние почв: Горно-луговые.</w:t>
-      </w:r>
-    </w:p>
-    <w:p>
-      <w:pPr>
-        <w:jc w:val="both"/>
-      </w:pPr>
-      <w:r>
-        <w:rPr>
-          <w:rFonts w:ascii="Times New Roman" w:hAnsi="Times New Roman" w:eastAsia="Times New Roman"/>
-          <w:sz w:val="24"/>
-        </w:rPr>
-        <w:t>Меры сохранения: Запрет на движение транспорта вне дорог, использование экологичных моющих средств, рекультивация нарушенных земель после строительства.</w:t>
-      </w:r>
-    </w:p>
-    <w:p>
-      <w:pPr>
-        <w:jc w:val="both"/>
-      </w:pPr>
-      <w:r>
-        <w:rPr>
-          <w:rFonts w:ascii="Times New Roman" w:hAnsi="Times New Roman" w:eastAsia="Times New Roman"/>
-          <w:sz w:val="24"/>
-        </w:rPr>
-        <w:t>7. План природоохранных мероприятий (ежегодный)</w:t>
-      </w:r>
-    </w:p>
-    <w:p>
-      <w:pPr>
-        <w:jc w:val="both"/>
-      </w:pPr>
-      <w:r>
-        <w:rPr>
-          <w:rFonts w:ascii="Times New Roman" w:hAnsi="Times New Roman" w:eastAsia="Times New Roman"/>
-          <w:sz w:val="24"/>
-        </w:rPr>
-        <w:t>Проверка герметичности ЛОС и эффективности очистки — 2 раза в год.</w:t>
-      </w:r>
-    </w:p>
-    <w:p>
-      <w:pPr>
-        <w:jc w:val="both"/>
-      </w:pPr>
-      <w:r>
-        <w:rPr>
-          <w:rFonts w:ascii="Times New Roman" w:hAnsi="Times New Roman" w:eastAsia="Times New Roman"/>
-          <w:sz w:val="24"/>
-        </w:rPr>
-        <w:t>Вывоз ТБО согласно договору с муниципальной службой — еженедельно (в сезон).</w:t>
-      </w:r>
-    </w:p>
-    <w:p>
-      <w:pPr>
-        <w:jc w:val="both"/>
-      </w:pPr>
-      <w:r>
-        <w:rPr>
-          <w:rFonts w:ascii="Times New Roman" w:hAnsi="Times New Roman" w:eastAsia="Times New Roman"/>
-          <w:sz w:val="24"/>
-        </w:rPr>
-        <w:t>Озеленение территории саженцами местных пород — апрель-май.</w:t>
-      </w:r>
-    </w:p>
-    <w:p>
-      <w:pPr>
-        <w:jc w:val="both"/>
-      </w:pPr>
-      <w:r>
-        <w:rPr>
-          <w:rFonts w:ascii="Times New Roman" w:hAnsi="Times New Roman" w:eastAsia="Times New Roman"/>
-          <w:sz w:val="24"/>
-        </w:rPr>
-        <w:t>Инструктаж персонала по экологической безопасности — ежеквартально.</w:t>
-      </w:r>
-    </w:p>
-    <w:p>
-      <w:pPr>
-        <w:jc w:val="both"/>
-      </w:pPr>
-      <w:r>
-        <w:rPr>
-          <w:rFonts w:ascii="Times New Roman" w:hAnsi="Times New Roman" w:eastAsia="Times New Roman"/>
-          <w:sz w:val="24"/>
-        </w:rPr>
-        <w:t>Разработчик: [ФИО / Название организации]</w:t>
-        <w:br/>
-        <w:t>Дата составления: 20 января 2026 г.</w:t>
-        <w:br/>
-        <w:t>Срок действия: 5 лет.</w:t>
+        <w:t xml:space="preserve"> 5 лет.</w:t>
       </w:r>
     </w:p>
     <w:sectPr>
@@ -1402,6 +4494,320 @@
       </w:rPr>
     </w:lvl>
   </w:abstractNum>
+  <w:abstractNum xmlns:w15="http://schemas.microsoft.com/office/word/2012/wordml" w:abstractNumId="9" w15:restartNumberingAfterBreak="0">
+    <w:nsid w:val="04C4BE77"/>
+    <w:multiLevelType w:val="hybridMultilevel"/>
+    <w:tmpl w:val="92764AC0"/>
+    <w:lvl w:ilvl="0" w:tplc="1FCC459E">
+      <w:start w:val="1"/>
+      <w:numFmt w:val="bullet"/>
+      <w:lvlText w:val="•"/>
+      <w:lvlJc w:val="left"/>
+      <w:pPr>
+        <w:ind w:left="720" w:hanging="360"/>
+      </w:pPr>
+    </w:lvl>
+    <w:lvl w:ilvl="1" w:tplc="3B441764">
+      <w:start w:val="1"/>
+      <w:numFmt w:val="bullet"/>
+      <w:lvlText w:val="◦"/>
+      <w:lvlJc w:val="left"/>
+      <w:pPr>
+        <w:ind w:left="1440" w:hanging="360"/>
+      </w:pPr>
+    </w:lvl>
+    <w:lvl w:ilvl="2" w:tplc="B94C1CFC">
+      <w:start w:val="1"/>
+      <w:numFmt w:val="bullet"/>
+      <w:lvlText w:val="•"/>
+      <w:lvlJc w:val="left"/>
+      <w:pPr>
+        <w:ind w:left="2160" w:hanging="360"/>
+      </w:pPr>
+    </w:lvl>
+    <w:lvl w:ilvl="3" w:tplc="569E5288">
+      <w:start w:val="1"/>
+      <w:numFmt w:val="bullet"/>
+      <w:lvlText w:val="◦"/>
+      <w:lvlJc w:val="left"/>
+      <w:pPr>
+        <w:ind w:left="2880" w:hanging="360"/>
+      </w:pPr>
+    </w:lvl>
+    <w:lvl w:ilvl="4" w:tplc="AC025C0E">
+      <w:start w:val="1"/>
+      <w:numFmt w:val="bullet"/>
+      <w:lvlText w:val="•"/>
+      <w:lvlJc w:val="left"/>
+      <w:pPr>
+        <w:ind w:left="3600" w:hanging="360"/>
+      </w:pPr>
+    </w:lvl>
+    <w:lvl w:ilvl="5" w:tplc="15468718">
+      <w:start w:val="1"/>
+      <w:numFmt w:val="bullet"/>
+      <w:lvlText w:val="◦"/>
+      <w:lvlJc w:val="left"/>
+      <w:pPr>
+        <w:ind w:left="4320" w:hanging="360"/>
+      </w:pPr>
+    </w:lvl>
+    <w:lvl w:ilvl="6" w:tplc="4EB00FE0">
+      <w:start w:val="1"/>
+      <w:numFmt w:val="bullet"/>
+      <w:lvlText w:val="•"/>
+      <w:lvlJc w:val="left"/>
+      <w:pPr>
+        <w:ind w:left="5040" w:hanging="360"/>
+      </w:pPr>
+    </w:lvl>
+    <w:lvl w:ilvl="7" w:tplc="7EF6175C">
+      <w:numFmt w:val="decimal"/>
+      <w:lvlText w:val=""/>
+      <w:lvlJc w:val="left"/>
+    </w:lvl>
+    <w:lvl w:ilvl="8" w:tplc="65B2C5C0">
+      <w:numFmt w:val="decimal"/>
+      <w:lvlText w:val=""/>
+      <w:lvlJc w:val="left"/>
+    </w:lvl>
+  </w:abstractNum>
+  <w:abstractNum xmlns:w15="http://schemas.microsoft.com/office/word/2012/wordml" w:abstractNumId="10" w15:restartNumberingAfterBreak="0">
+    <w:nsid w:val="01ED9462"/>
+    <w:multiLevelType w:val="multilevel"/>
+    <w:tmpl w:val="CA0A72DE"/>
+    <w:lvl w:ilvl="0">
+      <w:start w:val="1"/>
+      <w:numFmt w:val="decimal"/>
+      <w:lvlText w:val="%1"/>
+      <w:lvlJc w:val="left"/>
+      <w:pPr>
+        <w:ind w:left="720" w:hanging="360"/>
+      </w:pPr>
+    </w:lvl>
+    <w:lvl w:ilvl="1">
+      <w:start w:val="1"/>
+      <w:numFmt w:val="decimal"/>
+      <w:lvlText w:val="%1.%2"/>
+      <w:lvlJc w:val="left"/>
+      <w:pPr>
+        <w:ind w:left="1440" w:hanging="360"/>
+      </w:pPr>
+    </w:lvl>
+    <w:lvl w:ilvl="2">
+      <w:start w:val="1"/>
+      <w:numFmt w:val="decimal"/>
+      <w:lvlText w:val="%1.%2.%3"/>
+      <w:lvlJc w:val="left"/>
+      <w:pPr>
+        <w:ind w:left="2160" w:hanging="360"/>
+      </w:pPr>
+    </w:lvl>
+    <w:lvl w:ilvl="3">
+      <w:start w:val="1"/>
+      <w:numFmt w:val="decimal"/>
+      <w:lvlText w:val="%4)"/>
+      <w:lvlJc w:val="left"/>
+      <w:pPr>
+        <w:ind w:left="2880" w:hanging="360"/>
+      </w:pPr>
+    </w:lvl>
+    <w:lvl w:ilvl="4">
+      <w:start w:val="1"/>
+      <w:numFmt w:val="decimal"/>
+      <w:lvlText w:val="%5)"/>
+      <w:lvlJc w:val="left"/>
+      <w:pPr>
+        <w:ind w:left="3600" w:hanging="360"/>
+      </w:pPr>
+    </w:lvl>
+    <w:lvl w:ilvl="5">
+      <w:start w:val="1"/>
+      <w:numFmt w:val="decimal"/>
+      <w:lvlText w:val="%6)"/>
+      <w:lvlJc w:val="left"/>
+      <w:pPr>
+        <w:ind w:left="4320" w:hanging="360"/>
+      </w:pPr>
+    </w:lvl>
+    <w:lvl w:ilvl="6">
+      <w:start w:val="1"/>
+      <w:numFmt w:val="decimal"/>
+      <w:lvlText w:val="%7)"/>
+      <w:lvlJc w:val="left"/>
+      <w:pPr>
+        <w:ind w:left="5040" w:hanging="360"/>
+      </w:pPr>
+    </w:lvl>
+    <w:lvl w:ilvl="7">
+      <w:start w:val="1"/>
+      <w:numFmt w:val="decimal"/>
+      <w:lvlText w:val="%8)"/>
+      <w:lvlJc w:val="left"/>
+      <w:pPr>
+        <w:ind w:left="5760" w:hanging="360"/>
+      </w:pPr>
+    </w:lvl>
+    <w:lvl w:ilvl="8">
+      <w:start w:val="1"/>
+      <w:numFmt w:val="decimal"/>
+      <w:lvlText w:val="%9)"/>
+      <w:lvlJc w:val="left"/>
+      <w:pPr>
+        <w:ind w:left="6480" w:hanging="360"/>
+      </w:pPr>
+    </w:lvl>
+  </w:abstractNum>
+  <w:abstractNum xmlns:w15="http://schemas.microsoft.com/office/word/2012/wordml" w:abstractNumId="11" w15:restartNumberingAfterBreak="0">
+    <w:multiLevelType w:val="hybridMultilevel"/>
+    <w:lvl w:ilvl="0" w15:tentative="1">
+      <w:start w:val="1"/>
+      <w:numFmt w:val="bullet"/>
+      <w:lvlText w:val="•"/>
+      <w:lvlJc w:val="left"/>
+      <w:pPr>
+        <w:ind w:left="720" w:hanging="360"/>
+      </w:pPr>
+    </w:lvl>
+    <w:lvl w:ilvl="1" w15:tentative="1">
+      <w:start w:val="1"/>
+      <w:numFmt w:val="bullet"/>
+      <w:lvlText w:val="◦"/>
+      <w:lvlJc w:val="left"/>
+      <w:pPr>
+        <w:ind w:left="1440" w:hanging="360"/>
+      </w:pPr>
+    </w:lvl>
+    <w:lvl w:ilvl="2" w15:tentative="1">
+      <w:start w:val="1"/>
+      <w:numFmt w:val="bullet"/>
+      <w:lvlText w:val="•"/>
+      <w:lvlJc w:val="left"/>
+      <w:pPr>
+        <w:ind w:left="2160" w:hanging="360"/>
+      </w:pPr>
+    </w:lvl>
+    <w:lvl w:ilvl="3" w15:tentative="1">
+      <w:start w:val="1"/>
+      <w:numFmt w:val="bullet"/>
+      <w:lvlText w:val="◦"/>
+      <w:lvlJc w:val="left"/>
+      <w:pPr>
+        <w:ind w:left="2880" w:hanging="360"/>
+      </w:pPr>
+    </w:lvl>
+    <w:lvl w:ilvl="4" w15:tentative="1">
+      <w:start w:val="1"/>
+      <w:numFmt w:val="bullet"/>
+      <w:lvlText w:val="•"/>
+      <w:lvlJc w:val="left"/>
+      <w:pPr>
+        <w:ind w:left="3600" w:hanging="360"/>
+      </w:pPr>
+    </w:lvl>
+    <w:lvl w:ilvl="5" w15:tentative="1">
+      <w:start w:val="1"/>
+      <w:numFmt w:val="bullet"/>
+      <w:lvlText w:val="◦"/>
+      <w:lvlJc w:val="left"/>
+      <w:pPr>
+        <w:ind w:left="4320" w:hanging="360"/>
+      </w:pPr>
+    </w:lvl>
+    <w:lvl w:ilvl="6" w15:tentative="1">
+      <w:start w:val="1"/>
+      <w:numFmt w:val="bullet"/>
+      <w:lvlText w:val="•"/>
+      <w:lvlJc w:val="left"/>
+      <w:pPr>
+        <w:ind w:left="5040" w:hanging="360"/>
+      </w:pPr>
+    </w:lvl>
+  </w:abstractNum>
+  <w:abstractNum xmlns:w15="http://schemas.microsoft.com/office/word/2012/wordml" w:abstractNumId="12" w15:restartNumberingAfterBreak="0">
+    <w:multiLevelType w:val="hybridMultilevel"/>
+    <w:lvl w:ilvl="0" w15:tentative="1">
+      <w:start w:val="1"/>
+      <w:numFmt w:val="decimal"/>
+      <w:lvlText w:val="%1"/>
+      <w:lvlJc w:val="left"/>
+      <w:pPr>
+        <w:ind w:left="720" w:hanging="360"/>
+      </w:pPr>
+    </w:lvl>
+    <w:lvl w:ilvl="1" w15:tentative="1">
+      <w:start w:val="1"/>
+      <w:numFmt w:val="decimal"/>
+      <w:lvlText w:val="%1.%2"/>
+      <w:lvlJc w:val="left"/>
+      <w:pPr>
+        <w:ind w:left="1440" w:hanging="360"/>
+      </w:pPr>
+    </w:lvl>
+    <w:lvl w:ilvl="2" w15:tentative="1">
+      <w:start w:val="1"/>
+      <w:numFmt w:val="decimal"/>
+      <w:lvlText w:val="%1.%2.%3"/>
+      <w:lvlJc w:val="left"/>
+      <w:pPr>
+        <w:ind w:left="2160" w:hanging="360"/>
+      </w:pPr>
+    </w:lvl>
+    <w:lvl w:ilvl="3" w15:tentative="1">
+      <w:start w:val="1"/>
+      <w:numFmt w:val="decimal"/>
+      <w:lvlText w:val="%4)"/>
+      <w:lvlJc w:val="left"/>
+      <w:pPr>
+        <w:ind w:left="2880" w:hanging="360"/>
+      </w:pPr>
+    </w:lvl>
+    <w:lvl w:ilvl="4" w15:tentative="1">
+      <w:start w:val="1"/>
+      <w:numFmt w:val="decimal"/>
+      <w:lvlText w:val="%5)"/>
+      <w:lvlJc w:val="left"/>
+      <w:pPr>
+        <w:ind w:left="3600" w:hanging="360"/>
+      </w:pPr>
+    </w:lvl>
+    <w:lvl w:ilvl="5" w15:tentative="1">
+      <w:start w:val="1"/>
+      <w:numFmt w:val="decimal"/>
+      <w:lvlText w:val="%6)"/>
+      <w:lvlJc w:val="left"/>
+      <w:pPr>
+        <w:ind w:left="4320" w:hanging="360"/>
+      </w:pPr>
+    </w:lvl>
+    <w:lvl w:ilvl="6" w15:tentative="1">
+      <w:start w:val="1"/>
+      <w:numFmt w:val="decimal"/>
+      <w:lvlText w:val="%7)"/>
+      <w:lvlJc w:val="left"/>
+      <w:pPr>
+        <w:ind w:left="5040" w:hanging="360"/>
+      </w:pPr>
+    </w:lvl>
+    <w:lvl w:ilvl="7" w15:tentative="1">
+      <w:start w:val="1"/>
+      <w:numFmt w:val="decimal"/>
+      <w:lvlText w:val="%8)"/>
+      <w:lvlJc w:val="left"/>
+      <w:pPr>
+        <w:ind w:left="5760" w:hanging="360"/>
+      </w:pPr>
+    </w:lvl>
+    <w:lvl w:ilvl="8" w15:tentative="1">
+      <w:start w:val="1"/>
+      <w:numFmt w:val="decimal"/>
+      <w:lvlText w:val="%9)"/>
+      <w:lvlJc w:val="left"/>
+      <w:pPr>
+        <w:ind w:left="6480" w:hanging="360"/>
+      </w:pPr>
+    </w:lvl>
+  </w:abstractNum>
   <w:num w:numId="1">
     <w:abstractNumId w:val="8"/>
   </w:num>
@@ -1425,6 +4831,48 @@
   </w:num>
   <w:num w:numId="8">
     <w:abstractNumId w:val="1"/>
+  </w:num>
+  <w:num w:numId="10">
+    <w:abstractNumId w:val="9"/>
+    <w:lvlOverride w:ilvl="0">
+      <w:startOverride w:val="1"/>
+    </w:lvlOverride>
+  </w:num>
+  <w:num w:numId="11">
+    <w:abstractNumId w:val="10"/>
+    <w:lvlOverride w:ilvl="0">
+      <w:startOverride w:val="1"/>
+    </w:lvlOverride>
+  </w:num>
+  <w:num w:numId="12">
+    <w:abstractNumId w:val="10"/>
+    <w:lvlOverride w:ilvl="0">
+      <w:startOverride w:val="1"/>
+    </w:lvlOverride>
+    <w:lvlOverride w:ilvl="0">
+      <w:startOverride w:val="1"/>
+    </w:lvlOverride>
+  </w:num>
+  <w:num w:numId="13">
+    <w:abstractNumId w:val="11"/>
+    <w:lvlOverride w:ilvl="0">
+      <w:startOverride w:val="1"/>
+    </w:lvlOverride>
+  </w:num>
+  <w:num w:numId="14">
+    <w:abstractNumId w:val="12"/>
+    <w:lvlOverride w:ilvl="0">
+      <w:startOverride w:val="1"/>
+    </w:lvlOverride>
+  </w:num>
+  <w:num w:numId="15">
+    <w:abstractNumId w:val="12"/>
+    <w:lvlOverride w:ilvl="0">
+      <w:startOverride w:val="1"/>
+    </w:lvlOverride>
+    <w:lvlOverride w:ilvl="0">
+      <w:startOverride w:val="1"/>
+    </w:lvlOverride>
   </w:num>
   <w:num w:numId="9">
     <w:abstractNumId w:val="0"/>
@@ -1592,10 +5040,6 @@
     <w:name w:val="Normal"/>
     <w:qFormat/>
     <w:rsid w:val="00FC693F"/>
-    <w:rPr>
-      <w:rFonts w:ascii="Times New Roman" w:hAnsi="Times New Roman"/>
-      <w:sz w:val="24"/>
-    </w:rPr>
   </w:style>
   <w:style w:type="paragraph" w:styleId="Header">
     <w:name w:val="header"/>
@@ -13278,6 +16722,157 @@
         <w:shd w:val="clear" w:color="auto" w:fill="FBCAA2" w:themeFill="accent6" w:themeFillTint="7F"/>
       </w:tcPr>
     </w:tblStylePr>
+  </w:style>
+  <w:style w:type="paragraph" w:customStyle="1" w:styleId="MdHeading1">
+    <w:name w:val="MdHeading1"/>
+    <w:qFormat/>
+    <w:pPr>
+      <w:keepNext/>
+      <w:spacing w:before="480" w:after="240"/>
+      <w:outlineLvl w:val="0"/>
+    </w:pPr>
+    <w:rPr>
+      <w:b/>
+      <w:bCs/>
+      <w:sz w:val="36"/>
+      <w:szCs w:val="36"/>
+    </w:rPr>
+  </w:style>
+  <w:style w:type="paragraph" w:customStyle="1" w:styleId="MdParagraph">
+    <w:name w:val="MdParagraph"/>
+    <w:qFormat/>
+    <w:pPr>
+      <w:spacing w:before="120" w:after="120"/>
+    </w:pPr>
+  </w:style>
+  <w:style w:type="paragraph" w:customStyle="1" w:styleId="MdSpace">
+    <w:name w:val="MdSpace"/>
+    <w:qFormat/>
+    <w:rPr>
+      <w:sz w:val="12"/>
+      <w:szCs w:val="12"/>
+    </w:rPr>
+  </w:style>
+  <w:style w:type="paragraph" w:customStyle="1" w:styleId="MdHeading2">
+    <w:name w:val="MdHeading2"/>
+    <w:qFormat/>
+    <w:pPr>
+      <w:keepNext/>
+      <w:spacing w:before="400" w:after="200"/>
+      <w:outlineLvl w:val="1"/>
+    </w:pPr>
+    <w:rPr>
+      <w:b/>
+      <w:bCs/>
+      <w:sz w:val="32"/>
+      <w:szCs w:val="32"/>
+    </w:rPr>
+  </w:style>
+  <w:style w:type="paragraph" w:customStyle="1" w:styleId="MdTableHeader">
+    <w:name w:val="MdTableHeader"/>
+    <w:qFormat/>
+    <w:pPr>
+      <w:spacing w:before="60" w:after="60"/>
+    </w:pPr>
+    <w:rPr>
+      <w:b/>
+      <w:bCs/>
+      <w:sz w:val="22"/>
+      <w:szCs w:val="22"/>
+    </w:rPr>
+  </w:style>
+  <w:style w:type="paragraph" w:customStyle="1" w:styleId="MdTableCell">
+    <w:name w:val="MdTableCell"/>
+    <w:qFormat/>
+    <w:pPr>
+      <w:spacing w:before="40" w:after="40"/>
+    </w:pPr>
+    <w:rPr>
+      <w:sz w:val="20"/>
+      <w:szCs w:val="20"/>
+    </w:rPr>
+  </w:style>
+  <w:style w:type="character" w:customStyle="1" w:styleId="MdStrong">
+    <w:name w:val="MdStrong"/>
+    <w:uiPriority w:val="99"/>
+    <w:unhideWhenUsed/>
+    <w:qFormat/>
+    <w:rPr>
+      <w:b/>
+      <w:bCs/>
+    </w:rPr>
+  </w:style>
+  <w:style w:type="paragraph" w:customStyle="1" w:styleId="MdListItem">
+    <w:name w:val="MdListItem"/>
+    <w:qFormat/>
+    <w:pPr>
+      <w:spacing w:before="60" w:after="60"/>
+      <w:ind w:left="720" w:hanging="360"/>
+    </w:pPr>
+  </w:style>
+  <w:style w:type="paragraph" w:customStyle="1" w:styleId="MdBlockquote">
+    <w:name w:val="MdBlockquote"/>
+    <w:qFormat/>
+    <w:pPr>
+      <w:pBdr>
+        <w:left w:val="single" w:sz="20" w:space="12" w:color="A5A5A5"/>
+      </w:pBdr>
+      <w:spacing w:before="200" w:after="200"/>
+      <w:ind w:left="360"/>
+    </w:pPr>
+    <w:rPr>
+      <w:i/>
+      <w:iCs/>
+      <w:color w:val="666666"/>
+    </w:rPr>
+  </w:style>
+  <w:style w:type="paragraph" w:styleId="MdHr">
+    <w:name w:val="MdHr"/>
+    <w:basedOn w:val="Normal"/>
+    <w:next w:val="Normal"/>
+    <w:qFormat/>
+    <w:pPr>
+      <w:pBdr>
+        <w:bottom w:val="single" w:color="A5A5A5" w:sz="1" w:space="1"/>
+      </w:pBdr>
+      <w:spacing w:before="240" w:after="240"/>
+    </w:pPr>
+  </w:style>
+  <w:style w:type="paragraph" w:styleId="MdHeading3">
+    <w:name w:val="MdHeading3"/>
+    <w:basedOn w:val="Normal"/>
+    <w:next w:val="Normal"/>
+    <w:qFormat/>
+    <w:pPr>
+      <w:keepNext/>
+      <w:spacing w:before="320" w:after="160"/>
+      <w:outlineLvl w:val="2"/>
+    </w:pPr>
+    <w:rPr>
+      <w:b/>
+      <w:bCs/>
+      <w:sz w:val="28"/>
+      <w:szCs w:val="28"/>
+    </w:rPr>
+  </w:style>
+  <w:style w:type="paragraph" w:styleId="MdTable">
+    <w:name w:val="MdTable"/>
+    <w:basedOn w:val="Normal"/>
+    <w:next w:val="Normal"/>
+    <w:qFormat/>
+    <w:pPr>
+      <w:spacing w:before="60" w:after="60"/>
+    </w:pPr>
+  </w:style>
+  <w:style w:type="character" w:styleId="FootnoteReference">
+    <w:name w:val="footnote reference"/>
+    <w:basedOn w:val="DefaultParagraphFont"/>
+    <w:uiPriority w:val="99"/>
+    <w:semiHidden/>
+    <w:unhideWhenUsed/>
+    <w:rPr>
+      <w:vertAlign w:val="superscript"/>
+    </w:rPr>
   </w:style>
 </w:styles>
 </file>
